--- a/NLP-陈燕松-202560204520004.docx
+++ b/NLP-陈燕松-202560204520004.docx
@@ -1,6 +1,6 @@
 
 <file path=word/document.xml><?xml version="1.0" encoding="utf-8"?>
-<w:document xmlns:wpc="http://schemas.microsoft.com/office/word/2010/wordprocessingCanvas" xmlns:cx="http://schemas.microsoft.com/office/drawing/2014/chartex" xmlns:cx1="http://schemas.microsoft.com/office/drawing/2015/9/8/chartex" xmlns:cx2="http://schemas.microsoft.com/office/drawing/2015/10/21/chartex" xmlns:cx3="http://schemas.microsoft.com/office/drawing/2016/5/9/chartex" xmlns:cx4="http://schemas.microsoft.com/office/drawing/2016/5/10/chartex" xmlns:cx5="http://schemas.microsoft.com/office/drawing/2016/5/11/chartex" xmlns:cx6="http://schemas.microsoft.com/office/drawing/2016/5/12/chartex" xmlns:cx7="http://schemas.microsoft.com/office/drawing/2016/5/13/chartex" xmlns:cx8="http://schemas.microsoft.com/office/drawing/2016/5/14/chartex" xmlns:mc="http://schemas.openxmlformats.org/markup-compatibility/2006" xmlns:aink="http://schemas.microsoft.com/office/drawing/2016/ink" xmlns:am3d="http://schemas.microsoft.com/office/drawing/2017/model3d" xmlns:o="urn:schemas-microsoft-com:office:office" xmlns:oel="http://schemas.microsoft.com/office/2019/extlst" xmlns:r="http://schemas.openxmlformats.org/officeDocument/2006/relationships" xmlns:m="http://schemas.openxmlformats.org/officeDocument/2006/math" xmlns:v="urn:schemas-microsoft-com:vml" xmlns:wp14="http://schemas.microsoft.com/office/word/2010/wordprocessingDrawing" xmlns:wp="http://schemas.openxmlformats.org/drawingml/2006/wordprocessingDrawing" xmlns:w10="urn:schemas-microsoft-com:office:word" xmlns:w="http://schemas.openxmlformats.org/wordprocessingml/2006/main" xmlns:w14="http://schemas.microsoft.com/office/word/2010/wordml" xmlns:w15="http://schemas.microsoft.com/office/word/2012/wordml" xmlns:w16cex="http://schemas.microsoft.com/office/word/2018/wordml/cex" xmlns:w16cid="http://schemas.microsoft.com/office/word/2016/wordml/cid" xmlns:w16="http://schemas.microsoft.com/office/word/2018/wordml" xmlns:w16du="http://schemas.microsoft.com/office/word/2023/wordml/word16du" xmlns:w16sdtdh="http://schemas.microsoft.com/office/word/2020/wordml/sdtdatahash" xmlns:w16sdtfl="http://schemas.microsoft.com/office/word/2024/wordml/sdtformatlock" xmlns:w16se="http://schemas.microsoft.com/office/word/2015/wordml/symex" xmlns:wpg="http://schemas.microsoft.com/office/word/2010/wordprocessingGroup" xmlns:wpi="http://schemas.microsoft.com/office/word/2010/wordprocessingInk" xmlns:wne="http://schemas.microsoft.com/office/word/2006/wordml" xmlns:wps="http://schemas.microsoft.com/office/word/2010/wordprocessingShape" mc:Ignorable="w14 w15 w16se w16cid w16 w16cex w16sdtdh w16sdtfl w16du wp14">
+<w:document xmlns:wpc="http://schemas.microsoft.com/office/word/2010/wordprocessingCanvas" xmlns:mc="http://schemas.openxmlformats.org/markup-compatibility/2006" xmlns:o="urn:schemas-microsoft-com:office:office" xmlns:r="http://schemas.openxmlformats.org/officeDocument/2006/relationships" xmlns:m="http://schemas.openxmlformats.org/officeDocument/2006/math" xmlns:v="urn:schemas-microsoft-com:vml" xmlns:wp14="http://schemas.microsoft.com/office/word/2010/wordprocessingDrawing" xmlns:wp="http://schemas.openxmlformats.org/drawingml/2006/wordprocessingDrawing" xmlns:w10="urn:schemas-microsoft-com:office:word" xmlns:w="http://schemas.openxmlformats.org/wordprocessingml/2006/main" xmlns:w14="http://schemas.microsoft.com/office/word/2010/wordml" xmlns:wpg="http://schemas.microsoft.com/office/word/2010/wordprocessingGroup" xmlns:wpi="http://schemas.microsoft.com/office/word/2010/wordprocessingInk" xmlns:wne="http://schemas.microsoft.com/office/word/2006/wordml" xmlns:wps="http://schemas.microsoft.com/office/word/2010/wordprocessingShape" mc:Ignorable="w14 wp14">
   <w:body>
     <w:p>
       <w:pPr>
@@ -35,7 +35,7 @@
                     </pic:cNvPicPr>
                   </pic:nvPicPr>
                   <pic:blipFill>
-                    <a:blip r:embed="rId7">
+                    <a:blip r:embed="rId8">
                       <a:extLst>
                         <a:ext uri="{28A0092B-C50C-407E-A947-70E740481C1C}">
                           <a14:useLocalDpi xmlns:a14="http://schemas.microsoft.com/office/drawing/2010/main" val="0"/>
@@ -131,7 +131,7 @@
         <w:spacing w:line="480" w:lineRule="auto"/>
         <w:ind w:firstLineChars="196" w:firstLine="708"/>
         <w:rPr>
-          <w:rFonts w:ascii="SimHei" w:eastAsia="SimHei"/>
+          <w:rFonts w:ascii="黑体" w:eastAsia="黑体"/>
           <w:b/>
           <w:sz w:val="36"/>
           <w:szCs w:val="36"/>
@@ -149,7 +149,7 @@
       </w:r>
       <w:r>
         <w:rPr>
-          <w:rFonts w:ascii="SimHei" w:eastAsia="SimHei" w:hint="eastAsia"/>
+          <w:rFonts w:ascii="黑体" w:eastAsia="黑体" w:hint="eastAsia"/>
           <w:b/>
           <w:sz w:val="36"/>
           <w:szCs w:val="36"/>
@@ -159,7 +159,7 @@
       </w:r>
       <w:r>
         <w:rPr>
-          <w:rFonts w:ascii="SimHei" w:eastAsia="SimHei"/>
+          <w:rFonts w:ascii="黑体" w:eastAsia="黑体"/>
           <w:b/>
           <w:sz w:val="36"/>
           <w:szCs w:val="36"/>
@@ -169,7 +169,7 @@
       </w:r>
       <w:r>
         <w:rPr>
-          <w:rFonts w:ascii="SimHei" w:eastAsia="SimHei" w:hint="eastAsia"/>
+          <w:rFonts w:ascii="黑体" w:eastAsia="黑体" w:hint="eastAsia"/>
           <w:b/>
           <w:sz w:val="36"/>
           <w:szCs w:val="36"/>
@@ -180,7 +180,7 @@
       <w:bookmarkStart w:id="3" w:name="OLE_LINK16"/>
       <w:r>
         <w:rPr>
-          <w:rFonts w:ascii="SimHei" w:eastAsia="SimHei" w:hint="eastAsia"/>
+          <w:rFonts w:ascii="黑体" w:eastAsia="黑体" w:hint="eastAsia"/>
           <w:b/>
           <w:sz w:val="36"/>
           <w:szCs w:val="36"/>
@@ -191,7 +191,7 @@
       <w:bookmarkEnd w:id="3"/>
       <w:r>
         <w:rPr>
-          <w:rFonts w:ascii="SimHei" w:eastAsia="SimHei" w:hint="eastAsia"/>
+          <w:rFonts w:ascii="黑体" w:eastAsia="黑体" w:hint="eastAsia"/>
           <w:b/>
           <w:sz w:val="36"/>
           <w:szCs w:val="36"/>
@@ -201,7 +201,7 @@
       </w:r>
       <w:r>
         <w:rPr>
-          <w:rFonts w:ascii="SimHei" w:eastAsia="SimHei"/>
+          <w:rFonts w:ascii="黑体" w:eastAsia="黑体"/>
           <w:b/>
           <w:sz w:val="36"/>
           <w:szCs w:val="36"/>
@@ -816,7 +816,6 @@
         </w:rPr>
         <w:t xml:space="preserve"> </w:t>
       </w:r>
-      <w:proofErr w:type="gramStart"/>
       <w:r>
         <w:rPr>
           <w:rFonts w:hint="eastAsia"/>
@@ -844,7 +843,6 @@
         </w:rPr>
         <w:t>月</w:t>
       </w:r>
-      <w:proofErr w:type="gramEnd"/>
       <w:r>
         <w:rPr>
           <w:rFonts w:hint="eastAsia"/>
@@ -852,7 +850,6 @@
         </w:rPr>
         <w:t xml:space="preserve"> </w:t>
       </w:r>
-      <w:proofErr w:type="gramStart"/>
       <w:r>
         <w:rPr>
           <w:rFonts w:hint="eastAsia"/>
@@ -881,17 +878,16 @@
         <w:t>日</w:t>
       </w:r>
       <w:bookmarkEnd w:id="0"/>
-      <w:proofErr w:type="gramEnd"/>
     </w:p>
     <w:p>
       <w:pPr>
         <w:rPr>
-          <w:rFonts w:ascii="SimHei" w:eastAsia="SimHei" w:hAnsi="SimHei"/>
+          <w:rFonts w:ascii="黑体" w:eastAsia="黑体" w:hAnsi="黑体"/>
         </w:rPr>
         <w:sectPr>
-          <w:footerReference w:type="even" r:id="rId8"/>
-          <w:footerReference w:type="default" r:id="rId9"/>
-          <w:footerReference w:type="first" r:id="rId10"/>
+          <w:footerReference w:type="even" r:id="rId9"/>
+          <w:footerReference w:type="default" r:id="rId10"/>
+          <w:footerReference w:type="first" r:id="rId11"/>
           <w:pgSz w:w="11906" w:h="16838"/>
           <w:pgMar w:top="1440" w:right="1800" w:bottom="1440" w:left="1800" w:header="851" w:footer="992" w:gutter="0"/>
           <w:cols w:space="425"/>
@@ -907,15 +903,15 @@
         <w:spacing w:before="720" w:after="120" w:line="360" w:lineRule="auto"/>
         <w:jc w:val="center"/>
         <w:rPr>
-          <w:rFonts w:ascii="SimSun" w:hAnsi="SimSun"/>
-          <w:kern w:val="0"/>
-          <w:sz w:val="24"/>
-          <w:szCs w:val="22"/>
-        </w:rPr>
-      </w:pPr>
-      <w:r>
-        <w:rPr>
-          <w:rFonts w:ascii="SimHei" w:eastAsia="SimHei" w:hAnsi="SimHei"/>
+          <w:rFonts w:ascii="宋体" w:hAnsi="宋体"/>
+          <w:kern w:val="0"/>
+          <w:sz w:val="24"/>
+          <w:szCs w:val="22"/>
+        </w:rPr>
+      </w:pPr>
+      <w:r>
+        <w:rPr>
+          <w:rFonts w:ascii="黑体" w:eastAsia="黑体" w:hAnsi="黑体"/>
           <w:b/>
           <w:color w:val="1F3A6E"/>
           <w:kern w:val="0"/>
@@ -932,7 +928,7 @@
         <w:spacing w:after="120" w:line="360" w:lineRule="auto"/>
         <w:jc w:val="left"/>
         <w:rPr>
-          <w:rFonts w:ascii="SimSun" w:hAnsi="SimSun"/>
+          <w:rFonts w:ascii="宋体" w:hAnsi="宋体"/>
           <w:kern w:val="0"/>
           <w:sz w:val="24"/>
           <w:szCs w:val="22"/>
@@ -945,7 +941,7 @@
         <w:spacing w:after="120" w:line="360" w:lineRule="auto"/>
         <w:ind w:firstLine="420"/>
         <w:rPr>
-          <w:rFonts w:ascii="SimSun" w:hAnsi="SimSun"/>
+          <w:rFonts w:ascii="宋体" w:hAnsi="宋体"/>
           <w:kern w:val="0"/>
           <w:sz w:val="24"/>
           <w:szCs w:val="22"/>
@@ -954,49 +950,58 @@
       </w:pPr>
       <w:r>
         <w:rPr>
-          <w:rFonts w:ascii="SimHei" w:eastAsia="SimHei" w:hAnsi="SimHei"/>
-          <w:b/>
-          <w:kern w:val="0"/>
-          <w:sz w:val="24"/>
-          <w:szCs w:val="22"/>
-        </w:rPr>
-        <w:t>[</w:t>
-      </w:r>
-      <w:proofErr w:type="gramStart"/>
-      <w:r>
-        <w:rPr>
-          <w:rFonts w:ascii="SimHei" w:eastAsia="SimHei" w:hAnsi="SimHei"/>
-          <w:b/>
-          <w:kern w:val="0"/>
-          <w:sz w:val="24"/>
-          <w:szCs w:val="22"/>
-        </w:rPr>
-        <w:t>摘  要</w:t>
-      </w:r>
-      <w:proofErr w:type="gramEnd"/>
-      <w:r>
-        <w:rPr>
-          <w:rFonts w:ascii="SimHei" w:eastAsia="SimHei" w:hAnsi="SimHei"/>
-          <w:b/>
-          <w:kern w:val="0"/>
-          <w:sz w:val="24"/>
-          <w:szCs w:val="22"/>
-        </w:rPr>
-        <w:t xml:space="preserve">] </w:t>
-      </w:r>
-      <w:r>
-        <w:rPr>
-          <w:rFonts w:ascii="SimSun" w:hAnsi="SimSun"/>
-          <w:kern w:val="0"/>
-          <w:sz w:val="24"/>
-          <w:szCs w:val="22"/>
-        </w:rPr>
-        <w:t>本项目记录了对向量模型和大语言模型的使用的微调的经历，及针对问答任务微调的实践效果分享。涉及利用bge-m3关于检索任务的实践，及LORA微调的实践，及配合LLM组建RAG增强技术的实践，以及针对Qwen/Qwen3.5-0.8B-Base尝试CPT及</w:t>
+          <w:rFonts w:ascii="黑体" w:eastAsia="黑体" w:hAnsi="黑体"/>
+          <w:b/>
+          <w:kern w:val="0"/>
+          <w:sz w:val="24"/>
+          <w:szCs w:val="22"/>
+        </w:rPr>
+        <w:t xml:space="preserve">[摘  要] </w:t>
+      </w:r>
+      <w:r>
+        <w:rPr>
+          <w:rFonts w:ascii="宋体" w:hAnsi="宋体"/>
+          <w:kern w:val="0"/>
+          <w:sz w:val="24"/>
+          <w:szCs w:val="22"/>
+        </w:rPr>
+        <w:t>本项目记录了对向量模型和大语言模型的使用的微调的经历，及</w:t>
+      </w:r>
+      <w:bookmarkStart w:id="4" w:name="_GoBack"/>
+      <w:bookmarkEnd w:id="4"/>
+      <w:r>
+        <w:rPr>
+          <w:rFonts w:ascii="宋体" w:hAnsi="宋体"/>
+          <w:kern w:val="0"/>
+          <w:sz w:val="24"/>
+          <w:szCs w:val="22"/>
+        </w:rPr>
+        <w:t>针对问答任务微调的实践效果分享。涉及利用bge-m3关于检索任务的实践，及LORA微调的实践，及配合LLM组建RAG增强技术的实践，以及针对</w:t>
       </w:r>
       <w:proofErr w:type="spellStart"/>
       <w:r>
         <w:rPr>
-          <w:rFonts w:ascii="SimSun" w:hAnsi="SimSun"/>
+          <w:rFonts w:ascii="宋体" w:hAnsi="宋体"/>
+          <w:kern w:val="0"/>
+          <w:sz w:val="24"/>
+          <w:szCs w:val="22"/>
+        </w:rPr>
+        <w:t>Qwen</w:t>
+      </w:r>
+      <w:proofErr w:type="spellEnd"/>
+      <w:r>
+        <w:rPr>
+          <w:rFonts w:ascii="宋体" w:hAnsi="宋体"/>
+          <w:kern w:val="0"/>
+          <w:sz w:val="24"/>
+          <w:szCs w:val="22"/>
+        </w:rPr>
+        <w:t>/Qwen3.5-0.8B-Base尝试CPT及</w:t>
+      </w:r>
+      <w:proofErr w:type="spellStart"/>
+      <w:r>
+        <w:rPr>
+          <w:rFonts w:ascii="宋体" w:hAnsi="宋体"/>
           <w:kern w:val="0"/>
           <w:sz w:val="24"/>
           <w:szCs w:val="22"/>
@@ -1006,7 +1011,7 @@
       <w:proofErr w:type="spellEnd"/>
       <w:r>
         <w:rPr>
-          <w:rFonts w:ascii="SimSun" w:hAnsi="SimSun"/>
+          <w:rFonts w:ascii="宋体" w:hAnsi="宋体"/>
           <w:kern w:val="0"/>
           <w:sz w:val="24"/>
           <w:szCs w:val="22"/>
@@ -1015,7 +1020,7 @@
       </w:r>
       <w:r>
         <w:rPr>
-          <w:rFonts w:ascii="SimSun" w:hAnsi="SimSun"/>
+          <w:rFonts w:ascii="宋体" w:hAnsi="宋体"/>
           <w:kern w:val="0"/>
           <w:sz w:val="24"/>
           <w:szCs w:val="22"/>
@@ -1031,7 +1036,7 @@
         <w:ind w:firstLine="420"/>
         <w:jc w:val="left"/>
         <w:rPr>
-          <w:rFonts w:ascii="SimSun" w:hAnsi="SimSun"/>
+          <w:rFonts w:ascii="宋体" w:hAnsi="宋体"/>
           <w:kern w:val="0"/>
           <w:sz w:val="24"/>
           <w:szCs w:val="22"/>
@@ -1040,7 +1045,7 @@
       </w:pPr>
       <w:r>
         <w:rPr>
-          <w:rFonts w:ascii="SimHei" w:eastAsia="SimHei" w:hAnsi="SimHei"/>
+          <w:rFonts w:ascii="黑体" w:eastAsia="黑体" w:hAnsi="黑体"/>
           <w:b/>
           <w:kern w:val="0"/>
           <w:sz w:val="24"/>
@@ -1052,7 +1057,7 @@
       <w:proofErr w:type="spellStart"/>
       <w:r>
         <w:rPr>
-          <w:rFonts w:ascii="SimHei" w:eastAsia="SimHei" w:hAnsi="SimHei"/>
+          <w:rFonts w:ascii="黑体" w:eastAsia="黑体" w:hAnsi="黑体"/>
           <w:b/>
           <w:kern w:val="0"/>
           <w:sz w:val="24"/>
@@ -1064,7 +1069,7 @@
       <w:proofErr w:type="spellEnd"/>
       <w:r>
         <w:rPr>
-          <w:rFonts w:ascii="SimHei" w:eastAsia="SimHei" w:hAnsi="SimHei"/>
+          <w:rFonts w:ascii="黑体" w:eastAsia="黑体" w:hAnsi="黑体"/>
           <w:b/>
           <w:kern w:val="0"/>
           <w:sz w:val="24"/>
@@ -1076,7 +1081,7 @@
       <w:proofErr w:type="spellStart"/>
       <w:r>
         <w:rPr>
-          <w:rFonts w:ascii="SimSun" w:hAnsi="SimSun"/>
+          <w:rFonts w:ascii="宋体" w:hAnsi="宋体"/>
           <w:kern w:val="0"/>
           <w:sz w:val="24"/>
           <w:szCs w:val="22"/>
@@ -1087,7 +1092,7 @@
       <w:proofErr w:type="spellEnd"/>
       <w:r>
         <w:rPr>
-          <w:rFonts w:ascii="SimSun" w:hAnsi="SimSun"/>
+          <w:rFonts w:ascii="宋体" w:hAnsi="宋体"/>
           <w:kern w:val="0"/>
           <w:sz w:val="24"/>
           <w:szCs w:val="22"/>
@@ -1102,7 +1107,7 @@
         <w:spacing w:after="120" w:line="360" w:lineRule="auto"/>
         <w:jc w:val="left"/>
         <w:rPr>
-          <w:rFonts w:ascii="SimSun" w:hAnsi="SimSun"/>
+          <w:rFonts w:ascii="宋体" w:hAnsi="宋体"/>
           <w:kern w:val="0"/>
           <w:sz w:val="24"/>
           <w:szCs w:val="22"/>
@@ -1127,7 +1132,8 @@
           <w:sz w:val="32"/>
         </w:rPr>
       </w:pPr>
-      <w:proofErr w:type="gramStart"/>
+      <w:bookmarkStart w:id="5" w:name="OLE_LINK9"/>
+      <w:bookmarkStart w:id="6" w:name="OLE_LINK10"/>
       <w:r>
         <w:rPr>
           <w:rFonts w:ascii="Calibri" w:eastAsia="MS Gothic" w:hAnsi="Calibri"/>
@@ -1150,7 +1156,6 @@
         </w:rPr>
         <w:t>引言</w:t>
       </w:r>
-      <w:proofErr w:type="gramEnd"/>
     </w:p>
     <w:p>
       <w:pPr>
@@ -1158,20 +1163,223 @@
         <w:spacing w:after="120" w:line="360" w:lineRule="auto"/>
         <w:ind w:firstLine="420"/>
         <w:rPr>
-          <w:rFonts w:ascii="SimSun" w:hAnsi="SimSun"/>
-          <w:kern w:val="0"/>
-          <w:sz w:val="24"/>
-          <w:szCs w:val="22"/>
-        </w:rPr>
-      </w:pPr>
-      <w:r>
-        <w:rPr>
-          <w:rFonts w:ascii="SimSun" w:hAnsi="SimSun"/>
-          <w:kern w:val="0"/>
-          <w:sz w:val="24"/>
-          <w:szCs w:val="22"/>
-        </w:rPr>
-        <w:t>本次实践的目的，是假想就普通中小企业为用户，在有限的算力资源下，实践各种方式接入模型不具有的知识，实验各种方式下问答任务的效果。已尝试过的实验已上传到GitHub上，各实验项目代码介绍如下：</w:t>
+          <w:rFonts w:ascii="宋体" w:hAnsi="宋体"/>
+          <w:kern w:val="0"/>
+          <w:sz w:val="24"/>
+          <w:szCs w:val="22"/>
+        </w:rPr>
+      </w:pPr>
+      <w:bookmarkStart w:id="7" w:name="OLE_LINK3"/>
+      <w:bookmarkStart w:id="8" w:name="OLE_LINK4"/>
+      <w:r>
+        <w:rPr>
+          <w:rFonts w:ascii="宋体" w:hAnsi="宋体"/>
+          <w:kern w:val="0"/>
+          <w:sz w:val="24"/>
+          <w:szCs w:val="22"/>
+        </w:rPr>
+        <w:t>本次实践的目的，是假想就普通中小企业为用户，在</w:t>
+      </w:r>
+      <w:proofErr w:type="gramStart"/>
+      <w:r>
+        <w:rPr>
+          <w:rFonts w:ascii="宋体" w:hAnsi="宋体"/>
+          <w:kern w:val="0"/>
+          <w:sz w:val="24"/>
+          <w:szCs w:val="22"/>
+        </w:rPr>
+        <w:t>有限的算力资源</w:t>
+      </w:r>
+      <w:proofErr w:type="gramEnd"/>
+      <w:r>
+        <w:rPr>
+          <w:rFonts w:ascii="宋体" w:hAnsi="宋体"/>
+          <w:kern w:val="0"/>
+          <w:sz w:val="24"/>
+          <w:szCs w:val="22"/>
+        </w:rPr>
+        <w:t>下，实践各种方式接入模型不具有的知识，实验各种方式下问答任务的效果。</w:t>
+      </w:r>
+      <w:r>
+        <w:rPr>
+          <w:rFonts w:ascii="宋体" w:hAnsi="宋体"/>
+          <w:kern w:val="0"/>
+          <w:sz w:val="24"/>
+          <w:szCs w:val="22"/>
+        </w:rPr>
+        <w:t>目前面临的背景限制，其一</w:t>
+      </w:r>
+      <w:proofErr w:type="gramStart"/>
+      <w:r>
+        <w:rPr>
+          <w:rFonts w:ascii="宋体" w:hAnsi="宋体"/>
+          <w:kern w:val="0"/>
+          <w:sz w:val="24"/>
+          <w:szCs w:val="22"/>
+        </w:rPr>
+        <w:t>是算力有限</w:t>
+      </w:r>
+      <w:proofErr w:type="gramEnd"/>
+      <w:r>
+        <w:rPr>
+          <w:rFonts w:ascii="宋体" w:hAnsi="宋体"/>
+          <w:kern w:val="0"/>
+          <w:sz w:val="24"/>
+          <w:szCs w:val="22"/>
+        </w:rPr>
+        <w:t>，其二是数据</w:t>
+      </w:r>
+      <w:r>
+        <w:rPr>
+          <w:rFonts w:ascii="宋体" w:hAnsi="宋体" w:hint="eastAsia"/>
+          <w:kern w:val="0"/>
+          <w:sz w:val="24"/>
+          <w:szCs w:val="22"/>
+        </w:rPr>
+        <w:t>集</w:t>
+      </w:r>
+      <w:r>
+        <w:rPr>
+          <w:rFonts w:ascii="宋体" w:hAnsi="宋体"/>
+          <w:kern w:val="0"/>
+          <w:sz w:val="24"/>
+          <w:szCs w:val="22"/>
+        </w:rPr>
+        <w:t>规模较小</w:t>
+      </w:r>
+      <w:r>
+        <w:rPr>
+          <w:rFonts w:ascii="宋体" w:hAnsi="宋体"/>
+          <w:kern w:val="0"/>
+          <w:sz w:val="24"/>
+          <w:szCs w:val="22"/>
+        </w:rPr>
+        <w:t>，其三是开源的模型不具备特定深层领域的知识</w:t>
+      </w:r>
+      <w:r>
+        <w:rPr>
+          <w:rFonts w:ascii="宋体" w:hAnsi="宋体"/>
+          <w:kern w:val="0"/>
+          <w:sz w:val="24"/>
+          <w:szCs w:val="22"/>
+        </w:rPr>
+        <w:t>。</w:t>
+      </w:r>
+      <w:r>
+        <w:rPr>
+          <w:rFonts w:ascii="宋体" w:hAnsi="宋体"/>
+          <w:kern w:val="0"/>
+          <w:sz w:val="24"/>
+          <w:szCs w:val="22"/>
+        </w:rPr>
+        <w:t>本研究目的，是</w:t>
+      </w:r>
+      <w:r>
+        <w:rPr>
+          <w:rFonts w:ascii="宋体" w:hAnsi="宋体"/>
+          <w:kern w:val="0"/>
+          <w:sz w:val="24"/>
+          <w:szCs w:val="22"/>
+        </w:rPr>
+        <w:t>为探究如何在此限制前提下，扩展本地模型对特定深层领域的知识，提升领域问答效果。</w:t>
+      </w:r>
+      <w:proofErr w:type="gramStart"/>
+      <w:r>
+        <w:rPr>
+          <w:rFonts w:ascii="宋体" w:hAnsi="宋体"/>
+          <w:kern w:val="0"/>
+          <w:sz w:val="24"/>
+          <w:szCs w:val="22"/>
+        </w:rPr>
+        <w:t>由于算力</w:t>
+      </w:r>
+      <w:r>
+        <w:rPr>
+          <w:rFonts w:ascii="宋体" w:hAnsi="宋体"/>
+          <w:kern w:val="0"/>
+          <w:sz w:val="24"/>
+          <w:szCs w:val="22"/>
+        </w:rPr>
+        <w:t>和</w:t>
+      </w:r>
+      <w:proofErr w:type="gramEnd"/>
+      <w:r>
+        <w:rPr>
+          <w:rFonts w:ascii="宋体" w:hAnsi="宋体"/>
+          <w:kern w:val="0"/>
+          <w:sz w:val="24"/>
+          <w:szCs w:val="22"/>
+        </w:rPr>
+        <w:t>数据集都</w:t>
+      </w:r>
+      <w:r>
+        <w:rPr>
+          <w:rFonts w:ascii="宋体" w:hAnsi="宋体"/>
+          <w:kern w:val="0"/>
+          <w:sz w:val="24"/>
+          <w:szCs w:val="22"/>
+        </w:rPr>
+        <w:t>有限，难以支持LLM的完整训练，在研究的过程中只收集了微调的方法。</w:t>
+      </w:r>
+      <w:bookmarkEnd w:id="7"/>
+      <w:bookmarkEnd w:id="8"/>
+      <w:r>
+        <w:rPr>
+          <w:rFonts w:ascii="宋体" w:hAnsi="宋体"/>
+          <w:kern w:val="0"/>
+          <w:sz w:val="24"/>
+          <w:szCs w:val="22"/>
+        </w:rPr>
+        <w:t>最终选择优先实验</w:t>
+      </w:r>
+      <w:proofErr w:type="gramStart"/>
+      <w:r>
+        <w:rPr>
+          <w:rFonts w:ascii="宋体" w:hAnsi="宋体"/>
+          <w:kern w:val="0"/>
+          <w:sz w:val="24"/>
+          <w:szCs w:val="22"/>
+        </w:rPr>
+        <w:t>对算力和</w:t>
+      </w:r>
+      <w:proofErr w:type="gramEnd"/>
+      <w:r>
+        <w:rPr>
+          <w:rFonts w:ascii="宋体" w:hAnsi="宋体"/>
+          <w:kern w:val="0"/>
+          <w:sz w:val="24"/>
+          <w:szCs w:val="22"/>
+        </w:rPr>
+        <w:t>数据规模要求低的</w:t>
+      </w:r>
+      <w:proofErr w:type="spellStart"/>
+      <w:r>
+        <w:rPr>
+          <w:rFonts w:ascii="宋体" w:hAnsi="宋体"/>
+          <w:kern w:val="0"/>
+          <w:sz w:val="24"/>
+          <w:szCs w:val="22"/>
+        </w:rPr>
+        <w:t>LoRA</w:t>
+      </w:r>
+      <w:proofErr w:type="spellEnd"/>
+      <w:r>
+        <w:rPr>
+          <w:rFonts w:ascii="宋体" w:hAnsi="宋体"/>
+          <w:kern w:val="0"/>
+          <w:sz w:val="24"/>
+          <w:szCs w:val="22"/>
+        </w:rPr>
+        <w:t>和RAG增强方法进行研究。考虑到希望LLM本身可以理解领域知识，后来也加入了CPT方法进行研究。</w:t>
+      </w:r>
+      <w:r>
+        <w:rPr>
+          <w:rFonts w:ascii="宋体" w:hAnsi="宋体"/>
+          <w:kern w:val="0"/>
+          <w:sz w:val="24"/>
+          <w:szCs w:val="22"/>
+        </w:rPr>
+        <w:t>已尝试过的实验已上传到GitHub上，各实验项目代码介绍如下：</w:t>
       </w:r>
     </w:p>
     <w:p>
@@ -1180,15 +1388,15 @@
         <w:spacing w:after="120" w:line="360" w:lineRule="auto"/>
         <w:ind w:firstLine="420"/>
         <w:rPr>
-          <w:rFonts w:ascii="SimSun" w:hAnsi="SimSun"/>
-          <w:kern w:val="0"/>
-          <w:sz w:val="24"/>
-          <w:szCs w:val="22"/>
-        </w:rPr>
-      </w:pPr>
-      <w:r>
-        <w:rPr>
-          <w:rFonts w:ascii="SimSun" w:hAnsi="SimSun"/>
+          <w:rFonts w:ascii="宋体" w:hAnsi="宋体"/>
+          <w:kern w:val="0"/>
+          <w:sz w:val="24"/>
+          <w:szCs w:val="22"/>
+        </w:rPr>
+      </w:pPr>
+      <w:r>
+        <w:rPr>
+          <w:rFonts w:ascii="宋体" w:hAnsi="宋体"/>
           <w:b/>
           <w:kern w:val="0"/>
           <w:sz w:val="24"/>
@@ -1203,15 +1411,15 @@
         <w:spacing w:after="120" w:line="360" w:lineRule="auto"/>
         <w:ind w:firstLine="420"/>
         <w:rPr>
-          <w:rFonts w:ascii="SimSun" w:hAnsi="SimSun"/>
-          <w:kern w:val="0"/>
-          <w:sz w:val="24"/>
-          <w:szCs w:val="22"/>
-        </w:rPr>
-      </w:pPr>
-      <w:r>
-        <w:rPr>
-          <w:rFonts w:ascii="SimSun" w:hAnsi="SimSun"/>
+          <w:rFonts w:ascii="宋体" w:hAnsi="宋体"/>
+          <w:kern w:val="0"/>
+          <w:sz w:val="24"/>
+          <w:szCs w:val="22"/>
+        </w:rPr>
+      </w:pPr>
+      <w:r>
+        <w:rPr>
+          <w:rFonts w:ascii="宋体" w:hAnsi="宋体"/>
           <w:kern w:val="0"/>
           <w:sz w:val="24"/>
           <w:szCs w:val="22"/>
@@ -1225,7 +1433,7 @@
         <w:spacing w:after="120" w:line="360" w:lineRule="auto"/>
         <w:ind w:firstLine="420"/>
         <w:rPr>
-          <w:rFonts w:ascii="SimSun" w:hAnsi="SimSun"/>
+          <w:rFonts w:ascii="宋体" w:hAnsi="宋体"/>
           <w:kern w:val="0"/>
           <w:sz w:val="24"/>
           <w:szCs w:val="22"/>
@@ -1234,7 +1442,7 @@
       </w:pPr>
       <w:r>
         <w:rPr>
-          <w:rFonts w:ascii="SimSun" w:hAnsi="SimSun"/>
+          <w:rFonts w:ascii="宋体" w:hAnsi="宋体"/>
           <w:kern w:val="0"/>
           <w:sz w:val="24"/>
           <w:szCs w:val="22"/>
@@ -1249,7 +1457,7 @@
         <w:spacing w:after="120" w:line="360" w:lineRule="auto"/>
         <w:ind w:firstLine="420"/>
         <w:rPr>
-          <w:rFonts w:ascii="SimSun" w:hAnsi="SimSun"/>
+          <w:rFonts w:ascii="宋体" w:hAnsi="宋体"/>
           <w:kern w:val="0"/>
           <w:sz w:val="24"/>
           <w:szCs w:val="22"/>
@@ -1258,7 +1466,7 @@
       </w:pPr>
       <w:r>
         <w:rPr>
-          <w:rFonts w:ascii="SimSun" w:hAnsi="SimSun"/>
+          <w:rFonts w:ascii="宋体" w:hAnsi="宋体"/>
           <w:kern w:val="0"/>
           <w:sz w:val="24"/>
           <w:szCs w:val="22"/>
@@ -1273,108 +1481,56 @@
         <w:spacing w:after="120" w:line="360" w:lineRule="auto"/>
         <w:ind w:firstLine="420"/>
         <w:rPr>
-          <w:rFonts w:ascii="SimSun" w:hAnsi="SimSun"/>
-          <w:kern w:val="0"/>
-          <w:sz w:val="24"/>
-          <w:szCs w:val="22"/>
-        </w:rPr>
-      </w:pPr>
-      <w:r>
-        <w:rPr>
-          <w:rFonts w:ascii="SimSun" w:hAnsi="SimSun"/>
-          <w:kern w:val="0"/>
-          <w:sz w:val="24"/>
-          <w:szCs w:val="22"/>
-          <w:lang w:eastAsia="en-US"/>
-        </w:rPr>
-        <w:t>项目代码v2测试了Qwen3.5-</w:t>
-      </w:r>
-      <w:proofErr w:type="gramStart"/>
-      <w:r>
-        <w:rPr>
-          <w:rFonts w:ascii="SimSun" w:hAnsi="SimSun"/>
-          <w:kern w:val="0"/>
-          <w:sz w:val="24"/>
-          <w:szCs w:val="22"/>
-          <w:lang w:eastAsia="en-US"/>
-        </w:rPr>
-        <w:t>0.8B</w:t>
+          <w:rFonts w:ascii="宋体" w:hAnsi="宋体"/>
+          <w:kern w:val="0"/>
+          <w:sz w:val="24"/>
+          <w:szCs w:val="22"/>
+        </w:rPr>
+      </w:pPr>
+      <w:r>
+        <w:rPr>
+          <w:rFonts w:ascii="宋体" w:hAnsi="宋体"/>
+          <w:kern w:val="0"/>
+          <w:sz w:val="24"/>
+          <w:szCs w:val="22"/>
+        </w:rPr>
+        <w:lastRenderedPageBreak/>
+        <w:t>项目代码v2测试了Qwen3.5-0.8B原模型的生成效果。以及利用208组关于</w:t>
       </w:r>
       <w:proofErr w:type="spellStart"/>
       <w:r>
         <w:rPr>
-          <w:rFonts w:ascii="SimSun" w:hAnsi="SimSun"/>
-          <w:kern w:val="0"/>
-          <w:sz w:val="24"/>
-          <w:szCs w:val="22"/>
-          <w:lang w:eastAsia="en-US"/>
-        </w:rPr>
-        <w:t>原模型的生成效果</w:t>
+          <w:rFonts w:ascii="宋体" w:hAnsi="宋体"/>
+          <w:kern w:val="0"/>
+          <w:sz w:val="24"/>
+          <w:szCs w:val="22"/>
+        </w:rPr>
+        <w:t>OpenClaw</w:t>
       </w:r>
       <w:proofErr w:type="spellEnd"/>
       <w:r>
         <w:rPr>
-          <w:rFonts w:ascii="SimSun" w:hAnsi="SimSun"/>
-          <w:kern w:val="0"/>
-          <w:sz w:val="24"/>
-          <w:szCs w:val="22"/>
-          <w:lang w:eastAsia="en-US"/>
-        </w:rPr>
-        <w:t>。</w:t>
-      </w:r>
-      <w:r>
-        <w:rPr>
-          <w:rFonts w:ascii="SimSun" w:hAnsi="SimSun"/>
-          <w:kern w:val="0"/>
-          <w:sz w:val="24"/>
-          <w:szCs w:val="22"/>
-        </w:rPr>
-        <w:t>以及利用</w:t>
-      </w:r>
-      <w:proofErr w:type="gramEnd"/>
-      <w:r>
-        <w:rPr>
-          <w:rFonts w:ascii="SimSun" w:hAnsi="SimSun"/>
-          <w:kern w:val="0"/>
-          <w:sz w:val="24"/>
-          <w:szCs w:val="22"/>
-        </w:rPr>
-        <w:t>208组关于</w:t>
+          <w:rFonts w:ascii="宋体" w:hAnsi="宋体"/>
+          <w:kern w:val="0"/>
+          <w:sz w:val="24"/>
+          <w:szCs w:val="22"/>
+        </w:rPr>
+        <w:t>的问答对，用</w:t>
       </w:r>
       <w:proofErr w:type="spellStart"/>
       <w:r>
         <w:rPr>
-          <w:rFonts w:ascii="SimSun" w:hAnsi="SimSun"/>
-          <w:kern w:val="0"/>
-          <w:sz w:val="24"/>
-          <w:szCs w:val="22"/>
-        </w:rPr>
-        <w:t>OpenClaw</w:t>
+          <w:rFonts w:ascii="宋体" w:hAnsi="宋体"/>
+          <w:kern w:val="0"/>
+          <w:sz w:val="24"/>
+          <w:szCs w:val="22"/>
+        </w:rPr>
+        <w:t>LoRA</w:t>
       </w:r>
       <w:proofErr w:type="spellEnd"/>
       <w:r>
         <w:rPr>
-          <w:rFonts w:ascii="SimSun" w:hAnsi="SimSun"/>
-          <w:kern w:val="0"/>
-          <w:sz w:val="24"/>
-          <w:szCs w:val="22"/>
-        </w:rPr>
-        <w:t>的问答对，用</w:t>
-      </w:r>
-      <w:proofErr w:type="spellStart"/>
-      <w:r>
-        <w:rPr>
-          <w:rFonts w:ascii="SimSun" w:hAnsi="SimSun"/>
-          <w:kern w:val="0"/>
-          <w:sz w:val="24"/>
-          <w:szCs w:val="22"/>
-        </w:rPr>
-        <w:t>LoRA</w:t>
-      </w:r>
-      <w:proofErr w:type="spellEnd"/>
-      <w:r>
-        <w:rPr>
-          <w:rFonts w:ascii="SimSun" w:hAnsi="SimSun"/>
+          <w:rFonts w:ascii="宋体" w:hAnsi="宋体"/>
           <w:kern w:val="0"/>
           <w:sz w:val="24"/>
           <w:szCs w:val="22"/>
@@ -1388,15 +1544,15 @@
         <w:spacing w:after="120" w:line="360" w:lineRule="auto"/>
         <w:ind w:firstLine="420"/>
         <w:rPr>
-          <w:rFonts w:ascii="SimSun" w:hAnsi="SimSun"/>
-          <w:kern w:val="0"/>
-          <w:sz w:val="24"/>
-          <w:szCs w:val="22"/>
-        </w:rPr>
-      </w:pPr>
-      <w:r>
-        <w:rPr>
-          <w:rFonts w:ascii="SimSun" w:hAnsi="SimSun"/>
+          <w:rFonts w:ascii="宋体" w:hAnsi="宋体"/>
+          <w:kern w:val="0"/>
+          <w:sz w:val="24"/>
+          <w:szCs w:val="22"/>
+        </w:rPr>
+      </w:pPr>
+      <w:r>
+        <w:rPr>
+          <w:rFonts w:ascii="宋体" w:hAnsi="宋体"/>
           <w:kern w:val="0"/>
           <w:sz w:val="24"/>
           <w:szCs w:val="22"/>
@@ -1410,26 +1566,25 @@
         <w:spacing w:after="120" w:line="360" w:lineRule="auto"/>
         <w:ind w:firstLine="420"/>
         <w:rPr>
-          <w:rFonts w:ascii="SimSun" w:hAnsi="SimSun"/>
-          <w:kern w:val="0"/>
-          <w:sz w:val="24"/>
-          <w:szCs w:val="22"/>
-        </w:rPr>
-      </w:pPr>
-      <w:r>
-        <w:rPr>
-          <w:rFonts w:ascii="SimSun" w:hAnsi="SimSun"/>
-          <w:kern w:val="0"/>
-          <w:sz w:val="24"/>
-          <w:szCs w:val="22"/>
-        </w:rPr>
-        <w:lastRenderedPageBreak/>
+          <w:rFonts w:ascii="宋体" w:hAnsi="宋体" w:hint="eastAsia"/>
+          <w:kern w:val="0"/>
+          <w:sz w:val="24"/>
+          <w:szCs w:val="22"/>
+        </w:rPr>
+      </w:pPr>
+      <w:r>
+        <w:rPr>
+          <w:rFonts w:ascii="宋体" w:hAnsi="宋体"/>
+          <w:kern w:val="0"/>
+          <w:sz w:val="24"/>
+          <w:szCs w:val="22"/>
+        </w:rPr>
         <w:t>项目代码v4，利用6本中医针灸书籍的文本内容，使用Qwen3.5-122B生成问答对。使用</w:t>
       </w:r>
       <w:proofErr w:type="spellStart"/>
       <w:r>
         <w:rPr>
-          <w:rFonts w:ascii="SimSun" w:hAnsi="SimSun"/>
+          <w:rFonts w:ascii="宋体" w:hAnsi="宋体"/>
           <w:kern w:val="0"/>
           <w:sz w:val="24"/>
           <w:szCs w:val="22"/>
@@ -1439,7 +1594,7 @@
       <w:proofErr w:type="spellEnd"/>
       <w:r>
         <w:rPr>
-          <w:rFonts w:ascii="SimSun" w:hAnsi="SimSun"/>
+          <w:rFonts w:ascii="宋体" w:hAnsi="宋体"/>
           <w:kern w:val="0"/>
           <w:sz w:val="24"/>
           <w:szCs w:val="22"/>
@@ -1447,6 +1602,139 @@
         <w:t>微调Qwen3.5-0.8B，并试验效果。</w:t>
       </w:r>
     </w:p>
+    <w:p>
+      <w:pPr>
+        <w:widowControl/>
+        <w:spacing w:after="120" w:line="360" w:lineRule="auto"/>
+        <w:ind w:firstLine="420"/>
+        <w:rPr>
+          <w:rFonts w:ascii="宋体" w:hAnsi="宋体"/>
+          <w:kern w:val="0"/>
+          <w:sz w:val="24"/>
+          <w:szCs w:val="22"/>
+        </w:rPr>
+      </w:pPr>
+      <w:r>
+        <w:rPr>
+          <w:rFonts w:ascii="宋体" w:hAnsi="宋体" w:hint="eastAsia"/>
+          <w:kern w:val="0"/>
+          <w:sz w:val="24"/>
+          <w:szCs w:val="22"/>
+        </w:rPr>
+        <w:t>本文的主要贡献包括：（1）系统比较了嵌入模型微调、</w:t>
+      </w:r>
+      <w:proofErr w:type="spellStart"/>
+      <w:r>
+        <w:rPr>
+          <w:rFonts w:ascii="宋体" w:hAnsi="宋体" w:hint="eastAsia"/>
+          <w:kern w:val="0"/>
+          <w:sz w:val="24"/>
+          <w:szCs w:val="22"/>
+        </w:rPr>
+        <w:t>LoRA</w:t>
+      </w:r>
+      <w:proofErr w:type="spellEnd"/>
+      <w:r>
+        <w:rPr>
+          <w:rFonts w:ascii="宋体" w:hAnsi="宋体" w:hint="eastAsia"/>
+          <w:kern w:val="0"/>
+          <w:sz w:val="24"/>
+          <w:szCs w:val="22"/>
+        </w:rPr>
+        <w:t>生成微调、继续预训练、</w:t>
+      </w:r>
+      <w:proofErr w:type="spellStart"/>
+      <w:r>
+        <w:rPr>
+          <w:rFonts w:ascii="宋体" w:hAnsi="宋体" w:hint="eastAsia"/>
+          <w:kern w:val="0"/>
+          <w:sz w:val="24"/>
+          <w:szCs w:val="22"/>
+        </w:rPr>
+        <w:t>LoRA+SFT</w:t>
+      </w:r>
+      <w:proofErr w:type="spellEnd"/>
+      <w:r>
+        <w:rPr>
+          <w:rFonts w:ascii="宋体" w:hAnsi="宋体" w:hint="eastAsia"/>
+          <w:kern w:val="0"/>
+          <w:sz w:val="24"/>
+          <w:szCs w:val="22"/>
+        </w:rPr>
+        <w:t>四种领域</w:t>
+      </w:r>
+      <w:proofErr w:type="gramStart"/>
+      <w:r>
+        <w:rPr>
+          <w:rFonts w:ascii="宋体" w:hAnsi="宋体" w:hint="eastAsia"/>
+          <w:kern w:val="0"/>
+          <w:sz w:val="24"/>
+          <w:szCs w:val="22"/>
+        </w:rPr>
+        <w:t>适</w:t>
+      </w:r>
+      <w:proofErr w:type="gramEnd"/>
+      <w:r>
+        <w:rPr>
+          <w:rFonts w:ascii="宋体" w:hAnsi="宋体" w:hint="eastAsia"/>
+          <w:kern w:val="0"/>
+          <w:sz w:val="24"/>
+          <w:szCs w:val="22"/>
+        </w:rPr>
+        <w:t>配方法，在同</w:t>
+      </w:r>
+      <w:proofErr w:type="gramStart"/>
+      <w:r>
+        <w:rPr>
+          <w:rFonts w:ascii="宋体" w:hAnsi="宋体" w:hint="eastAsia"/>
+          <w:kern w:val="0"/>
+          <w:sz w:val="24"/>
+          <w:szCs w:val="22"/>
+        </w:rPr>
+        <w:t>一计算</w:t>
+      </w:r>
+      <w:proofErr w:type="gramEnd"/>
+      <w:r>
+        <w:rPr>
+          <w:rFonts w:ascii="宋体" w:hAnsi="宋体" w:hint="eastAsia"/>
+          <w:kern w:val="0"/>
+          <w:sz w:val="24"/>
+          <w:szCs w:val="22"/>
+        </w:rPr>
+        <w:t>资源约束下提供了可复现的对比基准；（2）深入分析了继续</w:t>
+      </w:r>
+      <w:proofErr w:type="gramStart"/>
+      <w:r>
+        <w:rPr>
+          <w:rFonts w:ascii="宋体" w:hAnsi="宋体" w:hint="eastAsia"/>
+          <w:kern w:val="0"/>
+          <w:sz w:val="24"/>
+          <w:szCs w:val="22"/>
+        </w:rPr>
+        <w:t>预训练</w:t>
+      </w:r>
+      <w:proofErr w:type="gramEnd"/>
+      <w:r>
+        <w:rPr>
+          <w:rFonts w:ascii="宋体" w:hAnsi="宋体" w:hint="eastAsia"/>
+          <w:kern w:val="0"/>
+          <w:sz w:val="24"/>
+          <w:szCs w:val="22"/>
+        </w:rPr>
+        <w:t>中灾难性遗忘的表征和成因，并验证了SFT作为恢复手段的有效性；（3）探索了大模型生成数据辅助小模型微调的可行性，为中小企业数据不足问题提供了低成本的解决方案</w:t>
+      </w:r>
+      <w:r>
+        <w:rPr>
+          <w:rFonts w:ascii="宋体" w:hAnsi="宋体" w:hint="eastAsia"/>
+          <w:kern w:val="0"/>
+          <w:sz w:val="24"/>
+          <w:szCs w:val="22"/>
+        </w:rPr>
+        <w:t>。</w:t>
+      </w:r>
+    </w:p>
+    <w:bookmarkEnd w:id="5"/>
+    <w:bookmarkEnd w:id="6"/>
     <w:p>
       <w:pPr>
         <w:keepNext/>
@@ -1464,7 +1752,6 @@
           <w:sz w:val="32"/>
         </w:rPr>
       </w:pPr>
-      <w:proofErr w:type="gramStart"/>
       <w:r>
         <w:rPr>
           <w:rFonts w:ascii="Calibri" w:eastAsia="MS Gothic" w:hAnsi="Calibri"/>
@@ -1478,7 +1765,7 @@
       </w:r>
       <w:r>
         <w:rPr>
-          <w:rFonts w:ascii="Microsoft YaHei" w:eastAsia="Microsoft YaHei" w:hAnsi="Microsoft YaHei" w:cs="Microsoft YaHei" w:hint="eastAsia"/>
+          <w:rFonts w:ascii="微软雅黑" w:eastAsia="微软雅黑" w:hAnsi="微软雅黑" w:cs="微软雅黑" w:hint="eastAsia"/>
           <w:b/>
           <w:bCs/>
           <w:color w:val="1F3A6E"/>
@@ -1498,7 +1785,6 @@
         </w:rPr>
         <w:t>境</w:t>
       </w:r>
-      <w:proofErr w:type="gramEnd"/>
     </w:p>
     <w:p>
       <w:pPr>
@@ -1506,15 +1792,15 @@
         <w:spacing w:after="120" w:line="360" w:lineRule="auto"/>
         <w:ind w:firstLine="420"/>
         <w:rPr>
-          <w:rFonts w:ascii="SimSun" w:hAnsi="SimSun"/>
-          <w:kern w:val="0"/>
-          <w:sz w:val="24"/>
-          <w:szCs w:val="22"/>
-        </w:rPr>
-      </w:pPr>
-      <w:r>
-        <w:rPr>
-          <w:rFonts w:ascii="SimSun" w:hAnsi="SimSun"/>
+          <w:rFonts w:ascii="宋体" w:hAnsi="宋体"/>
+          <w:kern w:val="0"/>
+          <w:sz w:val="24"/>
+          <w:szCs w:val="22"/>
+        </w:rPr>
+      </w:pPr>
+      <w:r>
+        <w:rPr>
+          <w:rFonts w:ascii="宋体" w:hAnsi="宋体"/>
           <w:kern w:val="0"/>
           <w:sz w:val="24"/>
           <w:szCs w:val="22"/>
@@ -1539,7 +1825,6 @@
           <w:sz w:val="32"/>
         </w:rPr>
       </w:pPr>
-      <w:proofErr w:type="gramStart"/>
       <w:r>
         <w:rPr>
           <w:rFonts w:ascii="Calibri" w:eastAsia="MS Gothic" w:hAnsi="Calibri"/>
@@ -1564,7 +1849,7 @@
       </w:r>
       <w:r>
         <w:rPr>
-          <w:rFonts w:ascii="Microsoft YaHei" w:eastAsia="Microsoft YaHei" w:hAnsi="Microsoft YaHei" w:cs="Microsoft YaHei"/>
+          <w:rFonts w:ascii="微软雅黑" w:eastAsia="微软雅黑" w:hAnsi="微软雅黑" w:cs="微软雅黑"/>
           <w:b/>
           <w:bCs/>
           <w:color w:val="1F3A6E"/>
@@ -1573,7 +1858,6 @@
         </w:rPr>
         <w:t>备</w:t>
       </w:r>
-      <w:proofErr w:type="gramEnd"/>
     </w:p>
     <w:p>
       <w:pPr>
@@ -1592,7 +1876,6 @@
           <w:szCs w:val="26"/>
         </w:rPr>
       </w:pPr>
-      <w:proofErr w:type="gramStart"/>
       <w:r>
         <w:rPr>
           <w:rFonts w:ascii="Calibri" w:eastAsia="MS Gothic" w:hAnsi="Calibri"/>
@@ -1615,7 +1898,6 @@
         </w:rPr>
         <w:t>数据来源</w:t>
       </w:r>
-      <w:proofErr w:type="gramEnd"/>
       <w:r>
         <w:rPr>
           <w:rFonts w:ascii="Calibri" w:eastAsia="MS Gothic" w:hAnsi="Calibri"/>
@@ -1634,15 +1916,15 @@
         <w:spacing w:after="120" w:line="360" w:lineRule="auto"/>
         <w:ind w:firstLine="420"/>
         <w:rPr>
-          <w:rFonts w:ascii="SimSun" w:hAnsi="SimSun"/>
-          <w:kern w:val="0"/>
-          <w:sz w:val="24"/>
-          <w:szCs w:val="22"/>
-        </w:rPr>
-      </w:pPr>
-      <w:r>
-        <w:rPr>
-          <w:rFonts w:ascii="SimSun" w:hAnsi="SimSun"/>
+          <w:rFonts w:ascii="宋体" w:hAnsi="宋体"/>
+          <w:kern w:val="0"/>
+          <w:sz w:val="24"/>
+          <w:szCs w:val="22"/>
+        </w:rPr>
+      </w:pPr>
+      <w:r>
+        <w:rPr>
+          <w:rFonts w:ascii="宋体" w:hAnsi="宋体"/>
           <w:kern w:val="0"/>
           <w:sz w:val="24"/>
           <w:szCs w:val="22"/>
@@ -1652,7 +1934,7 @@
       <w:proofErr w:type="spellStart"/>
       <w:r>
         <w:rPr>
-          <w:rFonts w:ascii="SimSun" w:hAnsi="SimSun"/>
+          <w:rFonts w:ascii="宋体" w:hAnsi="宋体"/>
           <w:kern w:val="0"/>
           <w:sz w:val="24"/>
           <w:szCs w:val="22"/>
@@ -1662,7 +1944,7 @@
       <w:proofErr w:type="spellEnd"/>
       <w:r>
         <w:rPr>
-          <w:rFonts w:ascii="SimSun" w:hAnsi="SimSun"/>
+          <w:rFonts w:ascii="宋体" w:hAnsi="宋体"/>
           <w:kern w:val="0"/>
           <w:sz w:val="24"/>
           <w:szCs w:val="22"/>
@@ -1713,7 +1995,6 @@
         </w:rPr>
         <w:t>数据来源</w:t>
       </w:r>
-      <w:proofErr w:type="gramEnd"/>
       <w:r>
         <w:rPr>
           <w:rFonts w:ascii="Calibri" w:eastAsia="MS Gothic" w:hAnsi="Calibri"/>
@@ -1726,6 +2007,7 @@
         </w:rPr>
         <w:t>2</w:t>
       </w:r>
+      <w:proofErr w:type="gramEnd"/>
     </w:p>
     <w:p>
       <w:pPr>
@@ -1733,7 +2015,7 @@
         <w:spacing w:after="120" w:line="360" w:lineRule="auto"/>
         <w:ind w:firstLine="420"/>
         <w:rPr>
-          <w:rFonts w:ascii="SimSun" w:hAnsi="SimSun"/>
+          <w:rFonts w:ascii="宋体" w:hAnsi="宋体"/>
           <w:kern w:val="0"/>
           <w:sz w:val="24"/>
           <w:szCs w:val="22"/>
@@ -1742,7 +2024,7 @@
       </w:pPr>
       <w:r>
         <w:rPr>
-          <w:rFonts w:ascii="SimSun" w:hAnsi="SimSun"/>
+          <w:rFonts w:ascii="宋体" w:hAnsi="宋体"/>
           <w:kern w:val="0"/>
           <w:sz w:val="24"/>
           <w:szCs w:val="22"/>
@@ -1768,7 +2050,6 @@
           <w:sz w:val="32"/>
         </w:rPr>
       </w:pPr>
-      <w:proofErr w:type="gramStart"/>
       <w:r>
         <w:rPr>
           <w:rFonts w:ascii="Calibri" w:eastAsia="MS Gothic" w:hAnsi="Calibri"/>
@@ -1778,9 +2059,9 @@
           <w:kern w:val="0"/>
           <w:sz w:val="32"/>
         </w:rPr>
-        <w:t>4  v</w:t>
-      </w:r>
-      <w:proofErr w:type="gramEnd"/>
+        <w:lastRenderedPageBreak/>
+        <w:t>4  v1</w:t>
+      </w:r>
       <w:r>
         <w:rPr>
           <w:rFonts w:ascii="Calibri" w:eastAsia="MS Gothic" w:hAnsi="Calibri"/>
@@ -1790,8 +2071,9 @@
           <w:kern w:val="0"/>
           <w:sz w:val="32"/>
         </w:rPr>
-        <w:t>1</w:t>
-      </w:r>
+        <w:t>：</w:t>
+      </w:r>
+      <w:proofErr w:type="gramStart"/>
       <w:r>
         <w:rPr>
           <w:rFonts w:ascii="Calibri" w:eastAsia="MS Gothic" w:hAnsi="Calibri"/>
@@ -1801,19 +2083,9 @@
           <w:kern w:val="0"/>
           <w:sz w:val="32"/>
         </w:rPr>
-        <w:t>：</w:t>
-      </w:r>
-      <w:r>
-        <w:rPr>
-          <w:rFonts w:ascii="Calibri" w:eastAsia="MS Gothic" w:hAnsi="Calibri"/>
-          <w:b/>
-          <w:bCs/>
-          <w:color w:val="1F3A6E"/>
-          <w:kern w:val="0"/>
-          <w:sz w:val="32"/>
-        </w:rPr>
         <w:t>bge-m3</w:t>
       </w:r>
+      <w:proofErr w:type="gramEnd"/>
     </w:p>
     <w:p>
       <w:pPr>
@@ -1832,7 +2104,6 @@
           <w:szCs w:val="26"/>
         </w:rPr>
       </w:pPr>
-      <w:proofErr w:type="gramStart"/>
       <w:r>
         <w:rPr>
           <w:rFonts w:ascii="Calibri" w:eastAsia="MS Gothic" w:hAnsi="Calibri"/>
@@ -1846,7 +2117,7 @@
       </w:r>
       <w:r>
         <w:rPr>
-          <w:rFonts w:ascii="Microsoft YaHei" w:eastAsia="Microsoft YaHei" w:hAnsi="Microsoft YaHei" w:cs="Microsoft YaHei" w:hint="eastAsia"/>
+          <w:rFonts w:ascii="微软雅黑" w:eastAsia="微软雅黑" w:hAnsi="微软雅黑" w:cs="微软雅黑" w:hint="eastAsia"/>
           <w:b/>
           <w:bCs/>
           <w:color w:val="1F3A6E"/>
@@ -1866,7 +2137,6 @@
         </w:rPr>
         <w:t>目的</w:t>
       </w:r>
-      <w:proofErr w:type="gramEnd"/>
     </w:p>
     <w:p>
       <w:pPr>
@@ -1874,15 +2144,15 @@
         <w:spacing w:after="120" w:line="360" w:lineRule="auto"/>
         <w:ind w:firstLine="420"/>
         <w:rPr>
-          <w:rFonts w:ascii="SimSun" w:hAnsi="SimSun"/>
-          <w:kern w:val="0"/>
-          <w:sz w:val="24"/>
-          <w:szCs w:val="22"/>
-        </w:rPr>
-      </w:pPr>
-      <w:r>
-        <w:rPr>
-          <w:rFonts w:ascii="SimSun" w:hAnsi="SimSun"/>
+          <w:rFonts w:ascii="宋体" w:hAnsi="宋体"/>
+          <w:kern w:val="0"/>
+          <w:sz w:val="24"/>
+          <w:szCs w:val="22"/>
+        </w:rPr>
+      </w:pPr>
+      <w:r>
+        <w:rPr>
+          <w:rFonts w:ascii="宋体" w:hAnsi="宋体"/>
           <w:kern w:val="0"/>
           <w:sz w:val="24"/>
           <w:szCs w:val="22"/>
@@ -1892,7 +2162,7 @@
       <w:proofErr w:type="spellStart"/>
       <w:r>
         <w:rPr>
-          <w:rFonts w:ascii="SimSun" w:hAnsi="SimSun"/>
+          <w:rFonts w:ascii="宋体" w:hAnsi="宋体"/>
           <w:kern w:val="0"/>
           <w:sz w:val="24"/>
           <w:szCs w:val="22"/>
@@ -1902,7 +2172,7 @@
       <w:proofErr w:type="spellEnd"/>
       <w:r>
         <w:rPr>
-          <w:rFonts w:ascii="SimSun" w:hAnsi="SimSun"/>
+          <w:rFonts w:ascii="宋体" w:hAnsi="宋体"/>
           <w:kern w:val="0"/>
           <w:sz w:val="24"/>
           <w:szCs w:val="22"/>
@@ -1927,7 +2197,6 @@
           <w:szCs w:val="26"/>
         </w:rPr>
       </w:pPr>
-      <w:proofErr w:type="gramStart"/>
       <w:r>
         <w:rPr>
           <w:rFonts w:ascii="Calibri" w:eastAsia="MS Gothic" w:hAnsi="Calibri"/>
@@ -1937,7 +2206,6 @@
           <w:kern w:val="0"/>
           <w:szCs w:val="26"/>
         </w:rPr>
-        <w:lastRenderedPageBreak/>
         <w:t xml:space="preserve">4.2  </w:t>
       </w:r>
       <w:r>
@@ -1953,7 +2221,7 @@
       </w:r>
       <w:r>
         <w:rPr>
-          <w:rFonts w:ascii="Microsoft YaHei" w:eastAsia="Microsoft YaHei" w:hAnsi="Microsoft YaHei" w:cs="Microsoft YaHei" w:hint="eastAsia"/>
+          <w:rFonts w:ascii="微软雅黑" w:eastAsia="微软雅黑" w:hAnsi="微软雅黑" w:cs="微软雅黑" w:hint="eastAsia"/>
           <w:b/>
           <w:bCs/>
           <w:color w:val="1F3A6E"/>
@@ -1973,7 +2241,6 @@
         </w:rPr>
         <w:t>理</w:t>
       </w:r>
-      <w:proofErr w:type="gramEnd"/>
     </w:p>
     <w:p>
       <w:pPr>
@@ -1981,15 +2248,15 @@
         <w:spacing w:after="120" w:line="360" w:lineRule="auto"/>
         <w:ind w:firstLine="420"/>
         <w:rPr>
-          <w:rFonts w:ascii="SimSun" w:hAnsi="SimSun"/>
-          <w:kern w:val="0"/>
-          <w:sz w:val="24"/>
-          <w:szCs w:val="22"/>
-        </w:rPr>
-      </w:pPr>
-      <w:r>
-        <w:rPr>
-          <w:rFonts w:ascii="SimSun" w:hAnsi="SimSun"/>
+          <w:rFonts w:ascii="宋体" w:hAnsi="宋体"/>
+          <w:kern w:val="0"/>
+          <w:sz w:val="24"/>
+          <w:szCs w:val="22"/>
+        </w:rPr>
+      </w:pPr>
+      <w:r>
+        <w:rPr>
+          <w:rFonts w:ascii="宋体" w:hAnsi="宋体"/>
           <w:kern w:val="0"/>
           <w:sz w:val="24"/>
           <w:szCs w:val="22"/>
@@ -1999,7 +2266,7 @@
       <w:proofErr w:type="spellStart"/>
       <w:r>
         <w:rPr>
-          <w:rFonts w:ascii="SimSun" w:hAnsi="SimSun"/>
+          <w:rFonts w:ascii="宋体" w:hAnsi="宋体"/>
           <w:kern w:val="0"/>
           <w:sz w:val="24"/>
           <w:szCs w:val="22"/>
@@ -2009,7 +2276,7 @@
       <w:proofErr w:type="spellEnd"/>
       <w:r>
         <w:rPr>
-          <w:rFonts w:ascii="SimSun" w:hAnsi="SimSun"/>
+          <w:rFonts w:ascii="宋体" w:hAnsi="宋体"/>
           <w:kern w:val="0"/>
           <w:sz w:val="24"/>
           <w:szCs w:val="22"/>
@@ -2034,7 +2301,6 @@
           <w:szCs w:val="26"/>
         </w:rPr>
       </w:pPr>
-      <w:proofErr w:type="gramStart"/>
       <w:r>
         <w:rPr>
           <w:rFonts w:ascii="Calibri" w:eastAsia="MS Gothic" w:hAnsi="Calibri"/>
@@ -2058,7 +2324,6 @@
         <w:t>向量模型</w:t>
       </w:r>
       <w:proofErr w:type="spellStart"/>
-      <w:proofErr w:type="gramEnd"/>
       <w:r>
         <w:rPr>
           <w:rFonts w:ascii="Calibri" w:eastAsia="MS Gothic" w:hAnsi="Calibri"/>
@@ -2073,7 +2338,7 @@
       <w:proofErr w:type="spellEnd"/>
       <w:r>
         <w:rPr>
-          <w:rFonts w:ascii="Microsoft YaHei" w:eastAsia="Microsoft YaHei" w:hAnsi="Microsoft YaHei" w:cs="Microsoft YaHei" w:hint="eastAsia"/>
+          <w:rFonts w:ascii="微软雅黑" w:eastAsia="微软雅黑" w:hAnsi="微软雅黑" w:cs="微软雅黑" w:hint="eastAsia"/>
           <w:b/>
           <w:bCs/>
           <w:color w:val="1F3A6E"/>
@@ -2128,7 +2393,7 @@
               <w:spacing w:after="120" w:line="360" w:lineRule="auto"/>
               <w:jc w:val="center"/>
               <w:rPr>
-                <w:rFonts w:ascii="SimSun" w:hAnsi="SimSun"/>
+                <w:rFonts w:ascii="宋体" w:hAnsi="宋体"/>
                 <w:kern w:val="0"/>
                 <w:sz w:val="24"/>
                 <w:szCs w:val="22"/>
@@ -2137,7 +2402,7 @@
             <w:proofErr w:type="spellStart"/>
             <w:r>
               <w:rPr>
-                <w:rFonts w:ascii="SimHei" w:eastAsia="SimHei" w:hAnsi="SimHei"/>
+                <w:rFonts w:ascii="黑体" w:eastAsia="黑体" w:hAnsi="黑体"/>
                 <w:color w:val="FFFFFF"/>
                 <w:kern w:val="0"/>
                 <w:sz w:val="20"/>
@@ -2166,15 +2431,15 @@
               <w:spacing w:after="120" w:line="360" w:lineRule="auto"/>
               <w:jc w:val="center"/>
               <w:rPr>
-                <w:rFonts w:ascii="SimSun" w:hAnsi="SimSun"/>
-                <w:kern w:val="0"/>
-                <w:sz w:val="24"/>
-                <w:szCs w:val="22"/>
-              </w:rPr>
-            </w:pPr>
-            <w:r>
-              <w:rPr>
-                <w:rFonts w:ascii="SimHei" w:eastAsia="SimHei" w:hAnsi="SimHei"/>
+                <w:rFonts w:ascii="宋体" w:hAnsi="宋体"/>
+                <w:kern w:val="0"/>
+                <w:sz w:val="24"/>
+                <w:szCs w:val="22"/>
+              </w:rPr>
+            </w:pPr>
+            <w:r>
+              <w:rPr>
+                <w:rFonts w:ascii="黑体" w:eastAsia="黑体" w:hAnsi="黑体"/>
                 <w:color w:val="FFFFFF"/>
                 <w:kern w:val="0"/>
                 <w:sz w:val="20"/>
@@ -2206,7 +2471,7 @@
               <w:spacing w:after="120" w:line="360" w:lineRule="auto"/>
               <w:jc w:val="left"/>
               <w:rPr>
-                <w:rFonts w:ascii="SimSun" w:hAnsi="SimSun"/>
+                <w:rFonts w:ascii="宋体" w:hAnsi="宋体"/>
                 <w:kern w:val="0"/>
                 <w:sz w:val="24"/>
                 <w:szCs w:val="22"/>
@@ -2215,7 +2480,7 @@
             <w:proofErr w:type="spellStart"/>
             <w:r>
               <w:rPr>
-                <w:rFonts w:ascii="SimSun" w:hAnsi="SimSun"/>
+                <w:rFonts w:ascii="宋体" w:hAnsi="宋体"/>
                 <w:kern w:val="0"/>
                 <w:sz w:val="20"/>
                 <w:szCs w:val="22"/>
@@ -2242,15 +2507,15 @@
               <w:spacing w:after="120" w:line="360" w:lineRule="auto"/>
               <w:jc w:val="center"/>
               <w:rPr>
-                <w:rFonts w:ascii="SimSun" w:hAnsi="SimSun"/>
-                <w:kern w:val="0"/>
-                <w:sz w:val="24"/>
-                <w:szCs w:val="22"/>
-              </w:rPr>
-            </w:pPr>
-            <w:r>
-              <w:rPr>
-                <w:rFonts w:ascii="SimSun" w:hAnsi="SimSun"/>
+                <w:rFonts w:ascii="宋体" w:hAnsi="宋体"/>
+                <w:kern w:val="0"/>
+                <w:sz w:val="24"/>
+                <w:szCs w:val="22"/>
+              </w:rPr>
+            </w:pPr>
+            <w:r>
+              <w:rPr>
+                <w:rFonts w:ascii="宋体" w:hAnsi="宋体"/>
                 <w:kern w:val="0"/>
                 <w:sz w:val="20"/>
                 <w:szCs w:val="22"/>
@@ -2260,7 +2525,7 @@
             <w:proofErr w:type="spellStart"/>
             <w:r>
               <w:rPr>
-                <w:rFonts w:ascii="SimSun" w:hAnsi="SimSun"/>
+                <w:rFonts w:ascii="宋体" w:hAnsi="宋体"/>
                 <w:kern w:val="0"/>
                 <w:sz w:val="20"/>
                 <w:szCs w:val="22"/>
@@ -2270,7 +2535,7 @@
             <w:proofErr w:type="spellEnd"/>
             <w:r>
               <w:rPr>
-                <w:rFonts w:ascii="SimSun" w:hAnsi="SimSun"/>
+                <w:rFonts w:ascii="宋体" w:hAnsi="宋体"/>
                 <w:kern w:val="0"/>
                 <w:sz w:val="20"/>
                 <w:szCs w:val="22"/>
@@ -2302,7 +2567,7 @@
               <w:spacing w:after="120" w:line="360" w:lineRule="auto"/>
               <w:jc w:val="left"/>
               <w:rPr>
-                <w:rFonts w:ascii="SimSun" w:hAnsi="SimSun"/>
+                <w:rFonts w:ascii="宋体" w:hAnsi="宋体"/>
                 <w:kern w:val="0"/>
                 <w:sz w:val="24"/>
                 <w:szCs w:val="22"/>
@@ -2311,7 +2576,7 @@
             <w:proofErr w:type="spellStart"/>
             <w:r>
               <w:rPr>
-                <w:rFonts w:ascii="SimSun" w:hAnsi="SimSun"/>
+                <w:rFonts w:ascii="宋体" w:hAnsi="宋体"/>
                 <w:kern w:val="0"/>
                 <w:sz w:val="20"/>
                 <w:szCs w:val="22"/>
@@ -2339,7 +2604,7 @@
               <w:spacing w:after="120" w:line="360" w:lineRule="auto"/>
               <w:jc w:val="center"/>
               <w:rPr>
-                <w:rFonts w:ascii="SimSun" w:hAnsi="SimSun"/>
+                <w:rFonts w:ascii="宋体" w:hAnsi="宋体"/>
                 <w:kern w:val="0"/>
                 <w:sz w:val="24"/>
                 <w:szCs w:val="22"/>
@@ -2348,7 +2613,7 @@
             <w:proofErr w:type="spellStart"/>
             <w:r>
               <w:rPr>
-                <w:rFonts w:ascii="SimSun" w:hAnsi="SimSun"/>
+                <w:rFonts w:ascii="宋体" w:hAnsi="宋体"/>
                 <w:kern w:val="0"/>
                 <w:sz w:val="20"/>
                 <w:szCs w:val="22"/>
@@ -2380,7 +2645,7 @@
               <w:spacing w:after="120" w:line="360" w:lineRule="auto"/>
               <w:jc w:val="left"/>
               <w:rPr>
-                <w:rFonts w:ascii="SimSun" w:hAnsi="SimSun"/>
+                <w:rFonts w:ascii="宋体" w:hAnsi="宋体"/>
                 <w:kern w:val="0"/>
                 <w:sz w:val="24"/>
                 <w:szCs w:val="22"/>
@@ -2389,7 +2654,7 @@
             <w:proofErr w:type="spellStart"/>
             <w:r>
               <w:rPr>
-                <w:rFonts w:ascii="SimSun" w:hAnsi="SimSun"/>
+                <w:rFonts w:ascii="宋体" w:hAnsi="宋体"/>
                 <w:kern w:val="0"/>
                 <w:sz w:val="20"/>
                 <w:szCs w:val="22"/>
@@ -2416,15 +2681,15 @@
               <w:spacing w:after="120" w:line="360" w:lineRule="auto"/>
               <w:jc w:val="center"/>
               <w:rPr>
-                <w:rFonts w:ascii="SimSun" w:hAnsi="SimSun"/>
-                <w:kern w:val="0"/>
-                <w:sz w:val="24"/>
-                <w:szCs w:val="22"/>
-              </w:rPr>
-            </w:pPr>
-            <w:r>
-              <w:rPr>
-                <w:rFonts w:ascii="SimSun" w:hAnsi="SimSun"/>
+                <w:rFonts w:ascii="宋体" w:hAnsi="宋体"/>
+                <w:kern w:val="0"/>
+                <w:sz w:val="24"/>
+                <w:szCs w:val="22"/>
+              </w:rPr>
+            </w:pPr>
+            <w:r>
+              <w:rPr>
+                <w:rFonts w:ascii="宋体" w:hAnsi="宋体"/>
                 <w:kern w:val="0"/>
                 <w:sz w:val="20"/>
                 <w:szCs w:val="22"/>
@@ -2456,15 +2721,15 @@
               <w:spacing w:after="120" w:line="360" w:lineRule="auto"/>
               <w:jc w:val="left"/>
               <w:rPr>
-                <w:rFonts w:ascii="SimSun" w:hAnsi="SimSun"/>
-                <w:kern w:val="0"/>
-                <w:sz w:val="24"/>
-                <w:szCs w:val="22"/>
-              </w:rPr>
-            </w:pPr>
-            <w:r>
-              <w:rPr>
-                <w:rFonts w:ascii="SimSun" w:hAnsi="SimSun"/>
+                <w:rFonts w:ascii="宋体" w:hAnsi="宋体"/>
+                <w:kern w:val="0"/>
+                <w:sz w:val="24"/>
+                <w:szCs w:val="22"/>
+              </w:rPr>
+            </w:pPr>
+            <w:r>
+              <w:rPr>
+                <w:rFonts w:ascii="宋体" w:hAnsi="宋体"/>
                 <w:kern w:val="0"/>
                 <w:sz w:val="20"/>
                 <w:szCs w:val="22"/>
@@ -2491,15 +2756,15 @@
               <w:spacing w:after="120" w:line="360" w:lineRule="auto"/>
               <w:jc w:val="center"/>
               <w:rPr>
-                <w:rFonts w:ascii="SimSun" w:hAnsi="SimSun"/>
-                <w:kern w:val="0"/>
-                <w:sz w:val="24"/>
-                <w:szCs w:val="22"/>
-              </w:rPr>
-            </w:pPr>
-            <w:r>
-              <w:rPr>
-                <w:rFonts w:ascii="SimSun" w:hAnsi="SimSun"/>
+                <w:rFonts w:ascii="宋体" w:hAnsi="宋体"/>
+                <w:kern w:val="0"/>
+                <w:sz w:val="24"/>
+                <w:szCs w:val="22"/>
+              </w:rPr>
+            </w:pPr>
+            <w:r>
+              <w:rPr>
+                <w:rFonts w:ascii="宋体" w:hAnsi="宋体"/>
                 <w:kern w:val="0"/>
                 <w:sz w:val="20"/>
                 <w:szCs w:val="22"/>
@@ -2530,7 +2795,7 @@
               <w:spacing w:after="120" w:line="360" w:lineRule="auto"/>
               <w:jc w:val="left"/>
               <w:rPr>
-                <w:rFonts w:ascii="SimSun" w:hAnsi="SimSun"/>
+                <w:rFonts w:ascii="宋体" w:hAnsi="宋体"/>
                 <w:kern w:val="0"/>
                 <w:sz w:val="24"/>
                 <w:szCs w:val="22"/>
@@ -2539,7 +2804,7 @@
             <w:proofErr w:type="spellStart"/>
             <w:r>
               <w:rPr>
-                <w:rFonts w:ascii="SimSun" w:hAnsi="SimSun"/>
+                <w:rFonts w:ascii="宋体" w:hAnsi="宋体"/>
                 <w:kern w:val="0"/>
                 <w:sz w:val="20"/>
                 <w:szCs w:val="22"/>
@@ -2566,31 +2831,20 @@
               <w:spacing w:after="120" w:line="360" w:lineRule="auto"/>
               <w:jc w:val="center"/>
               <w:rPr>
-                <w:rFonts w:ascii="SimSun" w:hAnsi="SimSun"/>
-                <w:kern w:val="0"/>
-                <w:sz w:val="24"/>
-                <w:szCs w:val="22"/>
-              </w:rPr>
-            </w:pPr>
-            <w:proofErr w:type="gramStart"/>
-            <w:r>
-              <w:rPr>
-                <w:rFonts w:ascii="SimSun" w:hAnsi="SimSun"/>
-                <w:kern w:val="0"/>
-                <w:sz w:val="20"/>
-                <w:szCs w:val="22"/>
-              </w:rPr>
-              <w:t>2e</w:t>
-            </w:r>
-            <w:proofErr w:type="gramEnd"/>
-            <w:r>
-              <w:rPr>
-                <w:rFonts w:ascii="SimSun" w:hAnsi="SimSun"/>
-                <w:kern w:val="0"/>
-                <w:sz w:val="20"/>
-                <w:szCs w:val="22"/>
-              </w:rPr>
-              <w:t>-5</w:t>
+                <w:rFonts w:ascii="宋体" w:hAnsi="宋体"/>
+                <w:kern w:val="0"/>
+                <w:sz w:val="24"/>
+                <w:szCs w:val="22"/>
+              </w:rPr>
+            </w:pPr>
+            <w:r>
+              <w:rPr>
+                <w:rFonts w:ascii="宋体" w:hAnsi="宋体"/>
+                <w:kern w:val="0"/>
+                <w:sz w:val="20"/>
+                <w:szCs w:val="22"/>
+              </w:rPr>
+              <w:t>2e-5</w:t>
             </w:r>
           </w:p>
         </w:tc>
@@ -2617,7 +2871,7 @@
               <w:spacing w:after="120" w:line="360" w:lineRule="auto"/>
               <w:jc w:val="left"/>
               <w:rPr>
-                <w:rFonts w:ascii="SimSun" w:hAnsi="SimSun"/>
+                <w:rFonts w:ascii="宋体" w:hAnsi="宋体"/>
                 <w:kern w:val="0"/>
                 <w:sz w:val="24"/>
                 <w:szCs w:val="22"/>
@@ -2626,7 +2880,7 @@
             <w:proofErr w:type="spellStart"/>
             <w:r>
               <w:rPr>
-                <w:rFonts w:ascii="SimSun" w:hAnsi="SimSun"/>
+                <w:rFonts w:ascii="宋体" w:hAnsi="宋体"/>
                 <w:kern w:val="0"/>
                 <w:sz w:val="20"/>
                 <w:szCs w:val="22"/>
@@ -2654,15 +2908,15 @@
               <w:spacing w:after="120" w:line="360" w:lineRule="auto"/>
               <w:jc w:val="center"/>
               <w:rPr>
-                <w:rFonts w:ascii="SimSun" w:hAnsi="SimSun"/>
-                <w:kern w:val="0"/>
-                <w:sz w:val="24"/>
-                <w:szCs w:val="22"/>
-              </w:rPr>
-            </w:pPr>
-            <w:r>
-              <w:rPr>
-                <w:rFonts w:ascii="SimSun" w:hAnsi="SimSun"/>
+                <w:rFonts w:ascii="宋体" w:hAnsi="宋体"/>
+                <w:kern w:val="0"/>
+                <w:sz w:val="24"/>
+                <w:szCs w:val="22"/>
+              </w:rPr>
+            </w:pPr>
+            <w:r>
+              <w:rPr>
+                <w:rFonts w:ascii="宋体" w:hAnsi="宋体"/>
                 <w:kern w:val="0"/>
                 <w:sz w:val="20"/>
                 <w:szCs w:val="22"/>
@@ -2693,7 +2947,7 @@
               <w:spacing w:after="120" w:line="360" w:lineRule="auto"/>
               <w:jc w:val="left"/>
               <w:rPr>
-                <w:rFonts w:ascii="SimSun" w:hAnsi="SimSun"/>
+                <w:rFonts w:ascii="宋体" w:hAnsi="宋体"/>
                 <w:kern w:val="0"/>
                 <w:sz w:val="24"/>
                 <w:szCs w:val="22"/>
@@ -2702,7 +2956,7 @@
             <w:proofErr w:type="spellStart"/>
             <w:r>
               <w:rPr>
-                <w:rFonts w:ascii="SimSun" w:hAnsi="SimSun"/>
+                <w:rFonts w:ascii="宋体" w:hAnsi="宋体"/>
                 <w:kern w:val="0"/>
                 <w:sz w:val="20"/>
                 <w:szCs w:val="22"/>
@@ -2729,7 +2983,7 @@
               <w:spacing w:after="120" w:line="360" w:lineRule="auto"/>
               <w:jc w:val="center"/>
               <w:rPr>
-                <w:rFonts w:ascii="SimSun" w:hAnsi="SimSun"/>
+                <w:rFonts w:ascii="宋体" w:hAnsi="宋体"/>
                 <w:kern w:val="0"/>
                 <w:sz w:val="24"/>
                 <w:szCs w:val="22"/>
@@ -2738,7 +2992,7 @@
             <w:proofErr w:type="spellStart"/>
             <w:r>
               <w:rPr>
-                <w:rFonts w:ascii="SimSun" w:hAnsi="SimSun"/>
+                <w:rFonts w:ascii="宋体" w:hAnsi="宋体"/>
                 <w:kern w:val="0"/>
                 <w:sz w:val="20"/>
                 <w:szCs w:val="22"/>
@@ -2771,7 +3025,7 @@
               <w:spacing w:after="120" w:line="360" w:lineRule="auto"/>
               <w:jc w:val="left"/>
               <w:rPr>
-                <w:rFonts w:ascii="SimSun" w:hAnsi="SimSun"/>
+                <w:rFonts w:ascii="宋体" w:hAnsi="宋体"/>
                 <w:kern w:val="0"/>
                 <w:sz w:val="24"/>
                 <w:szCs w:val="22"/>
@@ -2780,7 +3034,7 @@
             <w:proofErr w:type="spellStart"/>
             <w:r>
               <w:rPr>
-                <w:rFonts w:ascii="SimSun" w:hAnsi="SimSun"/>
+                <w:rFonts w:ascii="宋体" w:hAnsi="宋体"/>
                 <w:kern w:val="0"/>
                 <w:sz w:val="20"/>
                 <w:szCs w:val="22"/>
@@ -2808,15 +3062,15 @@
               <w:spacing w:after="120" w:line="360" w:lineRule="auto"/>
               <w:jc w:val="center"/>
               <w:rPr>
-                <w:rFonts w:ascii="SimSun" w:hAnsi="SimSun"/>
-                <w:kern w:val="0"/>
-                <w:sz w:val="24"/>
-                <w:szCs w:val="22"/>
-              </w:rPr>
-            </w:pPr>
-            <w:r>
-              <w:rPr>
-                <w:rFonts w:ascii="SimSun" w:hAnsi="SimSun"/>
+                <w:rFonts w:ascii="宋体" w:hAnsi="宋体"/>
+                <w:kern w:val="0"/>
+                <w:sz w:val="24"/>
+                <w:szCs w:val="22"/>
+              </w:rPr>
+            </w:pPr>
+            <w:r>
+              <w:rPr>
+                <w:rFonts w:ascii="宋体" w:hAnsi="宋体"/>
                 <w:kern w:val="0"/>
                 <w:sz w:val="20"/>
                 <w:szCs w:val="22"/>
@@ -2826,7 +3080,7 @@
             <w:proofErr w:type="spellStart"/>
             <w:r>
               <w:rPr>
-                <w:rFonts w:ascii="SimSun" w:hAnsi="SimSun"/>
+                <w:rFonts w:ascii="宋体" w:hAnsi="宋体"/>
                 <w:kern w:val="0"/>
                 <w:sz w:val="20"/>
                 <w:szCs w:val="22"/>
@@ -2844,7 +3098,7 @@
         <w:spacing w:after="120" w:line="360" w:lineRule="auto"/>
         <w:jc w:val="left"/>
         <w:rPr>
-          <w:rFonts w:ascii="SimSun" w:hAnsi="SimSun"/>
+          <w:rFonts w:ascii="宋体" w:hAnsi="宋体"/>
           <w:kern w:val="0"/>
           <w:sz w:val="24"/>
           <w:szCs w:val="22"/>
@@ -2896,10 +3150,9 @@
         </w:rPr>
         <w:t>RAG</w:t>
       </w:r>
-      <w:proofErr w:type="gramEnd"/>
-      <w:r>
-        <w:rPr>
-          <w:rFonts w:ascii="Microsoft YaHei" w:eastAsia="Microsoft YaHei" w:hAnsi="Microsoft YaHei" w:cs="Microsoft YaHei" w:hint="eastAsia"/>
+      <w:r>
+        <w:rPr>
+          <w:rFonts w:ascii="微软雅黑" w:eastAsia="微软雅黑" w:hAnsi="微软雅黑" w:cs="微软雅黑" w:hint="eastAsia"/>
           <w:b/>
           <w:bCs/>
           <w:color w:val="1F3A6E"/>
@@ -2922,6 +3175,7 @@
         <w:t>构</w:t>
       </w:r>
       <w:proofErr w:type="spellEnd"/>
+      <w:proofErr w:type="gramEnd"/>
     </w:p>
     <w:p>
       <w:pPr>
@@ -2932,7 +3186,7 @@
         <w:jc w:val="left"/>
         <w:outlineLvl w:val="1"/>
         <w:rPr>
-          <w:rFonts w:ascii="Calibri" w:eastAsiaTheme="minorEastAsia" w:hAnsi="Calibri" w:hint="eastAsia"/>
+          <w:rFonts w:ascii="Calibri" w:eastAsiaTheme="minorEastAsia" w:hAnsi="Calibri"/>
           <w:b/>
           <w:bCs/>
           <w:color w:val="1F3A6E"/>
@@ -2962,7 +3216,7 @@
                     </pic:cNvPicPr>
                   </pic:nvPicPr>
                   <pic:blipFill>
-                    <a:blip r:embed="rId11"/>
+                    <a:blip r:embed="rId12"/>
                     <a:stretch>
                       <a:fillRect/>
                     </a:stretch>
@@ -2989,15 +3243,15 @@
         <w:spacing w:after="120" w:line="360" w:lineRule="auto"/>
         <w:ind w:firstLine="420"/>
         <w:rPr>
-          <w:rFonts w:ascii="SimSun" w:hAnsi="SimSun"/>
-          <w:kern w:val="0"/>
-          <w:sz w:val="24"/>
-          <w:szCs w:val="22"/>
-        </w:rPr>
-      </w:pPr>
-      <w:r>
-        <w:rPr>
-          <w:rFonts w:ascii="SimSun" w:hAnsi="SimSun"/>
+          <w:rFonts w:ascii="宋体" w:hAnsi="宋体"/>
+          <w:kern w:val="0"/>
+          <w:sz w:val="24"/>
+          <w:szCs w:val="22"/>
+        </w:rPr>
+      </w:pPr>
+      <w:r>
+        <w:rPr>
+          <w:rFonts w:ascii="宋体" w:hAnsi="宋体"/>
           <w:kern w:val="0"/>
           <w:sz w:val="24"/>
           <w:szCs w:val="22"/>
@@ -3022,7 +3276,6 @@
           <w:szCs w:val="26"/>
         </w:rPr>
       </w:pPr>
-      <w:proofErr w:type="gramStart"/>
       <w:r>
         <w:rPr>
           <w:rFonts w:ascii="Calibri" w:eastAsia="MS Gothic" w:hAnsi="Calibri"/>
@@ -3037,7 +3290,7 @@
       </w:r>
       <w:r>
         <w:rPr>
-          <w:rFonts w:ascii="Microsoft YaHei" w:eastAsia="Microsoft YaHei" w:hAnsi="Microsoft YaHei" w:cs="Microsoft YaHei" w:hint="eastAsia"/>
+          <w:rFonts w:ascii="微软雅黑" w:eastAsia="微软雅黑" w:hAnsi="微软雅黑" w:cs="微软雅黑" w:hint="eastAsia"/>
           <w:b/>
           <w:bCs/>
           <w:color w:val="1F3A6E"/>
@@ -3057,7 +3310,6 @@
         </w:rPr>
         <w:t>果</w:t>
       </w:r>
-      <w:proofErr w:type="gramEnd"/>
     </w:p>
     <w:p>
       <w:pPr>
@@ -3068,7 +3320,7 @@
         <w:jc w:val="left"/>
         <w:outlineLvl w:val="1"/>
         <w:rPr>
-          <w:rFonts w:ascii="Calibri" w:eastAsiaTheme="minorEastAsia" w:hAnsi="Calibri" w:hint="eastAsia"/>
+          <w:rFonts w:ascii="Calibri" w:eastAsiaTheme="minorEastAsia" w:hAnsi="Calibri"/>
           <w:b/>
           <w:bCs/>
           <w:color w:val="1F3A6E"/>
@@ -3098,7 +3350,7 @@
                     </pic:cNvPicPr>
                   </pic:nvPicPr>
                   <pic:blipFill>
-                    <a:blip r:embed="rId12" cstate="print">
+                    <a:blip r:embed="rId13" cstate="print">
                       <a:extLst>
                         <a:ext uri="{28A0092B-C50C-407E-A947-70E740481C1C}">
                           <a14:useLocalDpi xmlns:a14="http://schemas.microsoft.com/office/drawing/2010/main" val="0"/>
@@ -3151,7 +3403,7 @@
                     </pic:cNvPicPr>
                   </pic:nvPicPr>
                   <pic:blipFill rotWithShape="1">
-                    <a:blip r:embed="rId13" cstate="print">
+                    <a:blip r:embed="rId14" cstate="print">
                       <a:extLst>
                         <a:ext uri="{28A0092B-C50C-407E-A947-70E740481C1C}">
                           <a14:useLocalDpi xmlns:a14="http://schemas.microsoft.com/office/drawing/2010/main" val="0"/>
@@ -3209,7 +3461,7 @@
                     </pic:cNvPicPr>
                   </pic:nvPicPr>
                   <pic:blipFill rotWithShape="1">
-                    <a:blip r:embed="rId13" cstate="print">
+                    <a:blip r:embed="rId14" cstate="print">
                       <a:extLst>
                         <a:ext uri="{28A0092B-C50C-407E-A947-70E740481C1C}">
                           <a14:useLocalDpi xmlns:a14="http://schemas.microsoft.com/office/drawing/2010/main" val="0"/>
@@ -3252,15 +3504,15 @@
         <w:spacing w:after="120" w:line="360" w:lineRule="auto"/>
         <w:ind w:firstLine="420"/>
         <w:rPr>
-          <w:rFonts w:ascii="SimSun" w:hAnsi="SimSun"/>
-          <w:kern w:val="0"/>
-          <w:sz w:val="24"/>
-          <w:szCs w:val="22"/>
-        </w:rPr>
-      </w:pPr>
-      <w:r>
-        <w:rPr>
-          <w:rFonts w:ascii="SimSun" w:hAnsi="SimSun"/>
+          <w:rFonts w:ascii="宋体" w:hAnsi="宋体"/>
+          <w:kern w:val="0"/>
+          <w:sz w:val="24"/>
+          <w:szCs w:val="22"/>
+        </w:rPr>
+      </w:pPr>
+      <w:r>
+        <w:rPr>
+          <w:rFonts w:ascii="宋体" w:hAnsi="宋体"/>
           <w:kern w:val="0"/>
           <w:sz w:val="24"/>
           <w:szCs w:val="22"/>
@@ -3304,7 +3556,7 @@
               <w:spacing w:after="120" w:line="360" w:lineRule="auto"/>
               <w:jc w:val="center"/>
               <w:rPr>
-                <w:rFonts w:ascii="SimSun" w:hAnsi="SimSun"/>
+                <w:rFonts w:ascii="宋体" w:hAnsi="宋体"/>
                 <w:kern w:val="0"/>
                 <w:sz w:val="24"/>
                 <w:szCs w:val="22"/>
@@ -3313,7 +3565,7 @@
             <w:proofErr w:type="spellStart"/>
             <w:r>
               <w:rPr>
-                <w:rFonts w:ascii="SimHei" w:eastAsia="SimHei" w:hAnsi="SimHei"/>
+                <w:rFonts w:ascii="黑体" w:eastAsia="黑体" w:hAnsi="黑体"/>
                 <w:color w:val="FFFFFF"/>
                 <w:kern w:val="0"/>
                 <w:sz w:val="20"/>
@@ -3342,7 +3594,7 @@
               <w:spacing w:after="120" w:line="360" w:lineRule="auto"/>
               <w:jc w:val="center"/>
               <w:rPr>
-                <w:rFonts w:ascii="SimSun" w:hAnsi="SimSun"/>
+                <w:rFonts w:ascii="宋体" w:hAnsi="宋体"/>
                 <w:kern w:val="0"/>
                 <w:sz w:val="24"/>
                 <w:szCs w:val="22"/>
@@ -3351,7 +3603,7 @@
             <w:proofErr w:type="spellStart"/>
             <w:r>
               <w:rPr>
-                <w:rFonts w:ascii="SimHei" w:eastAsia="SimHei" w:hAnsi="SimHei"/>
+                <w:rFonts w:ascii="黑体" w:eastAsia="黑体" w:hAnsi="黑体"/>
                 <w:color w:val="FFFFFF"/>
                 <w:kern w:val="0"/>
                 <w:sz w:val="20"/>
@@ -3380,7 +3632,7 @@
               <w:spacing w:after="120" w:line="360" w:lineRule="auto"/>
               <w:jc w:val="center"/>
               <w:rPr>
-                <w:rFonts w:ascii="SimSun" w:hAnsi="SimSun"/>
+                <w:rFonts w:ascii="宋体" w:hAnsi="宋体"/>
                 <w:kern w:val="0"/>
                 <w:sz w:val="24"/>
                 <w:szCs w:val="22"/>
@@ -3389,7 +3641,7 @@
             <w:proofErr w:type="spellStart"/>
             <w:r>
               <w:rPr>
-                <w:rFonts w:ascii="SimHei" w:eastAsia="SimHei" w:hAnsi="SimHei"/>
+                <w:rFonts w:ascii="黑体" w:eastAsia="黑体" w:hAnsi="黑体"/>
                 <w:color w:val="FFFFFF"/>
                 <w:kern w:val="0"/>
                 <w:sz w:val="20"/>
@@ -3418,7 +3670,7 @@
               <w:spacing w:after="120" w:line="360" w:lineRule="auto"/>
               <w:jc w:val="center"/>
               <w:rPr>
-                <w:rFonts w:ascii="SimSun" w:hAnsi="SimSun"/>
+                <w:rFonts w:ascii="宋体" w:hAnsi="宋体"/>
                 <w:kern w:val="0"/>
                 <w:sz w:val="24"/>
                 <w:szCs w:val="22"/>
@@ -3427,7 +3679,7 @@
             <w:proofErr w:type="spellStart"/>
             <w:r>
               <w:rPr>
-                <w:rFonts w:ascii="SimHei" w:eastAsia="SimHei" w:hAnsi="SimHei"/>
+                <w:rFonts w:ascii="黑体" w:eastAsia="黑体" w:hAnsi="黑体"/>
                 <w:color w:val="FFFFFF"/>
                 <w:kern w:val="0"/>
                 <w:sz w:val="20"/>
@@ -3460,7 +3712,7 @@
               <w:spacing w:after="120" w:line="360" w:lineRule="auto"/>
               <w:jc w:val="left"/>
               <w:rPr>
-                <w:rFonts w:ascii="SimSun" w:hAnsi="SimSun"/>
+                <w:rFonts w:ascii="宋体" w:hAnsi="宋体"/>
                 <w:kern w:val="0"/>
                 <w:sz w:val="24"/>
                 <w:szCs w:val="22"/>
@@ -3469,7 +3721,7 @@
             <w:proofErr w:type="spellStart"/>
             <w:r>
               <w:rPr>
-                <w:rFonts w:ascii="SimSun" w:hAnsi="SimSun"/>
+                <w:rFonts w:ascii="宋体" w:hAnsi="宋体"/>
                 <w:kern w:val="0"/>
                 <w:sz w:val="20"/>
                 <w:szCs w:val="22"/>
@@ -3496,15 +3748,15 @@
               <w:spacing w:after="120" w:line="360" w:lineRule="auto"/>
               <w:jc w:val="center"/>
               <w:rPr>
-                <w:rFonts w:ascii="SimSun" w:hAnsi="SimSun"/>
-                <w:kern w:val="0"/>
-                <w:sz w:val="24"/>
-                <w:szCs w:val="22"/>
-              </w:rPr>
-            </w:pPr>
-            <w:r>
-              <w:rPr>
-                <w:rFonts w:ascii="SimSun" w:hAnsi="SimSun"/>
+                <w:rFonts w:ascii="宋体" w:hAnsi="宋体"/>
+                <w:kern w:val="0"/>
+                <w:sz w:val="24"/>
+                <w:szCs w:val="22"/>
+              </w:rPr>
+            </w:pPr>
+            <w:r>
+              <w:rPr>
+                <w:rFonts w:ascii="宋体" w:hAnsi="宋体"/>
                 <w:kern w:val="0"/>
                 <w:sz w:val="20"/>
                 <w:szCs w:val="22"/>
@@ -3530,15 +3782,15 @@
               <w:spacing w:after="120" w:line="360" w:lineRule="auto"/>
               <w:jc w:val="center"/>
               <w:rPr>
-                <w:rFonts w:ascii="SimSun" w:hAnsi="SimSun"/>
-                <w:kern w:val="0"/>
-                <w:sz w:val="24"/>
-                <w:szCs w:val="22"/>
-              </w:rPr>
-            </w:pPr>
-            <w:r>
-              <w:rPr>
-                <w:rFonts w:ascii="SimSun" w:hAnsi="SimSun"/>
+                <w:rFonts w:ascii="宋体" w:hAnsi="宋体"/>
+                <w:kern w:val="0"/>
+                <w:sz w:val="24"/>
+                <w:szCs w:val="22"/>
+              </w:rPr>
+            </w:pPr>
+            <w:r>
+              <w:rPr>
+                <w:rFonts w:ascii="宋体" w:hAnsi="宋体"/>
                 <w:kern w:val="0"/>
                 <w:sz w:val="20"/>
                 <w:szCs w:val="22"/>
@@ -3564,7 +3816,7 @@
               <w:spacing w:after="120" w:line="360" w:lineRule="auto"/>
               <w:jc w:val="center"/>
               <w:rPr>
-                <w:rFonts w:ascii="SimSun" w:hAnsi="SimSun"/>
+                <w:rFonts w:ascii="宋体" w:hAnsi="宋体"/>
                 <w:kern w:val="0"/>
                 <w:sz w:val="24"/>
                 <w:szCs w:val="22"/>
@@ -3573,7 +3825,7 @@
             <w:proofErr w:type="spellStart"/>
             <w:r>
               <w:rPr>
-                <w:rFonts w:ascii="SimSun" w:hAnsi="SimSun"/>
+                <w:rFonts w:ascii="宋体" w:hAnsi="宋体"/>
                 <w:kern w:val="0"/>
                 <w:sz w:val="20"/>
                 <w:szCs w:val="22"/>
@@ -3606,7 +3858,7 @@
               <w:spacing w:after="120" w:line="360" w:lineRule="auto"/>
               <w:jc w:val="left"/>
               <w:rPr>
-                <w:rFonts w:ascii="SimSun" w:hAnsi="SimSun"/>
+                <w:rFonts w:ascii="宋体" w:hAnsi="宋体"/>
                 <w:kern w:val="0"/>
                 <w:sz w:val="24"/>
                 <w:szCs w:val="22"/>
@@ -3615,7 +3867,7 @@
             <w:proofErr w:type="spellStart"/>
             <w:r>
               <w:rPr>
-                <w:rFonts w:ascii="SimSun" w:hAnsi="SimSun"/>
+                <w:rFonts w:ascii="宋体" w:hAnsi="宋体"/>
                 <w:kern w:val="0"/>
                 <w:sz w:val="20"/>
                 <w:szCs w:val="22"/>
@@ -3643,15 +3895,15 @@
               <w:spacing w:after="120" w:line="360" w:lineRule="auto"/>
               <w:jc w:val="center"/>
               <w:rPr>
-                <w:rFonts w:ascii="SimSun" w:hAnsi="SimSun"/>
-                <w:kern w:val="0"/>
-                <w:sz w:val="24"/>
-                <w:szCs w:val="22"/>
-              </w:rPr>
-            </w:pPr>
-            <w:r>
-              <w:rPr>
-                <w:rFonts w:ascii="SimSun" w:hAnsi="SimSun"/>
+                <w:rFonts w:ascii="宋体" w:hAnsi="宋体"/>
+                <w:kern w:val="0"/>
+                <w:sz w:val="24"/>
+                <w:szCs w:val="22"/>
+              </w:rPr>
+            </w:pPr>
+            <w:r>
+              <w:rPr>
+                <w:rFonts w:ascii="宋体" w:hAnsi="宋体"/>
                 <w:kern w:val="0"/>
                 <w:sz w:val="20"/>
                 <w:szCs w:val="22"/>
@@ -3678,15 +3930,15 @@
               <w:spacing w:after="120" w:line="360" w:lineRule="auto"/>
               <w:jc w:val="center"/>
               <w:rPr>
-                <w:rFonts w:ascii="SimSun" w:hAnsi="SimSun"/>
-                <w:kern w:val="0"/>
-                <w:sz w:val="24"/>
-                <w:szCs w:val="22"/>
-              </w:rPr>
-            </w:pPr>
-            <w:r>
-              <w:rPr>
-                <w:rFonts w:ascii="SimSun" w:hAnsi="SimSun"/>
+                <w:rFonts w:ascii="宋体" w:hAnsi="宋体"/>
+                <w:kern w:val="0"/>
+                <w:sz w:val="24"/>
+                <w:szCs w:val="22"/>
+              </w:rPr>
+            </w:pPr>
+            <w:r>
+              <w:rPr>
+                <w:rFonts w:ascii="宋体" w:hAnsi="宋体"/>
                 <w:kern w:val="0"/>
                 <w:sz w:val="20"/>
                 <w:szCs w:val="22"/>
@@ -3713,7 +3965,7 @@
               <w:spacing w:after="120" w:line="360" w:lineRule="auto"/>
               <w:jc w:val="center"/>
               <w:rPr>
-                <w:rFonts w:ascii="SimSun" w:hAnsi="SimSun"/>
+                <w:rFonts w:ascii="宋体" w:hAnsi="宋体"/>
                 <w:kern w:val="0"/>
                 <w:sz w:val="24"/>
                 <w:szCs w:val="22"/>
@@ -3722,7 +3974,7 @@
             <w:proofErr w:type="spellStart"/>
             <w:r>
               <w:rPr>
-                <w:rFonts w:ascii="SimSun" w:hAnsi="SimSun"/>
+                <w:rFonts w:ascii="宋体" w:hAnsi="宋体"/>
                 <w:kern w:val="0"/>
                 <w:sz w:val="20"/>
                 <w:szCs w:val="22"/>
@@ -3754,7 +4006,7 @@
               <w:spacing w:after="120" w:line="360" w:lineRule="auto"/>
               <w:jc w:val="left"/>
               <w:rPr>
-                <w:rFonts w:ascii="SimSun" w:hAnsi="SimSun"/>
+                <w:rFonts w:ascii="宋体" w:hAnsi="宋体"/>
                 <w:kern w:val="0"/>
                 <w:sz w:val="24"/>
                 <w:szCs w:val="22"/>
@@ -3763,7 +4015,7 @@
             <w:proofErr w:type="spellStart"/>
             <w:r>
               <w:rPr>
-                <w:rFonts w:ascii="SimSun" w:hAnsi="SimSun"/>
+                <w:rFonts w:ascii="宋体" w:hAnsi="宋体"/>
                 <w:kern w:val="0"/>
                 <w:sz w:val="20"/>
                 <w:szCs w:val="22"/>
@@ -3790,15 +4042,15 @@
               <w:spacing w:after="120" w:line="360" w:lineRule="auto"/>
               <w:jc w:val="center"/>
               <w:rPr>
-                <w:rFonts w:ascii="SimSun" w:hAnsi="SimSun"/>
-                <w:kern w:val="0"/>
-                <w:sz w:val="24"/>
-                <w:szCs w:val="22"/>
-              </w:rPr>
-            </w:pPr>
-            <w:r>
-              <w:rPr>
-                <w:rFonts w:ascii="SimSun" w:hAnsi="SimSun"/>
+                <w:rFonts w:ascii="宋体" w:hAnsi="宋体"/>
+                <w:kern w:val="0"/>
+                <w:sz w:val="24"/>
+                <w:szCs w:val="22"/>
+              </w:rPr>
+            </w:pPr>
+            <w:r>
+              <w:rPr>
+                <w:rFonts w:ascii="宋体" w:hAnsi="宋体"/>
                 <w:kern w:val="0"/>
                 <w:sz w:val="20"/>
                 <w:szCs w:val="22"/>
@@ -3824,15 +4076,15 @@
               <w:spacing w:after="120" w:line="360" w:lineRule="auto"/>
               <w:jc w:val="center"/>
               <w:rPr>
-                <w:rFonts w:ascii="SimSun" w:hAnsi="SimSun"/>
-                <w:kern w:val="0"/>
-                <w:sz w:val="24"/>
-                <w:szCs w:val="22"/>
-              </w:rPr>
-            </w:pPr>
-            <w:r>
-              <w:rPr>
-                <w:rFonts w:ascii="SimSun" w:hAnsi="SimSun"/>
+                <w:rFonts w:ascii="宋体" w:hAnsi="宋体"/>
+                <w:kern w:val="0"/>
+                <w:sz w:val="24"/>
+                <w:szCs w:val="22"/>
+              </w:rPr>
+            </w:pPr>
+            <w:r>
+              <w:rPr>
+                <w:rFonts w:ascii="宋体" w:hAnsi="宋体"/>
                 <w:kern w:val="0"/>
                 <w:sz w:val="20"/>
                 <w:szCs w:val="22"/>
@@ -3858,7 +4110,7 @@
               <w:spacing w:after="120" w:line="360" w:lineRule="auto"/>
               <w:jc w:val="center"/>
               <w:rPr>
-                <w:rFonts w:ascii="SimSun" w:hAnsi="SimSun"/>
+                <w:rFonts w:ascii="宋体" w:hAnsi="宋体"/>
                 <w:kern w:val="0"/>
                 <w:sz w:val="24"/>
                 <w:szCs w:val="22"/>
@@ -3867,7 +4119,7 @@
             <w:proofErr w:type="spellStart"/>
             <w:r>
               <w:rPr>
-                <w:rFonts w:ascii="SimSun" w:hAnsi="SimSun"/>
+                <w:rFonts w:ascii="宋体" w:hAnsi="宋体"/>
                 <w:kern w:val="0"/>
                 <w:sz w:val="20"/>
                 <w:szCs w:val="22"/>
@@ -3900,7 +4152,7 @@
               <w:spacing w:after="120" w:line="360" w:lineRule="auto"/>
               <w:jc w:val="left"/>
               <w:rPr>
-                <w:rFonts w:ascii="SimSun" w:hAnsi="SimSun"/>
+                <w:rFonts w:ascii="宋体" w:hAnsi="宋体"/>
                 <w:kern w:val="0"/>
                 <w:sz w:val="24"/>
                 <w:szCs w:val="22"/>
@@ -3909,7 +4161,7 @@
             <w:proofErr w:type="spellStart"/>
             <w:r>
               <w:rPr>
-                <w:rFonts w:ascii="SimSun" w:hAnsi="SimSun"/>
+                <w:rFonts w:ascii="宋体" w:hAnsi="宋体"/>
                 <w:kern w:val="0"/>
                 <w:sz w:val="20"/>
                 <w:szCs w:val="22"/>
@@ -3919,7 +4171,7 @@
             <w:proofErr w:type="spellEnd"/>
             <w:r>
               <w:rPr>
-                <w:rFonts w:ascii="SimSun" w:hAnsi="SimSun"/>
+                <w:rFonts w:ascii="宋体" w:hAnsi="宋体"/>
                 <w:kern w:val="0"/>
                 <w:sz w:val="20"/>
                 <w:szCs w:val="22"/>
@@ -3946,15 +4198,15 @@
               <w:spacing w:after="120" w:line="360" w:lineRule="auto"/>
               <w:jc w:val="center"/>
               <w:rPr>
-                <w:rFonts w:ascii="SimSun" w:hAnsi="SimSun"/>
-                <w:kern w:val="0"/>
-                <w:sz w:val="24"/>
-                <w:szCs w:val="22"/>
-              </w:rPr>
-            </w:pPr>
-            <w:r>
-              <w:rPr>
-                <w:rFonts w:ascii="SimSun" w:hAnsi="SimSun"/>
+                <w:rFonts w:ascii="宋体" w:hAnsi="宋体"/>
+                <w:kern w:val="0"/>
+                <w:sz w:val="24"/>
+                <w:szCs w:val="22"/>
+              </w:rPr>
+            </w:pPr>
+            <w:r>
+              <w:rPr>
+                <w:rFonts w:ascii="宋体" w:hAnsi="宋体"/>
                 <w:kern w:val="0"/>
                 <w:sz w:val="20"/>
                 <w:szCs w:val="22"/>
@@ -3981,15 +4233,15 @@
               <w:spacing w:after="120" w:line="360" w:lineRule="auto"/>
               <w:jc w:val="center"/>
               <w:rPr>
-                <w:rFonts w:ascii="SimSun" w:hAnsi="SimSun"/>
-                <w:kern w:val="0"/>
-                <w:sz w:val="24"/>
-                <w:szCs w:val="22"/>
-              </w:rPr>
-            </w:pPr>
-            <w:r>
-              <w:rPr>
-                <w:rFonts w:ascii="SimSun" w:hAnsi="SimSun"/>
+                <w:rFonts w:ascii="宋体" w:hAnsi="宋体"/>
+                <w:kern w:val="0"/>
+                <w:sz w:val="24"/>
+                <w:szCs w:val="22"/>
+              </w:rPr>
+            </w:pPr>
+            <w:r>
+              <w:rPr>
+                <w:rFonts w:ascii="宋体" w:hAnsi="宋体"/>
                 <w:kern w:val="0"/>
                 <w:sz w:val="20"/>
                 <w:szCs w:val="22"/>
@@ -4016,15 +4268,15 @@
               <w:spacing w:after="120" w:line="360" w:lineRule="auto"/>
               <w:jc w:val="center"/>
               <w:rPr>
-                <w:rFonts w:ascii="SimSun" w:hAnsi="SimSun"/>
-                <w:kern w:val="0"/>
-                <w:sz w:val="24"/>
-                <w:szCs w:val="22"/>
-              </w:rPr>
-            </w:pPr>
-            <w:r>
-              <w:rPr>
-                <w:rFonts w:ascii="SimSun" w:hAnsi="SimSun"/>
+                <w:rFonts w:ascii="宋体" w:hAnsi="宋体"/>
+                <w:kern w:val="0"/>
+                <w:sz w:val="24"/>
+                <w:szCs w:val="22"/>
+              </w:rPr>
+            </w:pPr>
+            <w:r>
+              <w:rPr>
+                <w:rFonts w:ascii="宋体" w:hAnsi="宋体"/>
                 <w:kern w:val="0"/>
                 <w:sz w:val="20"/>
                 <w:szCs w:val="22"/>
@@ -4041,7 +4293,7 @@
         <w:spacing w:after="120" w:line="360" w:lineRule="auto"/>
         <w:jc w:val="left"/>
         <w:rPr>
-          <w:rFonts w:ascii="SimSun" w:hAnsi="SimSun"/>
+          <w:rFonts w:ascii="宋体" w:hAnsi="宋体"/>
           <w:kern w:val="0"/>
           <w:sz w:val="24"/>
           <w:szCs w:val="22"/>
@@ -4055,15 +4307,15 @@
         <w:spacing w:after="120" w:line="360" w:lineRule="auto"/>
         <w:ind w:firstLine="420"/>
         <w:rPr>
-          <w:rFonts w:ascii="SimSun" w:hAnsi="SimSun"/>
-          <w:kern w:val="0"/>
-          <w:sz w:val="24"/>
-          <w:szCs w:val="22"/>
-        </w:rPr>
-      </w:pPr>
-      <w:r>
-        <w:rPr>
-          <w:rFonts w:ascii="SimSun" w:hAnsi="SimSun"/>
+          <w:rFonts w:ascii="宋体" w:hAnsi="宋体"/>
+          <w:kern w:val="0"/>
+          <w:sz w:val="24"/>
+          <w:szCs w:val="22"/>
+        </w:rPr>
+      </w:pPr>
+      <w:r>
+        <w:rPr>
+          <w:rFonts w:ascii="宋体" w:hAnsi="宋体"/>
           <w:kern w:val="0"/>
           <w:sz w:val="24"/>
           <w:szCs w:val="22"/>
@@ -4088,7 +4340,6 @@
           <w:szCs w:val="26"/>
         </w:rPr>
       </w:pPr>
-      <w:proofErr w:type="gramStart"/>
       <w:r>
         <w:rPr>
           <w:rFonts w:ascii="Calibri" w:eastAsia="MS Gothic" w:hAnsi="Calibri"/>
@@ -4112,7 +4363,6 @@
         </w:rPr>
         <w:t>分析</w:t>
       </w:r>
-      <w:proofErr w:type="gramEnd"/>
     </w:p>
     <w:p>
       <w:pPr>
@@ -4120,15 +4370,15 @@
         <w:spacing w:after="120" w:line="360" w:lineRule="auto"/>
         <w:ind w:firstLine="420"/>
         <w:rPr>
-          <w:rFonts w:ascii="SimSun" w:hAnsi="SimSun"/>
-          <w:kern w:val="0"/>
-          <w:sz w:val="24"/>
-          <w:szCs w:val="22"/>
-        </w:rPr>
-      </w:pPr>
-      <w:r>
-        <w:rPr>
-          <w:rFonts w:ascii="SimSun" w:hAnsi="SimSun"/>
+          <w:rFonts w:ascii="宋体" w:hAnsi="宋体"/>
+          <w:kern w:val="0"/>
+          <w:sz w:val="24"/>
+          <w:szCs w:val="22"/>
+        </w:rPr>
+      </w:pPr>
+      <w:r>
+        <w:rPr>
+          <w:rFonts w:ascii="宋体" w:hAnsi="宋体"/>
           <w:kern w:val="0"/>
           <w:sz w:val="24"/>
           <w:szCs w:val="22"/>
@@ -4142,15 +4392,15 @@
         <w:spacing w:after="120" w:line="360" w:lineRule="auto"/>
         <w:ind w:firstLine="420"/>
         <w:rPr>
-          <w:rFonts w:ascii="SimSun" w:hAnsi="SimSun"/>
-          <w:kern w:val="0"/>
-          <w:sz w:val="24"/>
-          <w:szCs w:val="22"/>
-        </w:rPr>
-      </w:pPr>
-      <w:r>
-        <w:rPr>
-          <w:rFonts w:ascii="SimSun" w:hAnsi="SimSun"/>
+          <w:rFonts w:ascii="宋体" w:hAnsi="宋体"/>
+          <w:kern w:val="0"/>
+          <w:sz w:val="24"/>
+          <w:szCs w:val="22"/>
+        </w:rPr>
+      </w:pPr>
+      <w:r>
+        <w:rPr>
+          <w:rFonts w:ascii="宋体" w:hAnsi="宋体"/>
           <w:kern w:val="0"/>
           <w:sz w:val="24"/>
           <w:szCs w:val="22"/>
@@ -4175,7 +4425,6 @@
           <w:sz w:val="32"/>
         </w:rPr>
       </w:pPr>
-      <w:proofErr w:type="gramStart"/>
       <w:r>
         <w:rPr>
           <w:rFonts w:ascii="Calibri" w:eastAsia="MS Gothic" w:hAnsi="Calibri"/>
@@ -4185,9 +4434,8 @@
           <w:kern w:val="0"/>
           <w:sz w:val="32"/>
         </w:rPr>
-        <w:t>5  v</w:t>
-      </w:r>
-      <w:proofErr w:type="gramEnd"/>
+        <w:t>5  v2</w:t>
+      </w:r>
       <w:r>
         <w:rPr>
           <w:rFonts w:ascii="Calibri" w:eastAsia="MS Gothic" w:hAnsi="Calibri"/>
@@ -4197,7 +4445,7 @@
           <w:kern w:val="0"/>
           <w:sz w:val="32"/>
         </w:rPr>
-        <w:t>2</w:t>
+        <w:t>：</w:t>
       </w:r>
       <w:r>
         <w:rPr>
@@ -4208,8 +4456,9 @@
           <w:kern w:val="0"/>
           <w:sz w:val="32"/>
         </w:rPr>
-        <w:t>：</w:t>
-      </w:r>
+        <w:t xml:space="preserve">Qwen3.5 </w:t>
+      </w:r>
+      <w:proofErr w:type="spellStart"/>
       <w:r>
         <w:rPr>
           <w:rFonts w:ascii="Calibri" w:eastAsia="MS Gothic" w:hAnsi="Calibri"/>
@@ -4219,9 +4468,9 @@
           <w:kern w:val="0"/>
           <w:sz w:val="32"/>
         </w:rPr>
-        <w:t xml:space="preserve">Qwen3.5 </w:t>
-      </w:r>
-      <w:proofErr w:type="spellStart"/>
+        <w:t>LoRA</w:t>
+      </w:r>
+      <w:proofErr w:type="spellEnd"/>
       <w:r>
         <w:rPr>
           <w:rFonts w:ascii="Calibri" w:eastAsia="MS Gothic" w:hAnsi="Calibri"/>
@@ -4231,9 +4480,8 @@
           <w:kern w:val="0"/>
           <w:sz w:val="32"/>
         </w:rPr>
-        <w:t>LoRA</w:t>
-      </w:r>
-      <w:proofErr w:type="spellEnd"/>
+        <w:t xml:space="preserve"> </w:t>
+      </w:r>
       <w:r>
         <w:rPr>
           <w:rFonts w:ascii="Calibri" w:eastAsia="MS Gothic" w:hAnsi="Calibri"/>
@@ -4243,22 +4491,11 @@
           <w:kern w:val="0"/>
           <w:sz w:val="32"/>
         </w:rPr>
-        <w:t xml:space="preserve"> </w:t>
-      </w:r>
-      <w:r>
-        <w:rPr>
-          <w:rFonts w:ascii="Calibri" w:eastAsia="MS Gothic" w:hAnsi="Calibri"/>
-          <w:b/>
-          <w:bCs/>
-          <w:color w:val="1F3A6E"/>
-          <w:kern w:val="0"/>
-          <w:sz w:val="32"/>
-        </w:rPr>
         <w:t>微</w:t>
       </w:r>
       <w:r>
         <w:rPr>
-          <w:rFonts w:ascii="Microsoft YaHei" w:eastAsia="Microsoft YaHei" w:hAnsi="Microsoft YaHei" w:cs="Microsoft YaHei"/>
+          <w:rFonts w:ascii="微软雅黑" w:eastAsia="微软雅黑" w:hAnsi="微软雅黑" w:cs="微软雅黑"/>
           <w:b/>
           <w:bCs/>
           <w:color w:val="1F3A6E"/>
@@ -4285,7 +4522,6 @@
           <w:szCs w:val="26"/>
         </w:rPr>
       </w:pPr>
-      <w:proofErr w:type="gramStart"/>
       <w:r>
         <w:rPr>
           <w:rFonts w:ascii="Calibri" w:eastAsia="MS Gothic" w:hAnsi="Calibri"/>
@@ -4299,7 +4535,7 @@
       </w:r>
       <w:r>
         <w:rPr>
-          <w:rFonts w:ascii="Microsoft YaHei" w:eastAsia="Microsoft YaHei" w:hAnsi="Microsoft YaHei" w:cs="Microsoft YaHei" w:hint="eastAsia"/>
+          <w:rFonts w:ascii="微软雅黑" w:eastAsia="微软雅黑" w:hAnsi="微软雅黑" w:cs="微软雅黑" w:hint="eastAsia"/>
           <w:b/>
           <w:bCs/>
           <w:color w:val="1F3A6E"/>
@@ -4319,7 +4555,6 @@
         </w:rPr>
         <w:t>目的</w:t>
       </w:r>
-      <w:proofErr w:type="gramEnd"/>
     </w:p>
     <w:p>
       <w:pPr>
@@ -4327,15 +4562,15 @@
         <w:spacing w:after="120" w:line="360" w:lineRule="auto"/>
         <w:ind w:firstLine="420"/>
         <w:rPr>
-          <w:rFonts w:ascii="SimSun" w:hAnsi="SimSun"/>
-          <w:kern w:val="0"/>
-          <w:sz w:val="24"/>
-          <w:szCs w:val="22"/>
-        </w:rPr>
-      </w:pPr>
-      <w:r>
-        <w:rPr>
-          <w:rFonts w:ascii="SimSun" w:hAnsi="SimSun"/>
+          <w:rFonts w:ascii="宋体" w:hAnsi="宋体"/>
+          <w:kern w:val="0"/>
+          <w:sz w:val="24"/>
+          <w:szCs w:val="22"/>
+        </w:rPr>
+      </w:pPr>
+      <w:r>
+        <w:rPr>
+          <w:rFonts w:ascii="宋体" w:hAnsi="宋体"/>
           <w:kern w:val="0"/>
           <w:sz w:val="24"/>
           <w:szCs w:val="22"/>
@@ -4345,7 +4580,7 @@
       <w:proofErr w:type="spellStart"/>
       <w:r>
         <w:rPr>
-          <w:rFonts w:ascii="SimSun" w:hAnsi="SimSun"/>
+          <w:rFonts w:ascii="宋体" w:hAnsi="宋体"/>
           <w:kern w:val="0"/>
           <w:sz w:val="24"/>
           <w:szCs w:val="22"/>
@@ -4355,7 +4590,7 @@
       <w:proofErr w:type="spellEnd"/>
       <w:r>
         <w:rPr>
-          <w:rFonts w:ascii="SimSun" w:hAnsi="SimSun"/>
+          <w:rFonts w:ascii="宋体" w:hAnsi="宋体"/>
           <w:kern w:val="0"/>
           <w:sz w:val="24"/>
           <w:szCs w:val="22"/>
@@ -4365,7 +4600,7 @@
       <w:proofErr w:type="spellStart"/>
       <w:r>
         <w:rPr>
-          <w:rFonts w:ascii="SimSun" w:hAnsi="SimSun"/>
+          <w:rFonts w:ascii="宋体" w:hAnsi="宋体"/>
           <w:kern w:val="0"/>
           <w:sz w:val="24"/>
           <w:szCs w:val="22"/>
@@ -4375,7 +4610,7 @@
       <w:proofErr w:type="spellEnd"/>
       <w:r>
         <w:rPr>
-          <w:rFonts w:ascii="SimSun" w:hAnsi="SimSun"/>
+          <w:rFonts w:ascii="宋体" w:hAnsi="宋体"/>
           <w:kern w:val="0"/>
           <w:sz w:val="24"/>
           <w:szCs w:val="22"/>
@@ -4400,7 +4635,6 @@
           <w:szCs w:val="26"/>
         </w:rPr>
       </w:pPr>
-      <w:proofErr w:type="gramStart"/>
       <w:r>
         <w:rPr>
           <w:rFonts w:ascii="Calibri" w:eastAsia="MS Gothic" w:hAnsi="Calibri"/>
@@ -4425,7 +4659,7 @@
       </w:r>
       <w:r>
         <w:rPr>
-          <w:rFonts w:ascii="Microsoft YaHei" w:eastAsia="Microsoft YaHei" w:hAnsi="Microsoft YaHei" w:cs="Microsoft YaHei" w:hint="eastAsia"/>
+          <w:rFonts w:ascii="微软雅黑" w:eastAsia="微软雅黑" w:hAnsi="微软雅黑" w:cs="微软雅黑" w:hint="eastAsia"/>
           <w:b/>
           <w:bCs/>
           <w:color w:val="1F3A6E"/>
@@ -4445,7 +4679,6 @@
         </w:rPr>
         <w:t>理</w:t>
       </w:r>
-      <w:proofErr w:type="gramEnd"/>
     </w:p>
     <w:p>
       <w:pPr>
@@ -4453,15 +4686,15 @@
         <w:spacing w:after="120" w:line="360" w:lineRule="auto"/>
         <w:ind w:firstLine="420"/>
         <w:rPr>
-          <w:rFonts w:ascii="SimSun" w:hAnsi="SimSun"/>
-          <w:kern w:val="0"/>
-          <w:sz w:val="24"/>
-          <w:szCs w:val="22"/>
-        </w:rPr>
-      </w:pPr>
-      <w:r>
-        <w:rPr>
-          <w:rFonts w:ascii="SimSun" w:hAnsi="SimSun"/>
+          <w:rFonts w:ascii="宋体" w:hAnsi="宋体"/>
+          <w:kern w:val="0"/>
+          <w:sz w:val="24"/>
+          <w:szCs w:val="22"/>
+        </w:rPr>
+      </w:pPr>
+      <w:r>
+        <w:rPr>
+          <w:rFonts w:ascii="宋体" w:hAnsi="宋体"/>
           <w:kern w:val="0"/>
           <w:sz w:val="24"/>
           <w:szCs w:val="22"/>
@@ -4471,7 +4704,7 @@
       <w:proofErr w:type="spellStart"/>
       <w:r>
         <w:rPr>
-          <w:rFonts w:ascii="SimSun" w:hAnsi="SimSun"/>
+          <w:rFonts w:ascii="宋体" w:hAnsi="宋体"/>
           <w:kern w:val="0"/>
           <w:sz w:val="24"/>
           <w:szCs w:val="22"/>
@@ -4481,7 +4714,7 @@
       <w:proofErr w:type="spellEnd"/>
       <w:r>
         <w:rPr>
-          <w:rFonts w:ascii="SimSun" w:hAnsi="SimSun"/>
+          <w:rFonts w:ascii="宋体" w:hAnsi="宋体"/>
           <w:kern w:val="0"/>
           <w:sz w:val="24"/>
           <w:szCs w:val="22"/>
@@ -4490,7 +4723,7 @@
       </w:r>
       <w:r>
         <w:rPr>
-          <w:rFonts w:ascii="SimSun" w:hAnsi="SimSun"/>
+          <w:rFonts w:ascii="宋体" w:hAnsi="宋体"/>
           <w:kern w:val="0"/>
           <w:sz w:val="24"/>
           <w:szCs w:val="22"/>
@@ -4499,7 +4732,7 @@
       </w:r>
       <w:r>
         <w:rPr>
-          <w:rFonts w:ascii="SimSun" w:hAnsi="SimSun"/>
+          <w:rFonts w:ascii="宋体" w:hAnsi="宋体"/>
           <w:kern w:val="0"/>
           <w:sz w:val="24"/>
           <w:szCs w:val="22"/>
@@ -4552,10 +4785,9 @@
         </w:rPr>
         <w:t>LoRA</w:t>
       </w:r>
-      <w:proofErr w:type="gramEnd"/>
-      <w:r>
-        <w:rPr>
-          <w:rFonts w:ascii="Microsoft YaHei" w:eastAsia="Microsoft YaHei" w:hAnsi="Microsoft YaHei" w:cs="Microsoft YaHei" w:hint="eastAsia"/>
+      <w:r>
+        <w:rPr>
+          <w:rFonts w:ascii="微软雅黑" w:eastAsia="微软雅黑" w:hAnsi="微软雅黑" w:cs="微软雅黑" w:hint="eastAsia"/>
           <w:b/>
           <w:bCs/>
           <w:color w:val="1F3A6E"/>
@@ -4578,6 +4810,7 @@
         <w:t>配置</w:t>
       </w:r>
       <w:proofErr w:type="spellEnd"/>
+      <w:proofErr w:type="gramEnd"/>
     </w:p>
     <w:tbl>
       <w:tblPr>
@@ -4613,7 +4846,7 @@
               <w:spacing w:after="120" w:line="360" w:lineRule="auto"/>
               <w:jc w:val="center"/>
               <w:rPr>
-                <w:rFonts w:ascii="SimSun" w:hAnsi="SimSun"/>
+                <w:rFonts w:ascii="宋体" w:hAnsi="宋体"/>
                 <w:kern w:val="0"/>
                 <w:sz w:val="24"/>
                 <w:szCs w:val="22"/>
@@ -4622,7 +4855,7 @@
             <w:proofErr w:type="spellStart"/>
             <w:r>
               <w:rPr>
-                <w:rFonts w:ascii="SimHei" w:eastAsia="SimHei" w:hAnsi="SimHei"/>
+                <w:rFonts w:ascii="黑体" w:eastAsia="黑体" w:hAnsi="黑体"/>
                 <w:color w:val="FFFFFF"/>
                 <w:kern w:val="0"/>
                 <w:sz w:val="20"/>
@@ -4651,15 +4884,15 @@
               <w:spacing w:after="120" w:line="360" w:lineRule="auto"/>
               <w:jc w:val="center"/>
               <w:rPr>
-                <w:rFonts w:ascii="SimSun" w:hAnsi="SimSun"/>
-                <w:kern w:val="0"/>
-                <w:sz w:val="24"/>
-                <w:szCs w:val="22"/>
-              </w:rPr>
-            </w:pPr>
-            <w:r>
-              <w:rPr>
-                <w:rFonts w:ascii="SimHei" w:eastAsia="SimHei" w:hAnsi="SimHei"/>
+                <w:rFonts w:ascii="宋体" w:hAnsi="宋体"/>
+                <w:kern w:val="0"/>
+                <w:sz w:val="24"/>
+                <w:szCs w:val="22"/>
+              </w:rPr>
+            </w:pPr>
+            <w:r>
+              <w:rPr>
+                <w:rFonts w:ascii="黑体" w:eastAsia="黑体" w:hAnsi="黑体"/>
                 <w:color w:val="FFFFFF"/>
                 <w:kern w:val="0"/>
                 <w:sz w:val="20"/>
@@ -4691,7 +4924,7 @@
               <w:spacing w:after="120" w:line="360" w:lineRule="auto"/>
               <w:jc w:val="left"/>
               <w:rPr>
-                <w:rFonts w:ascii="SimSun" w:hAnsi="SimSun"/>
+                <w:rFonts w:ascii="宋体" w:hAnsi="宋体"/>
                 <w:kern w:val="0"/>
                 <w:sz w:val="24"/>
                 <w:szCs w:val="22"/>
@@ -4700,7 +4933,7 @@
             <w:proofErr w:type="spellStart"/>
             <w:r>
               <w:rPr>
-                <w:rFonts w:ascii="SimSun" w:hAnsi="SimSun"/>
+                <w:rFonts w:ascii="宋体" w:hAnsi="宋体"/>
                 <w:kern w:val="0"/>
                 <w:sz w:val="20"/>
                 <w:szCs w:val="22"/>
@@ -4727,15 +4960,15 @@
               <w:spacing w:after="120" w:line="360" w:lineRule="auto"/>
               <w:jc w:val="center"/>
               <w:rPr>
-                <w:rFonts w:ascii="SimSun" w:hAnsi="SimSun"/>
-                <w:kern w:val="0"/>
-                <w:sz w:val="24"/>
-                <w:szCs w:val="22"/>
-              </w:rPr>
-            </w:pPr>
-            <w:r>
-              <w:rPr>
-                <w:rFonts w:ascii="SimSun" w:hAnsi="SimSun"/>
+                <w:rFonts w:ascii="宋体" w:hAnsi="宋体"/>
+                <w:kern w:val="0"/>
+                <w:sz w:val="24"/>
+                <w:szCs w:val="22"/>
+              </w:rPr>
+            </w:pPr>
+            <w:r>
+              <w:rPr>
+                <w:rFonts w:ascii="宋体" w:hAnsi="宋体"/>
                 <w:kern w:val="0"/>
                 <w:sz w:val="20"/>
                 <w:szCs w:val="22"/>
@@ -4745,7 +4978,7 @@
             <w:proofErr w:type="spellStart"/>
             <w:r>
               <w:rPr>
-                <w:rFonts w:ascii="SimSun" w:hAnsi="SimSun"/>
+                <w:rFonts w:ascii="宋体" w:hAnsi="宋体"/>
                 <w:kern w:val="0"/>
                 <w:sz w:val="20"/>
                 <w:szCs w:val="22"/>
@@ -4755,7 +4988,7 @@
             <w:proofErr w:type="spellEnd"/>
             <w:r>
               <w:rPr>
-                <w:rFonts w:ascii="SimSun" w:hAnsi="SimSun"/>
+                <w:rFonts w:ascii="宋体" w:hAnsi="宋体"/>
                 <w:kern w:val="0"/>
                 <w:sz w:val="20"/>
                 <w:szCs w:val="22"/>
@@ -4787,7 +5020,7 @@
               <w:spacing w:after="120" w:line="360" w:lineRule="auto"/>
               <w:jc w:val="left"/>
               <w:rPr>
-                <w:rFonts w:ascii="SimSun" w:hAnsi="SimSun"/>
+                <w:rFonts w:ascii="宋体" w:hAnsi="宋体"/>
                 <w:kern w:val="0"/>
                 <w:sz w:val="24"/>
                 <w:szCs w:val="22"/>
@@ -4796,7 +5029,7 @@
             <w:proofErr w:type="spellStart"/>
             <w:r>
               <w:rPr>
-                <w:rFonts w:ascii="SimSun" w:hAnsi="SimSun"/>
+                <w:rFonts w:ascii="宋体" w:hAnsi="宋体"/>
                 <w:kern w:val="0"/>
                 <w:sz w:val="20"/>
                 <w:szCs w:val="22"/>
@@ -4824,7 +5057,7 @@
               <w:spacing w:after="120" w:line="360" w:lineRule="auto"/>
               <w:jc w:val="center"/>
               <w:rPr>
-                <w:rFonts w:ascii="SimSun" w:hAnsi="SimSun"/>
+                <w:rFonts w:ascii="宋体" w:hAnsi="宋体"/>
                 <w:kern w:val="0"/>
                 <w:sz w:val="24"/>
                 <w:szCs w:val="22"/>
@@ -4833,7 +5066,7 @@
             <w:proofErr w:type="spellStart"/>
             <w:r>
               <w:rPr>
-                <w:rFonts w:ascii="SimSun" w:hAnsi="SimSun"/>
+                <w:rFonts w:ascii="宋体" w:hAnsi="宋体"/>
                 <w:kern w:val="0"/>
                 <w:sz w:val="20"/>
                 <w:szCs w:val="22"/>
@@ -4843,7 +5076,7 @@
             <w:proofErr w:type="spellEnd"/>
             <w:r>
               <w:rPr>
-                <w:rFonts w:ascii="SimSun" w:hAnsi="SimSun"/>
+                <w:rFonts w:ascii="宋体" w:hAnsi="宋体"/>
                 <w:kern w:val="0"/>
                 <w:sz w:val="20"/>
                 <w:szCs w:val="22"/>
@@ -4874,7 +5107,7 @@
               <w:spacing w:after="120" w:line="360" w:lineRule="auto"/>
               <w:jc w:val="left"/>
               <w:rPr>
-                <w:rFonts w:ascii="SimSun" w:hAnsi="SimSun"/>
+                <w:rFonts w:ascii="宋体" w:hAnsi="宋体"/>
                 <w:kern w:val="0"/>
                 <w:sz w:val="24"/>
                 <w:szCs w:val="22"/>
@@ -4883,7 +5116,7 @@
             <w:proofErr w:type="spellStart"/>
             <w:r>
               <w:rPr>
-                <w:rFonts w:ascii="SimSun" w:hAnsi="SimSun"/>
+                <w:rFonts w:ascii="宋体" w:hAnsi="宋体"/>
                 <w:kern w:val="0"/>
                 <w:sz w:val="20"/>
                 <w:szCs w:val="22"/>
@@ -4911,7 +5144,7 @@
               <w:spacing w:after="120" w:line="360" w:lineRule="auto"/>
               <w:jc w:val="center"/>
               <w:rPr>
-                <w:rFonts w:ascii="SimSun" w:hAnsi="SimSun"/>
+                <w:rFonts w:ascii="宋体" w:hAnsi="宋体"/>
                 <w:kern w:val="0"/>
                 <w:sz w:val="24"/>
                 <w:szCs w:val="22"/>
@@ -4920,7 +5153,7 @@
             <w:proofErr w:type="spellStart"/>
             <w:r>
               <w:rPr>
-                <w:rFonts w:ascii="SimSun" w:hAnsi="SimSun"/>
+                <w:rFonts w:ascii="宋体" w:hAnsi="宋体"/>
                 <w:kern w:val="0"/>
                 <w:sz w:val="20"/>
                 <w:szCs w:val="22"/>
@@ -4930,7 +5163,7 @@
             <w:proofErr w:type="spellEnd"/>
             <w:r>
               <w:rPr>
-                <w:rFonts w:ascii="SimSun" w:hAnsi="SimSun"/>
+                <w:rFonts w:ascii="宋体" w:hAnsi="宋体"/>
                 <w:kern w:val="0"/>
                 <w:sz w:val="20"/>
                 <w:szCs w:val="22"/>
@@ -4940,7 +5173,7 @@
             <w:proofErr w:type="spellStart"/>
             <w:r>
               <w:rPr>
-                <w:rFonts w:ascii="SimSun" w:hAnsi="SimSun"/>
+                <w:rFonts w:ascii="宋体" w:hAnsi="宋体"/>
                 <w:kern w:val="0"/>
                 <w:sz w:val="20"/>
                 <w:szCs w:val="22"/>
@@ -4950,7 +5183,7 @@
             <w:proofErr w:type="spellEnd"/>
             <w:r>
               <w:rPr>
-                <w:rFonts w:ascii="SimSun" w:hAnsi="SimSun"/>
+                <w:rFonts w:ascii="宋体" w:hAnsi="宋体"/>
                 <w:kern w:val="0"/>
                 <w:sz w:val="20"/>
                 <w:szCs w:val="22"/>
@@ -4960,7 +5193,7 @@
             <w:proofErr w:type="spellStart"/>
             <w:r>
               <w:rPr>
-                <w:rFonts w:ascii="SimSun" w:hAnsi="SimSun"/>
+                <w:rFonts w:ascii="宋体" w:hAnsi="宋体"/>
                 <w:kern w:val="0"/>
                 <w:sz w:val="20"/>
                 <w:szCs w:val="22"/>
@@ -4970,7 +5203,7 @@
             <w:proofErr w:type="spellEnd"/>
             <w:r>
               <w:rPr>
-                <w:rFonts w:ascii="SimSun" w:hAnsi="SimSun"/>
+                <w:rFonts w:ascii="宋体" w:hAnsi="宋体"/>
                 <w:kern w:val="0"/>
                 <w:sz w:val="20"/>
                 <w:szCs w:val="22"/>
@@ -4980,7 +5213,7 @@
             <w:proofErr w:type="spellStart"/>
             <w:r>
               <w:rPr>
-                <w:rFonts w:ascii="SimSun" w:hAnsi="SimSun"/>
+                <w:rFonts w:ascii="宋体" w:hAnsi="宋体"/>
                 <w:kern w:val="0"/>
                 <w:sz w:val="20"/>
                 <w:szCs w:val="22"/>
@@ -4990,7 +5223,7 @@
             <w:proofErr w:type="spellEnd"/>
             <w:r>
               <w:rPr>
-                <w:rFonts w:ascii="SimSun" w:hAnsi="SimSun"/>
+                <w:rFonts w:ascii="宋体" w:hAnsi="宋体"/>
                 <w:kern w:val="0"/>
                 <w:sz w:val="20"/>
                 <w:szCs w:val="22"/>
@@ -5000,7 +5233,7 @@
             <w:proofErr w:type="spellStart"/>
             <w:r>
               <w:rPr>
-                <w:rFonts w:ascii="SimSun" w:hAnsi="SimSun"/>
+                <w:rFonts w:ascii="宋体" w:hAnsi="宋体"/>
                 <w:kern w:val="0"/>
                 <w:sz w:val="20"/>
                 <w:szCs w:val="22"/>
@@ -5010,7 +5243,7 @@
             <w:proofErr w:type="spellEnd"/>
             <w:r>
               <w:rPr>
-                <w:rFonts w:ascii="SimSun" w:hAnsi="SimSun"/>
+                <w:rFonts w:ascii="宋体" w:hAnsi="宋体"/>
                 <w:kern w:val="0"/>
                 <w:sz w:val="20"/>
                 <w:szCs w:val="22"/>
@@ -5020,7 +5253,7 @@
             <w:proofErr w:type="spellStart"/>
             <w:r>
               <w:rPr>
-                <w:rFonts w:ascii="SimSun" w:hAnsi="SimSun"/>
+                <w:rFonts w:ascii="宋体" w:hAnsi="宋体"/>
                 <w:kern w:val="0"/>
                 <w:sz w:val="20"/>
                 <w:szCs w:val="22"/>
@@ -5030,7 +5263,7 @@
             <w:proofErr w:type="spellEnd"/>
             <w:r>
               <w:rPr>
-                <w:rFonts w:ascii="SimSun" w:hAnsi="SimSun"/>
+                <w:rFonts w:ascii="宋体" w:hAnsi="宋体"/>
                 <w:kern w:val="0"/>
                 <w:sz w:val="20"/>
                 <w:szCs w:val="22"/>
@@ -5040,7 +5273,7 @@
             <w:proofErr w:type="spellStart"/>
             <w:r>
               <w:rPr>
-                <w:rFonts w:ascii="SimSun" w:hAnsi="SimSun"/>
+                <w:rFonts w:ascii="宋体" w:hAnsi="宋体"/>
                 <w:kern w:val="0"/>
                 <w:sz w:val="20"/>
                 <w:szCs w:val="22"/>
@@ -5073,7 +5306,7 @@
               <w:spacing w:after="120" w:line="360" w:lineRule="auto"/>
               <w:jc w:val="left"/>
               <w:rPr>
-                <w:rFonts w:ascii="SimSun" w:hAnsi="SimSun"/>
+                <w:rFonts w:ascii="宋体" w:hAnsi="宋体"/>
                 <w:kern w:val="0"/>
                 <w:sz w:val="24"/>
                 <w:szCs w:val="22"/>
@@ -5082,7 +5315,7 @@
             <w:proofErr w:type="spellStart"/>
             <w:r>
               <w:rPr>
-                <w:rFonts w:ascii="SimSun" w:hAnsi="SimSun"/>
+                <w:rFonts w:ascii="宋体" w:hAnsi="宋体"/>
                 <w:kern w:val="0"/>
                 <w:sz w:val="20"/>
                 <w:szCs w:val="22"/>
@@ -5110,15 +5343,15 @@
               <w:spacing w:after="120" w:line="360" w:lineRule="auto"/>
               <w:jc w:val="center"/>
               <w:rPr>
-                <w:rFonts w:ascii="SimSun" w:hAnsi="SimSun"/>
-                <w:kern w:val="0"/>
-                <w:sz w:val="24"/>
-                <w:szCs w:val="22"/>
-              </w:rPr>
-            </w:pPr>
-            <w:r>
-              <w:rPr>
-                <w:rFonts w:ascii="SimSun" w:hAnsi="SimSun"/>
+                <w:rFonts w:ascii="宋体" w:hAnsi="宋体"/>
+                <w:kern w:val="0"/>
+                <w:sz w:val="24"/>
+                <w:szCs w:val="22"/>
+              </w:rPr>
+            </w:pPr>
+            <w:r>
+              <w:rPr>
+                <w:rFonts w:ascii="宋体" w:hAnsi="宋体"/>
                 <w:kern w:val="0"/>
                 <w:sz w:val="20"/>
                 <w:szCs w:val="22"/>
@@ -5149,7 +5382,7 @@
               <w:spacing w:after="120" w:line="360" w:lineRule="auto"/>
               <w:jc w:val="left"/>
               <w:rPr>
-                <w:rFonts w:ascii="SimSun" w:hAnsi="SimSun"/>
+                <w:rFonts w:ascii="宋体" w:hAnsi="宋体"/>
                 <w:kern w:val="0"/>
                 <w:sz w:val="24"/>
                 <w:szCs w:val="22"/>
@@ -5158,7 +5391,7 @@
             <w:proofErr w:type="spellStart"/>
             <w:r>
               <w:rPr>
-                <w:rFonts w:ascii="SimSun" w:hAnsi="SimSun"/>
+                <w:rFonts w:ascii="宋体" w:hAnsi="宋体"/>
                 <w:kern w:val="0"/>
                 <w:sz w:val="20"/>
                 <w:szCs w:val="22"/>
@@ -5185,15 +5418,15 @@
               <w:spacing w:after="120" w:line="360" w:lineRule="auto"/>
               <w:jc w:val="center"/>
               <w:rPr>
-                <w:rFonts w:ascii="SimSun" w:hAnsi="SimSun"/>
-                <w:kern w:val="0"/>
-                <w:sz w:val="24"/>
-                <w:szCs w:val="22"/>
-              </w:rPr>
-            </w:pPr>
-            <w:r>
-              <w:rPr>
-                <w:rFonts w:ascii="SimSun" w:hAnsi="SimSun"/>
+                <w:rFonts w:ascii="宋体" w:hAnsi="宋体"/>
+                <w:kern w:val="0"/>
+                <w:sz w:val="24"/>
+                <w:szCs w:val="22"/>
+              </w:rPr>
+            </w:pPr>
+            <w:r>
+              <w:rPr>
+                <w:rFonts w:ascii="宋体" w:hAnsi="宋体"/>
                 <w:kern w:val="0"/>
                 <w:sz w:val="20"/>
                 <w:szCs w:val="22"/>
@@ -5225,15 +5458,15 @@
               <w:spacing w:after="120" w:line="360" w:lineRule="auto"/>
               <w:jc w:val="left"/>
               <w:rPr>
-                <w:rFonts w:ascii="SimSun" w:hAnsi="SimSun"/>
-                <w:kern w:val="0"/>
-                <w:sz w:val="24"/>
-                <w:szCs w:val="22"/>
-              </w:rPr>
-            </w:pPr>
-            <w:r>
-              <w:rPr>
-                <w:rFonts w:ascii="SimSun" w:hAnsi="SimSun"/>
+                <w:rFonts w:ascii="宋体" w:hAnsi="宋体"/>
+                <w:kern w:val="0"/>
+                <w:sz w:val="24"/>
+                <w:szCs w:val="22"/>
+              </w:rPr>
+            </w:pPr>
+            <w:r>
+              <w:rPr>
+                <w:rFonts w:ascii="宋体" w:hAnsi="宋体"/>
                 <w:kern w:val="0"/>
                 <w:sz w:val="20"/>
                 <w:szCs w:val="22"/>
@@ -5260,15 +5493,15 @@
               <w:spacing w:after="120" w:line="360" w:lineRule="auto"/>
               <w:jc w:val="center"/>
               <w:rPr>
-                <w:rFonts w:ascii="SimSun" w:hAnsi="SimSun"/>
-                <w:kern w:val="0"/>
-                <w:sz w:val="24"/>
-                <w:szCs w:val="22"/>
-              </w:rPr>
-            </w:pPr>
-            <w:r>
-              <w:rPr>
-                <w:rFonts w:ascii="SimSun" w:hAnsi="SimSun"/>
+                <w:rFonts w:ascii="宋体" w:hAnsi="宋体"/>
+                <w:kern w:val="0"/>
+                <w:sz w:val="24"/>
+                <w:szCs w:val="22"/>
+              </w:rPr>
+            </w:pPr>
+            <w:r>
+              <w:rPr>
+                <w:rFonts w:ascii="宋体" w:hAnsi="宋体"/>
                 <w:kern w:val="0"/>
                 <w:sz w:val="20"/>
                 <w:szCs w:val="22"/>
@@ -5299,7 +5532,7 @@
               <w:spacing w:after="120" w:line="360" w:lineRule="auto"/>
               <w:jc w:val="left"/>
               <w:rPr>
-                <w:rFonts w:ascii="SimSun" w:hAnsi="SimSun"/>
+                <w:rFonts w:ascii="宋体" w:hAnsi="宋体"/>
                 <w:kern w:val="0"/>
                 <w:sz w:val="24"/>
                 <w:szCs w:val="22"/>
@@ -5308,7 +5541,7 @@
             <w:proofErr w:type="spellStart"/>
             <w:r>
               <w:rPr>
-                <w:rFonts w:ascii="SimSun" w:hAnsi="SimSun"/>
+                <w:rFonts w:ascii="宋体" w:hAnsi="宋体"/>
                 <w:kern w:val="0"/>
                 <w:sz w:val="20"/>
                 <w:szCs w:val="22"/>
@@ -5335,15 +5568,15 @@
               <w:spacing w:after="120" w:line="360" w:lineRule="auto"/>
               <w:jc w:val="center"/>
               <w:rPr>
-                <w:rFonts w:ascii="SimSun" w:hAnsi="SimSun"/>
-                <w:kern w:val="0"/>
-                <w:sz w:val="24"/>
-                <w:szCs w:val="22"/>
-              </w:rPr>
-            </w:pPr>
-            <w:r>
-              <w:rPr>
-                <w:rFonts w:ascii="SimSun" w:hAnsi="SimSun"/>
+                <w:rFonts w:ascii="宋体" w:hAnsi="宋体"/>
+                <w:kern w:val="0"/>
+                <w:sz w:val="24"/>
+                <w:szCs w:val="22"/>
+              </w:rPr>
+            </w:pPr>
+            <w:r>
+              <w:rPr>
+                <w:rFonts w:ascii="宋体" w:hAnsi="宋体"/>
                 <w:kern w:val="0"/>
                 <w:sz w:val="20"/>
                 <w:szCs w:val="22"/>
@@ -5375,7 +5608,7 @@
               <w:spacing w:after="120" w:line="360" w:lineRule="auto"/>
               <w:jc w:val="left"/>
               <w:rPr>
-                <w:rFonts w:ascii="SimSun" w:hAnsi="SimSun"/>
+                <w:rFonts w:ascii="宋体" w:hAnsi="宋体"/>
                 <w:kern w:val="0"/>
                 <w:sz w:val="24"/>
                 <w:szCs w:val="22"/>
@@ -5384,7 +5617,7 @@
             <w:proofErr w:type="spellStart"/>
             <w:r>
               <w:rPr>
-                <w:rFonts w:ascii="SimSun" w:hAnsi="SimSun"/>
+                <w:rFonts w:ascii="宋体" w:hAnsi="宋体"/>
                 <w:kern w:val="0"/>
                 <w:sz w:val="20"/>
                 <w:szCs w:val="22"/>
@@ -5412,7 +5645,7 @@
               <w:spacing w:after="120" w:line="360" w:lineRule="auto"/>
               <w:jc w:val="center"/>
               <w:rPr>
-                <w:rFonts w:ascii="SimSun" w:hAnsi="SimSun"/>
+                <w:rFonts w:ascii="宋体" w:hAnsi="宋体"/>
                 <w:kern w:val="0"/>
                 <w:sz w:val="24"/>
                 <w:szCs w:val="22"/>
@@ -5421,7 +5654,7 @@
             <w:proofErr w:type="spellStart"/>
             <w:r>
               <w:rPr>
-                <w:rFonts w:ascii="SimSun" w:hAnsi="SimSun"/>
+                <w:rFonts w:ascii="宋体" w:hAnsi="宋体"/>
                 <w:kern w:val="0"/>
                 <w:sz w:val="20"/>
                 <w:szCs w:val="22"/>
@@ -5453,7 +5686,7 @@
               <w:spacing w:after="120" w:line="360" w:lineRule="auto"/>
               <w:jc w:val="left"/>
               <w:rPr>
-                <w:rFonts w:ascii="SimSun" w:hAnsi="SimSun"/>
+                <w:rFonts w:ascii="宋体" w:hAnsi="宋体"/>
                 <w:kern w:val="0"/>
                 <w:sz w:val="24"/>
                 <w:szCs w:val="22"/>
@@ -5462,7 +5695,7 @@
             <w:proofErr w:type="spellStart"/>
             <w:r>
               <w:rPr>
-                <w:rFonts w:ascii="SimSun" w:hAnsi="SimSun"/>
+                <w:rFonts w:ascii="宋体" w:hAnsi="宋体"/>
                 <w:kern w:val="0"/>
                 <w:sz w:val="20"/>
                 <w:szCs w:val="22"/>
@@ -5489,7 +5722,7 @@
               <w:spacing w:after="120" w:line="360" w:lineRule="auto"/>
               <w:jc w:val="center"/>
               <w:rPr>
-                <w:rFonts w:ascii="SimSun" w:hAnsi="SimSun"/>
+                <w:rFonts w:ascii="宋体" w:hAnsi="宋体"/>
                 <w:kern w:val="0"/>
                 <w:sz w:val="24"/>
                 <w:szCs w:val="22"/>
@@ -5498,7 +5731,7 @@
             </w:pPr>
             <w:r>
               <w:rPr>
-                <w:rFonts w:ascii="SimSun" w:hAnsi="SimSun"/>
+                <w:rFonts w:ascii="宋体" w:hAnsi="宋体"/>
                 <w:kern w:val="0"/>
                 <w:sz w:val="20"/>
                 <w:szCs w:val="22"/>
@@ -5516,7 +5749,7 @@
         <w:spacing w:after="120" w:line="360" w:lineRule="auto"/>
         <w:jc w:val="left"/>
         <w:rPr>
-          <w:rFonts w:ascii="SimSun" w:hAnsi="SimSun"/>
+          <w:rFonts w:ascii="宋体" w:hAnsi="宋体"/>
           <w:kern w:val="0"/>
           <w:sz w:val="24"/>
           <w:szCs w:val="22"/>
@@ -5540,7 +5773,6 @@
           <w:szCs w:val="26"/>
         </w:rPr>
       </w:pPr>
-      <w:proofErr w:type="gramStart"/>
       <w:r>
         <w:rPr>
           <w:rFonts w:ascii="Calibri" w:eastAsia="MS Gothic" w:hAnsi="Calibri"/>
@@ -5554,7 +5786,7 @@
       </w:r>
       <w:r>
         <w:rPr>
-          <w:rFonts w:ascii="Microsoft YaHei" w:eastAsia="Microsoft YaHei" w:hAnsi="Microsoft YaHei" w:cs="Microsoft YaHei" w:hint="eastAsia"/>
+          <w:rFonts w:ascii="微软雅黑" w:eastAsia="微软雅黑" w:hAnsi="微软雅黑" w:cs="微软雅黑" w:hint="eastAsia"/>
           <w:b/>
           <w:bCs/>
           <w:color w:val="1F3A6E"/>
@@ -5574,7 +5806,6 @@
         </w:rPr>
         <w:t>果</w:t>
       </w:r>
-      <w:proofErr w:type="gramEnd"/>
     </w:p>
     <w:p>
       <w:pPr>
@@ -5585,7 +5816,7 @@
         <w:jc w:val="left"/>
         <w:outlineLvl w:val="1"/>
         <w:rPr>
-          <w:rFonts w:ascii="Calibri" w:eastAsiaTheme="minorEastAsia" w:hAnsi="Calibri" w:hint="eastAsia"/>
+          <w:rFonts w:ascii="Calibri" w:eastAsiaTheme="minorEastAsia" w:hAnsi="Calibri"/>
           <w:b/>
           <w:bCs/>
           <w:color w:val="1F3A6E"/>
@@ -5615,7 +5846,7 @@
                     </pic:cNvPicPr>
                   </pic:nvPicPr>
                   <pic:blipFill>
-                    <a:blip r:embed="rId14">
+                    <a:blip r:embed="rId15">
                       <a:extLst>
                         <a:ext uri="{28A0092B-C50C-407E-A947-70E740481C1C}">
                           <a14:useLocalDpi xmlns:a14="http://schemas.microsoft.com/office/drawing/2010/main" val="0"/>
@@ -5653,15 +5884,15 @@
         <w:spacing w:after="120" w:line="360" w:lineRule="auto"/>
         <w:ind w:firstLine="420"/>
         <w:rPr>
-          <w:rFonts w:ascii="SimSun" w:hAnsi="SimSun"/>
-          <w:kern w:val="0"/>
-          <w:sz w:val="24"/>
-          <w:szCs w:val="22"/>
-        </w:rPr>
-      </w:pPr>
-      <w:r>
-        <w:rPr>
-          <w:rFonts w:ascii="SimSun" w:hAnsi="SimSun"/>
+          <w:rFonts w:ascii="宋体" w:hAnsi="宋体"/>
+          <w:kern w:val="0"/>
+          <w:sz w:val="24"/>
+          <w:szCs w:val="22"/>
+        </w:rPr>
+      </w:pPr>
+      <w:r>
+        <w:rPr>
+          <w:rFonts w:ascii="宋体" w:hAnsi="宋体"/>
           <w:kern w:val="0"/>
           <w:sz w:val="24"/>
           <w:szCs w:val="22"/>
@@ -5705,7 +5936,7 @@
               <w:spacing w:after="120" w:line="360" w:lineRule="auto"/>
               <w:jc w:val="center"/>
               <w:rPr>
-                <w:rFonts w:ascii="SimSun" w:hAnsi="SimSun"/>
+                <w:rFonts w:ascii="宋体" w:hAnsi="宋体"/>
                 <w:kern w:val="0"/>
                 <w:sz w:val="24"/>
                 <w:szCs w:val="22"/>
@@ -5714,7 +5945,7 @@
             <w:proofErr w:type="spellStart"/>
             <w:r>
               <w:rPr>
-                <w:rFonts w:ascii="SimHei" w:eastAsia="SimHei" w:hAnsi="SimHei"/>
+                <w:rFonts w:ascii="黑体" w:eastAsia="黑体" w:hAnsi="黑体"/>
                 <w:color w:val="FFFFFF"/>
                 <w:kern w:val="0"/>
                 <w:sz w:val="20"/>
@@ -5743,7 +5974,7 @@
               <w:spacing w:after="120" w:line="360" w:lineRule="auto"/>
               <w:jc w:val="center"/>
               <w:rPr>
-                <w:rFonts w:ascii="SimSun" w:hAnsi="SimSun"/>
+                <w:rFonts w:ascii="宋体" w:hAnsi="宋体"/>
                 <w:kern w:val="0"/>
                 <w:sz w:val="24"/>
                 <w:szCs w:val="22"/>
@@ -5752,7 +5983,7 @@
             <w:proofErr w:type="spellStart"/>
             <w:r>
               <w:rPr>
-                <w:rFonts w:ascii="SimHei" w:eastAsia="SimHei" w:hAnsi="SimHei"/>
+                <w:rFonts w:ascii="黑体" w:eastAsia="黑体" w:hAnsi="黑体"/>
                 <w:color w:val="FFFFFF"/>
                 <w:kern w:val="0"/>
                 <w:sz w:val="20"/>
@@ -5781,7 +6012,7 @@
               <w:spacing w:after="120" w:line="360" w:lineRule="auto"/>
               <w:jc w:val="center"/>
               <w:rPr>
-                <w:rFonts w:ascii="SimSun" w:hAnsi="SimSun"/>
+                <w:rFonts w:ascii="宋体" w:hAnsi="宋体"/>
                 <w:kern w:val="0"/>
                 <w:sz w:val="24"/>
                 <w:szCs w:val="22"/>
@@ -5790,7 +6021,7 @@
             <w:proofErr w:type="spellStart"/>
             <w:r>
               <w:rPr>
-                <w:rFonts w:ascii="SimHei" w:eastAsia="SimHei" w:hAnsi="SimHei"/>
+                <w:rFonts w:ascii="黑体" w:eastAsia="黑体" w:hAnsi="黑体"/>
                 <w:color w:val="FFFFFF"/>
                 <w:kern w:val="0"/>
                 <w:sz w:val="20"/>
@@ -5819,7 +6050,7 @@
               <w:spacing w:after="120" w:line="360" w:lineRule="auto"/>
               <w:jc w:val="center"/>
               <w:rPr>
-                <w:rFonts w:ascii="SimSun" w:hAnsi="SimSun"/>
+                <w:rFonts w:ascii="宋体" w:hAnsi="宋体"/>
                 <w:kern w:val="0"/>
                 <w:sz w:val="24"/>
                 <w:szCs w:val="22"/>
@@ -5828,7 +6059,7 @@
             <w:proofErr w:type="spellStart"/>
             <w:r>
               <w:rPr>
-                <w:rFonts w:ascii="SimHei" w:eastAsia="SimHei" w:hAnsi="SimHei"/>
+                <w:rFonts w:ascii="黑体" w:eastAsia="黑体" w:hAnsi="黑体"/>
                 <w:color w:val="FFFFFF"/>
                 <w:kern w:val="0"/>
                 <w:sz w:val="20"/>
@@ -5861,15 +6092,15 @@
               <w:spacing w:after="120" w:line="360" w:lineRule="auto"/>
               <w:jc w:val="left"/>
               <w:rPr>
-                <w:rFonts w:ascii="SimSun" w:hAnsi="SimSun"/>
-                <w:kern w:val="0"/>
-                <w:sz w:val="24"/>
-                <w:szCs w:val="22"/>
-              </w:rPr>
-            </w:pPr>
-            <w:r>
-              <w:rPr>
-                <w:rFonts w:ascii="SimSun" w:hAnsi="SimSun"/>
+                <w:rFonts w:ascii="宋体" w:hAnsi="宋体"/>
+                <w:kern w:val="0"/>
+                <w:sz w:val="24"/>
+                <w:szCs w:val="22"/>
+              </w:rPr>
+            </w:pPr>
+            <w:r>
+              <w:rPr>
+                <w:rFonts w:ascii="宋体" w:hAnsi="宋体"/>
                 <w:kern w:val="0"/>
                 <w:sz w:val="20"/>
                 <w:szCs w:val="22"/>
@@ -5895,15 +6126,15 @@
               <w:spacing w:after="120" w:line="360" w:lineRule="auto"/>
               <w:jc w:val="center"/>
               <w:rPr>
-                <w:rFonts w:ascii="SimSun" w:hAnsi="SimSun"/>
-                <w:kern w:val="0"/>
-                <w:sz w:val="24"/>
-                <w:szCs w:val="22"/>
-              </w:rPr>
-            </w:pPr>
-            <w:r>
-              <w:rPr>
-                <w:rFonts w:ascii="SimSun" w:hAnsi="SimSun"/>
+                <w:rFonts w:ascii="宋体" w:hAnsi="宋体"/>
+                <w:kern w:val="0"/>
+                <w:sz w:val="24"/>
+                <w:szCs w:val="22"/>
+              </w:rPr>
+            </w:pPr>
+            <w:r>
+              <w:rPr>
+                <w:rFonts w:ascii="宋体" w:hAnsi="宋体"/>
                 <w:kern w:val="0"/>
                 <w:sz w:val="20"/>
                 <w:szCs w:val="22"/>
@@ -5929,15 +6160,15 @@
               <w:spacing w:after="120" w:line="360" w:lineRule="auto"/>
               <w:jc w:val="center"/>
               <w:rPr>
-                <w:rFonts w:ascii="SimSun" w:hAnsi="SimSun"/>
-                <w:kern w:val="0"/>
-                <w:sz w:val="24"/>
-                <w:szCs w:val="22"/>
-              </w:rPr>
-            </w:pPr>
-            <w:r>
-              <w:rPr>
-                <w:rFonts w:ascii="SimSun" w:hAnsi="SimSun"/>
+                <w:rFonts w:ascii="宋体" w:hAnsi="宋体"/>
+                <w:kern w:val="0"/>
+                <w:sz w:val="24"/>
+                <w:szCs w:val="22"/>
+              </w:rPr>
+            </w:pPr>
+            <w:r>
+              <w:rPr>
+                <w:rFonts w:ascii="宋体" w:hAnsi="宋体"/>
                 <w:kern w:val="0"/>
                 <w:sz w:val="20"/>
                 <w:szCs w:val="22"/>
@@ -5963,7 +6194,7 @@
               <w:spacing w:after="120" w:line="360" w:lineRule="auto"/>
               <w:jc w:val="center"/>
               <w:rPr>
-                <w:rFonts w:ascii="SimSun" w:hAnsi="SimSun"/>
+                <w:rFonts w:ascii="宋体" w:hAnsi="宋体"/>
                 <w:kern w:val="0"/>
                 <w:sz w:val="24"/>
                 <w:szCs w:val="22"/>
@@ -5972,7 +6203,7 @@
             <w:proofErr w:type="spellStart"/>
             <w:r>
               <w:rPr>
-                <w:rFonts w:ascii="SimSun" w:hAnsi="SimSun"/>
+                <w:rFonts w:ascii="宋体" w:hAnsi="宋体"/>
                 <w:kern w:val="0"/>
                 <w:sz w:val="20"/>
                 <w:szCs w:val="22"/>
@@ -6005,15 +6236,15 @@
               <w:spacing w:after="120" w:line="360" w:lineRule="auto"/>
               <w:jc w:val="left"/>
               <w:rPr>
-                <w:rFonts w:ascii="SimSun" w:hAnsi="SimSun"/>
-                <w:kern w:val="0"/>
-                <w:sz w:val="24"/>
-                <w:szCs w:val="22"/>
-              </w:rPr>
-            </w:pPr>
-            <w:r>
-              <w:rPr>
-                <w:rFonts w:ascii="SimSun" w:hAnsi="SimSun"/>
+                <w:rFonts w:ascii="宋体" w:hAnsi="宋体"/>
+                <w:kern w:val="0"/>
+                <w:sz w:val="24"/>
+                <w:szCs w:val="22"/>
+              </w:rPr>
+            </w:pPr>
+            <w:r>
+              <w:rPr>
+                <w:rFonts w:ascii="宋体" w:hAnsi="宋体"/>
                 <w:kern w:val="0"/>
                 <w:sz w:val="20"/>
                 <w:szCs w:val="22"/>
@@ -6040,15 +6271,15 @@
               <w:spacing w:after="120" w:line="360" w:lineRule="auto"/>
               <w:jc w:val="center"/>
               <w:rPr>
-                <w:rFonts w:ascii="SimSun" w:hAnsi="SimSun"/>
-                <w:kern w:val="0"/>
-                <w:sz w:val="24"/>
-                <w:szCs w:val="22"/>
-              </w:rPr>
-            </w:pPr>
-            <w:r>
-              <w:rPr>
-                <w:rFonts w:ascii="SimSun" w:hAnsi="SimSun"/>
+                <w:rFonts w:ascii="宋体" w:hAnsi="宋体"/>
+                <w:kern w:val="0"/>
+                <w:sz w:val="24"/>
+                <w:szCs w:val="22"/>
+              </w:rPr>
+            </w:pPr>
+            <w:r>
+              <w:rPr>
+                <w:rFonts w:ascii="宋体" w:hAnsi="宋体"/>
                 <w:kern w:val="0"/>
                 <w:sz w:val="20"/>
                 <w:szCs w:val="22"/>
@@ -6075,15 +6306,15 @@
               <w:spacing w:after="120" w:line="360" w:lineRule="auto"/>
               <w:jc w:val="center"/>
               <w:rPr>
-                <w:rFonts w:ascii="SimSun" w:hAnsi="SimSun"/>
-                <w:kern w:val="0"/>
-                <w:sz w:val="24"/>
-                <w:szCs w:val="22"/>
-              </w:rPr>
-            </w:pPr>
-            <w:r>
-              <w:rPr>
-                <w:rFonts w:ascii="SimSun" w:hAnsi="SimSun"/>
+                <w:rFonts w:ascii="宋体" w:hAnsi="宋体"/>
+                <w:kern w:val="0"/>
+                <w:sz w:val="24"/>
+                <w:szCs w:val="22"/>
+              </w:rPr>
+            </w:pPr>
+            <w:r>
+              <w:rPr>
+                <w:rFonts w:ascii="宋体" w:hAnsi="宋体"/>
                 <w:kern w:val="0"/>
                 <w:sz w:val="20"/>
                 <w:szCs w:val="22"/>
@@ -6110,7 +6341,7 @@
               <w:spacing w:after="120" w:line="360" w:lineRule="auto"/>
               <w:jc w:val="center"/>
               <w:rPr>
-                <w:rFonts w:ascii="SimSun" w:hAnsi="SimSun"/>
+                <w:rFonts w:ascii="宋体" w:hAnsi="宋体"/>
                 <w:kern w:val="0"/>
                 <w:sz w:val="24"/>
                 <w:szCs w:val="22"/>
@@ -6119,7 +6350,7 @@
             <w:proofErr w:type="spellStart"/>
             <w:r>
               <w:rPr>
-                <w:rFonts w:ascii="SimSun" w:hAnsi="SimSun"/>
+                <w:rFonts w:ascii="宋体" w:hAnsi="宋体"/>
                 <w:kern w:val="0"/>
                 <w:sz w:val="20"/>
                 <w:szCs w:val="22"/>
@@ -6151,7 +6382,7 @@
               <w:spacing w:after="120" w:line="360" w:lineRule="auto"/>
               <w:jc w:val="left"/>
               <w:rPr>
-                <w:rFonts w:ascii="SimSun" w:hAnsi="SimSun"/>
+                <w:rFonts w:ascii="宋体" w:hAnsi="宋体"/>
                 <w:kern w:val="0"/>
                 <w:sz w:val="24"/>
                 <w:szCs w:val="22"/>
@@ -6160,7 +6391,7 @@
             <w:proofErr w:type="spellStart"/>
             <w:r>
               <w:rPr>
-                <w:rFonts w:ascii="SimSun" w:hAnsi="SimSun"/>
+                <w:rFonts w:ascii="宋体" w:hAnsi="宋体"/>
                 <w:kern w:val="0"/>
                 <w:sz w:val="20"/>
                 <w:szCs w:val="22"/>
@@ -6188,15 +6419,15 @@
               <w:spacing w:after="120" w:line="360" w:lineRule="auto"/>
               <w:jc w:val="center"/>
               <w:rPr>
-                <w:rFonts w:ascii="SimSun" w:hAnsi="SimSun"/>
-                <w:kern w:val="0"/>
-                <w:sz w:val="24"/>
-                <w:szCs w:val="22"/>
-              </w:rPr>
-            </w:pPr>
-            <w:r>
-              <w:rPr>
-                <w:rFonts w:ascii="SimSun" w:hAnsi="SimSun"/>
+                <w:rFonts w:ascii="宋体" w:hAnsi="宋体"/>
+                <w:kern w:val="0"/>
+                <w:sz w:val="24"/>
+                <w:szCs w:val="22"/>
+              </w:rPr>
+            </w:pPr>
+            <w:r>
+              <w:rPr>
+                <w:rFonts w:ascii="宋体" w:hAnsi="宋体"/>
                 <w:kern w:val="0"/>
                 <w:sz w:val="20"/>
                 <w:szCs w:val="22"/>
@@ -6222,15 +6453,15 @@
               <w:spacing w:after="120" w:line="360" w:lineRule="auto"/>
               <w:jc w:val="center"/>
               <w:rPr>
-                <w:rFonts w:ascii="SimSun" w:hAnsi="SimSun"/>
-                <w:kern w:val="0"/>
-                <w:sz w:val="24"/>
-                <w:szCs w:val="22"/>
-              </w:rPr>
-            </w:pPr>
-            <w:r>
-              <w:rPr>
-                <w:rFonts w:ascii="SimSun" w:hAnsi="SimSun"/>
+                <w:rFonts w:ascii="宋体" w:hAnsi="宋体"/>
+                <w:kern w:val="0"/>
+                <w:sz w:val="24"/>
+                <w:szCs w:val="22"/>
+              </w:rPr>
+            </w:pPr>
+            <w:r>
+              <w:rPr>
+                <w:rFonts w:ascii="宋体" w:hAnsi="宋体"/>
                 <w:kern w:val="0"/>
                 <w:sz w:val="20"/>
                 <w:szCs w:val="22"/>
@@ -6256,15 +6487,15 @@
               <w:spacing w:after="120" w:line="360" w:lineRule="auto"/>
               <w:jc w:val="center"/>
               <w:rPr>
-                <w:rFonts w:ascii="SimSun" w:hAnsi="SimSun"/>
-                <w:kern w:val="0"/>
-                <w:sz w:val="24"/>
-                <w:szCs w:val="22"/>
-              </w:rPr>
-            </w:pPr>
-            <w:r>
-              <w:rPr>
-                <w:rFonts w:ascii="SimSun" w:hAnsi="SimSun"/>
+                <w:rFonts w:ascii="宋体" w:hAnsi="宋体"/>
+                <w:kern w:val="0"/>
+                <w:sz w:val="24"/>
+                <w:szCs w:val="22"/>
+              </w:rPr>
+            </w:pPr>
+            <w:r>
+              <w:rPr>
+                <w:rFonts w:ascii="宋体" w:hAnsi="宋体"/>
                 <w:kern w:val="0"/>
                 <w:sz w:val="20"/>
                 <w:szCs w:val="22"/>
@@ -6281,7 +6512,7 @@
         <w:spacing w:after="120" w:line="360" w:lineRule="auto"/>
         <w:jc w:val="left"/>
         <w:rPr>
-          <w:rFonts w:ascii="SimSun" w:hAnsi="SimSun"/>
+          <w:rFonts w:ascii="宋体" w:hAnsi="宋体"/>
           <w:kern w:val="0"/>
           <w:sz w:val="24"/>
           <w:szCs w:val="22"/>
@@ -6295,15 +6526,15 @@
         <w:spacing w:after="120" w:line="360" w:lineRule="auto"/>
         <w:ind w:firstLine="420"/>
         <w:rPr>
-          <w:rFonts w:ascii="SimSun" w:hAnsi="SimSun"/>
-          <w:kern w:val="0"/>
-          <w:sz w:val="24"/>
-          <w:szCs w:val="22"/>
-        </w:rPr>
-      </w:pPr>
-      <w:r>
-        <w:rPr>
-          <w:rFonts w:ascii="SimSun" w:hAnsi="SimSun"/>
+          <w:rFonts w:ascii="宋体" w:hAnsi="宋体"/>
+          <w:kern w:val="0"/>
+          <w:sz w:val="24"/>
+          <w:szCs w:val="22"/>
+        </w:rPr>
+      </w:pPr>
+      <w:r>
+        <w:rPr>
+          <w:rFonts w:ascii="宋体" w:hAnsi="宋体"/>
           <w:kern w:val="0"/>
           <w:sz w:val="24"/>
           <w:szCs w:val="22"/>
@@ -6328,7 +6559,6 @@
           <w:szCs w:val="26"/>
         </w:rPr>
       </w:pPr>
-      <w:proofErr w:type="gramStart"/>
       <w:r>
         <w:rPr>
           <w:rFonts w:ascii="Calibri" w:eastAsia="MS Gothic" w:hAnsi="Calibri"/>
@@ -6351,7 +6581,6 @@
         </w:rPr>
         <w:t>分析</w:t>
       </w:r>
-      <w:proofErr w:type="gramEnd"/>
     </w:p>
     <w:p>
       <w:pPr>
@@ -6359,15 +6588,15 @@
         <w:spacing w:after="120" w:line="360" w:lineRule="auto"/>
         <w:ind w:firstLine="420"/>
         <w:rPr>
-          <w:rFonts w:ascii="SimSun" w:hAnsi="SimSun"/>
-          <w:kern w:val="0"/>
-          <w:sz w:val="24"/>
-          <w:szCs w:val="22"/>
-        </w:rPr>
-      </w:pPr>
-      <w:r>
-        <w:rPr>
-          <w:rFonts w:ascii="SimSun" w:hAnsi="SimSun"/>
+          <w:rFonts w:ascii="宋体" w:hAnsi="宋体"/>
+          <w:kern w:val="0"/>
+          <w:sz w:val="24"/>
+          <w:szCs w:val="22"/>
+        </w:rPr>
+      </w:pPr>
+      <w:r>
+        <w:rPr>
+          <w:rFonts w:ascii="宋体" w:hAnsi="宋体"/>
           <w:kern w:val="0"/>
           <w:sz w:val="24"/>
           <w:szCs w:val="22"/>
@@ -6392,7 +6621,6 @@
           <w:sz w:val="32"/>
         </w:rPr>
       </w:pPr>
-      <w:proofErr w:type="gramStart"/>
       <w:r>
         <w:rPr>
           <w:rFonts w:ascii="Calibri" w:eastAsia="MS Gothic" w:hAnsi="Calibri"/>
@@ -6402,9 +6630,8 @@
           <w:kern w:val="0"/>
           <w:sz w:val="32"/>
         </w:rPr>
-        <w:t>6  v</w:t>
-      </w:r>
-      <w:proofErr w:type="gramEnd"/>
+        <w:t>6  v3</w:t>
+      </w:r>
       <w:r>
         <w:rPr>
           <w:rFonts w:ascii="Calibri" w:eastAsia="MS Gothic" w:hAnsi="Calibri"/>
@@ -6414,7 +6641,7 @@
           <w:kern w:val="0"/>
           <w:sz w:val="32"/>
         </w:rPr>
-        <w:t>3</w:t>
+        <w:t>：</w:t>
       </w:r>
       <w:r>
         <w:rPr>
@@ -6425,30 +6652,32 @@
           <w:kern w:val="0"/>
           <w:sz w:val="32"/>
         </w:rPr>
-        <w:t>：</w:t>
-      </w:r>
-      <w:r>
-        <w:rPr>
-          <w:rFonts w:ascii="Calibri" w:eastAsia="MS Gothic" w:hAnsi="Calibri"/>
+        <w:t xml:space="preserve">Qwen3.5 </w:t>
+      </w:r>
+      <w:r>
+        <w:rPr>
+          <w:rFonts w:ascii="微软雅黑" w:eastAsia="微软雅黑" w:hAnsi="微软雅黑" w:cs="微软雅黑" w:hint="eastAsia"/>
           <w:b/>
           <w:bCs/>
           <w:color w:val="1F3A6E"/>
           <w:kern w:val="0"/>
           <w:sz w:val="32"/>
         </w:rPr>
-        <w:t xml:space="preserve">Qwen3.5 </w:t>
-      </w:r>
-      <w:r>
-        <w:rPr>
-          <w:rFonts w:ascii="Microsoft YaHei" w:eastAsia="Microsoft YaHei" w:hAnsi="Microsoft YaHei" w:cs="Microsoft YaHei" w:hint="eastAsia"/>
+        <w:t>继续</w:t>
+      </w:r>
+      <w:proofErr w:type="gramStart"/>
+      <w:r>
+        <w:rPr>
+          <w:rFonts w:ascii="微软雅黑" w:eastAsia="微软雅黑" w:hAnsi="微软雅黑" w:cs="微软雅黑" w:hint="eastAsia"/>
           <w:b/>
           <w:bCs/>
           <w:color w:val="1F3A6E"/>
           <w:kern w:val="0"/>
           <w:sz w:val="32"/>
         </w:rPr>
-        <w:t>继续预训练</w:t>
-      </w:r>
+        <w:t>预训练</w:t>
+      </w:r>
+      <w:proofErr w:type="gramEnd"/>
       <w:r>
         <w:rPr>
           <w:rFonts w:ascii="Calibri" w:eastAsia="MS Gothic" w:hAnsi="Calibri"/>
@@ -6473,7 +6702,7 @@
       </w:r>
       <w:r>
         <w:rPr>
-          <w:rFonts w:ascii="Microsoft YaHei" w:eastAsia="Microsoft YaHei" w:hAnsi="Microsoft YaHei" w:cs="Microsoft YaHei" w:hint="eastAsia"/>
+          <w:rFonts w:ascii="微软雅黑" w:eastAsia="微软雅黑" w:hAnsi="微软雅黑" w:cs="微软雅黑" w:hint="eastAsia"/>
           <w:b/>
           <w:bCs/>
           <w:color w:val="1F3A6E"/>
@@ -6511,7 +6740,6 @@
           <w:szCs w:val="26"/>
         </w:rPr>
       </w:pPr>
-      <w:proofErr w:type="gramStart"/>
       <w:r>
         <w:rPr>
           <w:rFonts w:ascii="Calibri" w:eastAsia="MS Gothic" w:hAnsi="Calibri"/>
@@ -6525,7 +6753,7 @@
       </w:r>
       <w:r>
         <w:rPr>
-          <w:rFonts w:ascii="Microsoft YaHei" w:eastAsia="Microsoft YaHei" w:hAnsi="Microsoft YaHei" w:cs="Microsoft YaHei" w:hint="eastAsia"/>
+          <w:rFonts w:ascii="微软雅黑" w:eastAsia="微软雅黑" w:hAnsi="微软雅黑" w:cs="微软雅黑" w:hint="eastAsia"/>
           <w:b/>
           <w:bCs/>
           <w:color w:val="1F3A6E"/>
@@ -6547,7 +6775,7 @@
       </w:r>
       <w:r>
         <w:rPr>
-          <w:rFonts w:ascii="Microsoft YaHei" w:eastAsia="Microsoft YaHei" w:hAnsi="Microsoft YaHei" w:cs="Microsoft YaHei"/>
+          <w:rFonts w:ascii="微软雅黑" w:eastAsia="微软雅黑" w:hAnsi="微软雅黑" w:cs="微软雅黑"/>
           <w:b/>
           <w:bCs/>
           <w:color w:val="1F3A6E"/>
@@ -6556,7 +6784,6 @@
         </w:rPr>
         <w:t>标</w:t>
       </w:r>
-      <w:proofErr w:type="gramEnd"/>
     </w:p>
     <w:p>
       <w:pPr>
@@ -6564,15 +6791,15 @@
         <w:spacing w:after="120" w:line="360" w:lineRule="auto"/>
         <w:ind w:firstLine="420"/>
         <w:rPr>
-          <w:rFonts w:ascii="SimSun" w:hAnsi="SimSun"/>
-          <w:kern w:val="0"/>
-          <w:sz w:val="24"/>
-          <w:szCs w:val="22"/>
-        </w:rPr>
-      </w:pPr>
-      <w:r>
-        <w:rPr>
-          <w:rFonts w:ascii="SimSun" w:hAnsi="SimSun"/>
+          <w:rFonts w:ascii="宋体" w:hAnsi="宋体"/>
+          <w:kern w:val="0"/>
+          <w:sz w:val="24"/>
+          <w:szCs w:val="22"/>
+        </w:rPr>
+      </w:pPr>
+      <w:r>
+        <w:rPr>
+          <w:rFonts w:ascii="宋体" w:hAnsi="宋体"/>
           <w:kern w:val="0"/>
           <w:sz w:val="24"/>
           <w:szCs w:val="22"/>
@@ -6597,7 +6824,6 @@
           <w:szCs w:val="26"/>
         </w:rPr>
       </w:pPr>
-      <w:proofErr w:type="gramStart"/>
       <w:r>
         <w:rPr>
           <w:rFonts w:ascii="Calibri" w:eastAsia="MS Gothic" w:hAnsi="Calibri"/>
@@ -6622,7 +6848,7 @@
       </w:r>
       <w:r>
         <w:rPr>
-          <w:rFonts w:ascii="Microsoft YaHei" w:eastAsia="Microsoft YaHei" w:hAnsi="Microsoft YaHei" w:cs="Microsoft YaHei" w:hint="eastAsia"/>
+          <w:rFonts w:ascii="微软雅黑" w:eastAsia="微软雅黑" w:hAnsi="微软雅黑" w:cs="微软雅黑" w:hint="eastAsia"/>
           <w:b/>
           <w:bCs/>
           <w:color w:val="1F3A6E"/>
@@ -6642,7 +6868,6 @@
         </w:rPr>
         <w:t>理</w:t>
       </w:r>
-      <w:proofErr w:type="gramEnd"/>
     </w:p>
     <w:p>
       <w:pPr>
@@ -6650,15 +6875,15 @@
         <w:spacing w:after="120" w:line="360" w:lineRule="auto"/>
         <w:ind w:firstLine="420"/>
         <w:rPr>
-          <w:rFonts w:ascii="SimSun" w:hAnsi="SimSun"/>
-          <w:kern w:val="0"/>
-          <w:sz w:val="24"/>
-          <w:szCs w:val="22"/>
-        </w:rPr>
-      </w:pPr>
-      <w:r>
-        <w:rPr>
-          <w:rFonts w:ascii="SimSun" w:hAnsi="SimSun"/>
+          <w:rFonts w:ascii="宋体" w:hAnsi="宋体"/>
+          <w:kern w:val="0"/>
+          <w:sz w:val="24"/>
+          <w:szCs w:val="22"/>
+        </w:rPr>
+      </w:pPr>
+      <w:r>
+        <w:rPr>
+          <w:rFonts w:ascii="宋体" w:hAnsi="宋体"/>
           <w:kern w:val="0"/>
           <w:sz w:val="24"/>
           <w:szCs w:val="22"/>
@@ -6668,7 +6893,7 @@
       <w:proofErr w:type="spellStart"/>
       <w:r>
         <w:rPr>
-          <w:rFonts w:ascii="SimSun" w:hAnsi="SimSun"/>
+          <w:rFonts w:ascii="宋体" w:hAnsi="宋体"/>
           <w:kern w:val="0"/>
           <w:sz w:val="24"/>
           <w:szCs w:val="22"/>
@@ -6678,7 +6903,7 @@
       <w:proofErr w:type="spellEnd"/>
       <w:r>
         <w:rPr>
-          <w:rFonts w:ascii="SimSun" w:hAnsi="SimSun"/>
+          <w:rFonts w:ascii="宋体" w:hAnsi="宋体"/>
           <w:kern w:val="0"/>
           <w:sz w:val="24"/>
           <w:szCs w:val="22"/>
@@ -6692,15 +6917,15 @@
         <w:spacing w:after="120" w:line="360" w:lineRule="auto"/>
         <w:ind w:firstLine="420"/>
         <w:rPr>
-          <w:rFonts w:ascii="SimSun" w:hAnsi="SimSun"/>
-          <w:kern w:val="0"/>
-          <w:sz w:val="24"/>
-          <w:szCs w:val="22"/>
-        </w:rPr>
-      </w:pPr>
-      <w:r>
-        <w:rPr>
-          <w:rFonts w:ascii="SimSun" w:hAnsi="SimSun"/>
+          <w:rFonts w:ascii="宋体" w:hAnsi="宋体"/>
+          <w:kern w:val="0"/>
+          <w:sz w:val="24"/>
+          <w:szCs w:val="22"/>
+        </w:rPr>
+      </w:pPr>
+      <w:r>
+        <w:rPr>
+          <w:rFonts w:ascii="宋体" w:hAnsi="宋体"/>
           <w:kern w:val="0"/>
           <w:sz w:val="24"/>
           <w:szCs w:val="22"/>
@@ -6710,7 +6935,7 @@
       <w:proofErr w:type="spellStart"/>
       <w:r>
         <w:rPr>
-          <w:rFonts w:ascii="SimSun" w:hAnsi="SimSun"/>
+          <w:rFonts w:ascii="宋体" w:hAnsi="宋体"/>
           <w:kern w:val="0"/>
           <w:sz w:val="24"/>
           <w:szCs w:val="22"/>
@@ -6720,7 +6945,7 @@
       <w:proofErr w:type="spellEnd"/>
       <w:r>
         <w:rPr>
-          <w:rFonts w:ascii="SimSun" w:hAnsi="SimSun"/>
+          <w:rFonts w:ascii="宋体" w:hAnsi="宋体"/>
           <w:kern w:val="0"/>
           <w:sz w:val="24"/>
           <w:szCs w:val="22"/>
@@ -6745,7 +6970,6 @@
           <w:szCs w:val="26"/>
         </w:rPr>
       </w:pPr>
-      <w:proofErr w:type="gramStart"/>
       <w:r>
         <w:rPr>
           <w:rFonts w:ascii="Calibri" w:eastAsia="MS Gothic" w:hAnsi="Calibri"/>
@@ -6760,7 +6984,7 @@
       </w:r>
       <w:r>
         <w:rPr>
-          <w:rFonts w:ascii="Microsoft YaHei" w:eastAsia="Microsoft YaHei" w:hAnsi="Microsoft YaHei" w:cs="Microsoft YaHei" w:hint="eastAsia"/>
+          <w:rFonts w:ascii="微软雅黑" w:eastAsia="微软雅黑" w:hAnsi="微软雅黑" w:cs="微软雅黑" w:hint="eastAsia"/>
           <w:b/>
           <w:bCs/>
           <w:color w:val="1F3A6E"/>
@@ -6780,7 +7004,6 @@
         </w:rPr>
         <w:t>方法与核心特征</w:t>
       </w:r>
-      <w:proofErr w:type="gramEnd"/>
     </w:p>
     <w:p>
       <w:pPr>
@@ -6788,15 +7011,15 @@
         <w:spacing w:after="120" w:line="360" w:lineRule="auto"/>
         <w:ind w:firstLine="420"/>
         <w:rPr>
-          <w:rFonts w:ascii="SimSun" w:hAnsi="SimSun"/>
-          <w:kern w:val="0"/>
-          <w:sz w:val="24"/>
-          <w:szCs w:val="22"/>
-        </w:rPr>
-      </w:pPr>
-      <w:r>
-        <w:rPr>
-          <w:rFonts w:ascii="SimSun" w:hAnsi="SimSun"/>
+          <w:rFonts w:ascii="宋体" w:hAnsi="宋体"/>
+          <w:kern w:val="0"/>
+          <w:sz w:val="24"/>
+          <w:szCs w:val="22"/>
+        </w:rPr>
+      </w:pPr>
+      <w:r>
+        <w:rPr>
+          <w:rFonts w:ascii="宋体" w:hAnsi="宋体"/>
           <w:kern w:val="0"/>
           <w:sz w:val="24"/>
           <w:szCs w:val="22"/>
@@ -6806,7 +7029,7 @@
       <w:proofErr w:type="spellStart"/>
       <w:r>
         <w:rPr>
-          <w:rFonts w:ascii="SimSun" w:hAnsi="SimSun"/>
+          <w:rFonts w:ascii="宋体" w:hAnsi="宋体"/>
           <w:kern w:val="0"/>
           <w:sz w:val="24"/>
           <w:szCs w:val="22"/>
@@ -6816,7 +7039,7 @@
       <w:proofErr w:type="spellEnd"/>
       <w:r>
         <w:rPr>
-          <w:rFonts w:ascii="SimSun" w:hAnsi="SimSun"/>
+          <w:rFonts w:ascii="宋体" w:hAnsi="宋体"/>
           <w:kern w:val="0"/>
           <w:sz w:val="24"/>
           <w:szCs w:val="22"/>
@@ -6841,7 +7064,6 @@
           <w:szCs w:val="26"/>
         </w:rPr>
       </w:pPr>
-      <w:proofErr w:type="gramStart"/>
       <w:r>
         <w:rPr>
           <w:rFonts w:ascii="Calibri" w:eastAsia="MS Gothic" w:hAnsi="Calibri"/>
@@ -6855,7 +7077,7 @@
       </w:r>
       <w:r>
         <w:rPr>
-          <w:rFonts w:ascii="Microsoft YaHei" w:eastAsia="Microsoft YaHei" w:hAnsi="Microsoft YaHei" w:cs="Microsoft YaHei" w:hint="eastAsia"/>
+          <w:rFonts w:ascii="微软雅黑" w:eastAsia="微软雅黑" w:hAnsi="微软雅黑" w:cs="微软雅黑" w:hint="eastAsia"/>
           <w:b/>
           <w:bCs/>
           <w:color w:val="1F3A6E"/>
@@ -6875,7 +7097,6 @@
         </w:rPr>
         <w:t>果</w:t>
       </w:r>
-      <w:proofErr w:type="gramEnd"/>
     </w:p>
     <w:p>
       <w:pPr>
@@ -6886,7 +7107,7 @@
         <w:jc w:val="left"/>
         <w:outlineLvl w:val="1"/>
         <w:rPr>
-          <w:rFonts w:ascii="Calibri" w:eastAsiaTheme="minorEastAsia" w:hAnsi="Calibri" w:hint="eastAsia"/>
+          <w:rFonts w:ascii="Calibri" w:eastAsiaTheme="minorEastAsia" w:hAnsi="Calibri"/>
           <w:b/>
           <w:bCs/>
           <w:color w:val="1F3A6E"/>
@@ -6916,7 +7137,7 @@
                     </pic:cNvPicPr>
                   </pic:nvPicPr>
                   <pic:blipFill>
-                    <a:blip r:embed="rId15" cstate="print">
+                    <a:blip r:embed="rId16" cstate="print">
                       <a:extLst>
                         <a:ext uri="{28A0092B-C50C-407E-A947-70E740481C1C}">
                           <a14:useLocalDpi xmlns:a14="http://schemas.microsoft.com/office/drawing/2010/main" val="0"/>
@@ -6954,15 +7175,15 @@
         <w:spacing w:after="120" w:line="360" w:lineRule="auto"/>
         <w:ind w:firstLine="420"/>
         <w:rPr>
-          <w:rFonts w:ascii="SimSun" w:hAnsi="SimSun"/>
-          <w:kern w:val="0"/>
-          <w:sz w:val="24"/>
-          <w:szCs w:val="22"/>
-        </w:rPr>
-      </w:pPr>
-      <w:r>
-        <w:rPr>
-          <w:rFonts w:ascii="SimSun" w:hAnsi="SimSun"/>
+          <w:rFonts w:ascii="宋体" w:hAnsi="宋体"/>
+          <w:kern w:val="0"/>
+          <w:sz w:val="24"/>
+          <w:szCs w:val="22"/>
+        </w:rPr>
+      </w:pPr>
+      <w:r>
+        <w:rPr>
+          <w:rFonts w:ascii="宋体" w:hAnsi="宋体"/>
           <w:kern w:val="0"/>
           <w:sz w:val="24"/>
           <w:szCs w:val="22"/>
@@ -7005,7 +7226,7 @@
               <w:spacing w:after="120" w:line="360" w:lineRule="auto"/>
               <w:jc w:val="center"/>
               <w:rPr>
-                <w:rFonts w:ascii="SimSun" w:hAnsi="SimSun"/>
+                <w:rFonts w:ascii="宋体" w:hAnsi="宋体"/>
                 <w:kern w:val="0"/>
                 <w:sz w:val="24"/>
                 <w:szCs w:val="22"/>
@@ -7014,7 +7235,7 @@
             <w:proofErr w:type="spellStart"/>
             <w:r>
               <w:rPr>
-                <w:rFonts w:ascii="SimHei" w:eastAsia="SimHei" w:hAnsi="SimHei"/>
+                <w:rFonts w:ascii="黑体" w:eastAsia="黑体" w:hAnsi="黑体"/>
                 <w:color w:val="FFFFFF"/>
                 <w:kern w:val="0"/>
                 <w:sz w:val="20"/>
@@ -7043,7 +7264,7 @@
               <w:spacing w:after="120" w:line="360" w:lineRule="auto"/>
               <w:jc w:val="center"/>
               <w:rPr>
-                <w:rFonts w:ascii="SimSun" w:hAnsi="SimSun"/>
+                <w:rFonts w:ascii="宋体" w:hAnsi="宋体"/>
                 <w:kern w:val="0"/>
                 <w:sz w:val="24"/>
                 <w:szCs w:val="22"/>
@@ -7052,7 +7273,7 @@
             <w:proofErr w:type="spellStart"/>
             <w:r>
               <w:rPr>
-                <w:rFonts w:ascii="SimHei" w:eastAsia="SimHei" w:hAnsi="SimHei"/>
+                <w:rFonts w:ascii="黑体" w:eastAsia="黑体" w:hAnsi="黑体"/>
                 <w:color w:val="FFFFFF"/>
                 <w:kern w:val="0"/>
                 <w:sz w:val="20"/>
@@ -7081,7 +7302,7 @@
               <w:spacing w:after="120" w:line="360" w:lineRule="auto"/>
               <w:jc w:val="center"/>
               <w:rPr>
-                <w:rFonts w:ascii="SimSun" w:hAnsi="SimSun"/>
+                <w:rFonts w:ascii="宋体" w:hAnsi="宋体"/>
                 <w:kern w:val="0"/>
                 <w:sz w:val="24"/>
                 <w:szCs w:val="22"/>
@@ -7090,7 +7311,7 @@
             <w:proofErr w:type="spellStart"/>
             <w:r>
               <w:rPr>
-                <w:rFonts w:ascii="SimHei" w:eastAsia="SimHei" w:hAnsi="SimHei"/>
+                <w:rFonts w:ascii="黑体" w:eastAsia="黑体" w:hAnsi="黑体"/>
                 <w:color w:val="FFFFFF"/>
                 <w:kern w:val="0"/>
                 <w:sz w:val="20"/>
@@ -7123,15 +7344,15 @@
               <w:spacing w:after="120" w:line="360" w:lineRule="auto"/>
               <w:jc w:val="left"/>
               <w:rPr>
-                <w:rFonts w:ascii="SimSun" w:hAnsi="SimSun"/>
-                <w:kern w:val="0"/>
-                <w:sz w:val="24"/>
-                <w:szCs w:val="22"/>
-              </w:rPr>
-            </w:pPr>
-            <w:r>
-              <w:rPr>
-                <w:rFonts w:ascii="SimSun" w:hAnsi="SimSun"/>
+                <w:rFonts w:ascii="宋体" w:hAnsi="宋体"/>
+                <w:kern w:val="0"/>
+                <w:sz w:val="24"/>
+                <w:szCs w:val="22"/>
+              </w:rPr>
+            </w:pPr>
+            <w:r>
+              <w:rPr>
+                <w:rFonts w:ascii="宋体" w:hAnsi="宋体"/>
                 <w:kern w:val="0"/>
                 <w:sz w:val="20"/>
                 <w:szCs w:val="22"/>
@@ -7157,15 +7378,15 @@
               <w:spacing w:after="120" w:line="360" w:lineRule="auto"/>
               <w:jc w:val="center"/>
               <w:rPr>
-                <w:rFonts w:ascii="SimSun" w:hAnsi="SimSun"/>
-                <w:kern w:val="0"/>
-                <w:sz w:val="24"/>
-                <w:szCs w:val="22"/>
-              </w:rPr>
-            </w:pPr>
-            <w:r>
-              <w:rPr>
-                <w:rFonts w:ascii="SimSun" w:hAnsi="SimSun"/>
+                <w:rFonts w:ascii="宋体" w:hAnsi="宋体"/>
+                <w:kern w:val="0"/>
+                <w:sz w:val="24"/>
+                <w:szCs w:val="22"/>
+              </w:rPr>
+            </w:pPr>
+            <w:r>
+              <w:rPr>
+                <w:rFonts w:ascii="宋体" w:hAnsi="宋体"/>
                 <w:kern w:val="0"/>
                 <w:sz w:val="20"/>
                 <w:szCs w:val="22"/>
@@ -7191,15 +7412,15 @@
               <w:spacing w:after="120" w:line="360" w:lineRule="auto"/>
               <w:jc w:val="center"/>
               <w:rPr>
-                <w:rFonts w:ascii="SimSun" w:hAnsi="SimSun"/>
-                <w:kern w:val="0"/>
-                <w:sz w:val="24"/>
-                <w:szCs w:val="22"/>
-              </w:rPr>
-            </w:pPr>
-            <w:r>
-              <w:rPr>
-                <w:rFonts w:ascii="SimSun" w:hAnsi="SimSun"/>
+                <w:rFonts w:ascii="宋体" w:hAnsi="宋体"/>
+                <w:kern w:val="0"/>
+                <w:sz w:val="24"/>
+                <w:szCs w:val="22"/>
+              </w:rPr>
+            </w:pPr>
+            <w:r>
+              <w:rPr>
+                <w:rFonts w:ascii="宋体" w:hAnsi="宋体"/>
                 <w:kern w:val="0"/>
                 <w:sz w:val="20"/>
                 <w:szCs w:val="22"/>
@@ -7231,15 +7452,15 @@
               <w:spacing w:after="120" w:line="360" w:lineRule="auto"/>
               <w:jc w:val="left"/>
               <w:rPr>
-                <w:rFonts w:ascii="SimSun" w:hAnsi="SimSun"/>
-                <w:kern w:val="0"/>
-                <w:sz w:val="24"/>
-                <w:szCs w:val="22"/>
-              </w:rPr>
-            </w:pPr>
-            <w:r>
-              <w:rPr>
-                <w:rFonts w:ascii="SimSun" w:hAnsi="SimSun"/>
+                <w:rFonts w:ascii="宋体" w:hAnsi="宋体"/>
+                <w:kern w:val="0"/>
+                <w:sz w:val="24"/>
+                <w:szCs w:val="22"/>
+              </w:rPr>
+            </w:pPr>
+            <w:r>
+              <w:rPr>
+                <w:rFonts w:ascii="宋体" w:hAnsi="宋体"/>
                 <w:kern w:val="0"/>
                 <w:sz w:val="20"/>
                 <w:szCs w:val="22"/>
@@ -7266,15 +7487,15 @@
               <w:spacing w:after="120" w:line="360" w:lineRule="auto"/>
               <w:jc w:val="center"/>
               <w:rPr>
-                <w:rFonts w:ascii="SimSun" w:hAnsi="SimSun"/>
-                <w:kern w:val="0"/>
-                <w:sz w:val="24"/>
-                <w:szCs w:val="22"/>
-              </w:rPr>
-            </w:pPr>
-            <w:r>
-              <w:rPr>
-                <w:rFonts w:ascii="SimSun" w:hAnsi="SimSun"/>
+                <w:rFonts w:ascii="宋体" w:hAnsi="宋体"/>
+                <w:kern w:val="0"/>
+                <w:sz w:val="24"/>
+                <w:szCs w:val="22"/>
+              </w:rPr>
+            </w:pPr>
+            <w:r>
+              <w:rPr>
+                <w:rFonts w:ascii="宋体" w:hAnsi="宋体"/>
                 <w:kern w:val="0"/>
                 <w:sz w:val="20"/>
                 <w:szCs w:val="22"/>
@@ -7301,15 +7522,15 @@
               <w:spacing w:after="120" w:line="360" w:lineRule="auto"/>
               <w:jc w:val="center"/>
               <w:rPr>
-                <w:rFonts w:ascii="SimSun" w:hAnsi="SimSun"/>
-                <w:kern w:val="0"/>
-                <w:sz w:val="24"/>
-                <w:szCs w:val="22"/>
-              </w:rPr>
-            </w:pPr>
-            <w:r>
-              <w:rPr>
-                <w:rFonts w:ascii="SimSun" w:hAnsi="SimSun"/>
+                <w:rFonts w:ascii="宋体" w:hAnsi="宋体"/>
+                <w:kern w:val="0"/>
+                <w:sz w:val="24"/>
+                <w:szCs w:val="22"/>
+              </w:rPr>
+            </w:pPr>
+            <w:r>
+              <w:rPr>
+                <w:rFonts w:ascii="宋体" w:hAnsi="宋体"/>
                 <w:kern w:val="0"/>
                 <w:sz w:val="20"/>
                 <w:szCs w:val="22"/>
@@ -7340,15 +7561,15 @@
               <w:spacing w:after="120" w:line="360" w:lineRule="auto"/>
               <w:jc w:val="left"/>
               <w:rPr>
-                <w:rFonts w:ascii="SimSun" w:hAnsi="SimSun"/>
-                <w:kern w:val="0"/>
-                <w:sz w:val="24"/>
-                <w:szCs w:val="22"/>
-              </w:rPr>
-            </w:pPr>
-            <w:r>
-              <w:rPr>
-                <w:rFonts w:ascii="SimSun" w:hAnsi="SimSun"/>
+                <w:rFonts w:ascii="宋体" w:hAnsi="宋体"/>
+                <w:kern w:val="0"/>
+                <w:sz w:val="24"/>
+                <w:szCs w:val="22"/>
+              </w:rPr>
+            </w:pPr>
+            <w:r>
+              <w:rPr>
+                <w:rFonts w:ascii="宋体" w:hAnsi="宋体"/>
                 <w:kern w:val="0"/>
                 <w:sz w:val="20"/>
                 <w:szCs w:val="22"/>
@@ -7374,15 +7595,15 @@
               <w:spacing w:after="120" w:line="360" w:lineRule="auto"/>
               <w:jc w:val="center"/>
               <w:rPr>
-                <w:rFonts w:ascii="SimSun" w:hAnsi="SimSun"/>
-                <w:kern w:val="0"/>
-                <w:sz w:val="24"/>
-                <w:szCs w:val="22"/>
-              </w:rPr>
-            </w:pPr>
-            <w:r>
-              <w:rPr>
-                <w:rFonts w:ascii="SimSun" w:hAnsi="SimSun"/>
+                <w:rFonts w:ascii="宋体" w:hAnsi="宋体"/>
+                <w:kern w:val="0"/>
+                <w:sz w:val="24"/>
+                <w:szCs w:val="22"/>
+              </w:rPr>
+            </w:pPr>
+            <w:r>
+              <w:rPr>
+                <w:rFonts w:ascii="宋体" w:hAnsi="宋体"/>
                 <w:kern w:val="0"/>
                 <w:sz w:val="20"/>
                 <w:szCs w:val="22"/>
@@ -7408,15 +7629,15 @@
               <w:spacing w:after="120" w:line="360" w:lineRule="auto"/>
               <w:jc w:val="center"/>
               <w:rPr>
-                <w:rFonts w:ascii="SimSun" w:hAnsi="SimSun"/>
-                <w:kern w:val="0"/>
-                <w:sz w:val="24"/>
-                <w:szCs w:val="22"/>
-              </w:rPr>
-            </w:pPr>
-            <w:r>
-              <w:rPr>
-                <w:rFonts w:ascii="SimSun" w:hAnsi="SimSun"/>
+                <w:rFonts w:ascii="宋体" w:hAnsi="宋体"/>
+                <w:kern w:val="0"/>
+                <w:sz w:val="24"/>
+                <w:szCs w:val="22"/>
+              </w:rPr>
+            </w:pPr>
+            <w:r>
+              <w:rPr>
+                <w:rFonts w:ascii="宋体" w:hAnsi="宋体"/>
                 <w:kern w:val="0"/>
                 <w:sz w:val="20"/>
                 <w:szCs w:val="22"/>
@@ -7448,15 +7669,15 @@
               <w:spacing w:after="120" w:line="360" w:lineRule="auto"/>
               <w:jc w:val="left"/>
               <w:rPr>
-                <w:rFonts w:ascii="SimSun" w:hAnsi="SimSun"/>
-                <w:kern w:val="0"/>
-                <w:sz w:val="24"/>
-                <w:szCs w:val="22"/>
-              </w:rPr>
-            </w:pPr>
-            <w:r>
-              <w:rPr>
-                <w:rFonts w:ascii="SimSun" w:hAnsi="SimSun"/>
+                <w:rFonts w:ascii="宋体" w:hAnsi="宋体"/>
+                <w:kern w:val="0"/>
+                <w:sz w:val="24"/>
+                <w:szCs w:val="22"/>
+              </w:rPr>
+            </w:pPr>
+            <w:r>
+              <w:rPr>
+                <w:rFonts w:ascii="宋体" w:hAnsi="宋体"/>
                 <w:kern w:val="0"/>
                 <w:sz w:val="20"/>
                 <w:szCs w:val="22"/>
@@ -7484,15 +7705,15 @@
               <w:spacing w:after="120" w:line="360" w:lineRule="auto"/>
               <w:jc w:val="center"/>
               <w:rPr>
-                <w:rFonts w:ascii="SimSun" w:hAnsi="SimSun"/>
-                <w:kern w:val="0"/>
-                <w:sz w:val="24"/>
-                <w:szCs w:val="22"/>
-              </w:rPr>
-            </w:pPr>
-            <w:r>
-              <w:rPr>
-                <w:rFonts w:ascii="SimSun" w:hAnsi="SimSun"/>
+                <w:rFonts w:ascii="宋体" w:hAnsi="宋体"/>
+                <w:kern w:val="0"/>
+                <w:sz w:val="24"/>
+                <w:szCs w:val="22"/>
+              </w:rPr>
+            </w:pPr>
+            <w:r>
+              <w:rPr>
+                <w:rFonts w:ascii="宋体" w:hAnsi="宋体"/>
                 <w:kern w:val="0"/>
                 <w:sz w:val="20"/>
                 <w:szCs w:val="22"/>
@@ -7519,15 +7740,15 @@
               <w:spacing w:after="120" w:line="360" w:lineRule="auto"/>
               <w:jc w:val="center"/>
               <w:rPr>
-                <w:rFonts w:ascii="SimSun" w:hAnsi="SimSun"/>
-                <w:kern w:val="0"/>
-                <w:sz w:val="24"/>
-                <w:szCs w:val="22"/>
-              </w:rPr>
-            </w:pPr>
-            <w:r>
-              <w:rPr>
-                <w:rFonts w:ascii="SimSun" w:hAnsi="SimSun"/>
+                <w:rFonts w:ascii="宋体" w:hAnsi="宋体"/>
+                <w:kern w:val="0"/>
+                <w:sz w:val="24"/>
+                <w:szCs w:val="22"/>
+              </w:rPr>
+            </w:pPr>
+            <w:r>
+              <w:rPr>
+                <w:rFonts w:ascii="宋体" w:hAnsi="宋体"/>
                 <w:kern w:val="0"/>
                 <w:sz w:val="20"/>
                 <w:szCs w:val="22"/>
@@ -7544,7 +7765,7 @@
         <w:spacing w:after="120" w:line="360" w:lineRule="auto"/>
         <w:jc w:val="left"/>
         <w:rPr>
-          <w:rFonts w:ascii="SimSun" w:hAnsi="SimSun"/>
+          <w:rFonts w:ascii="宋体" w:hAnsi="宋体"/>
           <w:kern w:val="0"/>
           <w:sz w:val="24"/>
           <w:szCs w:val="22"/>
@@ -7586,7 +7807,7 @@
       <w:proofErr w:type="spellStart"/>
       <w:r>
         <w:rPr>
-          <w:rFonts w:ascii="Microsoft YaHei" w:eastAsia="Microsoft YaHei" w:hAnsi="Microsoft YaHei" w:cs="Microsoft YaHei" w:hint="eastAsia"/>
+          <w:rFonts w:ascii="微软雅黑" w:eastAsia="微软雅黑" w:hAnsi="微软雅黑" w:cs="微软雅黑" w:hint="eastAsia"/>
           <w:b/>
           <w:bCs/>
           <w:color w:val="1F3A6E"/>
@@ -7610,7 +7831,7 @@
       </w:r>
       <w:r>
         <w:rPr>
-          <w:rFonts w:ascii="Microsoft YaHei" w:eastAsia="Microsoft YaHei" w:hAnsi="Microsoft YaHei" w:cs="Microsoft YaHei" w:hint="eastAsia"/>
+          <w:rFonts w:ascii="微软雅黑" w:eastAsia="微软雅黑" w:hAnsi="微软雅黑" w:cs="微软雅黑" w:hint="eastAsia"/>
           <w:b/>
           <w:bCs/>
           <w:color w:val="1F3A6E"/>
@@ -7641,15 +7862,15 @@
         <w:spacing w:after="120" w:line="360" w:lineRule="auto"/>
         <w:ind w:firstLine="420"/>
         <w:rPr>
-          <w:rFonts w:ascii="SimSun" w:hAnsi="SimSun"/>
-          <w:kern w:val="0"/>
-          <w:sz w:val="24"/>
-          <w:szCs w:val="22"/>
-        </w:rPr>
-      </w:pPr>
-      <w:r>
-        <w:rPr>
-          <w:rFonts w:ascii="SimSun" w:hAnsi="SimSun"/>
+          <w:rFonts w:ascii="宋体" w:hAnsi="宋体"/>
+          <w:kern w:val="0"/>
+          <w:sz w:val="24"/>
+          <w:szCs w:val="22"/>
+        </w:rPr>
+      </w:pPr>
+      <w:r>
+        <w:rPr>
+          <w:rFonts w:ascii="宋体" w:hAnsi="宋体"/>
           <w:kern w:val="0"/>
           <w:sz w:val="24"/>
           <w:szCs w:val="22"/>
@@ -7692,7 +7913,7 @@
               <w:spacing w:after="120" w:line="360" w:lineRule="auto"/>
               <w:jc w:val="center"/>
               <w:rPr>
-                <w:rFonts w:ascii="SimSun" w:hAnsi="SimSun"/>
+                <w:rFonts w:ascii="宋体" w:hAnsi="宋体"/>
                 <w:kern w:val="0"/>
                 <w:sz w:val="24"/>
                 <w:szCs w:val="22"/>
@@ -7701,7 +7922,7 @@
             <w:proofErr w:type="spellStart"/>
             <w:r>
               <w:rPr>
-                <w:rFonts w:ascii="SimHei" w:eastAsia="SimHei" w:hAnsi="SimHei"/>
+                <w:rFonts w:ascii="黑体" w:eastAsia="黑体" w:hAnsi="黑体"/>
                 <w:color w:val="FFFFFF"/>
                 <w:kern w:val="0"/>
                 <w:sz w:val="20"/>
@@ -7730,7 +7951,7 @@
               <w:spacing w:after="120" w:line="360" w:lineRule="auto"/>
               <w:jc w:val="center"/>
               <w:rPr>
-                <w:rFonts w:ascii="SimSun" w:hAnsi="SimSun"/>
+                <w:rFonts w:ascii="宋体" w:hAnsi="宋体"/>
                 <w:kern w:val="0"/>
                 <w:sz w:val="24"/>
                 <w:szCs w:val="22"/>
@@ -7739,7 +7960,7 @@
             <w:proofErr w:type="spellStart"/>
             <w:r>
               <w:rPr>
-                <w:rFonts w:ascii="SimHei" w:eastAsia="SimHei" w:hAnsi="SimHei"/>
+                <w:rFonts w:ascii="黑体" w:eastAsia="黑体" w:hAnsi="黑体"/>
                 <w:color w:val="FFFFFF"/>
                 <w:kern w:val="0"/>
                 <w:sz w:val="20"/>
@@ -7768,15 +7989,15 @@
               <w:spacing w:after="120" w:line="360" w:lineRule="auto"/>
               <w:jc w:val="center"/>
               <w:rPr>
-                <w:rFonts w:ascii="SimSun" w:hAnsi="SimSun"/>
-                <w:kern w:val="0"/>
-                <w:sz w:val="24"/>
-                <w:szCs w:val="22"/>
-              </w:rPr>
-            </w:pPr>
-            <w:r>
-              <w:rPr>
-                <w:rFonts w:ascii="SimHei" w:eastAsia="SimHei" w:hAnsi="SimHei"/>
+                <w:rFonts w:ascii="宋体" w:hAnsi="宋体"/>
+                <w:kern w:val="0"/>
+                <w:sz w:val="24"/>
+                <w:szCs w:val="22"/>
+              </w:rPr>
+            </w:pPr>
+            <w:r>
+              <w:rPr>
+                <w:rFonts w:ascii="黑体" w:eastAsia="黑体" w:hAnsi="黑体"/>
                 <w:color w:val="FFFFFF"/>
                 <w:kern w:val="0"/>
                 <w:sz w:val="20"/>
@@ -7787,7 +8008,7 @@
             <w:proofErr w:type="spellStart"/>
             <w:r>
               <w:rPr>
-                <w:rFonts w:ascii="SimHei" w:eastAsia="SimHei" w:hAnsi="SimHei"/>
+                <w:rFonts w:ascii="黑体" w:eastAsia="黑体" w:hAnsi="黑体"/>
                 <w:color w:val="FFFFFF"/>
                 <w:kern w:val="0"/>
                 <w:sz w:val="20"/>
@@ -7820,7 +8041,7 @@
               <w:spacing w:after="120" w:line="360" w:lineRule="auto"/>
               <w:jc w:val="left"/>
               <w:rPr>
-                <w:rFonts w:ascii="SimSun" w:hAnsi="SimSun"/>
+                <w:rFonts w:ascii="宋体" w:hAnsi="宋体"/>
                 <w:kern w:val="0"/>
                 <w:sz w:val="24"/>
                 <w:szCs w:val="22"/>
@@ -7829,7 +8050,7 @@
             </w:pPr>
             <w:r>
               <w:rPr>
-                <w:rFonts w:ascii="SimSun" w:hAnsi="SimSun"/>
+                <w:rFonts w:ascii="宋体" w:hAnsi="宋体"/>
                 <w:kern w:val="0"/>
                 <w:sz w:val="20"/>
                 <w:szCs w:val="22"/>
@@ -7856,7 +8077,7 @@
               <w:spacing w:after="120" w:line="360" w:lineRule="auto"/>
               <w:jc w:val="center"/>
               <w:rPr>
-                <w:rFonts w:ascii="SimSun" w:hAnsi="SimSun"/>
+                <w:rFonts w:ascii="宋体" w:hAnsi="宋体"/>
                 <w:kern w:val="0"/>
                 <w:sz w:val="24"/>
                 <w:szCs w:val="22"/>
@@ -7865,7 +8086,7 @@
             <w:proofErr w:type="spellStart"/>
             <w:r>
               <w:rPr>
-                <w:rFonts w:ascii="SimSun" w:hAnsi="SimSun"/>
+                <w:rFonts w:ascii="宋体" w:hAnsi="宋体"/>
                 <w:kern w:val="0"/>
                 <w:sz w:val="20"/>
                 <w:szCs w:val="22"/>
@@ -7892,7 +8113,7 @@
               <w:spacing w:after="120" w:line="360" w:lineRule="auto"/>
               <w:jc w:val="center"/>
               <w:rPr>
-                <w:rFonts w:ascii="SimSun" w:hAnsi="SimSun"/>
+                <w:rFonts w:ascii="宋体" w:hAnsi="宋体"/>
                 <w:kern w:val="0"/>
                 <w:sz w:val="24"/>
                 <w:szCs w:val="22"/>
@@ -7901,7 +8122,7 @@
             </w:pPr>
             <w:r>
               <w:rPr>
-                <w:rFonts w:ascii="SimSun" w:hAnsi="SimSun"/>
+                <w:rFonts w:ascii="宋体" w:hAnsi="宋体"/>
                 <w:kern w:val="0"/>
                 <w:sz w:val="20"/>
                 <w:szCs w:val="22"/>
@@ -7934,7 +8155,7 @@
               <w:spacing w:after="120" w:line="360" w:lineRule="auto"/>
               <w:jc w:val="left"/>
               <w:rPr>
-                <w:rFonts w:ascii="SimSun" w:hAnsi="SimSun"/>
+                <w:rFonts w:ascii="宋体" w:hAnsi="宋体"/>
                 <w:kern w:val="0"/>
                 <w:sz w:val="24"/>
                 <w:szCs w:val="22"/>
@@ -7943,7 +8164,7 @@
             </w:pPr>
             <w:r>
               <w:rPr>
-                <w:rFonts w:ascii="SimSun" w:hAnsi="SimSun"/>
+                <w:rFonts w:ascii="宋体" w:hAnsi="宋体"/>
                 <w:kern w:val="0"/>
                 <w:sz w:val="20"/>
                 <w:szCs w:val="22"/>
@@ -7971,7 +8192,7 @@
               <w:spacing w:after="120" w:line="360" w:lineRule="auto"/>
               <w:jc w:val="center"/>
               <w:rPr>
-                <w:rFonts w:ascii="SimSun" w:hAnsi="SimSun"/>
+                <w:rFonts w:ascii="宋体" w:hAnsi="宋体"/>
                 <w:kern w:val="0"/>
                 <w:sz w:val="24"/>
                 <w:szCs w:val="22"/>
@@ -7980,7 +8201,7 @@
             </w:pPr>
             <w:r>
               <w:rPr>
-                <w:rFonts w:ascii="SimSun" w:hAnsi="SimSun"/>
+                <w:rFonts w:ascii="宋体" w:hAnsi="宋体"/>
                 <w:kern w:val="0"/>
                 <w:sz w:val="20"/>
                 <w:szCs w:val="22"/>
@@ -8008,7 +8229,7 @@
               <w:spacing w:after="120" w:line="360" w:lineRule="auto"/>
               <w:jc w:val="center"/>
               <w:rPr>
-                <w:rFonts w:ascii="SimSun" w:hAnsi="SimSun"/>
+                <w:rFonts w:ascii="宋体" w:hAnsi="宋体"/>
                 <w:kern w:val="0"/>
                 <w:sz w:val="24"/>
                 <w:szCs w:val="22"/>
@@ -8017,7 +8238,7 @@
             </w:pPr>
             <w:r>
               <w:rPr>
-                <w:rFonts w:ascii="SimSun" w:hAnsi="SimSun"/>
+                <w:rFonts w:ascii="宋体" w:hAnsi="宋体"/>
                 <w:kern w:val="0"/>
                 <w:sz w:val="20"/>
                 <w:szCs w:val="22"/>
@@ -8049,7 +8270,7 @@
               <w:spacing w:after="120" w:line="360" w:lineRule="auto"/>
               <w:jc w:val="left"/>
               <w:rPr>
-                <w:rFonts w:ascii="SimSun" w:hAnsi="SimSun"/>
+                <w:rFonts w:ascii="宋体" w:hAnsi="宋体"/>
                 <w:kern w:val="0"/>
                 <w:sz w:val="24"/>
                 <w:szCs w:val="22"/>
@@ -8058,7 +8279,7 @@
             <w:proofErr w:type="spellStart"/>
             <w:r>
               <w:rPr>
-                <w:rFonts w:ascii="SimSun" w:hAnsi="SimSun"/>
+                <w:rFonts w:ascii="宋体" w:hAnsi="宋体"/>
                 <w:kern w:val="0"/>
                 <w:sz w:val="20"/>
                 <w:szCs w:val="22"/>
@@ -8068,7 +8289,7 @@
             <w:proofErr w:type="spellEnd"/>
             <w:r>
               <w:rPr>
-                <w:rFonts w:ascii="SimSun" w:hAnsi="SimSun"/>
+                <w:rFonts w:ascii="宋体" w:hAnsi="宋体"/>
                 <w:kern w:val="0"/>
                 <w:sz w:val="20"/>
                 <w:szCs w:val="22"/>
@@ -8094,7 +8315,7 @@
               <w:spacing w:after="120" w:line="360" w:lineRule="auto"/>
               <w:jc w:val="center"/>
               <w:rPr>
-                <w:rFonts w:ascii="SimSun" w:hAnsi="SimSun"/>
+                <w:rFonts w:ascii="宋体" w:hAnsi="宋体"/>
                 <w:kern w:val="0"/>
                 <w:sz w:val="24"/>
                 <w:szCs w:val="22"/>
@@ -8103,7 +8324,7 @@
             <w:proofErr w:type="spellStart"/>
             <w:r>
               <w:rPr>
-                <w:rFonts w:ascii="SimSun" w:hAnsi="SimSun"/>
+                <w:rFonts w:ascii="宋体" w:hAnsi="宋体"/>
                 <w:kern w:val="0"/>
                 <w:sz w:val="20"/>
                 <w:szCs w:val="22"/>
@@ -8130,7 +8351,7 @@
               <w:spacing w:after="120" w:line="360" w:lineRule="auto"/>
               <w:jc w:val="center"/>
               <w:rPr>
-                <w:rFonts w:ascii="SimSun" w:hAnsi="SimSun"/>
+                <w:rFonts w:ascii="宋体" w:hAnsi="宋体"/>
                 <w:kern w:val="0"/>
                 <w:sz w:val="24"/>
                 <w:szCs w:val="22"/>
@@ -8139,7 +8360,7 @@
             </w:pPr>
             <w:r>
               <w:rPr>
-                <w:rFonts w:ascii="SimSun" w:hAnsi="SimSun"/>
+                <w:rFonts w:ascii="宋体" w:hAnsi="宋体"/>
                 <w:kern w:val="0"/>
                 <w:sz w:val="20"/>
                 <w:szCs w:val="22"/>
@@ -8172,7 +8393,7 @@
               <w:spacing w:after="120" w:line="360" w:lineRule="auto"/>
               <w:jc w:val="left"/>
               <w:rPr>
-                <w:rFonts w:ascii="SimSun" w:hAnsi="SimSun"/>
+                <w:rFonts w:ascii="宋体" w:hAnsi="宋体"/>
                 <w:kern w:val="0"/>
                 <w:sz w:val="24"/>
                 <w:szCs w:val="22"/>
@@ -8181,7 +8402,7 @@
             <w:proofErr w:type="spellStart"/>
             <w:r>
               <w:rPr>
-                <w:rFonts w:ascii="SimSun" w:hAnsi="SimSun"/>
+                <w:rFonts w:ascii="宋体" w:hAnsi="宋体"/>
                 <w:kern w:val="0"/>
                 <w:sz w:val="20"/>
                 <w:szCs w:val="22"/>
@@ -8191,7 +8412,7 @@
             <w:proofErr w:type="spellEnd"/>
             <w:r>
               <w:rPr>
-                <w:rFonts w:ascii="SimSun" w:hAnsi="SimSun"/>
+                <w:rFonts w:ascii="宋体" w:hAnsi="宋体"/>
                 <w:kern w:val="0"/>
                 <w:sz w:val="20"/>
                 <w:szCs w:val="22"/>
@@ -8218,7 +8439,7 @@
               <w:spacing w:after="120" w:line="360" w:lineRule="auto"/>
               <w:jc w:val="center"/>
               <w:rPr>
-                <w:rFonts w:ascii="SimSun" w:hAnsi="SimSun"/>
+                <w:rFonts w:ascii="宋体" w:hAnsi="宋体"/>
                 <w:kern w:val="0"/>
                 <w:sz w:val="24"/>
                 <w:szCs w:val="22"/>
@@ -8227,7 +8448,7 @@
             <w:proofErr w:type="spellStart"/>
             <w:r>
               <w:rPr>
-                <w:rFonts w:ascii="SimSun" w:hAnsi="SimSun"/>
+                <w:rFonts w:ascii="宋体" w:hAnsi="宋体"/>
                 <w:kern w:val="0"/>
                 <w:sz w:val="20"/>
                 <w:szCs w:val="22"/>
@@ -8255,7 +8476,7 @@
               <w:spacing w:after="120" w:line="360" w:lineRule="auto"/>
               <w:jc w:val="center"/>
               <w:rPr>
-                <w:rFonts w:ascii="SimSun" w:hAnsi="SimSun"/>
+                <w:rFonts w:ascii="宋体" w:hAnsi="宋体"/>
                 <w:kern w:val="0"/>
                 <w:sz w:val="24"/>
                 <w:szCs w:val="22"/>
@@ -8264,7 +8485,7 @@
             </w:pPr>
             <w:r>
               <w:rPr>
-                <w:rFonts w:ascii="SimSun" w:hAnsi="SimSun"/>
+                <w:rFonts w:ascii="宋体" w:hAnsi="宋体"/>
                 <w:kern w:val="0"/>
                 <w:sz w:val="20"/>
                 <w:szCs w:val="22"/>
@@ -8282,7 +8503,7 @@
         <w:spacing w:after="120" w:line="360" w:lineRule="auto"/>
         <w:jc w:val="left"/>
         <w:rPr>
-          <w:rFonts w:ascii="SimSun" w:hAnsi="SimSun"/>
+          <w:rFonts w:ascii="宋体" w:hAnsi="宋体"/>
           <w:kern w:val="0"/>
           <w:sz w:val="24"/>
           <w:szCs w:val="22"/>
@@ -8295,7 +8516,7 @@
         <w:spacing w:after="120" w:line="360" w:lineRule="auto"/>
         <w:ind w:firstLine="420"/>
         <w:rPr>
-          <w:rFonts w:ascii="SimSun" w:hAnsi="SimSun"/>
+          <w:rFonts w:ascii="宋体" w:hAnsi="宋体"/>
           <w:kern w:val="0"/>
           <w:sz w:val="24"/>
           <w:szCs w:val="22"/>
@@ -8305,7 +8526,7 @@
       <w:proofErr w:type="spellStart"/>
       <w:r>
         <w:rPr>
-          <w:rFonts w:ascii="SimSun" w:hAnsi="SimSun"/>
+          <w:rFonts w:ascii="宋体" w:hAnsi="宋体"/>
           <w:b/>
           <w:kern w:val="0"/>
           <w:sz w:val="24"/>
@@ -8317,7 +8538,7 @@
       <w:proofErr w:type="spellEnd"/>
       <w:r>
         <w:rPr>
-          <w:rFonts w:ascii="SimSun" w:hAnsi="SimSun"/>
+          <w:rFonts w:ascii="宋体" w:hAnsi="宋体"/>
           <w:b/>
           <w:kern w:val="0"/>
           <w:sz w:val="24"/>
@@ -8333,7 +8554,7 @@
         <w:spacing w:after="120" w:line="360" w:lineRule="auto"/>
         <w:ind w:firstLine="420"/>
         <w:rPr>
-          <w:rFonts w:ascii="SimSun" w:hAnsi="SimSun"/>
+          <w:rFonts w:ascii="宋体" w:hAnsi="宋体"/>
           <w:kern w:val="0"/>
           <w:sz w:val="24"/>
           <w:szCs w:val="22"/>
@@ -8342,29 +8563,51 @@
       </w:pPr>
       <w:r>
         <w:rPr>
-          <w:rFonts w:ascii="SimSun" w:hAnsi="SimSun"/>
+          <w:rFonts w:ascii="宋体" w:hAnsi="宋体"/>
           <w:kern w:val="0"/>
           <w:sz w:val="24"/>
           <w:szCs w:val="22"/>
           <w:lang w:eastAsia="en-US"/>
         </w:rPr>
-        <w:t>（1）任务目标不同：CPT的目标是文本续写（Next Token Prediction），</w:t>
+        <w:t>（1）任务目标不同：CPT</w:t>
       </w:r>
       <w:proofErr w:type="spellStart"/>
       <w:r>
         <w:rPr>
-          <w:rFonts w:ascii="SimSun" w:hAnsi="SimSun"/>
+          <w:rFonts w:ascii="宋体" w:hAnsi="宋体"/>
           <w:kern w:val="0"/>
           <w:sz w:val="24"/>
           <w:szCs w:val="22"/>
           <w:lang w:eastAsia="en-US"/>
         </w:rPr>
+        <w:t>的目标是文本续写（Next</w:t>
+      </w:r>
+      <w:proofErr w:type="spellEnd"/>
+      <w:r>
+        <w:rPr>
+          <w:rFonts w:ascii="宋体" w:hAnsi="宋体"/>
+          <w:kern w:val="0"/>
+          <w:sz w:val="24"/>
+          <w:szCs w:val="22"/>
+          <w:lang w:eastAsia="en-US"/>
+        </w:rPr>
+        <w:t xml:space="preserve"> Token Prediction），</w:t>
+      </w:r>
+      <w:proofErr w:type="spellStart"/>
+      <w:r>
+        <w:rPr>
+          <w:rFonts w:ascii="宋体" w:hAnsi="宋体"/>
+          <w:kern w:val="0"/>
+          <w:sz w:val="24"/>
+          <w:szCs w:val="22"/>
+          <w:lang w:eastAsia="en-US"/>
+        </w:rPr>
         <w:t>而非问答。原模型是通用的问答模型，而CPT后模型学会了从经典中续写的模式</w:t>
       </w:r>
       <w:proofErr w:type="spellEnd"/>
       <w:r>
         <w:rPr>
-          <w:rFonts w:ascii="SimSun" w:hAnsi="SimSun"/>
+          <w:rFonts w:ascii="宋体" w:hAnsi="宋体"/>
           <w:kern w:val="0"/>
           <w:sz w:val="24"/>
           <w:szCs w:val="22"/>
@@ -8379,15 +8622,15 @@
         <w:spacing w:after="120" w:line="360" w:lineRule="auto"/>
         <w:ind w:firstLine="420"/>
         <w:rPr>
-          <w:rFonts w:ascii="SimSun" w:hAnsi="SimSun"/>
-          <w:kern w:val="0"/>
-          <w:sz w:val="24"/>
-          <w:szCs w:val="22"/>
-        </w:rPr>
-      </w:pPr>
-      <w:r>
-        <w:rPr>
-          <w:rFonts w:ascii="SimSun" w:hAnsi="SimSun"/>
+          <w:rFonts w:ascii="宋体" w:hAnsi="宋体"/>
+          <w:kern w:val="0"/>
+          <w:sz w:val="24"/>
+          <w:szCs w:val="22"/>
+        </w:rPr>
+      </w:pPr>
+      <w:r>
+        <w:rPr>
+          <w:rFonts w:ascii="宋体" w:hAnsi="宋体"/>
           <w:kern w:val="0"/>
           <w:sz w:val="24"/>
           <w:szCs w:val="22"/>
@@ -8401,15 +8644,15 @@
         <w:spacing w:after="120" w:line="360" w:lineRule="auto"/>
         <w:ind w:firstLine="420"/>
         <w:rPr>
-          <w:rFonts w:ascii="SimSun" w:hAnsi="SimSun"/>
-          <w:kern w:val="0"/>
-          <w:sz w:val="24"/>
-          <w:szCs w:val="22"/>
-        </w:rPr>
-      </w:pPr>
-      <w:r>
-        <w:rPr>
-          <w:rFonts w:ascii="SimSun" w:hAnsi="SimSun"/>
+          <w:rFonts w:ascii="宋体" w:hAnsi="宋体"/>
+          <w:kern w:val="0"/>
+          <w:sz w:val="24"/>
+          <w:szCs w:val="22"/>
+        </w:rPr>
+      </w:pPr>
+      <w:r>
+        <w:rPr>
+          <w:rFonts w:ascii="宋体" w:hAnsi="宋体"/>
           <w:kern w:val="0"/>
           <w:sz w:val="24"/>
           <w:szCs w:val="22"/>
@@ -8434,7 +8677,6 @@
           <w:sz w:val="32"/>
         </w:rPr>
       </w:pPr>
-      <w:proofErr w:type="gramStart"/>
       <w:r>
         <w:rPr>
           <w:rFonts w:ascii="Calibri" w:eastAsia="MS Gothic" w:hAnsi="Calibri"/>
@@ -8445,19 +8687,7 @@
           <w:sz w:val="32"/>
         </w:rPr>
         <w:lastRenderedPageBreak/>
-        <w:t>7  v</w:t>
-      </w:r>
-      <w:proofErr w:type="gramEnd"/>
-      <w:r>
-        <w:rPr>
-          <w:rFonts w:ascii="Calibri" w:eastAsia="MS Gothic" w:hAnsi="Calibri"/>
-          <w:b/>
-          <w:bCs/>
-          <w:color w:val="1F3A6E"/>
-          <w:kern w:val="0"/>
-          <w:sz w:val="32"/>
-        </w:rPr>
-        <w:t>4</w:t>
+        <w:t>7  v4</w:t>
       </w:r>
       <w:r>
         <w:rPr>
@@ -8512,7 +8742,6 @@
           <w:szCs w:val="26"/>
         </w:rPr>
       </w:pPr>
-      <w:proofErr w:type="gramStart"/>
       <w:r>
         <w:rPr>
           <w:rFonts w:ascii="Calibri" w:eastAsia="MS Gothic" w:hAnsi="Calibri"/>
@@ -8526,7 +8755,7 @@
       </w:r>
       <w:r>
         <w:rPr>
-          <w:rFonts w:ascii="Microsoft YaHei" w:eastAsia="Microsoft YaHei" w:hAnsi="Microsoft YaHei" w:cs="Microsoft YaHei" w:hint="eastAsia"/>
+          <w:rFonts w:ascii="微软雅黑" w:eastAsia="微软雅黑" w:hAnsi="微软雅黑" w:cs="微软雅黑" w:hint="eastAsia"/>
           <w:b/>
           <w:bCs/>
           <w:color w:val="1F3A6E"/>
@@ -8548,7 +8777,7 @@
       </w:r>
       <w:r>
         <w:rPr>
-          <w:rFonts w:ascii="Microsoft YaHei" w:eastAsia="Microsoft YaHei" w:hAnsi="Microsoft YaHei" w:cs="Microsoft YaHei"/>
+          <w:rFonts w:ascii="微软雅黑" w:eastAsia="微软雅黑" w:hAnsi="微软雅黑" w:cs="微软雅黑"/>
           <w:b/>
           <w:bCs/>
           <w:color w:val="1F3A6E"/>
@@ -8557,7 +8786,6 @@
         </w:rPr>
         <w:t>标</w:t>
       </w:r>
-      <w:proofErr w:type="gramEnd"/>
     </w:p>
     <w:p>
       <w:pPr>
@@ -8565,15 +8793,15 @@
         <w:spacing w:after="120" w:line="360" w:lineRule="auto"/>
         <w:ind w:firstLine="420"/>
         <w:rPr>
-          <w:rFonts w:ascii="SimSun" w:hAnsi="SimSun"/>
-          <w:kern w:val="0"/>
-          <w:sz w:val="24"/>
-          <w:szCs w:val="22"/>
-        </w:rPr>
-      </w:pPr>
-      <w:r>
-        <w:rPr>
-          <w:rFonts w:ascii="SimSun" w:hAnsi="SimSun"/>
+          <w:rFonts w:ascii="宋体" w:hAnsi="宋体"/>
+          <w:kern w:val="0"/>
+          <w:sz w:val="24"/>
+          <w:szCs w:val="22"/>
+        </w:rPr>
+      </w:pPr>
+      <w:r>
+        <w:rPr>
+          <w:rFonts w:ascii="宋体" w:hAnsi="宋体"/>
           <w:kern w:val="0"/>
           <w:sz w:val="24"/>
           <w:szCs w:val="22"/>
@@ -8583,7 +8811,7 @@
       <w:proofErr w:type="spellStart"/>
       <w:r>
         <w:rPr>
-          <w:rFonts w:ascii="SimSun" w:hAnsi="SimSun"/>
+          <w:rFonts w:ascii="宋体" w:hAnsi="宋体"/>
           <w:kern w:val="0"/>
           <w:sz w:val="24"/>
           <w:szCs w:val="22"/>
@@ -8593,7 +8821,7 @@
       <w:proofErr w:type="spellEnd"/>
       <w:r>
         <w:rPr>
-          <w:rFonts w:ascii="SimSun" w:hAnsi="SimSun"/>
+          <w:rFonts w:ascii="宋体" w:hAnsi="宋体"/>
           <w:kern w:val="0"/>
           <w:sz w:val="24"/>
           <w:szCs w:val="22"/>
@@ -8618,7 +8846,6 @@
           <w:szCs w:val="26"/>
         </w:rPr>
       </w:pPr>
-      <w:proofErr w:type="gramStart"/>
       <w:r>
         <w:rPr>
           <w:rFonts w:ascii="Calibri" w:eastAsia="MS Gothic" w:hAnsi="Calibri"/>
@@ -8641,7 +8868,6 @@
         </w:rPr>
         <w:t>数据构建</w:t>
       </w:r>
-      <w:proofErr w:type="gramEnd"/>
     </w:p>
     <w:p>
       <w:pPr>
@@ -8649,15 +8875,15 @@
         <w:spacing w:after="120" w:line="360" w:lineRule="auto"/>
         <w:ind w:firstLine="420"/>
         <w:rPr>
-          <w:rFonts w:ascii="SimSun" w:hAnsi="SimSun"/>
-          <w:kern w:val="0"/>
-          <w:sz w:val="24"/>
-          <w:szCs w:val="22"/>
-        </w:rPr>
-      </w:pPr>
-      <w:r>
-        <w:rPr>
-          <w:rFonts w:ascii="SimSun" w:hAnsi="SimSun"/>
+          <w:rFonts w:ascii="宋体" w:hAnsi="宋体"/>
+          <w:kern w:val="0"/>
+          <w:sz w:val="24"/>
+          <w:szCs w:val="22"/>
+        </w:rPr>
+      </w:pPr>
+      <w:r>
+        <w:rPr>
+          <w:rFonts w:ascii="宋体" w:hAnsi="宋体"/>
           <w:kern w:val="0"/>
           <w:sz w:val="24"/>
           <w:szCs w:val="22"/>
@@ -8667,7 +8893,7 @@
       <w:proofErr w:type="spellStart"/>
       <w:r>
         <w:rPr>
-          <w:rFonts w:ascii="SimSun" w:hAnsi="SimSun"/>
+          <w:rFonts w:ascii="宋体" w:hAnsi="宋体"/>
           <w:kern w:val="0"/>
           <w:sz w:val="24"/>
           <w:szCs w:val="22"/>
@@ -8677,7 +8903,7 @@
       <w:proofErr w:type="spellEnd"/>
       <w:r>
         <w:rPr>
-          <w:rFonts w:ascii="SimSun" w:hAnsi="SimSun"/>
+          <w:rFonts w:ascii="宋体" w:hAnsi="宋体"/>
           <w:kern w:val="0"/>
           <w:sz w:val="24"/>
           <w:szCs w:val="22"/>
@@ -8691,15 +8917,15 @@
         <w:spacing w:after="120" w:line="360" w:lineRule="auto"/>
         <w:ind w:firstLine="420"/>
         <w:rPr>
-          <w:rFonts w:ascii="SimSun" w:hAnsi="SimSun"/>
-          <w:kern w:val="0"/>
-          <w:sz w:val="24"/>
-          <w:szCs w:val="22"/>
-        </w:rPr>
-      </w:pPr>
-      <w:r>
-        <w:rPr>
-          <w:rFonts w:ascii="SimSun" w:hAnsi="SimSun"/>
+          <w:rFonts w:ascii="宋体" w:hAnsi="宋体"/>
+          <w:kern w:val="0"/>
+          <w:sz w:val="24"/>
+          <w:szCs w:val="22"/>
+        </w:rPr>
+      </w:pPr>
+      <w:r>
+        <w:rPr>
+          <w:rFonts w:ascii="宋体" w:hAnsi="宋体"/>
           <w:kern w:val="0"/>
           <w:sz w:val="24"/>
           <w:szCs w:val="22"/>
@@ -8713,15 +8939,15 @@
         <w:spacing w:after="120" w:line="360" w:lineRule="auto"/>
         <w:ind w:firstLine="420"/>
         <w:rPr>
-          <w:rFonts w:ascii="SimSun" w:hAnsi="SimSun"/>
-          <w:kern w:val="0"/>
-          <w:sz w:val="24"/>
-          <w:szCs w:val="22"/>
-        </w:rPr>
-      </w:pPr>
-      <w:r>
-        <w:rPr>
-          <w:rFonts w:ascii="SimSun" w:hAnsi="SimSun"/>
+          <w:rFonts w:ascii="宋体" w:hAnsi="宋体"/>
+          <w:kern w:val="0"/>
+          <w:sz w:val="24"/>
+          <w:szCs w:val="22"/>
+        </w:rPr>
+      </w:pPr>
+      <w:r>
+        <w:rPr>
+          <w:rFonts w:ascii="宋体" w:hAnsi="宋体"/>
           <w:kern w:val="0"/>
           <w:sz w:val="24"/>
           <w:szCs w:val="22"/>
@@ -8735,7 +8961,7 @@
         <w:spacing w:after="120" w:line="360" w:lineRule="auto"/>
         <w:ind w:firstLine="420"/>
         <w:rPr>
-          <w:rFonts w:ascii="SimSun" w:hAnsi="SimSun"/>
+          <w:rFonts w:ascii="宋体" w:hAnsi="宋体"/>
           <w:kern w:val="0"/>
           <w:sz w:val="24"/>
           <w:szCs w:val="22"/>
@@ -8745,40 +8971,18 @@
       <w:proofErr w:type="spellStart"/>
       <w:r>
         <w:rPr>
-          <w:rFonts w:ascii="SimSun" w:hAnsi="SimSun"/>
+          <w:rFonts w:ascii="宋体" w:hAnsi="宋体"/>
           <w:kern w:val="0"/>
           <w:sz w:val="24"/>
           <w:szCs w:val="22"/>
           <w:lang w:eastAsia="en-US"/>
         </w:rPr>
-        <w:t>生成问答对保存在qa_</w:t>
-      </w:r>
-      <w:proofErr w:type="gramStart"/>
-      <w:r>
-        <w:rPr>
-          <w:rFonts w:ascii="SimSun" w:hAnsi="SimSun"/>
-          <w:kern w:val="0"/>
-          <w:sz w:val="24"/>
-          <w:szCs w:val="22"/>
-          <w:lang w:eastAsia="en-US"/>
-        </w:rPr>
-        <w:t>dataset.jsonl</w:t>
-      </w:r>
-      <w:proofErr w:type="gramEnd"/>
-      <w:r>
-        <w:rPr>
-          <w:rFonts w:ascii="SimSun" w:hAnsi="SimSun"/>
-          <w:kern w:val="0"/>
-          <w:sz w:val="24"/>
-          <w:szCs w:val="22"/>
-          <w:lang w:eastAsia="en-US"/>
-        </w:rPr>
-        <w:t>，实例如下</w:t>
+        <w:t>生成问答对保存在qa_dataset.jsonl，实例如下</w:t>
       </w:r>
       <w:proofErr w:type="spellEnd"/>
       <w:r>
         <w:rPr>
-          <w:rFonts w:ascii="SimSun" w:hAnsi="SimSun"/>
+          <w:rFonts w:ascii="宋体" w:hAnsi="宋体"/>
           <w:kern w:val="0"/>
           <w:sz w:val="24"/>
           <w:szCs w:val="22"/>
@@ -8794,7 +8998,7 @@
         <w:ind w:left="567"/>
         <w:jc w:val="left"/>
         <w:rPr>
-          <w:rFonts w:ascii="SimSun" w:hAnsi="SimSun"/>
+          <w:rFonts w:ascii="宋体" w:hAnsi="宋体"/>
           <w:kern w:val="0"/>
           <w:sz w:val="24"/>
           <w:szCs w:val="22"/>
@@ -8815,7 +9019,7 @@
       <w:proofErr w:type="spellStart"/>
       <w:r>
         <w:rPr>
-          <w:rFonts w:ascii="Microsoft YaHei" w:eastAsia="Microsoft YaHei" w:hAnsi="Microsoft YaHei" w:cs="Microsoft YaHei" w:hint="eastAsia"/>
+          <w:rFonts w:ascii="微软雅黑" w:eastAsia="微软雅黑" w:hAnsi="微软雅黑" w:cs="微软雅黑" w:hint="eastAsia"/>
           <w:color w:val="4472C4"/>
           <w:kern w:val="0"/>
           <w:sz w:val="18"/>
@@ -8827,7 +9031,7 @@
       <w:proofErr w:type="spellEnd"/>
       <w:r>
         <w:rPr>
-          <w:rFonts w:ascii="Microsoft YaHei" w:eastAsia="Microsoft YaHei" w:hAnsi="Microsoft YaHei" w:cs="Microsoft YaHei" w:hint="eastAsia"/>
+          <w:rFonts w:ascii="微软雅黑" w:eastAsia="微软雅黑" w:hAnsi="微软雅黑" w:cs="微软雅黑" w:hint="eastAsia"/>
           <w:color w:val="4472C4"/>
           <w:kern w:val="0"/>
           <w:sz w:val="18"/>
@@ -8850,7 +9054,7 @@
       <w:proofErr w:type="spellStart"/>
       <w:r>
         <w:rPr>
-          <w:rFonts w:ascii="Microsoft YaHei" w:eastAsia="Microsoft YaHei" w:hAnsi="Microsoft YaHei" w:cs="Microsoft YaHei" w:hint="eastAsia"/>
+          <w:rFonts w:ascii="微软雅黑" w:eastAsia="微软雅黑" w:hAnsi="微软雅黑" w:cs="微软雅黑" w:hint="eastAsia"/>
           <w:color w:val="4472C4"/>
           <w:kern w:val="0"/>
           <w:sz w:val="18"/>
@@ -8862,7 +9066,7 @@
       <w:proofErr w:type="spellEnd"/>
       <w:r>
         <w:rPr>
-          <w:rFonts w:ascii="Microsoft YaHei" w:eastAsia="Microsoft YaHei" w:hAnsi="Microsoft YaHei" w:cs="Microsoft YaHei" w:hint="eastAsia"/>
+          <w:rFonts w:ascii="微软雅黑" w:eastAsia="微软雅黑" w:hAnsi="微软雅黑" w:cs="微软雅黑" w:hint="eastAsia"/>
           <w:color w:val="4472C4"/>
           <w:kern w:val="0"/>
           <w:sz w:val="18"/>
@@ -8884,7 +9088,7 @@
       </w:r>
       <w:r>
         <w:rPr>
-          <w:rFonts w:ascii="Microsoft YaHei" w:eastAsia="Microsoft YaHei" w:hAnsi="Microsoft YaHei" w:cs="Microsoft YaHei" w:hint="eastAsia"/>
+          <w:rFonts w:ascii="微软雅黑" w:eastAsia="微软雅黑" w:hAnsi="微软雅黑" w:cs="微软雅黑" w:hint="eastAsia"/>
           <w:color w:val="4472C4"/>
           <w:kern w:val="0"/>
           <w:sz w:val="18"/>
@@ -8906,7 +9110,7 @@
       </w:r>
       <w:r>
         <w:rPr>
-          <w:rFonts w:ascii="Microsoft YaHei" w:eastAsia="Microsoft YaHei" w:hAnsi="Microsoft YaHei" w:cs="Microsoft YaHei" w:hint="eastAsia"/>
+          <w:rFonts w:ascii="微软雅黑" w:eastAsia="微软雅黑" w:hAnsi="微软雅黑" w:cs="微软雅黑" w:hint="eastAsia"/>
           <w:color w:val="4472C4"/>
           <w:kern w:val="0"/>
           <w:sz w:val="18"/>
@@ -8985,7 +9189,7 @@
       <w:proofErr w:type="spellStart"/>
       <w:r>
         <w:rPr>
-          <w:rFonts w:ascii="Microsoft YaHei" w:eastAsia="Microsoft YaHei" w:hAnsi="Microsoft YaHei" w:cs="Microsoft YaHei" w:hint="eastAsia"/>
+          <w:rFonts w:ascii="微软雅黑" w:eastAsia="微软雅黑" w:hAnsi="微软雅黑" w:cs="微软雅黑" w:hint="eastAsia"/>
           <w:b/>
           <w:bCs/>
           <w:color w:val="1F3A6E"/>
@@ -9044,7 +9248,7 @@
               <w:spacing w:after="120" w:line="360" w:lineRule="auto"/>
               <w:jc w:val="center"/>
               <w:rPr>
-                <w:rFonts w:ascii="SimSun" w:hAnsi="SimSun"/>
+                <w:rFonts w:ascii="宋体" w:hAnsi="宋体"/>
                 <w:kern w:val="0"/>
                 <w:sz w:val="24"/>
                 <w:szCs w:val="22"/>
@@ -9053,7 +9257,7 @@
             <w:proofErr w:type="spellStart"/>
             <w:r>
               <w:rPr>
-                <w:rFonts w:ascii="SimHei" w:eastAsia="SimHei" w:hAnsi="SimHei"/>
+                <w:rFonts w:ascii="黑体" w:eastAsia="黑体" w:hAnsi="黑体"/>
                 <w:color w:val="FFFFFF"/>
                 <w:kern w:val="0"/>
                 <w:sz w:val="20"/>
@@ -9082,15 +9286,15 @@
               <w:spacing w:after="120" w:line="360" w:lineRule="auto"/>
               <w:jc w:val="center"/>
               <w:rPr>
-                <w:rFonts w:ascii="SimSun" w:hAnsi="SimSun"/>
-                <w:kern w:val="0"/>
-                <w:sz w:val="24"/>
-                <w:szCs w:val="22"/>
-              </w:rPr>
-            </w:pPr>
-            <w:r>
-              <w:rPr>
-                <w:rFonts w:ascii="SimHei" w:eastAsia="SimHei" w:hAnsi="SimHei"/>
+                <w:rFonts w:ascii="宋体" w:hAnsi="宋体"/>
+                <w:kern w:val="0"/>
+                <w:sz w:val="24"/>
+                <w:szCs w:val="22"/>
+              </w:rPr>
+            </w:pPr>
+            <w:r>
+              <w:rPr>
+                <w:rFonts w:ascii="黑体" w:eastAsia="黑体" w:hAnsi="黑体"/>
                 <w:color w:val="FFFFFF"/>
                 <w:kern w:val="0"/>
                 <w:sz w:val="20"/>
@@ -9122,7 +9326,7 @@
               <w:spacing w:after="120" w:line="360" w:lineRule="auto"/>
               <w:jc w:val="left"/>
               <w:rPr>
-                <w:rFonts w:ascii="SimSun" w:hAnsi="SimSun"/>
+                <w:rFonts w:ascii="宋体" w:hAnsi="宋体"/>
                 <w:kern w:val="0"/>
                 <w:sz w:val="24"/>
                 <w:szCs w:val="22"/>
@@ -9131,7 +9335,7 @@
             <w:proofErr w:type="spellStart"/>
             <w:r>
               <w:rPr>
-                <w:rFonts w:ascii="SimSun" w:hAnsi="SimSun"/>
+                <w:rFonts w:ascii="宋体" w:hAnsi="宋体"/>
                 <w:kern w:val="0"/>
                 <w:sz w:val="20"/>
                 <w:szCs w:val="22"/>
@@ -9158,15 +9362,15 @@
               <w:spacing w:after="120" w:line="360" w:lineRule="auto"/>
               <w:jc w:val="center"/>
               <w:rPr>
-                <w:rFonts w:ascii="SimSun" w:hAnsi="SimSun"/>
-                <w:kern w:val="0"/>
-                <w:sz w:val="24"/>
-                <w:szCs w:val="22"/>
-              </w:rPr>
-            </w:pPr>
-            <w:r>
-              <w:rPr>
-                <w:rFonts w:ascii="SimSun" w:hAnsi="SimSun"/>
+                <w:rFonts w:ascii="宋体" w:hAnsi="宋体"/>
+                <w:kern w:val="0"/>
+                <w:sz w:val="24"/>
+                <w:szCs w:val="22"/>
+              </w:rPr>
+            </w:pPr>
+            <w:r>
+              <w:rPr>
+                <w:rFonts w:ascii="宋体" w:hAnsi="宋体"/>
                 <w:kern w:val="0"/>
                 <w:sz w:val="20"/>
                 <w:szCs w:val="22"/>
@@ -9198,7 +9402,7 @@
               <w:spacing w:after="120" w:line="360" w:lineRule="auto"/>
               <w:jc w:val="left"/>
               <w:rPr>
-                <w:rFonts w:ascii="SimSun" w:hAnsi="SimSun"/>
+                <w:rFonts w:ascii="宋体" w:hAnsi="宋体"/>
                 <w:kern w:val="0"/>
                 <w:sz w:val="24"/>
                 <w:szCs w:val="22"/>
@@ -9207,7 +9411,7 @@
             <w:proofErr w:type="spellStart"/>
             <w:r>
               <w:rPr>
-                <w:rFonts w:ascii="SimSun" w:hAnsi="SimSun"/>
+                <w:rFonts w:ascii="宋体" w:hAnsi="宋体"/>
                 <w:kern w:val="0"/>
                 <w:sz w:val="20"/>
                 <w:szCs w:val="22"/>
@@ -9235,7 +9439,7 @@
               <w:spacing w:after="120" w:line="360" w:lineRule="auto"/>
               <w:jc w:val="center"/>
               <w:rPr>
-                <w:rFonts w:ascii="SimSun" w:hAnsi="SimSun"/>
+                <w:rFonts w:ascii="宋体" w:hAnsi="宋体"/>
                 <w:kern w:val="0"/>
                 <w:sz w:val="24"/>
                 <w:szCs w:val="22"/>
@@ -9244,7 +9448,7 @@
             <w:proofErr w:type="spellStart"/>
             <w:r>
               <w:rPr>
-                <w:rFonts w:ascii="SimSun" w:hAnsi="SimSun"/>
+                <w:rFonts w:ascii="宋体" w:hAnsi="宋体"/>
                 <w:kern w:val="0"/>
                 <w:sz w:val="20"/>
                 <w:szCs w:val="22"/>
@@ -9254,7 +9458,7 @@
             <w:proofErr w:type="spellEnd"/>
             <w:r>
               <w:rPr>
-                <w:rFonts w:ascii="SimSun" w:hAnsi="SimSun"/>
+                <w:rFonts w:ascii="宋体" w:hAnsi="宋体"/>
                 <w:kern w:val="0"/>
                 <w:sz w:val="20"/>
                 <w:szCs w:val="22"/>
@@ -9285,7 +9489,7 @@
               <w:spacing w:after="120" w:line="360" w:lineRule="auto"/>
               <w:jc w:val="left"/>
               <w:rPr>
-                <w:rFonts w:ascii="SimSun" w:hAnsi="SimSun"/>
+                <w:rFonts w:ascii="宋体" w:hAnsi="宋体"/>
                 <w:kern w:val="0"/>
                 <w:sz w:val="24"/>
                 <w:szCs w:val="22"/>
@@ -9294,7 +9498,7 @@
             <w:proofErr w:type="spellStart"/>
             <w:r>
               <w:rPr>
-                <w:rFonts w:ascii="SimSun" w:hAnsi="SimSun"/>
+                <w:rFonts w:ascii="宋体" w:hAnsi="宋体"/>
                 <w:kern w:val="0"/>
                 <w:sz w:val="20"/>
                 <w:szCs w:val="22"/>
@@ -9321,7 +9525,7 @@
               <w:spacing w:after="120" w:line="360" w:lineRule="auto"/>
               <w:jc w:val="center"/>
               <w:rPr>
-                <w:rFonts w:ascii="SimSun" w:hAnsi="SimSun"/>
+                <w:rFonts w:ascii="宋体" w:hAnsi="宋体"/>
                 <w:kern w:val="0"/>
                 <w:sz w:val="24"/>
                 <w:szCs w:val="22"/>
@@ -9330,7 +9534,7 @@
             <w:proofErr w:type="spellStart"/>
             <w:r>
               <w:rPr>
-                <w:rFonts w:ascii="SimSun" w:hAnsi="SimSun"/>
+                <w:rFonts w:ascii="宋体" w:hAnsi="宋体"/>
                 <w:kern w:val="0"/>
                 <w:sz w:val="20"/>
                 <w:szCs w:val="22"/>
@@ -9340,7 +9544,7 @@
             <w:proofErr w:type="spellEnd"/>
             <w:r>
               <w:rPr>
-                <w:rFonts w:ascii="SimSun" w:hAnsi="SimSun"/>
+                <w:rFonts w:ascii="宋体" w:hAnsi="宋体"/>
                 <w:kern w:val="0"/>
                 <w:sz w:val="20"/>
                 <w:szCs w:val="22"/>
@@ -9350,7 +9554,7 @@
             <w:proofErr w:type="spellStart"/>
             <w:r>
               <w:rPr>
-                <w:rFonts w:ascii="SimSun" w:hAnsi="SimSun"/>
+                <w:rFonts w:ascii="宋体" w:hAnsi="宋体"/>
                 <w:kern w:val="0"/>
                 <w:sz w:val="20"/>
                 <w:szCs w:val="22"/>
@@ -9360,7 +9564,7 @@
             <w:proofErr w:type="spellEnd"/>
             <w:r>
               <w:rPr>
-                <w:rFonts w:ascii="SimSun" w:hAnsi="SimSun"/>
+                <w:rFonts w:ascii="宋体" w:hAnsi="宋体"/>
                 <w:kern w:val="0"/>
                 <w:sz w:val="20"/>
                 <w:szCs w:val="22"/>
@@ -9370,7 +9574,7 @@
             <w:proofErr w:type="spellStart"/>
             <w:r>
               <w:rPr>
-                <w:rFonts w:ascii="SimSun" w:hAnsi="SimSun"/>
+                <w:rFonts w:ascii="宋体" w:hAnsi="宋体"/>
                 <w:kern w:val="0"/>
                 <w:sz w:val="20"/>
                 <w:szCs w:val="22"/>
@@ -9380,7 +9584,7 @@
             <w:proofErr w:type="spellEnd"/>
             <w:r>
               <w:rPr>
-                <w:rFonts w:ascii="SimSun" w:hAnsi="SimSun"/>
+                <w:rFonts w:ascii="宋体" w:hAnsi="宋体"/>
                 <w:kern w:val="0"/>
                 <w:sz w:val="20"/>
                 <w:szCs w:val="22"/>
@@ -9390,7 +9594,7 @@
             <w:proofErr w:type="spellStart"/>
             <w:r>
               <w:rPr>
-                <w:rFonts w:ascii="SimSun" w:hAnsi="SimSun"/>
+                <w:rFonts w:ascii="宋体" w:hAnsi="宋体"/>
                 <w:kern w:val="0"/>
                 <w:sz w:val="20"/>
                 <w:szCs w:val="22"/>
@@ -9400,7 +9604,7 @@
             <w:proofErr w:type="spellEnd"/>
             <w:r>
               <w:rPr>
-                <w:rFonts w:ascii="SimSun" w:hAnsi="SimSun"/>
+                <w:rFonts w:ascii="宋体" w:hAnsi="宋体"/>
                 <w:kern w:val="0"/>
                 <w:sz w:val="20"/>
                 <w:szCs w:val="22"/>
@@ -9410,7 +9614,7 @@
             <w:proofErr w:type="spellStart"/>
             <w:r>
               <w:rPr>
-                <w:rFonts w:ascii="SimSun" w:hAnsi="SimSun"/>
+                <w:rFonts w:ascii="宋体" w:hAnsi="宋体"/>
                 <w:kern w:val="0"/>
                 <w:sz w:val="20"/>
                 <w:szCs w:val="22"/>
@@ -9420,7 +9624,7 @@
             <w:proofErr w:type="spellEnd"/>
             <w:r>
               <w:rPr>
-                <w:rFonts w:ascii="SimSun" w:hAnsi="SimSun"/>
+                <w:rFonts w:ascii="宋体" w:hAnsi="宋体"/>
                 <w:kern w:val="0"/>
                 <w:sz w:val="20"/>
                 <w:szCs w:val="22"/>
@@ -9430,7 +9634,7 @@
             <w:proofErr w:type="spellStart"/>
             <w:r>
               <w:rPr>
-                <w:rFonts w:ascii="SimSun" w:hAnsi="SimSun"/>
+                <w:rFonts w:ascii="宋体" w:hAnsi="宋体"/>
                 <w:kern w:val="0"/>
                 <w:sz w:val="20"/>
                 <w:szCs w:val="22"/>
@@ -9440,7 +9644,7 @@
             <w:proofErr w:type="spellEnd"/>
             <w:r>
               <w:rPr>
-                <w:rFonts w:ascii="SimSun" w:hAnsi="SimSun"/>
+                <w:rFonts w:ascii="宋体" w:hAnsi="宋体"/>
                 <w:kern w:val="0"/>
                 <w:sz w:val="20"/>
                 <w:szCs w:val="22"/>
@@ -9450,7 +9654,7 @@
             <w:proofErr w:type="spellStart"/>
             <w:r>
               <w:rPr>
-                <w:rFonts w:ascii="SimSun" w:hAnsi="SimSun"/>
+                <w:rFonts w:ascii="宋体" w:hAnsi="宋体"/>
                 <w:kern w:val="0"/>
                 <w:sz w:val="20"/>
                 <w:szCs w:val="22"/>
@@ -9483,7 +9687,7 @@
               <w:spacing w:after="120" w:line="360" w:lineRule="auto"/>
               <w:jc w:val="left"/>
               <w:rPr>
-                <w:rFonts w:ascii="SimSun" w:hAnsi="SimSun"/>
+                <w:rFonts w:ascii="宋体" w:hAnsi="宋体"/>
                 <w:kern w:val="0"/>
                 <w:sz w:val="24"/>
                 <w:szCs w:val="22"/>
@@ -9492,7 +9696,7 @@
             <w:proofErr w:type="spellStart"/>
             <w:r>
               <w:rPr>
-                <w:rFonts w:ascii="SimSun" w:hAnsi="SimSun"/>
+                <w:rFonts w:ascii="宋体" w:hAnsi="宋体"/>
                 <w:kern w:val="0"/>
                 <w:sz w:val="20"/>
                 <w:szCs w:val="22"/>
@@ -9520,15 +9724,15 @@
               <w:spacing w:after="120" w:line="360" w:lineRule="auto"/>
               <w:jc w:val="center"/>
               <w:rPr>
-                <w:rFonts w:ascii="SimSun" w:hAnsi="SimSun"/>
-                <w:kern w:val="0"/>
-                <w:sz w:val="24"/>
-                <w:szCs w:val="22"/>
-              </w:rPr>
-            </w:pPr>
-            <w:r>
-              <w:rPr>
-                <w:rFonts w:ascii="SimSun" w:hAnsi="SimSun"/>
+                <w:rFonts w:ascii="宋体" w:hAnsi="宋体"/>
+                <w:kern w:val="0"/>
+                <w:sz w:val="24"/>
+                <w:szCs w:val="22"/>
+              </w:rPr>
+            </w:pPr>
+            <w:r>
+              <w:rPr>
+                <w:rFonts w:ascii="宋体" w:hAnsi="宋体"/>
                 <w:kern w:val="0"/>
                 <w:sz w:val="20"/>
                 <w:szCs w:val="22"/>
@@ -9559,15 +9763,15 @@
               <w:spacing w:after="120" w:line="360" w:lineRule="auto"/>
               <w:jc w:val="left"/>
               <w:rPr>
-                <w:rFonts w:ascii="SimSun" w:hAnsi="SimSun"/>
-                <w:kern w:val="0"/>
-                <w:sz w:val="24"/>
-                <w:szCs w:val="22"/>
-              </w:rPr>
-            </w:pPr>
-            <w:r>
-              <w:rPr>
-                <w:rFonts w:ascii="SimSun" w:hAnsi="SimSun"/>
+                <w:rFonts w:ascii="宋体" w:hAnsi="宋体"/>
+                <w:kern w:val="0"/>
+                <w:sz w:val="24"/>
+                <w:szCs w:val="22"/>
+              </w:rPr>
+            </w:pPr>
+            <w:r>
+              <w:rPr>
+                <w:rFonts w:ascii="宋体" w:hAnsi="宋体"/>
                 <w:kern w:val="0"/>
                 <w:sz w:val="20"/>
                 <w:szCs w:val="22"/>
@@ -9593,15 +9797,15 @@
               <w:spacing w:after="120" w:line="360" w:lineRule="auto"/>
               <w:jc w:val="center"/>
               <w:rPr>
-                <w:rFonts w:ascii="SimSun" w:hAnsi="SimSun"/>
-                <w:kern w:val="0"/>
-                <w:sz w:val="24"/>
-                <w:szCs w:val="22"/>
-              </w:rPr>
-            </w:pPr>
-            <w:r>
-              <w:rPr>
-                <w:rFonts w:ascii="SimSun" w:hAnsi="SimSun"/>
+                <w:rFonts w:ascii="宋体" w:hAnsi="宋体"/>
+                <w:kern w:val="0"/>
+                <w:sz w:val="24"/>
+                <w:szCs w:val="22"/>
+              </w:rPr>
+            </w:pPr>
+            <w:r>
+              <w:rPr>
+                <w:rFonts w:ascii="宋体" w:hAnsi="宋体"/>
                 <w:kern w:val="0"/>
                 <w:sz w:val="20"/>
                 <w:szCs w:val="22"/>
@@ -9633,7 +9837,7 @@
               <w:spacing w:after="120" w:line="360" w:lineRule="auto"/>
               <w:jc w:val="left"/>
               <w:rPr>
-                <w:rFonts w:ascii="SimSun" w:hAnsi="SimSun"/>
+                <w:rFonts w:ascii="宋体" w:hAnsi="宋体"/>
                 <w:kern w:val="0"/>
                 <w:sz w:val="24"/>
                 <w:szCs w:val="22"/>
@@ -9642,7 +9846,7 @@
             <w:proofErr w:type="spellStart"/>
             <w:r>
               <w:rPr>
-                <w:rFonts w:ascii="SimSun" w:hAnsi="SimSun"/>
+                <w:rFonts w:ascii="宋体" w:hAnsi="宋体"/>
                 <w:kern w:val="0"/>
                 <w:sz w:val="20"/>
                 <w:szCs w:val="22"/>
@@ -9670,15 +9874,15 @@
               <w:spacing w:after="120" w:line="360" w:lineRule="auto"/>
               <w:jc w:val="center"/>
               <w:rPr>
-                <w:rFonts w:ascii="SimSun" w:hAnsi="SimSun"/>
-                <w:kern w:val="0"/>
-                <w:sz w:val="24"/>
-                <w:szCs w:val="22"/>
-              </w:rPr>
-            </w:pPr>
-            <w:r>
-              <w:rPr>
-                <w:rFonts w:ascii="SimSun" w:hAnsi="SimSun"/>
+                <w:rFonts w:ascii="宋体" w:hAnsi="宋体"/>
+                <w:kern w:val="0"/>
+                <w:sz w:val="24"/>
+                <w:szCs w:val="22"/>
+              </w:rPr>
+            </w:pPr>
+            <w:r>
+              <w:rPr>
+                <w:rFonts w:ascii="宋体" w:hAnsi="宋体"/>
                 <w:kern w:val="0"/>
                 <w:sz w:val="20"/>
                 <w:szCs w:val="22"/>
@@ -9709,7 +9913,7 @@
               <w:spacing w:after="120" w:line="360" w:lineRule="auto"/>
               <w:jc w:val="left"/>
               <w:rPr>
-                <w:rFonts w:ascii="SimSun" w:hAnsi="SimSun"/>
+                <w:rFonts w:ascii="宋体" w:hAnsi="宋体"/>
                 <w:kern w:val="0"/>
                 <w:sz w:val="24"/>
                 <w:szCs w:val="22"/>
@@ -9718,7 +9922,7 @@
             <w:proofErr w:type="spellStart"/>
             <w:r>
               <w:rPr>
-                <w:rFonts w:ascii="SimSun" w:hAnsi="SimSun"/>
+                <w:rFonts w:ascii="宋体" w:hAnsi="宋体"/>
                 <w:kern w:val="0"/>
                 <w:sz w:val="20"/>
                 <w:szCs w:val="22"/>
@@ -9746,15 +9950,15 @@
               <w:spacing w:after="120" w:line="360" w:lineRule="auto"/>
               <w:jc w:val="center"/>
               <w:rPr>
-                <w:rFonts w:ascii="SimSun" w:hAnsi="SimSun"/>
-                <w:kern w:val="0"/>
-                <w:sz w:val="24"/>
-                <w:szCs w:val="22"/>
-              </w:rPr>
-            </w:pPr>
-            <w:r>
-              <w:rPr>
-                <w:rFonts w:ascii="SimSun" w:hAnsi="SimSun"/>
+                <w:rFonts w:ascii="宋体" w:hAnsi="宋体"/>
+                <w:kern w:val="0"/>
+                <w:sz w:val="24"/>
+                <w:szCs w:val="22"/>
+              </w:rPr>
+            </w:pPr>
+            <w:r>
+              <w:rPr>
+                <w:rFonts w:ascii="宋体" w:hAnsi="宋体"/>
                 <w:kern w:val="0"/>
                 <w:sz w:val="20"/>
                 <w:szCs w:val="22"/>
@@ -9786,7 +9990,7 @@
               <w:spacing w:after="120" w:line="360" w:lineRule="auto"/>
               <w:jc w:val="left"/>
               <w:rPr>
-                <w:rFonts w:ascii="SimSun" w:hAnsi="SimSun"/>
+                <w:rFonts w:ascii="宋体" w:hAnsi="宋体"/>
                 <w:kern w:val="0"/>
                 <w:sz w:val="24"/>
                 <w:szCs w:val="22"/>
@@ -9795,7 +9999,7 @@
             <w:proofErr w:type="spellStart"/>
             <w:r>
               <w:rPr>
-                <w:rFonts w:ascii="SimSun" w:hAnsi="SimSun"/>
+                <w:rFonts w:ascii="宋体" w:hAnsi="宋体"/>
                 <w:kern w:val="0"/>
                 <w:sz w:val="20"/>
                 <w:szCs w:val="22"/>
@@ -9823,7 +10027,7 @@
               <w:spacing w:after="120" w:line="360" w:lineRule="auto"/>
               <w:jc w:val="center"/>
               <w:rPr>
-                <w:rFonts w:ascii="SimSun" w:hAnsi="SimSun"/>
+                <w:rFonts w:ascii="宋体" w:hAnsi="宋体"/>
                 <w:kern w:val="0"/>
                 <w:sz w:val="24"/>
                 <w:szCs w:val="22"/>
@@ -9832,7 +10036,7 @@
             <w:proofErr w:type="spellStart"/>
             <w:r>
               <w:rPr>
-                <w:rFonts w:ascii="SimSun" w:hAnsi="SimSun"/>
+                <w:rFonts w:ascii="宋体" w:hAnsi="宋体"/>
                 <w:kern w:val="0"/>
                 <w:sz w:val="20"/>
                 <w:szCs w:val="22"/>
@@ -9850,7 +10054,7 @@
         <w:spacing w:after="120" w:line="360" w:lineRule="auto"/>
         <w:jc w:val="left"/>
         <w:rPr>
-          <w:rFonts w:ascii="SimSun" w:hAnsi="SimSun"/>
+          <w:rFonts w:ascii="宋体" w:hAnsi="宋体"/>
           <w:kern w:val="0"/>
           <w:sz w:val="24"/>
           <w:szCs w:val="22"/>
@@ -9891,7 +10095,7 @@
       <w:proofErr w:type="spellStart"/>
       <w:r>
         <w:rPr>
-          <w:rFonts w:ascii="Microsoft YaHei" w:eastAsia="Microsoft YaHei" w:hAnsi="Microsoft YaHei" w:cs="Microsoft YaHei" w:hint="eastAsia"/>
+          <w:rFonts w:ascii="微软雅黑" w:eastAsia="微软雅黑" w:hAnsi="微软雅黑" w:cs="微软雅黑" w:hint="eastAsia"/>
           <w:b/>
           <w:bCs/>
           <w:color w:val="1F3A6E"/>
@@ -9925,7 +10129,7 @@
         <w:jc w:val="left"/>
         <w:outlineLvl w:val="1"/>
         <w:rPr>
-          <w:rFonts w:ascii="Calibri" w:eastAsiaTheme="minorEastAsia" w:hAnsi="Calibri" w:hint="eastAsia"/>
+          <w:rFonts w:ascii="Calibri" w:eastAsiaTheme="minorEastAsia" w:hAnsi="Calibri"/>
           <w:b/>
           <w:bCs/>
           <w:color w:val="1F3A6E"/>
@@ -9955,7 +10159,7 @@
                     </pic:cNvPicPr>
                   </pic:nvPicPr>
                   <pic:blipFill>
-                    <a:blip r:embed="rId16" cstate="print">
+                    <a:blip r:embed="rId17" cstate="print">
                       <a:extLst>
                         <a:ext uri="{28A0092B-C50C-407E-A947-70E740481C1C}">
                           <a14:useLocalDpi xmlns:a14="http://schemas.microsoft.com/office/drawing/2010/main" val="0"/>
@@ -9993,15 +10197,15 @@
         <w:spacing w:after="120" w:line="360" w:lineRule="auto"/>
         <w:ind w:firstLine="420"/>
         <w:rPr>
-          <w:rFonts w:ascii="SimSun" w:hAnsi="SimSun"/>
-          <w:kern w:val="0"/>
-          <w:sz w:val="24"/>
-          <w:szCs w:val="22"/>
-        </w:rPr>
-      </w:pPr>
-      <w:r>
-        <w:rPr>
-          <w:rFonts w:ascii="SimSun" w:hAnsi="SimSun"/>
+          <w:rFonts w:ascii="宋体" w:hAnsi="宋体"/>
+          <w:kern w:val="0"/>
+          <w:sz w:val="24"/>
+          <w:szCs w:val="22"/>
+        </w:rPr>
+      </w:pPr>
+      <w:r>
+        <w:rPr>
+          <w:rFonts w:ascii="宋体" w:hAnsi="宋体"/>
           <w:kern w:val="0"/>
           <w:sz w:val="24"/>
           <w:szCs w:val="22"/>
@@ -10045,7 +10249,7 @@
               <w:spacing w:after="120" w:line="360" w:lineRule="auto"/>
               <w:jc w:val="center"/>
               <w:rPr>
-                <w:rFonts w:ascii="SimSun" w:hAnsi="SimSun"/>
+                <w:rFonts w:ascii="宋体" w:hAnsi="宋体"/>
                 <w:kern w:val="0"/>
                 <w:sz w:val="24"/>
                 <w:szCs w:val="22"/>
@@ -10054,7 +10258,7 @@
             <w:proofErr w:type="spellStart"/>
             <w:r>
               <w:rPr>
-                <w:rFonts w:ascii="SimHei" w:eastAsia="SimHei" w:hAnsi="SimHei"/>
+                <w:rFonts w:ascii="黑体" w:eastAsia="黑体" w:hAnsi="黑体"/>
                 <w:color w:val="FFFFFF"/>
                 <w:kern w:val="0"/>
                 <w:sz w:val="20"/>
@@ -10083,7 +10287,7 @@
               <w:spacing w:after="120" w:line="360" w:lineRule="auto"/>
               <w:jc w:val="center"/>
               <w:rPr>
-                <w:rFonts w:ascii="SimSun" w:hAnsi="SimSun"/>
+                <w:rFonts w:ascii="宋体" w:hAnsi="宋体"/>
                 <w:kern w:val="0"/>
                 <w:sz w:val="24"/>
                 <w:szCs w:val="22"/>
@@ -10092,7 +10296,7 @@
             <w:proofErr w:type="spellStart"/>
             <w:r>
               <w:rPr>
-                <w:rFonts w:ascii="SimHei" w:eastAsia="SimHei" w:hAnsi="SimHei"/>
+                <w:rFonts w:ascii="黑体" w:eastAsia="黑体" w:hAnsi="黑体"/>
                 <w:color w:val="FFFFFF"/>
                 <w:kern w:val="0"/>
                 <w:sz w:val="20"/>
@@ -10121,7 +10325,7 @@
               <w:spacing w:after="120" w:line="360" w:lineRule="auto"/>
               <w:jc w:val="center"/>
               <w:rPr>
-                <w:rFonts w:ascii="SimSun" w:hAnsi="SimSun"/>
+                <w:rFonts w:ascii="宋体" w:hAnsi="宋体"/>
                 <w:kern w:val="0"/>
                 <w:sz w:val="24"/>
                 <w:szCs w:val="22"/>
@@ -10130,7 +10334,7 @@
             <w:proofErr w:type="spellStart"/>
             <w:r>
               <w:rPr>
-                <w:rFonts w:ascii="SimHei" w:eastAsia="SimHei" w:hAnsi="SimHei"/>
+                <w:rFonts w:ascii="黑体" w:eastAsia="黑体" w:hAnsi="黑体"/>
                 <w:color w:val="FFFFFF"/>
                 <w:kern w:val="0"/>
                 <w:sz w:val="20"/>
@@ -10159,7 +10363,7 @@
               <w:spacing w:after="120" w:line="360" w:lineRule="auto"/>
               <w:jc w:val="center"/>
               <w:rPr>
-                <w:rFonts w:ascii="SimSun" w:hAnsi="SimSun"/>
+                <w:rFonts w:ascii="宋体" w:hAnsi="宋体"/>
                 <w:kern w:val="0"/>
                 <w:sz w:val="24"/>
                 <w:szCs w:val="22"/>
@@ -10168,7 +10372,7 @@
             <w:proofErr w:type="spellStart"/>
             <w:r>
               <w:rPr>
-                <w:rFonts w:ascii="SimHei" w:eastAsia="SimHei" w:hAnsi="SimHei"/>
+                <w:rFonts w:ascii="黑体" w:eastAsia="黑体" w:hAnsi="黑体"/>
                 <w:color w:val="FFFFFF"/>
                 <w:kern w:val="0"/>
                 <w:sz w:val="20"/>
@@ -10201,15 +10405,15 @@
               <w:spacing w:after="120" w:line="360" w:lineRule="auto"/>
               <w:jc w:val="left"/>
               <w:rPr>
-                <w:rFonts w:ascii="SimSun" w:hAnsi="SimSun"/>
-                <w:kern w:val="0"/>
-                <w:sz w:val="24"/>
-                <w:szCs w:val="22"/>
-              </w:rPr>
-            </w:pPr>
-            <w:r>
-              <w:rPr>
-                <w:rFonts w:ascii="SimSun" w:hAnsi="SimSun"/>
+                <w:rFonts w:ascii="宋体" w:hAnsi="宋体"/>
+                <w:kern w:val="0"/>
+                <w:sz w:val="24"/>
+                <w:szCs w:val="22"/>
+              </w:rPr>
+            </w:pPr>
+            <w:r>
+              <w:rPr>
+                <w:rFonts w:ascii="宋体" w:hAnsi="宋体"/>
                 <w:kern w:val="0"/>
                 <w:sz w:val="20"/>
                 <w:szCs w:val="22"/>
@@ -10235,15 +10439,15 @@
               <w:spacing w:after="120" w:line="360" w:lineRule="auto"/>
               <w:jc w:val="center"/>
               <w:rPr>
-                <w:rFonts w:ascii="SimSun" w:hAnsi="SimSun"/>
-                <w:kern w:val="0"/>
-                <w:sz w:val="24"/>
-                <w:szCs w:val="22"/>
-              </w:rPr>
-            </w:pPr>
-            <w:r>
-              <w:rPr>
-                <w:rFonts w:ascii="SimSun" w:hAnsi="SimSun"/>
+                <w:rFonts w:ascii="宋体" w:hAnsi="宋体"/>
+                <w:kern w:val="0"/>
+                <w:sz w:val="24"/>
+                <w:szCs w:val="22"/>
+              </w:rPr>
+            </w:pPr>
+            <w:r>
+              <w:rPr>
+                <w:rFonts w:ascii="宋体" w:hAnsi="宋体"/>
                 <w:kern w:val="0"/>
                 <w:sz w:val="20"/>
                 <w:szCs w:val="22"/>
@@ -10269,15 +10473,15 @@
               <w:spacing w:after="120" w:line="360" w:lineRule="auto"/>
               <w:jc w:val="center"/>
               <w:rPr>
-                <w:rFonts w:ascii="SimSun" w:hAnsi="SimSun"/>
-                <w:kern w:val="0"/>
-                <w:sz w:val="24"/>
-                <w:szCs w:val="22"/>
-              </w:rPr>
-            </w:pPr>
-            <w:r>
-              <w:rPr>
-                <w:rFonts w:ascii="SimSun" w:hAnsi="SimSun"/>
+                <w:rFonts w:ascii="宋体" w:hAnsi="宋体"/>
+                <w:kern w:val="0"/>
+                <w:sz w:val="24"/>
+                <w:szCs w:val="22"/>
+              </w:rPr>
+            </w:pPr>
+            <w:r>
+              <w:rPr>
+                <w:rFonts w:ascii="宋体" w:hAnsi="宋体"/>
                 <w:kern w:val="0"/>
                 <w:sz w:val="20"/>
                 <w:szCs w:val="22"/>
@@ -10303,7 +10507,7 @@
               <w:spacing w:after="120" w:line="360" w:lineRule="auto"/>
               <w:jc w:val="center"/>
               <w:rPr>
-                <w:rFonts w:ascii="SimSun" w:hAnsi="SimSun"/>
+                <w:rFonts w:ascii="宋体" w:hAnsi="宋体"/>
                 <w:kern w:val="0"/>
                 <w:sz w:val="24"/>
                 <w:szCs w:val="22"/>
@@ -10312,7 +10516,7 @@
             <w:proofErr w:type="spellStart"/>
             <w:r>
               <w:rPr>
-                <w:rFonts w:ascii="SimSun" w:hAnsi="SimSun"/>
+                <w:rFonts w:ascii="宋体" w:hAnsi="宋体"/>
                 <w:kern w:val="0"/>
                 <w:sz w:val="20"/>
                 <w:szCs w:val="22"/>
@@ -10322,7 +10526,7 @@
             <w:proofErr w:type="spellEnd"/>
             <w:r>
               <w:rPr>
-                <w:rFonts w:ascii="SimSun" w:hAnsi="SimSun"/>
+                <w:rFonts w:ascii="宋体" w:hAnsi="宋体"/>
                 <w:kern w:val="0"/>
                 <w:sz w:val="20"/>
                 <w:szCs w:val="22"/>
@@ -10354,15 +10558,15 @@
               <w:spacing w:after="120" w:line="360" w:lineRule="auto"/>
               <w:jc w:val="left"/>
               <w:rPr>
-                <w:rFonts w:ascii="SimSun" w:hAnsi="SimSun"/>
-                <w:kern w:val="0"/>
-                <w:sz w:val="24"/>
-                <w:szCs w:val="22"/>
-              </w:rPr>
-            </w:pPr>
-            <w:r>
-              <w:rPr>
-                <w:rFonts w:ascii="SimSun" w:hAnsi="SimSun"/>
+                <w:rFonts w:ascii="宋体" w:hAnsi="宋体"/>
+                <w:kern w:val="0"/>
+                <w:sz w:val="24"/>
+                <w:szCs w:val="22"/>
+              </w:rPr>
+            </w:pPr>
+            <w:r>
+              <w:rPr>
+                <w:rFonts w:ascii="宋体" w:hAnsi="宋体"/>
                 <w:kern w:val="0"/>
                 <w:sz w:val="20"/>
                 <w:szCs w:val="22"/>
@@ -10389,15 +10593,15 @@
               <w:spacing w:after="120" w:line="360" w:lineRule="auto"/>
               <w:jc w:val="center"/>
               <w:rPr>
-                <w:rFonts w:ascii="SimSun" w:hAnsi="SimSun"/>
-                <w:kern w:val="0"/>
-                <w:sz w:val="24"/>
-                <w:szCs w:val="22"/>
-              </w:rPr>
-            </w:pPr>
-            <w:r>
-              <w:rPr>
-                <w:rFonts w:ascii="SimSun" w:hAnsi="SimSun"/>
+                <w:rFonts w:ascii="宋体" w:hAnsi="宋体"/>
+                <w:kern w:val="0"/>
+                <w:sz w:val="24"/>
+                <w:szCs w:val="22"/>
+              </w:rPr>
+            </w:pPr>
+            <w:r>
+              <w:rPr>
+                <w:rFonts w:ascii="宋体" w:hAnsi="宋体"/>
                 <w:kern w:val="0"/>
                 <w:sz w:val="20"/>
                 <w:szCs w:val="22"/>
@@ -10424,15 +10628,15 @@
               <w:spacing w:after="120" w:line="360" w:lineRule="auto"/>
               <w:jc w:val="center"/>
               <w:rPr>
-                <w:rFonts w:ascii="SimSun" w:hAnsi="SimSun"/>
-                <w:kern w:val="0"/>
-                <w:sz w:val="24"/>
-                <w:szCs w:val="22"/>
-              </w:rPr>
-            </w:pPr>
-            <w:r>
-              <w:rPr>
-                <w:rFonts w:ascii="SimSun" w:hAnsi="SimSun"/>
+                <w:rFonts w:ascii="宋体" w:hAnsi="宋体"/>
+                <w:kern w:val="0"/>
+                <w:sz w:val="24"/>
+                <w:szCs w:val="22"/>
+              </w:rPr>
+            </w:pPr>
+            <w:r>
+              <w:rPr>
+                <w:rFonts w:ascii="宋体" w:hAnsi="宋体"/>
                 <w:kern w:val="0"/>
                 <w:sz w:val="20"/>
                 <w:szCs w:val="22"/>
@@ -10459,7 +10663,7 @@
               <w:spacing w:after="120" w:line="360" w:lineRule="auto"/>
               <w:jc w:val="center"/>
               <w:rPr>
-                <w:rFonts w:ascii="SimSun" w:hAnsi="SimSun"/>
+                <w:rFonts w:ascii="宋体" w:hAnsi="宋体"/>
                 <w:kern w:val="0"/>
                 <w:sz w:val="24"/>
                 <w:szCs w:val="22"/>
@@ -10468,7 +10672,7 @@
             <w:proofErr w:type="spellStart"/>
             <w:r>
               <w:rPr>
-                <w:rFonts w:ascii="SimSun" w:hAnsi="SimSun"/>
+                <w:rFonts w:ascii="宋体" w:hAnsi="宋体"/>
                 <w:kern w:val="0"/>
                 <w:sz w:val="20"/>
                 <w:szCs w:val="22"/>
@@ -10478,7 +10682,7 @@
             <w:proofErr w:type="spellEnd"/>
             <w:r>
               <w:rPr>
-                <w:rFonts w:ascii="SimSun" w:hAnsi="SimSun"/>
+                <w:rFonts w:ascii="宋体" w:hAnsi="宋体"/>
                 <w:kern w:val="0"/>
                 <w:sz w:val="20"/>
                 <w:szCs w:val="22"/>
@@ -10509,15 +10713,15 @@
               <w:spacing w:after="120" w:line="360" w:lineRule="auto"/>
               <w:jc w:val="left"/>
               <w:rPr>
-                <w:rFonts w:ascii="SimSun" w:hAnsi="SimSun"/>
-                <w:kern w:val="0"/>
-                <w:sz w:val="24"/>
-                <w:szCs w:val="22"/>
-              </w:rPr>
-            </w:pPr>
-            <w:r>
-              <w:rPr>
-                <w:rFonts w:ascii="SimSun" w:hAnsi="SimSun"/>
+                <w:rFonts w:ascii="宋体" w:hAnsi="宋体"/>
+                <w:kern w:val="0"/>
+                <w:sz w:val="24"/>
+                <w:szCs w:val="22"/>
+              </w:rPr>
+            </w:pPr>
+            <w:r>
+              <w:rPr>
+                <w:rFonts w:ascii="宋体" w:hAnsi="宋体"/>
                 <w:kern w:val="0"/>
                 <w:sz w:val="20"/>
                 <w:szCs w:val="22"/>
@@ -10543,15 +10747,15 @@
               <w:spacing w:after="120" w:line="360" w:lineRule="auto"/>
               <w:jc w:val="center"/>
               <w:rPr>
-                <w:rFonts w:ascii="SimSun" w:hAnsi="SimSun"/>
-                <w:kern w:val="0"/>
-                <w:sz w:val="24"/>
-                <w:szCs w:val="22"/>
-              </w:rPr>
-            </w:pPr>
-            <w:r>
-              <w:rPr>
-                <w:rFonts w:ascii="SimSun" w:hAnsi="SimSun"/>
+                <w:rFonts w:ascii="宋体" w:hAnsi="宋体"/>
+                <w:kern w:val="0"/>
+                <w:sz w:val="24"/>
+                <w:szCs w:val="22"/>
+              </w:rPr>
+            </w:pPr>
+            <w:r>
+              <w:rPr>
+                <w:rFonts w:ascii="宋体" w:hAnsi="宋体"/>
                 <w:kern w:val="0"/>
                 <w:sz w:val="20"/>
                 <w:szCs w:val="22"/>
@@ -10577,15 +10781,15 @@
               <w:spacing w:after="120" w:line="360" w:lineRule="auto"/>
               <w:jc w:val="center"/>
               <w:rPr>
-                <w:rFonts w:ascii="SimSun" w:hAnsi="SimSun"/>
-                <w:kern w:val="0"/>
-                <w:sz w:val="24"/>
-                <w:szCs w:val="22"/>
-              </w:rPr>
-            </w:pPr>
-            <w:r>
-              <w:rPr>
-                <w:rFonts w:ascii="SimSun" w:hAnsi="SimSun"/>
+                <w:rFonts w:ascii="宋体" w:hAnsi="宋体"/>
+                <w:kern w:val="0"/>
+                <w:sz w:val="24"/>
+                <w:szCs w:val="22"/>
+              </w:rPr>
+            </w:pPr>
+            <w:r>
+              <w:rPr>
+                <w:rFonts w:ascii="宋体" w:hAnsi="宋体"/>
                 <w:kern w:val="0"/>
                 <w:sz w:val="20"/>
                 <w:szCs w:val="22"/>
@@ -10611,7 +10815,7 @@
               <w:spacing w:after="120" w:line="360" w:lineRule="auto"/>
               <w:jc w:val="center"/>
               <w:rPr>
-                <w:rFonts w:ascii="SimSun" w:hAnsi="SimSun"/>
+                <w:rFonts w:ascii="宋体" w:hAnsi="宋体"/>
                 <w:kern w:val="0"/>
                 <w:sz w:val="24"/>
                 <w:szCs w:val="22"/>
@@ -10620,7 +10824,7 @@
             <w:proofErr w:type="spellStart"/>
             <w:r>
               <w:rPr>
-                <w:rFonts w:ascii="SimSun" w:hAnsi="SimSun"/>
+                <w:rFonts w:ascii="宋体" w:hAnsi="宋体"/>
                 <w:kern w:val="0"/>
                 <w:sz w:val="20"/>
                 <w:szCs w:val="22"/>
@@ -10630,7 +10834,7 @@
             <w:proofErr w:type="spellEnd"/>
             <w:r>
               <w:rPr>
-                <w:rFonts w:ascii="SimSun" w:hAnsi="SimSun"/>
+                <w:rFonts w:ascii="宋体" w:hAnsi="宋体"/>
                 <w:kern w:val="0"/>
                 <w:sz w:val="20"/>
                 <w:szCs w:val="22"/>
@@ -10647,7 +10851,7 @@
         <w:spacing w:after="120" w:line="360" w:lineRule="auto"/>
         <w:jc w:val="left"/>
         <w:rPr>
-          <w:rFonts w:ascii="SimSun" w:hAnsi="SimSun"/>
+          <w:rFonts w:ascii="宋体" w:hAnsi="宋体"/>
           <w:kern w:val="0"/>
           <w:sz w:val="24"/>
           <w:szCs w:val="22"/>
@@ -10661,7 +10865,7 @@
         <w:spacing w:after="120" w:line="360" w:lineRule="auto"/>
         <w:ind w:firstLine="420"/>
         <w:rPr>
-          <w:rFonts w:ascii="SimSun" w:hAnsi="SimSun"/>
+          <w:rFonts w:ascii="宋体" w:hAnsi="宋体"/>
           <w:kern w:val="0"/>
           <w:sz w:val="24"/>
           <w:szCs w:val="22"/>
@@ -10670,7 +10874,7 @@
       </w:pPr>
       <w:r>
         <w:rPr>
-          <w:rFonts w:ascii="SimSun" w:hAnsi="SimSun"/>
+          <w:rFonts w:ascii="宋体" w:hAnsi="宋体"/>
           <w:kern w:val="0"/>
           <w:sz w:val="24"/>
           <w:szCs w:val="22"/>
@@ -10681,7 +10885,7 @@
       <w:proofErr w:type="spellStart"/>
       <w:r>
         <w:rPr>
-          <w:rFonts w:ascii="SimSun" w:hAnsi="SimSun"/>
+          <w:rFonts w:ascii="宋体" w:hAnsi="宋体"/>
           <w:kern w:val="0"/>
           <w:sz w:val="24"/>
           <w:szCs w:val="22"/>
@@ -10692,7 +10896,7 @@
       <w:proofErr w:type="spellEnd"/>
       <w:r>
         <w:rPr>
-          <w:rFonts w:ascii="SimSun" w:hAnsi="SimSun"/>
+          <w:rFonts w:ascii="宋体" w:hAnsi="宋体"/>
           <w:kern w:val="0"/>
           <w:sz w:val="24"/>
           <w:szCs w:val="22"/>
@@ -10707,15 +10911,15 @@
         <w:spacing w:after="120" w:line="360" w:lineRule="auto"/>
         <w:ind w:firstLine="420"/>
         <w:rPr>
-          <w:rFonts w:ascii="SimSun" w:hAnsi="SimSun"/>
-          <w:kern w:val="0"/>
-          <w:sz w:val="24"/>
-          <w:szCs w:val="22"/>
-        </w:rPr>
-      </w:pPr>
-      <w:r>
-        <w:rPr>
-          <w:rFonts w:ascii="SimSun" w:hAnsi="SimSun"/>
+          <w:rFonts w:ascii="宋体" w:hAnsi="宋体"/>
+          <w:kern w:val="0"/>
+          <w:sz w:val="24"/>
+          <w:szCs w:val="22"/>
+        </w:rPr>
+      </w:pPr>
+      <w:r>
+        <w:rPr>
+          <w:rFonts w:ascii="宋体" w:hAnsi="宋体"/>
           <w:b/>
           <w:kern w:val="0"/>
           <w:sz w:val="24"/>
@@ -10727,7 +10931,7 @@
       <w:proofErr w:type="spellStart"/>
       <w:r>
         <w:rPr>
-          <w:rFonts w:ascii="SimSun" w:hAnsi="SimSun"/>
+          <w:rFonts w:ascii="宋体" w:hAnsi="宋体"/>
           <w:b/>
           <w:kern w:val="0"/>
           <w:sz w:val="24"/>
@@ -10738,7 +10942,7 @@
       <w:proofErr w:type="spellEnd"/>
       <w:r>
         <w:rPr>
-          <w:rFonts w:ascii="SimSun" w:hAnsi="SimSun"/>
+          <w:rFonts w:ascii="宋体" w:hAnsi="宋体"/>
           <w:b/>
           <w:kern w:val="0"/>
           <w:sz w:val="24"/>
@@ -10782,7 +10986,7 @@
               <w:spacing w:after="120" w:line="360" w:lineRule="auto"/>
               <w:jc w:val="center"/>
               <w:rPr>
-                <w:rFonts w:ascii="SimSun" w:hAnsi="SimSun"/>
+                <w:rFonts w:ascii="宋体" w:hAnsi="宋体"/>
                 <w:kern w:val="0"/>
                 <w:sz w:val="24"/>
                 <w:szCs w:val="22"/>
@@ -10791,7 +10995,7 @@
             <w:proofErr w:type="spellStart"/>
             <w:r>
               <w:rPr>
-                <w:rFonts w:ascii="SimHei" w:eastAsia="SimHei" w:hAnsi="SimHei"/>
+                <w:rFonts w:ascii="黑体" w:eastAsia="黑体" w:hAnsi="黑体"/>
                 <w:color w:val="FFFFFF"/>
                 <w:kern w:val="0"/>
                 <w:sz w:val="20"/>
@@ -10820,7 +11024,7 @@
               <w:spacing w:after="120" w:line="360" w:lineRule="auto"/>
               <w:jc w:val="center"/>
               <w:rPr>
-                <w:rFonts w:ascii="SimSun" w:hAnsi="SimSun"/>
+                <w:rFonts w:ascii="宋体" w:hAnsi="宋体"/>
                 <w:kern w:val="0"/>
                 <w:sz w:val="24"/>
                 <w:szCs w:val="22"/>
@@ -10829,7 +11033,7 @@
             <w:proofErr w:type="spellStart"/>
             <w:r>
               <w:rPr>
-                <w:rFonts w:ascii="SimHei" w:eastAsia="SimHei" w:hAnsi="SimHei"/>
+                <w:rFonts w:ascii="黑体" w:eastAsia="黑体" w:hAnsi="黑体"/>
                 <w:color w:val="FFFFFF"/>
                 <w:kern w:val="0"/>
                 <w:sz w:val="20"/>
@@ -10858,7 +11062,7 @@
               <w:spacing w:after="120" w:line="360" w:lineRule="auto"/>
               <w:jc w:val="center"/>
               <w:rPr>
-                <w:rFonts w:ascii="SimSun" w:hAnsi="SimSun"/>
+                <w:rFonts w:ascii="宋体" w:hAnsi="宋体"/>
                 <w:kern w:val="0"/>
                 <w:sz w:val="24"/>
                 <w:szCs w:val="22"/>
@@ -10867,7 +11071,7 @@
             <w:proofErr w:type="spellStart"/>
             <w:r>
               <w:rPr>
-                <w:rFonts w:ascii="SimHei" w:eastAsia="SimHei" w:hAnsi="SimHei"/>
+                <w:rFonts w:ascii="黑体" w:eastAsia="黑体" w:hAnsi="黑体"/>
                 <w:color w:val="FFFFFF"/>
                 <w:kern w:val="0"/>
                 <w:sz w:val="20"/>
@@ -10878,7 +11082,7 @@
             <w:proofErr w:type="spellEnd"/>
             <w:r>
               <w:rPr>
-                <w:rFonts w:ascii="SimHei" w:eastAsia="SimHei" w:hAnsi="SimHei"/>
+                <w:rFonts w:ascii="黑体" w:eastAsia="黑体" w:hAnsi="黑体"/>
                 <w:color w:val="FFFFFF"/>
                 <w:kern w:val="0"/>
                 <w:sz w:val="20"/>
@@ -10889,7 +11093,7 @@
             <w:proofErr w:type="spellStart"/>
             <w:r>
               <w:rPr>
-                <w:rFonts w:ascii="SimHei" w:eastAsia="SimHei" w:hAnsi="SimHei"/>
+                <w:rFonts w:ascii="黑体" w:eastAsia="黑体" w:hAnsi="黑体"/>
                 <w:color w:val="FFFFFF"/>
                 <w:kern w:val="0"/>
                 <w:sz w:val="20"/>
@@ -10922,7 +11126,7 @@
               <w:spacing w:after="120" w:line="360" w:lineRule="auto"/>
               <w:jc w:val="left"/>
               <w:rPr>
-                <w:rFonts w:ascii="SimSun" w:hAnsi="SimSun"/>
+                <w:rFonts w:ascii="宋体" w:hAnsi="宋体"/>
                 <w:kern w:val="0"/>
                 <w:sz w:val="24"/>
                 <w:szCs w:val="22"/>
@@ -10931,7 +11135,7 @@
             </w:pPr>
             <w:r>
               <w:rPr>
-                <w:rFonts w:ascii="SimSun" w:hAnsi="SimSun"/>
+                <w:rFonts w:ascii="宋体" w:hAnsi="宋体"/>
                 <w:kern w:val="0"/>
                 <w:sz w:val="20"/>
                 <w:szCs w:val="22"/>
@@ -10958,7 +11162,7 @@
               <w:spacing w:after="120" w:line="360" w:lineRule="auto"/>
               <w:jc w:val="center"/>
               <w:rPr>
-                <w:rFonts w:ascii="SimSun" w:hAnsi="SimSun"/>
+                <w:rFonts w:ascii="宋体" w:hAnsi="宋体"/>
                 <w:kern w:val="0"/>
                 <w:sz w:val="24"/>
                 <w:szCs w:val="22"/>
@@ -10967,7 +11171,7 @@
             <w:proofErr w:type="spellStart"/>
             <w:r>
               <w:rPr>
-                <w:rFonts w:ascii="SimSun" w:hAnsi="SimSun"/>
+                <w:rFonts w:ascii="宋体" w:hAnsi="宋体"/>
                 <w:kern w:val="0"/>
                 <w:sz w:val="20"/>
                 <w:szCs w:val="22"/>
@@ -10977,7 +11181,7 @@
             <w:proofErr w:type="spellEnd"/>
             <w:r>
               <w:rPr>
-                <w:rFonts w:ascii="SimSun" w:hAnsi="SimSun"/>
+                <w:rFonts w:ascii="宋体" w:hAnsi="宋体"/>
                 <w:kern w:val="0"/>
                 <w:sz w:val="20"/>
                 <w:szCs w:val="22"/>
@@ -11003,7 +11207,7 @@
               <w:spacing w:after="120" w:line="360" w:lineRule="auto"/>
               <w:jc w:val="center"/>
               <w:rPr>
-                <w:rFonts w:ascii="SimSun" w:hAnsi="SimSun"/>
+                <w:rFonts w:ascii="宋体" w:hAnsi="宋体"/>
                 <w:kern w:val="0"/>
                 <w:sz w:val="24"/>
                 <w:szCs w:val="22"/>
@@ -11012,7 +11216,7 @@
             </w:pPr>
             <w:r>
               <w:rPr>
-                <w:rFonts w:ascii="SimSun" w:hAnsi="SimSun"/>
+                <w:rFonts w:ascii="宋体" w:hAnsi="宋体"/>
                 <w:kern w:val="0"/>
                 <w:sz w:val="20"/>
                 <w:szCs w:val="22"/>
@@ -11045,7 +11249,7 @@
               <w:spacing w:after="120" w:line="360" w:lineRule="auto"/>
               <w:jc w:val="left"/>
               <w:rPr>
-                <w:rFonts w:ascii="SimSun" w:hAnsi="SimSun"/>
+                <w:rFonts w:ascii="宋体" w:hAnsi="宋体"/>
                 <w:kern w:val="0"/>
                 <w:sz w:val="24"/>
                 <w:szCs w:val="22"/>
@@ -11054,7 +11258,7 @@
             </w:pPr>
             <w:r>
               <w:rPr>
-                <w:rFonts w:ascii="SimSun" w:hAnsi="SimSun"/>
+                <w:rFonts w:ascii="宋体" w:hAnsi="宋体"/>
                 <w:kern w:val="0"/>
                 <w:sz w:val="20"/>
                 <w:szCs w:val="22"/>
@@ -11082,7 +11286,7 @@
               <w:spacing w:after="120" w:line="360" w:lineRule="auto"/>
               <w:jc w:val="center"/>
               <w:rPr>
-                <w:rFonts w:ascii="SimSun" w:hAnsi="SimSun"/>
+                <w:rFonts w:ascii="宋体" w:hAnsi="宋体"/>
                 <w:kern w:val="0"/>
                 <w:sz w:val="24"/>
                 <w:szCs w:val="22"/>
@@ -11091,7 +11295,7 @@
             </w:pPr>
             <w:r>
               <w:rPr>
-                <w:rFonts w:ascii="SimSun" w:hAnsi="SimSun"/>
+                <w:rFonts w:ascii="宋体" w:hAnsi="宋体"/>
                 <w:kern w:val="0"/>
                 <w:sz w:val="20"/>
                 <w:szCs w:val="22"/>
@@ -11119,7 +11323,7 @@
               <w:spacing w:after="120" w:line="360" w:lineRule="auto"/>
               <w:jc w:val="center"/>
               <w:rPr>
-                <w:rFonts w:ascii="SimSun" w:hAnsi="SimSun"/>
+                <w:rFonts w:ascii="宋体" w:hAnsi="宋体"/>
                 <w:kern w:val="0"/>
                 <w:sz w:val="24"/>
                 <w:szCs w:val="22"/>
@@ -11128,7 +11332,7 @@
             </w:pPr>
             <w:r>
               <w:rPr>
-                <w:rFonts w:ascii="SimSun" w:hAnsi="SimSun"/>
+                <w:rFonts w:ascii="宋体" w:hAnsi="宋体"/>
                 <w:kern w:val="0"/>
                 <w:sz w:val="20"/>
                 <w:szCs w:val="22"/>
@@ -11160,7 +11364,7 @@
               <w:spacing w:after="120" w:line="360" w:lineRule="auto"/>
               <w:jc w:val="left"/>
               <w:rPr>
-                <w:rFonts w:ascii="SimSun" w:hAnsi="SimSun"/>
+                <w:rFonts w:ascii="宋体" w:hAnsi="宋体"/>
                 <w:kern w:val="0"/>
                 <w:sz w:val="24"/>
                 <w:szCs w:val="22"/>
@@ -11169,7 +11373,7 @@
             <w:proofErr w:type="spellStart"/>
             <w:r>
               <w:rPr>
-                <w:rFonts w:ascii="SimSun" w:hAnsi="SimSun"/>
+                <w:rFonts w:ascii="宋体" w:hAnsi="宋体"/>
                 <w:kern w:val="0"/>
                 <w:sz w:val="20"/>
                 <w:szCs w:val="22"/>
@@ -11179,7 +11383,7 @@
             <w:proofErr w:type="spellEnd"/>
             <w:r>
               <w:rPr>
-                <w:rFonts w:ascii="SimSun" w:hAnsi="SimSun"/>
+                <w:rFonts w:ascii="宋体" w:hAnsi="宋体"/>
                 <w:kern w:val="0"/>
                 <w:sz w:val="20"/>
                 <w:szCs w:val="22"/>
@@ -11205,7 +11409,7 @@
               <w:spacing w:after="120" w:line="360" w:lineRule="auto"/>
               <w:jc w:val="center"/>
               <w:rPr>
-                <w:rFonts w:ascii="SimSun" w:hAnsi="SimSun"/>
+                <w:rFonts w:ascii="宋体" w:hAnsi="宋体"/>
                 <w:kern w:val="0"/>
                 <w:sz w:val="24"/>
                 <w:szCs w:val="22"/>
@@ -11214,7 +11418,7 @@
             <w:proofErr w:type="spellStart"/>
             <w:r>
               <w:rPr>
-                <w:rFonts w:ascii="SimSun" w:hAnsi="SimSun"/>
+                <w:rFonts w:ascii="宋体" w:hAnsi="宋体"/>
                 <w:kern w:val="0"/>
                 <w:sz w:val="20"/>
                 <w:szCs w:val="22"/>
@@ -11224,7 +11428,7 @@
             <w:proofErr w:type="spellEnd"/>
             <w:r>
               <w:rPr>
-                <w:rFonts w:ascii="SimSun" w:hAnsi="SimSun"/>
+                <w:rFonts w:ascii="宋体" w:hAnsi="宋体"/>
                 <w:kern w:val="0"/>
                 <w:sz w:val="20"/>
                 <w:szCs w:val="22"/>
@@ -11250,15 +11454,15 @@
               <w:spacing w:after="120" w:line="360" w:lineRule="auto"/>
               <w:jc w:val="center"/>
               <w:rPr>
-                <w:rFonts w:ascii="SimSun" w:hAnsi="SimSun"/>
-                <w:kern w:val="0"/>
-                <w:sz w:val="24"/>
-                <w:szCs w:val="22"/>
-              </w:rPr>
-            </w:pPr>
-            <w:r>
-              <w:rPr>
-                <w:rFonts w:ascii="SimSun" w:hAnsi="SimSun"/>
+                <w:rFonts w:ascii="宋体" w:hAnsi="宋体"/>
+                <w:kern w:val="0"/>
+                <w:sz w:val="24"/>
+                <w:szCs w:val="22"/>
+              </w:rPr>
+            </w:pPr>
+            <w:r>
+              <w:rPr>
+                <w:rFonts w:ascii="宋体" w:hAnsi="宋体"/>
                 <w:kern w:val="0"/>
                 <w:sz w:val="20"/>
                 <w:szCs w:val="22"/>
@@ -11268,7 +11472,7 @@
             </w:r>
             <w:r>
               <w:rPr>
-                <w:rFonts w:ascii="SimSun" w:hAnsi="SimSun"/>
+                <w:rFonts w:ascii="宋体" w:hAnsi="宋体"/>
                 <w:kern w:val="0"/>
                 <w:sz w:val="20"/>
                 <w:szCs w:val="22"/>
@@ -11300,7 +11504,7 @@
               <w:spacing w:after="120" w:line="360" w:lineRule="auto"/>
               <w:jc w:val="left"/>
               <w:rPr>
-                <w:rFonts w:ascii="SimSun" w:hAnsi="SimSun"/>
+                <w:rFonts w:ascii="宋体" w:hAnsi="宋体"/>
                 <w:kern w:val="0"/>
                 <w:sz w:val="24"/>
                 <w:szCs w:val="22"/>
@@ -11309,7 +11513,7 @@
             <w:proofErr w:type="spellStart"/>
             <w:r>
               <w:rPr>
-                <w:rFonts w:ascii="SimSun" w:hAnsi="SimSun"/>
+                <w:rFonts w:ascii="宋体" w:hAnsi="宋体"/>
                 <w:kern w:val="0"/>
                 <w:sz w:val="20"/>
                 <w:szCs w:val="22"/>
@@ -11319,7 +11523,7 @@
             <w:proofErr w:type="spellEnd"/>
             <w:r>
               <w:rPr>
-                <w:rFonts w:ascii="SimSun" w:hAnsi="SimSun"/>
+                <w:rFonts w:ascii="宋体" w:hAnsi="宋体"/>
                 <w:kern w:val="0"/>
                 <w:sz w:val="20"/>
                 <w:szCs w:val="22"/>
@@ -11346,7 +11550,7 @@
               <w:spacing w:after="120" w:line="360" w:lineRule="auto"/>
               <w:jc w:val="center"/>
               <w:rPr>
-                <w:rFonts w:ascii="SimSun" w:hAnsi="SimSun"/>
+                <w:rFonts w:ascii="宋体" w:hAnsi="宋体"/>
                 <w:kern w:val="0"/>
                 <w:sz w:val="24"/>
                 <w:szCs w:val="22"/>
@@ -11355,7 +11559,7 @@
             <w:proofErr w:type="spellStart"/>
             <w:r>
               <w:rPr>
-                <w:rFonts w:ascii="SimSun" w:hAnsi="SimSun"/>
+                <w:rFonts w:ascii="宋体" w:hAnsi="宋体"/>
                 <w:kern w:val="0"/>
                 <w:sz w:val="20"/>
                 <w:szCs w:val="22"/>
@@ -11365,7 +11569,7 @@
             <w:proofErr w:type="spellEnd"/>
             <w:r>
               <w:rPr>
-                <w:rFonts w:ascii="SimSun" w:hAnsi="SimSun"/>
+                <w:rFonts w:ascii="宋体" w:hAnsi="宋体"/>
                 <w:kern w:val="0"/>
                 <w:sz w:val="20"/>
                 <w:szCs w:val="22"/>
@@ -11392,7 +11596,7 @@
               <w:spacing w:after="120" w:line="360" w:lineRule="auto"/>
               <w:jc w:val="center"/>
               <w:rPr>
-                <w:rFonts w:ascii="SimSun" w:hAnsi="SimSun"/>
+                <w:rFonts w:ascii="宋体" w:hAnsi="宋体"/>
                 <w:kern w:val="0"/>
                 <w:sz w:val="24"/>
                 <w:szCs w:val="22"/>
@@ -11401,7 +11605,7 @@
             </w:pPr>
             <w:r>
               <w:rPr>
-                <w:rFonts w:ascii="SimSun" w:hAnsi="SimSun"/>
+                <w:rFonts w:ascii="宋体" w:hAnsi="宋体"/>
                 <w:kern w:val="0"/>
                 <w:sz w:val="20"/>
                 <w:szCs w:val="22"/>
@@ -11433,7 +11637,7 @@
               <w:spacing w:after="120" w:line="360" w:lineRule="auto"/>
               <w:jc w:val="left"/>
               <w:rPr>
-                <w:rFonts w:ascii="SimSun" w:hAnsi="SimSun"/>
+                <w:rFonts w:ascii="宋体" w:hAnsi="宋体"/>
                 <w:kern w:val="0"/>
                 <w:sz w:val="24"/>
                 <w:szCs w:val="22"/>
@@ -11442,7 +11646,7 @@
             <w:proofErr w:type="spellStart"/>
             <w:r>
               <w:rPr>
-                <w:rFonts w:ascii="SimSun" w:hAnsi="SimSun"/>
+                <w:rFonts w:ascii="宋体" w:hAnsi="宋体"/>
                 <w:kern w:val="0"/>
                 <w:sz w:val="20"/>
                 <w:szCs w:val="22"/>
@@ -11452,7 +11656,7 @@
             <w:proofErr w:type="spellEnd"/>
             <w:r>
               <w:rPr>
-                <w:rFonts w:ascii="SimSun" w:hAnsi="SimSun"/>
+                <w:rFonts w:ascii="宋体" w:hAnsi="宋体"/>
                 <w:kern w:val="0"/>
                 <w:sz w:val="20"/>
                 <w:szCs w:val="22"/>
@@ -11478,7 +11682,7 @@
               <w:spacing w:after="120" w:line="360" w:lineRule="auto"/>
               <w:jc w:val="center"/>
               <w:rPr>
-                <w:rFonts w:ascii="SimSun" w:hAnsi="SimSun"/>
+                <w:rFonts w:ascii="宋体" w:hAnsi="宋体"/>
                 <w:kern w:val="0"/>
                 <w:sz w:val="24"/>
                 <w:szCs w:val="22"/>
@@ -11487,7 +11691,7 @@
             <w:proofErr w:type="spellStart"/>
             <w:r>
               <w:rPr>
-                <w:rFonts w:ascii="SimSun" w:hAnsi="SimSun"/>
+                <w:rFonts w:ascii="宋体" w:hAnsi="宋体"/>
                 <w:kern w:val="0"/>
                 <w:sz w:val="20"/>
                 <w:szCs w:val="22"/>
@@ -11497,7 +11701,7 @@
             <w:proofErr w:type="spellEnd"/>
             <w:r>
               <w:rPr>
-                <w:rFonts w:ascii="SimSun" w:hAnsi="SimSun"/>
+                <w:rFonts w:ascii="宋体" w:hAnsi="宋体"/>
                 <w:kern w:val="0"/>
                 <w:sz w:val="20"/>
                 <w:szCs w:val="22"/>
@@ -11523,7 +11727,7 @@
               <w:spacing w:after="120" w:line="360" w:lineRule="auto"/>
               <w:jc w:val="center"/>
               <w:rPr>
-                <w:rFonts w:ascii="SimSun" w:hAnsi="SimSun"/>
+                <w:rFonts w:ascii="宋体" w:hAnsi="宋体"/>
                 <w:kern w:val="0"/>
                 <w:sz w:val="24"/>
                 <w:szCs w:val="22"/>
@@ -11532,7 +11736,7 @@
             </w:pPr>
             <w:r>
               <w:rPr>
-                <w:rFonts w:ascii="SimSun" w:hAnsi="SimSun"/>
+                <w:rFonts w:ascii="宋体" w:hAnsi="宋体"/>
                 <w:kern w:val="0"/>
                 <w:sz w:val="20"/>
                 <w:szCs w:val="22"/>
@@ -11565,7 +11769,7 @@
               <w:spacing w:after="120" w:line="360" w:lineRule="auto"/>
               <w:jc w:val="left"/>
               <w:rPr>
-                <w:rFonts w:ascii="SimSun" w:hAnsi="SimSun"/>
+                <w:rFonts w:ascii="宋体" w:hAnsi="宋体"/>
                 <w:kern w:val="0"/>
                 <w:sz w:val="24"/>
                 <w:szCs w:val="22"/>
@@ -11574,7 +11778,7 @@
             <w:proofErr w:type="spellStart"/>
             <w:r>
               <w:rPr>
-                <w:rFonts w:ascii="SimSun" w:hAnsi="SimSun"/>
+                <w:rFonts w:ascii="宋体" w:hAnsi="宋体"/>
                 <w:kern w:val="0"/>
                 <w:sz w:val="20"/>
                 <w:szCs w:val="22"/>
@@ -11584,7 +11788,7 @@
             <w:proofErr w:type="spellEnd"/>
             <w:r>
               <w:rPr>
-                <w:rFonts w:ascii="SimSun" w:hAnsi="SimSun"/>
+                <w:rFonts w:ascii="宋体" w:hAnsi="宋体"/>
                 <w:kern w:val="0"/>
                 <w:sz w:val="20"/>
                 <w:szCs w:val="22"/>
@@ -11611,15 +11815,15 @@
               <w:spacing w:after="120" w:line="360" w:lineRule="auto"/>
               <w:jc w:val="center"/>
               <w:rPr>
-                <w:rFonts w:ascii="SimSun" w:hAnsi="SimSun"/>
-                <w:kern w:val="0"/>
-                <w:sz w:val="24"/>
-                <w:szCs w:val="22"/>
-              </w:rPr>
-            </w:pPr>
-            <w:r>
-              <w:rPr>
-                <w:rFonts w:ascii="SimSun" w:hAnsi="SimSun"/>
+                <w:rFonts w:ascii="宋体" w:hAnsi="宋体"/>
+                <w:kern w:val="0"/>
+                <w:sz w:val="24"/>
+                <w:szCs w:val="22"/>
+              </w:rPr>
+            </w:pPr>
+            <w:r>
+              <w:rPr>
+                <w:rFonts w:ascii="宋体" w:hAnsi="宋体"/>
                 <w:kern w:val="0"/>
                 <w:sz w:val="20"/>
                 <w:szCs w:val="22"/>
@@ -11629,7 +11833,7 @@
             </w:r>
             <w:r>
               <w:rPr>
-                <w:rFonts w:ascii="SimSun" w:hAnsi="SimSun"/>
+                <w:rFonts w:ascii="宋体" w:hAnsi="宋体"/>
                 <w:kern w:val="0"/>
                 <w:sz w:val="20"/>
                 <w:szCs w:val="22"/>
@@ -11656,7 +11860,7 @@
               <w:spacing w:after="120" w:line="360" w:lineRule="auto"/>
               <w:jc w:val="center"/>
               <w:rPr>
-                <w:rFonts w:ascii="SimSun" w:hAnsi="SimSun"/>
+                <w:rFonts w:ascii="宋体" w:hAnsi="宋体"/>
                 <w:kern w:val="0"/>
                 <w:sz w:val="24"/>
                 <w:szCs w:val="22"/>
@@ -11665,7 +11869,7 @@
             </w:pPr>
             <w:r>
               <w:rPr>
-                <w:rFonts w:ascii="SimSun" w:hAnsi="SimSun"/>
+                <w:rFonts w:ascii="宋体" w:hAnsi="宋体"/>
                 <w:kern w:val="0"/>
                 <w:sz w:val="20"/>
                 <w:szCs w:val="22"/>
@@ -11683,7 +11887,7 @@
         <w:spacing w:after="120" w:line="360" w:lineRule="auto"/>
         <w:jc w:val="left"/>
         <w:rPr>
-          <w:rFonts w:ascii="SimSun" w:hAnsi="SimSun"/>
+          <w:rFonts w:ascii="宋体" w:hAnsi="宋体"/>
           <w:kern w:val="0"/>
           <w:sz w:val="24"/>
           <w:szCs w:val="22"/>
@@ -11707,7 +11911,6 @@
           <w:szCs w:val="26"/>
         </w:rPr>
       </w:pPr>
-      <w:proofErr w:type="gramStart"/>
       <w:r>
         <w:rPr>
           <w:rFonts w:ascii="Calibri" w:eastAsia="MS Gothic" w:hAnsi="Calibri"/>
@@ -11730,7 +11933,6 @@
         </w:rPr>
         <w:t>分析</w:t>
       </w:r>
-      <w:proofErr w:type="gramEnd"/>
     </w:p>
     <w:p>
       <w:pPr>
@@ -11738,15 +11940,15 @@
         <w:spacing w:after="120" w:line="360" w:lineRule="auto"/>
         <w:ind w:firstLine="420"/>
         <w:rPr>
-          <w:rFonts w:ascii="SimSun" w:hAnsi="SimSun"/>
-          <w:kern w:val="0"/>
-          <w:sz w:val="24"/>
-          <w:szCs w:val="22"/>
-        </w:rPr>
-      </w:pPr>
-      <w:r>
-        <w:rPr>
-          <w:rFonts w:ascii="SimSun" w:hAnsi="SimSun"/>
+          <w:rFonts w:ascii="宋体" w:hAnsi="宋体"/>
+          <w:kern w:val="0"/>
+          <w:sz w:val="24"/>
+          <w:szCs w:val="22"/>
+        </w:rPr>
+      </w:pPr>
+      <w:r>
+        <w:rPr>
+          <w:rFonts w:ascii="宋体" w:hAnsi="宋体"/>
           <w:kern w:val="0"/>
           <w:sz w:val="24"/>
           <w:szCs w:val="22"/>
@@ -11756,7 +11958,7 @@
       <w:proofErr w:type="spellStart"/>
       <w:r>
         <w:rPr>
-          <w:rFonts w:ascii="SimSun" w:hAnsi="SimSun"/>
+          <w:rFonts w:ascii="宋体" w:hAnsi="宋体"/>
           <w:kern w:val="0"/>
           <w:sz w:val="24"/>
           <w:szCs w:val="22"/>
@@ -11766,7 +11968,7 @@
       <w:proofErr w:type="spellEnd"/>
       <w:r>
         <w:rPr>
-          <w:rFonts w:ascii="SimSun" w:hAnsi="SimSun"/>
+          <w:rFonts w:ascii="宋体" w:hAnsi="宋体"/>
           <w:kern w:val="0"/>
           <w:sz w:val="24"/>
           <w:szCs w:val="22"/>
@@ -11780,15 +11982,15 @@
         <w:spacing w:after="120" w:line="360" w:lineRule="auto"/>
         <w:ind w:firstLine="420"/>
         <w:rPr>
-          <w:rFonts w:ascii="SimSun" w:hAnsi="SimSun"/>
-          <w:kern w:val="0"/>
-          <w:sz w:val="24"/>
-          <w:szCs w:val="22"/>
-        </w:rPr>
-      </w:pPr>
-      <w:r>
-        <w:rPr>
-          <w:rFonts w:ascii="SimSun" w:hAnsi="SimSun"/>
+          <w:rFonts w:ascii="宋体" w:hAnsi="宋体"/>
+          <w:kern w:val="0"/>
+          <w:sz w:val="24"/>
+          <w:szCs w:val="22"/>
+        </w:rPr>
+      </w:pPr>
+      <w:r>
+        <w:rPr>
+          <w:rFonts w:ascii="宋体" w:hAnsi="宋体"/>
           <w:kern w:val="0"/>
           <w:sz w:val="24"/>
           <w:szCs w:val="22"/>
@@ -11813,7 +12015,6 @@
           <w:sz w:val="32"/>
         </w:rPr>
       </w:pPr>
-      <w:proofErr w:type="gramStart"/>
       <w:r>
         <w:rPr>
           <w:rFonts w:ascii="Calibri" w:eastAsia="MS Gothic" w:hAnsi="Calibri"/>
@@ -11828,7 +12029,7 @@
       </w:r>
       <w:r>
         <w:rPr>
-          <w:rFonts w:ascii="Microsoft YaHei" w:eastAsia="Microsoft YaHei" w:hAnsi="Microsoft YaHei" w:cs="Microsoft YaHei" w:hint="eastAsia"/>
+          <w:rFonts w:ascii="微软雅黑" w:eastAsia="微软雅黑" w:hAnsi="微软雅黑" w:cs="微软雅黑" w:hint="eastAsia"/>
           <w:b/>
           <w:bCs/>
           <w:color w:val="1F3A6E"/>
@@ -11839,7 +12040,7 @@
       </w:r>
       <w:r>
         <w:rPr>
-          <w:rFonts w:ascii="Microsoft YaHei" w:eastAsia="Microsoft YaHei" w:hAnsi="Microsoft YaHei" w:cs="Microsoft YaHei"/>
+          <w:rFonts w:ascii="微软雅黑" w:eastAsia="微软雅黑" w:hAnsi="微软雅黑" w:cs="微软雅黑"/>
           <w:b/>
           <w:bCs/>
           <w:color w:val="1F3A6E"/>
@@ -11848,7 +12049,6 @@
         </w:rPr>
         <w:t>结</w:t>
       </w:r>
-      <w:proofErr w:type="gramEnd"/>
     </w:p>
     <w:p>
       <w:pPr>
@@ -11856,40 +12056,20 @@
         <w:spacing w:after="120" w:line="360" w:lineRule="auto"/>
         <w:ind w:firstLine="420"/>
         <w:rPr>
-          <w:rFonts w:ascii="SimSun" w:hAnsi="SimSun"/>
-          <w:kern w:val="0"/>
-          <w:sz w:val="24"/>
-          <w:szCs w:val="22"/>
-        </w:rPr>
-      </w:pPr>
-      <w:r>
-        <w:rPr>
-          <w:rFonts w:ascii="SimSun" w:hAnsi="SimSun"/>
-          <w:kern w:val="0"/>
-          <w:sz w:val="24"/>
-          <w:szCs w:val="22"/>
-        </w:rPr>
-        <w:t>四个版本的数据量从166条到1,438条不等。值得注意的现象是：v2（175条训练样本）出现了严重的过拟合，而v4（161条训练样本）却表现良好。这一差异的关键在于v2使用了30个epoch，而v4仅使用了约</w:t>
-      </w:r>
-      <w:proofErr w:type="gramStart"/>
-      <w:r>
-        <w:rPr>
-          <w:rFonts w:ascii="SimSun" w:hAnsi="SimSun"/>
-          <w:kern w:val="0"/>
-          <w:sz w:val="24"/>
-          <w:szCs w:val="22"/>
-        </w:rPr>
-        <w:t>3.6个epoch。这说明在小数据场景下</w:t>
-      </w:r>
-      <w:proofErr w:type="gramEnd"/>
-      <w:r>
-        <w:rPr>
-          <w:rFonts w:ascii="SimSun" w:hAnsi="SimSun"/>
-          <w:kern w:val="0"/>
-          <w:sz w:val="24"/>
-          <w:szCs w:val="22"/>
-        </w:rPr>
-        <w:t>，早停（Early Stopping）和适当正则化至关重要。</w:t>
+          <w:rFonts w:ascii="宋体" w:hAnsi="宋体"/>
+          <w:kern w:val="0"/>
+          <w:sz w:val="24"/>
+          <w:szCs w:val="22"/>
+        </w:rPr>
+      </w:pPr>
+      <w:r>
+        <w:rPr>
+          <w:rFonts w:ascii="宋体" w:hAnsi="宋体"/>
+          <w:kern w:val="0"/>
+          <w:sz w:val="24"/>
+          <w:szCs w:val="22"/>
+        </w:rPr>
+        <w:t>四个版本的数据量从166条到1,438条不等。值得注意的现象是：v2（175条训练样本）出现了严重的过拟合，而v4（161条训练样本）却表现良好。这一差异的关键在于v2使用了30个epoch，而v4仅使用了约3.6个epoch。这说明在小数据场景下，早停（Early Stopping）和适当正则化至关重要。</w:t>
       </w:r>
     </w:p>
     <w:p>
@@ -11898,15 +12078,15 @@
         <w:spacing w:after="120" w:line="360" w:lineRule="auto"/>
         <w:ind w:firstLine="420"/>
         <w:rPr>
-          <w:rFonts w:ascii="SimSun" w:hAnsi="SimSun"/>
-          <w:kern w:val="0"/>
-          <w:sz w:val="24"/>
-          <w:szCs w:val="22"/>
-        </w:rPr>
-      </w:pPr>
-      <w:r>
-        <w:rPr>
-          <w:rFonts w:ascii="SimSun" w:hAnsi="SimSun"/>
+          <w:rFonts w:ascii="宋体" w:hAnsi="宋体"/>
+          <w:kern w:val="0"/>
+          <w:sz w:val="24"/>
+          <w:szCs w:val="22"/>
+        </w:rPr>
+      </w:pPr>
+      <w:r>
+        <w:rPr>
+          <w:rFonts w:ascii="宋体" w:hAnsi="宋体"/>
           <w:kern w:val="0"/>
           <w:sz w:val="24"/>
           <w:szCs w:val="22"/>
@@ -11920,15 +12100,15 @@
         <w:spacing w:after="120" w:line="360" w:lineRule="auto"/>
         <w:ind w:firstLine="420"/>
         <w:rPr>
-          <w:rFonts w:ascii="SimSun" w:hAnsi="SimSun"/>
-          <w:kern w:val="0"/>
-          <w:sz w:val="24"/>
-          <w:szCs w:val="22"/>
-        </w:rPr>
-      </w:pPr>
-      <w:r>
-        <w:rPr>
-          <w:rFonts w:ascii="SimSun" w:hAnsi="SimSun"/>
+          <w:rFonts w:ascii="宋体" w:hAnsi="宋体"/>
+          <w:kern w:val="0"/>
+          <w:sz w:val="24"/>
+          <w:szCs w:val="22"/>
+        </w:rPr>
+      </w:pPr>
+      <w:r>
+        <w:rPr>
+          <w:rFonts w:ascii="宋体" w:hAnsi="宋体"/>
           <w:kern w:val="0"/>
           <w:sz w:val="24"/>
           <w:szCs w:val="22"/>
@@ -11953,7 +12133,6 @@
           <w:sz w:val="32"/>
         </w:rPr>
       </w:pPr>
-      <w:proofErr w:type="gramStart"/>
       <w:r>
         <w:rPr>
           <w:rFonts w:ascii="Calibri" w:eastAsia="MS Gothic" w:hAnsi="Calibri"/>
@@ -11976,7 +12155,6 @@
         </w:rPr>
         <w:t>未来工作</w:t>
       </w:r>
-      <w:proofErr w:type="gramEnd"/>
     </w:p>
     <w:p>
       <w:pPr>
@@ -11984,15 +12162,15 @@
         <w:spacing w:after="120" w:line="360" w:lineRule="auto"/>
         <w:ind w:firstLine="420"/>
         <w:rPr>
-          <w:rFonts w:ascii="SimSun" w:hAnsi="SimSun"/>
-          <w:kern w:val="0"/>
-          <w:sz w:val="24"/>
-          <w:szCs w:val="22"/>
-        </w:rPr>
-      </w:pPr>
-      <w:r>
-        <w:rPr>
-          <w:rFonts w:ascii="SimSun" w:hAnsi="SimSun"/>
+          <w:rFonts w:ascii="宋体" w:hAnsi="宋体"/>
+          <w:kern w:val="0"/>
+          <w:sz w:val="24"/>
+          <w:szCs w:val="22"/>
+        </w:rPr>
+      </w:pPr>
+      <w:r>
+        <w:rPr>
+          <w:rFonts w:ascii="宋体" w:hAnsi="宋体"/>
           <w:kern w:val="0"/>
           <w:sz w:val="24"/>
           <w:szCs w:val="22"/>
@@ -12006,15 +12184,15 @@
         <w:spacing w:after="120" w:line="360" w:lineRule="auto"/>
         <w:ind w:firstLine="420"/>
         <w:rPr>
-          <w:rFonts w:ascii="SimSun" w:hAnsi="SimSun"/>
-          <w:kern w:val="0"/>
-          <w:sz w:val="24"/>
-          <w:szCs w:val="22"/>
-        </w:rPr>
-      </w:pPr>
-      <w:r>
-        <w:rPr>
-          <w:rFonts w:ascii="SimSun" w:hAnsi="SimSun"/>
+          <w:rFonts w:ascii="宋体" w:hAnsi="宋体"/>
+          <w:kern w:val="0"/>
+          <w:sz w:val="24"/>
+          <w:szCs w:val="22"/>
+        </w:rPr>
+      </w:pPr>
+      <w:r>
+        <w:rPr>
+          <w:rFonts w:ascii="宋体" w:hAnsi="宋体"/>
           <w:kern w:val="0"/>
           <w:sz w:val="24"/>
           <w:szCs w:val="22"/>
@@ -12028,7 +12206,7 @@
         <w:spacing w:after="120" w:line="360" w:lineRule="auto"/>
         <w:ind w:firstLine="420"/>
         <w:rPr>
-          <w:rFonts w:ascii="SimSun" w:hAnsi="SimSun"/>
+          <w:rFonts w:ascii="宋体" w:hAnsi="宋体"/>
           <w:kern w:val="0"/>
           <w:sz w:val="24"/>
           <w:szCs w:val="22"/>
@@ -12038,7 +12216,7 @@
       <w:proofErr w:type="spellStart"/>
       <w:r>
         <w:rPr>
-          <w:rFonts w:ascii="SimSun" w:hAnsi="SimSun"/>
+          <w:rFonts w:ascii="宋体" w:hAnsi="宋体"/>
           <w:kern w:val="0"/>
           <w:sz w:val="24"/>
           <w:szCs w:val="22"/>
@@ -12049,7 +12227,7 @@
       <w:proofErr w:type="spellEnd"/>
       <w:r>
         <w:rPr>
-          <w:rFonts w:ascii="SimSun" w:hAnsi="SimSun"/>
+          <w:rFonts w:ascii="宋体" w:hAnsi="宋体"/>
           <w:kern w:val="0"/>
           <w:sz w:val="24"/>
           <w:szCs w:val="22"/>
@@ -12064,7 +12242,7 @@
         <w:spacing w:after="120" w:line="360" w:lineRule="auto"/>
         <w:ind w:firstLine="420"/>
         <w:rPr>
-          <w:rFonts w:ascii="SimSun" w:hAnsi="SimSun"/>
+          <w:rFonts w:ascii="宋体" w:hAnsi="宋体"/>
           <w:kern w:val="0"/>
           <w:sz w:val="24"/>
           <w:szCs w:val="22"/>
@@ -12073,7 +12251,7 @@
       </w:pPr>
       <w:r>
         <w:rPr>
-          <w:rFonts w:ascii="SimSun" w:hAnsi="SimSun"/>
+          <w:rFonts w:ascii="宋体" w:hAnsi="宋体"/>
           <w:kern w:val="0"/>
           <w:sz w:val="24"/>
           <w:szCs w:val="22"/>
@@ -12088,15 +12266,15 @@
         <w:spacing w:after="120" w:line="360" w:lineRule="auto"/>
         <w:ind w:firstLine="420"/>
         <w:rPr>
-          <w:rFonts w:ascii="SimSun" w:hAnsi="SimSun"/>
-          <w:kern w:val="0"/>
-          <w:sz w:val="24"/>
-          <w:szCs w:val="22"/>
-        </w:rPr>
-      </w:pPr>
-      <w:r>
-        <w:rPr>
-          <w:rFonts w:ascii="SimSun" w:hAnsi="SimSun"/>
+          <w:rFonts w:ascii="宋体" w:hAnsi="宋体"/>
+          <w:kern w:val="0"/>
+          <w:sz w:val="24"/>
+          <w:szCs w:val="22"/>
+        </w:rPr>
+      </w:pPr>
+      <w:r>
+        <w:rPr>
+          <w:rFonts w:ascii="宋体" w:hAnsi="宋体"/>
           <w:kern w:val="0"/>
           <w:sz w:val="24"/>
           <w:szCs w:val="22"/>
@@ -12145,7 +12323,7 @@
         <w:ind w:left="420" w:hanging="420"/>
         <w:jc w:val="left"/>
         <w:rPr>
-          <w:rFonts w:ascii="SimSun" w:hAnsi="SimSun"/>
+          <w:rFonts w:ascii="宋体" w:hAnsi="宋体"/>
           <w:kern w:val="0"/>
           <w:sz w:val="24"/>
           <w:szCs w:val="22"/>
@@ -12154,7 +12332,7 @@
       </w:pPr>
       <w:r>
         <w:rPr>
-          <w:rFonts w:ascii="SimSun" w:hAnsi="SimSun"/>
+          <w:rFonts w:ascii="宋体" w:hAnsi="宋体"/>
           <w:kern w:val="0"/>
           <w:sz w:val="21"/>
           <w:szCs w:val="22"/>
@@ -12165,7 +12343,7 @@
       <w:proofErr w:type="spellStart"/>
       <w:r>
         <w:rPr>
-          <w:rFonts w:ascii="SimSun" w:hAnsi="SimSun"/>
+          <w:rFonts w:ascii="宋体" w:hAnsi="宋体"/>
           <w:kern w:val="0"/>
           <w:sz w:val="21"/>
           <w:szCs w:val="22"/>
@@ -12176,7 +12354,7 @@
       <w:proofErr w:type="spellEnd"/>
       <w:r>
         <w:rPr>
-          <w:rFonts w:ascii="SimSun" w:hAnsi="SimSun"/>
+          <w:rFonts w:ascii="宋体" w:hAnsi="宋体"/>
           <w:kern w:val="0"/>
           <w:sz w:val="21"/>
           <w:szCs w:val="22"/>
@@ -12192,7 +12370,7 @@
         <w:ind w:left="420" w:hanging="420"/>
         <w:jc w:val="left"/>
         <w:rPr>
-          <w:rFonts w:ascii="SimSun" w:hAnsi="SimSun"/>
+          <w:rFonts w:ascii="宋体" w:hAnsi="宋体"/>
           <w:kern w:val="0"/>
           <w:sz w:val="24"/>
           <w:szCs w:val="22"/>
@@ -12201,7 +12379,7 @@
       </w:pPr>
       <w:r>
         <w:rPr>
-          <w:rFonts w:ascii="SimSun" w:hAnsi="SimSun"/>
+          <w:rFonts w:ascii="宋体" w:hAnsi="宋体"/>
           <w:kern w:val="0"/>
           <w:sz w:val="21"/>
           <w:szCs w:val="22"/>
@@ -12212,7 +12390,7 @@
       <w:proofErr w:type="spellStart"/>
       <w:r>
         <w:rPr>
-          <w:rFonts w:ascii="SimSun" w:hAnsi="SimSun"/>
+          <w:rFonts w:ascii="宋体" w:hAnsi="宋体"/>
           <w:kern w:val="0"/>
           <w:sz w:val="21"/>
           <w:szCs w:val="22"/>
@@ -12223,7 +12401,7 @@
       <w:proofErr w:type="spellEnd"/>
       <w:r>
         <w:rPr>
-          <w:rFonts w:ascii="SimSun" w:hAnsi="SimSun"/>
+          <w:rFonts w:ascii="宋体" w:hAnsi="宋体"/>
           <w:kern w:val="0"/>
           <w:sz w:val="21"/>
           <w:szCs w:val="22"/>
@@ -12239,7 +12417,7 @@
         <w:ind w:left="420" w:hanging="420"/>
         <w:jc w:val="left"/>
         <w:rPr>
-          <w:rFonts w:ascii="SimSun" w:hAnsi="SimSun"/>
+          <w:rFonts w:ascii="宋体" w:hAnsi="宋体"/>
           <w:kern w:val="0"/>
           <w:sz w:val="24"/>
           <w:szCs w:val="22"/>
@@ -12248,7 +12426,7 @@
       </w:pPr>
       <w:r>
         <w:rPr>
-          <w:rFonts w:ascii="SimSun" w:hAnsi="SimSun"/>
+          <w:rFonts w:ascii="宋体" w:hAnsi="宋体"/>
           <w:kern w:val="0"/>
           <w:sz w:val="21"/>
           <w:szCs w:val="22"/>
@@ -12264,7 +12442,7 @@
         <w:ind w:left="420" w:hanging="420"/>
         <w:jc w:val="left"/>
         <w:rPr>
-          <w:rFonts w:ascii="SimSun" w:hAnsi="SimSun"/>
+          <w:rFonts w:ascii="宋体" w:hAnsi="宋体"/>
           <w:kern w:val="0"/>
           <w:sz w:val="24"/>
           <w:szCs w:val="22"/>
@@ -12273,7 +12451,7 @@
       </w:pPr>
       <w:r>
         <w:rPr>
-          <w:rFonts w:ascii="SimSun" w:hAnsi="SimSun"/>
+          <w:rFonts w:ascii="宋体" w:hAnsi="宋体"/>
           <w:kern w:val="0"/>
           <w:sz w:val="21"/>
           <w:szCs w:val="22"/>
@@ -12289,7 +12467,7 @@
         <w:ind w:left="420" w:hanging="420"/>
         <w:jc w:val="left"/>
         <w:rPr>
-          <w:rFonts w:ascii="SimSun" w:hAnsi="SimSun"/>
+          <w:rFonts w:ascii="宋体" w:hAnsi="宋体"/>
           <w:kern w:val="0"/>
           <w:sz w:val="24"/>
           <w:szCs w:val="22"/>
@@ -12298,7 +12476,7 @@
       </w:pPr>
       <w:r>
         <w:rPr>
-          <w:rFonts w:ascii="SimSun" w:hAnsi="SimSun"/>
+          <w:rFonts w:ascii="宋体" w:hAnsi="宋体"/>
           <w:kern w:val="0"/>
           <w:sz w:val="21"/>
           <w:szCs w:val="22"/>
@@ -12314,7 +12492,7 @@
         <w:ind w:left="420" w:hanging="420"/>
         <w:jc w:val="left"/>
         <w:rPr>
-          <w:rFonts w:ascii="SimSun" w:hAnsi="SimSun"/>
+          <w:rFonts w:ascii="宋体" w:hAnsi="宋体"/>
           <w:kern w:val="0"/>
           <w:sz w:val="24"/>
           <w:szCs w:val="22"/>
@@ -12323,7 +12501,7 @@
       </w:pPr>
       <w:r>
         <w:rPr>
-          <w:rFonts w:ascii="SimSun" w:hAnsi="SimSun"/>
+          <w:rFonts w:ascii="宋体" w:hAnsi="宋体"/>
           <w:kern w:val="0"/>
           <w:sz w:val="21"/>
           <w:szCs w:val="22"/>
@@ -12339,7 +12517,7 @@
         <w:ind w:left="420" w:hanging="420"/>
         <w:jc w:val="left"/>
         <w:rPr>
-          <w:rFonts w:ascii="SimSun" w:hAnsi="SimSun"/>
+          <w:rFonts w:ascii="宋体" w:hAnsi="宋体"/>
           <w:kern w:val="0"/>
           <w:sz w:val="24"/>
           <w:szCs w:val="22"/>
@@ -12348,7 +12526,7 @@
       </w:pPr>
       <w:r>
         <w:rPr>
-          <w:rFonts w:ascii="SimSun" w:hAnsi="SimSun"/>
+          <w:rFonts w:ascii="宋体" w:hAnsi="宋体"/>
           <w:kern w:val="0"/>
           <w:sz w:val="21"/>
           <w:szCs w:val="22"/>
@@ -12359,7 +12537,7 @@
       <w:proofErr w:type="spellStart"/>
       <w:r>
         <w:rPr>
-          <w:rFonts w:ascii="SimSun" w:hAnsi="SimSun"/>
+          <w:rFonts w:ascii="宋体" w:hAnsi="宋体"/>
           <w:kern w:val="0"/>
           <w:sz w:val="21"/>
           <w:szCs w:val="22"/>
@@ -12370,7 +12548,7 @@
       <w:proofErr w:type="spellEnd"/>
       <w:r>
         <w:rPr>
-          <w:rFonts w:ascii="SimSun" w:hAnsi="SimSun"/>
+          <w:rFonts w:ascii="宋体" w:hAnsi="宋体"/>
           <w:kern w:val="0"/>
           <w:sz w:val="21"/>
           <w:szCs w:val="22"/>
@@ -12386,7 +12564,7 @@
         <w:ind w:left="420" w:hanging="420"/>
         <w:jc w:val="left"/>
         <w:rPr>
-          <w:rFonts w:ascii="SimSun" w:hAnsi="SimSun"/>
+          <w:rFonts w:ascii="宋体" w:hAnsi="宋体"/>
           <w:kern w:val="0"/>
           <w:sz w:val="24"/>
           <w:szCs w:val="22"/>
@@ -12395,18 +12573,38 @@
       </w:pPr>
       <w:r>
         <w:rPr>
-          <w:rFonts w:ascii="SimSun" w:hAnsi="SimSun"/>
+          <w:rFonts w:ascii="宋体" w:hAnsi="宋体"/>
           <w:kern w:val="0"/>
           <w:sz w:val="21"/>
           <w:szCs w:val="22"/>
           <w:lang w:eastAsia="en-US"/>
         </w:rPr>
-        <w:t>[8] 项目代码与实验数据：v1–v4目录，https://github.com/request-curl/NLPHomeWork20260530.</w:t>
+        <w:t>[8] 项目代码与实验数据：v1–v4目录，</w:t>
+      </w:r>
+      <w:r>
+        <w:rPr>
+          <w:rFonts w:ascii="宋体" w:hAnsi="宋体"/>
+          <w:kern w:val="0"/>
+          <w:sz w:val="21"/>
+          <w:szCs w:val="22"/>
+          <w:lang w:eastAsia="en-US"/>
+        </w:rPr>
+        <w:t>https://github.com/EthanGD/NLPHomeWork20260530</w:t>
+      </w:r>
+      <w:r>
+        <w:rPr>
+          <w:rFonts w:ascii="宋体" w:hAnsi="宋体"/>
+          <w:kern w:val="0"/>
+          <w:sz w:val="21"/>
+          <w:szCs w:val="22"/>
+          <w:lang w:eastAsia="en-US"/>
+        </w:rPr>
+        <w:t>.</w:t>
       </w:r>
     </w:p>
     <w:p>
       <w:pPr>
-        <w:pStyle w:val="Title"/>
+        <w:pStyle w:val="ac"/>
         <w:jc w:val="both"/>
         <w:rPr>
           <w:sz w:val="22"/>
@@ -12414,8 +12612,8 @@
       </w:pPr>
     </w:p>
     <w:sectPr>
-      <w:headerReference w:type="default" r:id="rId17"/>
-      <w:footerReference w:type="default" r:id="rId18"/>
+      <w:headerReference w:type="default" r:id="rId18"/>
+      <w:footerReference w:type="default" r:id="rId19"/>
       <w:pgSz w:w="11906" w:h="16838"/>
       <w:pgMar w:top="1418" w:right="1134" w:bottom="1418" w:left="1701" w:header="851" w:footer="992" w:gutter="0"/>
       <w:cols w:space="425"/>
@@ -12426,7 +12624,7 @@
 </file>
 
 <file path=word/endnotes.xml><?xml version="1.0" encoding="utf-8"?>
-<w:endnotes xmlns:wpc="http://schemas.microsoft.com/office/word/2010/wordprocessingCanvas" xmlns:cx="http://schemas.microsoft.com/office/drawing/2014/chartex" xmlns:cx1="http://schemas.microsoft.com/office/drawing/2015/9/8/chartex" xmlns:cx2="http://schemas.microsoft.com/office/drawing/2015/10/21/chartex" xmlns:cx3="http://schemas.microsoft.com/office/drawing/2016/5/9/chartex" xmlns:cx4="http://schemas.microsoft.com/office/drawing/2016/5/10/chartex" xmlns:cx5="http://schemas.microsoft.com/office/drawing/2016/5/11/chartex" xmlns:cx6="http://schemas.microsoft.com/office/drawing/2016/5/12/chartex" xmlns:cx7="http://schemas.microsoft.com/office/drawing/2016/5/13/chartex" xmlns:cx8="http://schemas.microsoft.com/office/drawing/2016/5/14/chartex" xmlns:mc="http://schemas.openxmlformats.org/markup-compatibility/2006" xmlns:aink="http://schemas.microsoft.com/office/drawing/2016/ink" xmlns:am3d="http://schemas.microsoft.com/office/drawing/2017/model3d" xmlns:o="urn:schemas-microsoft-com:office:office" xmlns:oel="http://schemas.microsoft.com/office/2019/extlst" xmlns:r="http://schemas.openxmlformats.org/officeDocument/2006/relationships" xmlns:m="http://schemas.openxmlformats.org/officeDocument/2006/math" xmlns:v="urn:schemas-microsoft-com:vml" xmlns:wp14="http://schemas.microsoft.com/office/word/2010/wordprocessingDrawing" xmlns:wp="http://schemas.openxmlformats.org/drawingml/2006/wordprocessingDrawing" xmlns:w10="urn:schemas-microsoft-com:office:word" xmlns:w="http://schemas.openxmlformats.org/wordprocessingml/2006/main" xmlns:w14="http://schemas.microsoft.com/office/word/2010/wordml" xmlns:w15="http://schemas.microsoft.com/office/word/2012/wordml" xmlns:w16cex="http://schemas.microsoft.com/office/word/2018/wordml/cex" xmlns:w16cid="http://schemas.microsoft.com/office/word/2016/wordml/cid" xmlns:w16="http://schemas.microsoft.com/office/word/2018/wordml" xmlns:w16du="http://schemas.microsoft.com/office/word/2023/wordml/word16du" xmlns:w16sdtdh="http://schemas.microsoft.com/office/word/2020/wordml/sdtdatahash" xmlns:w16sdtfl="http://schemas.microsoft.com/office/word/2024/wordml/sdtformatlock" xmlns:w16se="http://schemas.microsoft.com/office/word/2015/wordml/symex" xmlns:wpg="http://schemas.microsoft.com/office/word/2010/wordprocessingGroup" xmlns:wpi="http://schemas.microsoft.com/office/word/2010/wordprocessingInk" xmlns:wne="http://schemas.microsoft.com/office/word/2006/wordml" xmlns:wps="http://schemas.microsoft.com/office/word/2010/wordprocessingShape" mc:Ignorable="w14 w15 w16se w16cid w16 w16cex w16sdtdh w16sdtfl w16du wp14">
+<w:endnotes xmlns:wpc="http://schemas.microsoft.com/office/word/2010/wordprocessingCanvas" xmlns:mc="http://schemas.openxmlformats.org/markup-compatibility/2006" xmlns:o="urn:schemas-microsoft-com:office:office" xmlns:r="http://schemas.openxmlformats.org/officeDocument/2006/relationships" xmlns:m="http://schemas.openxmlformats.org/officeDocument/2006/math" xmlns:v="urn:schemas-microsoft-com:vml" xmlns:wp14="http://schemas.microsoft.com/office/word/2010/wordprocessingDrawing" xmlns:wp="http://schemas.openxmlformats.org/drawingml/2006/wordprocessingDrawing" xmlns:w10="urn:schemas-microsoft-com:office:word" xmlns:w="http://schemas.openxmlformats.org/wordprocessingml/2006/main" xmlns:w14="http://schemas.microsoft.com/office/word/2010/wordml" xmlns:wpg="http://schemas.microsoft.com/office/word/2010/wordprocessingGroup" xmlns:wpi="http://schemas.microsoft.com/office/word/2010/wordprocessingInk" xmlns:wne="http://schemas.microsoft.com/office/word/2006/wordml" xmlns:wps="http://schemas.microsoft.com/office/word/2010/wordprocessingShape" mc:Ignorable="w14 wp14">
   <w:endnote w:type="separator" w:id="-1">
     <w:p>
       <w:r>
@@ -12445,10 +12643,10 @@
 </file>
 
 <file path=word/footer1.xml><?xml version="1.0" encoding="utf-8"?>
-<w:ftr xmlns:wpc="http://schemas.microsoft.com/office/word/2010/wordprocessingCanvas" xmlns:cx="http://schemas.microsoft.com/office/drawing/2014/chartex" xmlns:cx1="http://schemas.microsoft.com/office/drawing/2015/9/8/chartex" xmlns:cx2="http://schemas.microsoft.com/office/drawing/2015/10/21/chartex" xmlns:cx3="http://schemas.microsoft.com/office/drawing/2016/5/9/chartex" xmlns:cx4="http://schemas.microsoft.com/office/drawing/2016/5/10/chartex" xmlns:cx5="http://schemas.microsoft.com/office/drawing/2016/5/11/chartex" xmlns:cx6="http://schemas.microsoft.com/office/drawing/2016/5/12/chartex" xmlns:cx7="http://schemas.microsoft.com/office/drawing/2016/5/13/chartex" xmlns:cx8="http://schemas.microsoft.com/office/drawing/2016/5/14/chartex" xmlns:mc="http://schemas.openxmlformats.org/markup-compatibility/2006" xmlns:aink="http://schemas.microsoft.com/office/drawing/2016/ink" xmlns:am3d="http://schemas.microsoft.com/office/drawing/2017/model3d" xmlns:o="urn:schemas-microsoft-com:office:office" xmlns:oel="http://schemas.microsoft.com/office/2019/extlst" xmlns:r="http://schemas.openxmlformats.org/officeDocument/2006/relationships" xmlns:m="http://schemas.openxmlformats.org/officeDocument/2006/math" xmlns:v="urn:schemas-microsoft-com:vml" xmlns:wp14="http://schemas.microsoft.com/office/word/2010/wordprocessingDrawing" xmlns:wp="http://schemas.openxmlformats.org/drawingml/2006/wordprocessingDrawing" xmlns:w10="urn:schemas-microsoft-com:office:word" xmlns:w="http://schemas.openxmlformats.org/wordprocessingml/2006/main" xmlns:w14="http://schemas.microsoft.com/office/word/2010/wordml" xmlns:w15="http://schemas.microsoft.com/office/word/2012/wordml" xmlns:w16cex="http://schemas.microsoft.com/office/word/2018/wordml/cex" xmlns:w16cid="http://schemas.microsoft.com/office/word/2016/wordml/cid" xmlns:w16="http://schemas.microsoft.com/office/word/2018/wordml" xmlns:w16du="http://schemas.microsoft.com/office/word/2023/wordml/word16du" xmlns:w16sdtdh="http://schemas.microsoft.com/office/word/2020/wordml/sdtdatahash" xmlns:w16sdtfl="http://schemas.microsoft.com/office/word/2024/wordml/sdtformatlock" xmlns:w16se="http://schemas.microsoft.com/office/word/2015/wordml/symex" xmlns:wpg="http://schemas.microsoft.com/office/word/2010/wordprocessingGroup" xmlns:wpi="http://schemas.microsoft.com/office/word/2010/wordprocessingInk" xmlns:wne="http://schemas.microsoft.com/office/word/2006/wordml" xmlns:wps="http://schemas.microsoft.com/office/word/2010/wordprocessingShape" mc:Ignorable="w14 w15 w16se w16cid w16 w16cex w16sdtdh w16sdtfl w16du wp14">
+<w:ftr xmlns:wpc="http://schemas.microsoft.com/office/word/2010/wordprocessingCanvas" xmlns:mc="http://schemas.openxmlformats.org/markup-compatibility/2006" xmlns:o="urn:schemas-microsoft-com:office:office" xmlns:r="http://schemas.openxmlformats.org/officeDocument/2006/relationships" xmlns:m="http://schemas.openxmlformats.org/officeDocument/2006/math" xmlns:v="urn:schemas-microsoft-com:vml" xmlns:wp14="http://schemas.microsoft.com/office/word/2010/wordprocessingDrawing" xmlns:wp="http://schemas.openxmlformats.org/drawingml/2006/wordprocessingDrawing" xmlns:w10="urn:schemas-microsoft-com:office:word" xmlns:w="http://schemas.openxmlformats.org/wordprocessingml/2006/main" xmlns:w14="http://schemas.microsoft.com/office/word/2010/wordml" xmlns:wpg="http://schemas.microsoft.com/office/word/2010/wordprocessingGroup" xmlns:wpi="http://schemas.microsoft.com/office/word/2010/wordprocessingInk" xmlns:wne="http://schemas.microsoft.com/office/word/2006/wordml" xmlns:wps="http://schemas.microsoft.com/office/word/2010/wordprocessingShape" mc:Ignorable="w14 wp14">
   <w:p>
     <w:pPr>
-      <w:pStyle w:val="Footer"/>
+      <w:pStyle w:val="a4"/>
     </w:pPr>
     <w:r>
       <w:rPr>
@@ -12471,7 +12669,7 @@
               <wp:docPr id="1515624387" name="Text Box 2" descr="General">
                 <a:extLst xmlns:a="http://schemas.openxmlformats.org/drawingml/2006/main">
                   <a:ext uri="{5AE41FA2-C0FF-4470-9BD4-5FADCA87CBE2}">
-                    <aclsh:classification xmlns:aclsh="http://schemas.microsoft.com/office/drawing/2020/classificationShape" classificationOutcomeType="ftr"/>
+                    <aclsh:classification xmlns:aclsh="http://schemas.microsoft.com/office/drawing/2020/classificationShape" xmlns:w16se="http://schemas.microsoft.com/office/word/2015/wordml/symex" xmlns:w16sdtfl="http://schemas.microsoft.com/office/word/2024/wordml/sdtformatlock" xmlns:w16sdtdh="http://schemas.microsoft.com/office/word/2020/wordml/sdtdatahash" xmlns:w16du="http://schemas.microsoft.com/office/word/2023/wordml/word16du" xmlns:w16="http://schemas.microsoft.com/office/word/2018/wordml" xmlns:w16cid="http://schemas.microsoft.com/office/word/2016/wordml/cid" xmlns:w16cex="http://schemas.microsoft.com/office/word/2018/wordml/cex" xmlns:w15="http://schemas.microsoft.com/office/word/2012/wordml" xmlns:w="http://schemas.openxmlformats.org/wordprocessingml/2006/main" xmlns:w10="urn:schemas-microsoft-com:office:word" xmlns:v="urn:schemas-microsoft-com:vml" xmlns:oel="http://schemas.microsoft.com/office/2019/extlst" xmlns:o="urn:schemas-microsoft-com:office:office" xmlns:am3d="http://schemas.microsoft.com/office/drawing/2017/model3d" xmlns:aink="http://schemas.microsoft.com/office/drawing/2016/ink" xmlns:cx8="http://schemas.microsoft.com/office/drawing/2016/5/14/chartex" xmlns:cx7="http://schemas.microsoft.com/office/drawing/2016/5/13/chartex" xmlns:cx6="http://schemas.microsoft.com/office/drawing/2016/5/12/chartex" xmlns:cx5="http://schemas.microsoft.com/office/drawing/2016/5/11/chartex" xmlns:cx4="http://schemas.microsoft.com/office/drawing/2016/5/10/chartex" xmlns:cx3="http://schemas.microsoft.com/office/drawing/2016/5/9/chartex" xmlns:cx2="http://schemas.microsoft.com/office/drawing/2015/10/21/chartex" xmlns:cx1="http://schemas.microsoft.com/office/drawing/2015/9/8/chartex" xmlns:cx="http://schemas.microsoft.com/office/drawing/2014/chartex" xmlns="" classificationOutcomeType="ftr"/>
                   </a:ext>
                 </a:extLst>
               </wp:docPr>
@@ -12532,11 +12730,11 @@
         </mc:Choice>
         <mc:Fallback>
           <w:pict>
-            <v:shapetype w14:anchorId="04CD5F1D" id="_x0000_t202" coordsize="21600,21600" o:spt="202" path="m,l,21600r21600,l21600,xe">
+            <v:shapetype id="_x0000_t202" coordsize="21600,21600" o:spt="202" path="m,l,21600r21600,l21600,xe">
               <v:stroke joinstyle="miter"/>
               <v:path gradientshapeok="t" o:connecttype="rect"/>
             </v:shapetype>
-            <v:shape id="Text Box 2" o:spid="_x0000_s1026" type="#_x0000_t202" alt="General" style="position:absolute;margin-left:0;margin-top:0;width:54.1pt;height:27.2pt;z-index:251659264;visibility:visible;mso-wrap-style:none;mso-wrap-distance-left:0;mso-wrap-distance-top:0;mso-wrap-distance-right:0;mso-wrap-distance-bottom:0;mso-position-horizontal:left;mso-position-horizontal-relative:page;mso-position-vertical:bottom;mso-position-vertical-relative:page;v-text-anchor:bottom" o:gfxdata="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" filled="f" stroked="f">
+            <v:shape id="Text Box 2" o:spid="_x0000_s1026" type="#_x0000_t202" alt="General" style="position:absolute;margin-left:0;margin-top:0;width:54.1pt;height:27.2pt;z-index:251659264;visibility:visible;mso-wrap-style:none;mso-wrap-distance-left:0;mso-wrap-distance-top:0;mso-wrap-distance-right:0;mso-wrap-distance-bottom:0;mso-position-horizontal:left;mso-position-horizontal-relative:page;mso-position-vertical:bottom;mso-position-vertical-relative:page;v-text-anchor:bottom" o:gfxdata="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" filled="f" stroked="f">
               <v:textbox style="mso-fit-shape-to-text:t" inset="20pt,0,0,15pt">
                 <w:txbxContent>
                   <w:p>
@@ -12573,10 +12771,10 @@
 </file>
 
 <file path=word/footer2.xml><?xml version="1.0" encoding="utf-8"?>
-<w:ftr xmlns:wpc="http://schemas.microsoft.com/office/word/2010/wordprocessingCanvas" xmlns:cx="http://schemas.microsoft.com/office/drawing/2014/chartex" xmlns:cx1="http://schemas.microsoft.com/office/drawing/2015/9/8/chartex" xmlns:cx2="http://schemas.microsoft.com/office/drawing/2015/10/21/chartex" xmlns:cx3="http://schemas.microsoft.com/office/drawing/2016/5/9/chartex" xmlns:cx4="http://schemas.microsoft.com/office/drawing/2016/5/10/chartex" xmlns:cx5="http://schemas.microsoft.com/office/drawing/2016/5/11/chartex" xmlns:cx6="http://schemas.microsoft.com/office/drawing/2016/5/12/chartex" xmlns:cx7="http://schemas.microsoft.com/office/drawing/2016/5/13/chartex" xmlns:cx8="http://schemas.microsoft.com/office/drawing/2016/5/14/chartex" xmlns:mc="http://schemas.openxmlformats.org/markup-compatibility/2006" xmlns:aink="http://schemas.microsoft.com/office/drawing/2016/ink" xmlns:am3d="http://schemas.microsoft.com/office/drawing/2017/model3d" xmlns:o="urn:schemas-microsoft-com:office:office" xmlns:oel="http://schemas.microsoft.com/office/2019/extlst" xmlns:r="http://schemas.openxmlformats.org/officeDocument/2006/relationships" xmlns:m="http://schemas.openxmlformats.org/officeDocument/2006/math" xmlns:v="urn:schemas-microsoft-com:vml" xmlns:wp14="http://schemas.microsoft.com/office/word/2010/wordprocessingDrawing" xmlns:wp="http://schemas.openxmlformats.org/drawingml/2006/wordprocessingDrawing" xmlns:w10="urn:schemas-microsoft-com:office:word" xmlns:w="http://schemas.openxmlformats.org/wordprocessingml/2006/main" xmlns:w14="http://schemas.microsoft.com/office/word/2010/wordml" xmlns:w15="http://schemas.microsoft.com/office/word/2012/wordml" xmlns:w16cex="http://schemas.microsoft.com/office/word/2018/wordml/cex" xmlns:w16cid="http://schemas.microsoft.com/office/word/2016/wordml/cid" xmlns:w16="http://schemas.microsoft.com/office/word/2018/wordml" xmlns:w16du="http://schemas.microsoft.com/office/word/2023/wordml/word16du" xmlns:w16sdtdh="http://schemas.microsoft.com/office/word/2020/wordml/sdtdatahash" xmlns:w16sdtfl="http://schemas.microsoft.com/office/word/2024/wordml/sdtformatlock" xmlns:w16se="http://schemas.microsoft.com/office/word/2015/wordml/symex" xmlns:wpg="http://schemas.microsoft.com/office/word/2010/wordprocessingGroup" xmlns:wpi="http://schemas.microsoft.com/office/word/2010/wordprocessingInk" xmlns:wne="http://schemas.microsoft.com/office/word/2006/wordml" xmlns:wps="http://schemas.microsoft.com/office/word/2010/wordprocessingShape" mc:Ignorable="w14 w15 w16se w16cid w16 w16cex w16sdtdh w16sdtfl w16du wp14">
+<w:ftr xmlns:wpc="http://schemas.microsoft.com/office/word/2010/wordprocessingCanvas" xmlns:mc="http://schemas.openxmlformats.org/markup-compatibility/2006" xmlns:o="urn:schemas-microsoft-com:office:office" xmlns:r="http://schemas.openxmlformats.org/officeDocument/2006/relationships" xmlns:m="http://schemas.openxmlformats.org/officeDocument/2006/math" xmlns:v="urn:schemas-microsoft-com:vml" xmlns:wp14="http://schemas.microsoft.com/office/word/2010/wordprocessingDrawing" xmlns:wp="http://schemas.openxmlformats.org/drawingml/2006/wordprocessingDrawing" xmlns:w10="urn:schemas-microsoft-com:office:word" xmlns:w="http://schemas.openxmlformats.org/wordprocessingml/2006/main" xmlns:w14="http://schemas.microsoft.com/office/word/2010/wordml" xmlns:wpg="http://schemas.microsoft.com/office/word/2010/wordprocessingGroup" xmlns:wpi="http://schemas.microsoft.com/office/word/2010/wordprocessingInk" xmlns:wne="http://schemas.microsoft.com/office/word/2006/wordml" xmlns:wps="http://schemas.microsoft.com/office/word/2010/wordprocessingShape" mc:Ignorable="w14 wp14">
   <w:p>
     <w:pPr>
-      <w:pStyle w:val="Footer"/>
+      <w:pStyle w:val="a4"/>
     </w:pPr>
     <w:r>
       <w:rPr>
@@ -12599,7 +12797,7 @@
               <wp:docPr id="1439580447" name="Text Box 3" descr="General">
                 <a:extLst xmlns:a="http://schemas.openxmlformats.org/drawingml/2006/main">
                   <a:ext uri="{5AE41FA2-C0FF-4470-9BD4-5FADCA87CBE2}">
-                    <aclsh:classification xmlns:aclsh="http://schemas.microsoft.com/office/drawing/2020/classificationShape" classificationOutcomeType="ftr"/>
+                    <aclsh:classification xmlns:aclsh="http://schemas.microsoft.com/office/drawing/2020/classificationShape" xmlns:w16se="http://schemas.microsoft.com/office/word/2015/wordml/symex" xmlns:w16sdtfl="http://schemas.microsoft.com/office/word/2024/wordml/sdtformatlock" xmlns:w16sdtdh="http://schemas.microsoft.com/office/word/2020/wordml/sdtdatahash" xmlns:w16du="http://schemas.microsoft.com/office/word/2023/wordml/word16du" xmlns:w16="http://schemas.microsoft.com/office/word/2018/wordml" xmlns:w16cid="http://schemas.microsoft.com/office/word/2016/wordml/cid" xmlns:w16cex="http://schemas.microsoft.com/office/word/2018/wordml/cex" xmlns:w15="http://schemas.microsoft.com/office/word/2012/wordml" xmlns:w="http://schemas.openxmlformats.org/wordprocessingml/2006/main" xmlns:w10="urn:schemas-microsoft-com:office:word" xmlns:v="urn:schemas-microsoft-com:vml" xmlns:oel="http://schemas.microsoft.com/office/2019/extlst" xmlns:o="urn:schemas-microsoft-com:office:office" xmlns:am3d="http://schemas.microsoft.com/office/drawing/2017/model3d" xmlns:aink="http://schemas.microsoft.com/office/drawing/2016/ink" xmlns:cx8="http://schemas.microsoft.com/office/drawing/2016/5/14/chartex" xmlns:cx7="http://schemas.microsoft.com/office/drawing/2016/5/13/chartex" xmlns:cx6="http://schemas.microsoft.com/office/drawing/2016/5/12/chartex" xmlns:cx5="http://schemas.microsoft.com/office/drawing/2016/5/11/chartex" xmlns:cx4="http://schemas.microsoft.com/office/drawing/2016/5/10/chartex" xmlns:cx3="http://schemas.microsoft.com/office/drawing/2016/5/9/chartex" xmlns:cx2="http://schemas.microsoft.com/office/drawing/2015/10/21/chartex" xmlns:cx1="http://schemas.microsoft.com/office/drawing/2015/9/8/chartex" xmlns:cx="http://schemas.microsoft.com/office/drawing/2014/chartex" xmlns="" classificationOutcomeType="ftr"/>
                   </a:ext>
                 </a:extLst>
               </wp:docPr>
@@ -12660,11 +12858,11 @@
         </mc:Choice>
         <mc:Fallback>
           <w:pict>
-            <v:shapetype w14:anchorId="04887F75" id="_x0000_t202" coordsize="21600,21600" o:spt="202" path="m,l,21600r21600,l21600,xe">
+            <v:shapetype id="_x0000_t202" coordsize="21600,21600" o:spt="202" path="m,l,21600r21600,l21600,xe">
               <v:stroke joinstyle="miter"/>
               <v:path gradientshapeok="t" o:connecttype="rect"/>
             </v:shapetype>
-            <v:shape id="Text Box 3" o:spid="_x0000_s1027" type="#_x0000_t202" alt="General" style="position:absolute;margin-left:0;margin-top:0;width:54.1pt;height:27.2pt;z-index:251660288;visibility:visible;mso-wrap-style:none;mso-wrap-distance-left:0;mso-wrap-distance-top:0;mso-wrap-distance-right:0;mso-wrap-distance-bottom:0;mso-position-horizontal:left;mso-position-horizontal-relative:page;mso-position-vertical:bottom;mso-position-vertical-relative:page;v-text-anchor:bottom" o:gfxdata="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" filled="f" stroked="f">
+            <v:shape id="Text Box 3" o:spid="_x0000_s1027" type="#_x0000_t202" alt="General" style="position:absolute;margin-left:0;margin-top:0;width:54.1pt;height:27.2pt;z-index:251660288;visibility:visible;mso-wrap-style:none;mso-wrap-distance-left:0;mso-wrap-distance-top:0;mso-wrap-distance-right:0;mso-wrap-distance-bottom:0;mso-position-horizontal:left;mso-position-horizontal-relative:page;mso-position-vertical:bottom;mso-position-vertical-relative:page;v-text-anchor:bottom" o:gfxdata="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" filled="f" stroked="f">
               <v:textbox style="mso-fit-shape-to-text:t" inset="20pt,0,0,15pt">
                 <w:txbxContent>
                   <w:p>
@@ -12701,10 +12899,10 @@
 </file>
 
 <file path=word/footer3.xml><?xml version="1.0" encoding="utf-8"?>
-<w:ftr xmlns:wpc="http://schemas.microsoft.com/office/word/2010/wordprocessingCanvas" xmlns:cx="http://schemas.microsoft.com/office/drawing/2014/chartex" xmlns:cx1="http://schemas.microsoft.com/office/drawing/2015/9/8/chartex" xmlns:cx2="http://schemas.microsoft.com/office/drawing/2015/10/21/chartex" xmlns:cx3="http://schemas.microsoft.com/office/drawing/2016/5/9/chartex" xmlns:cx4="http://schemas.microsoft.com/office/drawing/2016/5/10/chartex" xmlns:cx5="http://schemas.microsoft.com/office/drawing/2016/5/11/chartex" xmlns:cx6="http://schemas.microsoft.com/office/drawing/2016/5/12/chartex" xmlns:cx7="http://schemas.microsoft.com/office/drawing/2016/5/13/chartex" xmlns:cx8="http://schemas.microsoft.com/office/drawing/2016/5/14/chartex" xmlns:mc="http://schemas.openxmlformats.org/markup-compatibility/2006" xmlns:aink="http://schemas.microsoft.com/office/drawing/2016/ink" xmlns:am3d="http://schemas.microsoft.com/office/drawing/2017/model3d" xmlns:o="urn:schemas-microsoft-com:office:office" xmlns:oel="http://schemas.microsoft.com/office/2019/extlst" xmlns:r="http://schemas.openxmlformats.org/officeDocument/2006/relationships" xmlns:m="http://schemas.openxmlformats.org/officeDocument/2006/math" xmlns:v="urn:schemas-microsoft-com:vml" xmlns:wp14="http://schemas.microsoft.com/office/word/2010/wordprocessingDrawing" xmlns:wp="http://schemas.openxmlformats.org/drawingml/2006/wordprocessingDrawing" xmlns:w10="urn:schemas-microsoft-com:office:word" xmlns:w="http://schemas.openxmlformats.org/wordprocessingml/2006/main" xmlns:w14="http://schemas.microsoft.com/office/word/2010/wordml" xmlns:w15="http://schemas.microsoft.com/office/word/2012/wordml" xmlns:w16cex="http://schemas.microsoft.com/office/word/2018/wordml/cex" xmlns:w16cid="http://schemas.microsoft.com/office/word/2016/wordml/cid" xmlns:w16="http://schemas.microsoft.com/office/word/2018/wordml" xmlns:w16du="http://schemas.microsoft.com/office/word/2023/wordml/word16du" xmlns:w16sdtdh="http://schemas.microsoft.com/office/word/2020/wordml/sdtdatahash" xmlns:w16sdtfl="http://schemas.microsoft.com/office/word/2024/wordml/sdtformatlock" xmlns:w16se="http://schemas.microsoft.com/office/word/2015/wordml/symex" xmlns:wpg="http://schemas.microsoft.com/office/word/2010/wordprocessingGroup" xmlns:wpi="http://schemas.microsoft.com/office/word/2010/wordprocessingInk" xmlns:wne="http://schemas.microsoft.com/office/word/2006/wordml" xmlns:wps="http://schemas.microsoft.com/office/word/2010/wordprocessingShape" mc:Ignorable="w14 w15 w16se w16cid w16 w16cex w16sdtdh w16sdtfl w16du wp14">
+<w:ftr xmlns:wpc="http://schemas.microsoft.com/office/word/2010/wordprocessingCanvas" xmlns:mc="http://schemas.openxmlformats.org/markup-compatibility/2006" xmlns:o="urn:schemas-microsoft-com:office:office" xmlns:r="http://schemas.openxmlformats.org/officeDocument/2006/relationships" xmlns:m="http://schemas.openxmlformats.org/officeDocument/2006/math" xmlns:v="urn:schemas-microsoft-com:vml" xmlns:wp14="http://schemas.microsoft.com/office/word/2010/wordprocessingDrawing" xmlns:wp="http://schemas.openxmlformats.org/drawingml/2006/wordprocessingDrawing" xmlns:w10="urn:schemas-microsoft-com:office:word" xmlns:w="http://schemas.openxmlformats.org/wordprocessingml/2006/main" xmlns:w14="http://schemas.microsoft.com/office/word/2010/wordml" xmlns:wpg="http://schemas.microsoft.com/office/word/2010/wordprocessingGroup" xmlns:wpi="http://schemas.microsoft.com/office/word/2010/wordprocessingInk" xmlns:wne="http://schemas.microsoft.com/office/word/2006/wordml" xmlns:wps="http://schemas.microsoft.com/office/word/2010/wordprocessingShape" mc:Ignorable="w14 wp14">
   <w:p>
     <w:pPr>
-      <w:pStyle w:val="Footer"/>
+      <w:pStyle w:val="a4"/>
     </w:pPr>
     <w:r>
       <w:rPr>
@@ -12727,7 +12925,7 @@
               <wp:docPr id="313622709" name="Text Box 1" descr="General">
                 <a:extLst xmlns:a="http://schemas.openxmlformats.org/drawingml/2006/main">
                   <a:ext uri="{5AE41FA2-C0FF-4470-9BD4-5FADCA87CBE2}">
-                    <aclsh:classification xmlns:aclsh="http://schemas.microsoft.com/office/drawing/2020/classificationShape" classificationOutcomeType="ftr"/>
+                    <aclsh:classification xmlns:aclsh="http://schemas.microsoft.com/office/drawing/2020/classificationShape" xmlns:w16se="http://schemas.microsoft.com/office/word/2015/wordml/symex" xmlns:w16sdtfl="http://schemas.microsoft.com/office/word/2024/wordml/sdtformatlock" xmlns:w16sdtdh="http://schemas.microsoft.com/office/word/2020/wordml/sdtdatahash" xmlns:w16du="http://schemas.microsoft.com/office/word/2023/wordml/word16du" xmlns:w16="http://schemas.microsoft.com/office/word/2018/wordml" xmlns:w16cid="http://schemas.microsoft.com/office/word/2016/wordml/cid" xmlns:w16cex="http://schemas.microsoft.com/office/word/2018/wordml/cex" xmlns:w15="http://schemas.microsoft.com/office/word/2012/wordml" xmlns:w="http://schemas.openxmlformats.org/wordprocessingml/2006/main" xmlns:w10="urn:schemas-microsoft-com:office:word" xmlns:v="urn:schemas-microsoft-com:vml" xmlns:oel="http://schemas.microsoft.com/office/2019/extlst" xmlns:o="urn:schemas-microsoft-com:office:office" xmlns:am3d="http://schemas.microsoft.com/office/drawing/2017/model3d" xmlns:aink="http://schemas.microsoft.com/office/drawing/2016/ink" xmlns:cx8="http://schemas.microsoft.com/office/drawing/2016/5/14/chartex" xmlns:cx7="http://schemas.microsoft.com/office/drawing/2016/5/13/chartex" xmlns:cx6="http://schemas.microsoft.com/office/drawing/2016/5/12/chartex" xmlns:cx5="http://schemas.microsoft.com/office/drawing/2016/5/11/chartex" xmlns:cx4="http://schemas.microsoft.com/office/drawing/2016/5/10/chartex" xmlns:cx3="http://schemas.microsoft.com/office/drawing/2016/5/9/chartex" xmlns:cx2="http://schemas.microsoft.com/office/drawing/2015/10/21/chartex" xmlns:cx1="http://schemas.microsoft.com/office/drawing/2015/9/8/chartex" xmlns:cx="http://schemas.microsoft.com/office/drawing/2014/chartex" xmlns="" classificationOutcomeType="ftr"/>
                   </a:ext>
                 </a:extLst>
               </wp:docPr>
@@ -12788,11 +12986,11 @@
         </mc:Choice>
         <mc:Fallback>
           <w:pict>
-            <v:shapetype w14:anchorId="5DD533E0" id="_x0000_t202" coordsize="21600,21600" o:spt="202" path="m,l,21600r21600,l21600,xe">
+            <v:shapetype id="_x0000_t202" coordsize="21600,21600" o:spt="202" path="m,l,21600r21600,l21600,xe">
               <v:stroke joinstyle="miter"/>
               <v:path gradientshapeok="t" o:connecttype="rect"/>
             </v:shapetype>
-            <v:shape id="Text Box 1" o:spid="_x0000_s1028" type="#_x0000_t202" alt="General" style="position:absolute;margin-left:0;margin-top:0;width:54.1pt;height:27.2pt;z-index:251658240;visibility:visible;mso-wrap-style:none;mso-wrap-distance-left:0;mso-wrap-distance-top:0;mso-wrap-distance-right:0;mso-wrap-distance-bottom:0;mso-position-horizontal:left;mso-position-horizontal-relative:page;mso-position-vertical:bottom;mso-position-vertical-relative:page;v-text-anchor:bottom" o:gfxdata="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" filled="f" stroked="f">
+            <v:shape id="Text Box 1" o:spid="_x0000_s1028" type="#_x0000_t202" alt="General" style="position:absolute;margin-left:0;margin-top:0;width:54.1pt;height:27.2pt;z-index:251658240;visibility:visible;mso-wrap-style:none;mso-wrap-distance-left:0;mso-wrap-distance-top:0;mso-wrap-distance-right:0;mso-wrap-distance-bottom:0;mso-position-horizontal:left;mso-position-horizontal-relative:page;mso-position-vertical:bottom;mso-position-vertical-relative:page;v-text-anchor:bottom" o:gfxdata="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" filled="f" stroked="f">
               <v:textbox style="mso-fit-shape-to-text:t" inset="20pt,0,0,15pt">
                 <w:txbxContent>
                   <w:p>
@@ -12829,10 +13027,10 @@
 </file>
 
 <file path=word/footer4.xml><?xml version="1.0" encoding="utf-8"?>
-<w:ftr xmlns:wpc="http://schemas.microsoft.com/office/word/2010/wordprocessingCanvas" xmlns:cx="http://schemas.microsoft.com/office/drawing/2014/chartex" xmlns:cx1="http://schemas.microsoft.com/office/drawing/2015/9/8/chartex" xmlns:cx2="http://schemas.microsoft.com/office/drawing/2015/10/21/chartex" xmlns:cx3="http://schemas.microsoft.com/office/drawing/2016/5/9/chartex" xmlns:cx4="http://schemas.microsoft.com/office/drawing/2016/5/10/chartex" xmlns:cx5="http://schemas.microsoft.com/office/drawing/2016/5/11/chartex" xmlns:cx6="http://schemas.microsoft.com/office/drawing/2016/5/12/chartex" xmlns:cx7="http://schemas.microsoft.com/office/drawing/2016/5/13/chartex" xmlns:cx8="http://schemas.microsoft.com/office/drawing/2016/5/14/chartex" xmlns:mc="http://schemas.openxmlformats.org/markup-compatibility/2006" xmlns:aink="http://schemas.microsoft.com/office/drawing/2016/ink" xmlns:am3d="http://schemas.microsoft.com/office/drawing/2017/model3d" xmlns:o="urn:schemas-microsoft-com:office:office" xmlns:oel="http://schemas.microsoft.com/office/2019/extlst" xmlns:r="http://schemas.openxmlformats.org/officeDocument/2006/relationships" xmlns:m="http://schemas.openxmlformats.org/officeDocument/2006/math" xmlns:v="urn:schemas-microsoft-com:vml" xmlns:wp14="http://schemas.microsoft.com/office/word/2010/wordprocessingDrawing" xmlns:wp="http://schemas.openxmlformats.org/drawingml/2006/wordprocessingDrawing" xmlns:w10="urn:schemas-microsoft-com:office:word" xmlns:w="http://schemas.openxmlformats.org/wordprocessingml/2006/main" xmlns:w14="http://schemas.microsoft.com/office/word/2010/wordml" xmlns:w15="http://schemas.microsoft.com/office/word/2012/wordml" xmlns:w16cex="http://schemas.microsoft.com/office/word/2018/wordml/cex" xmlns:w16cid="http://schemas.microsoft.com/office/word/2016/wordml/cid" xmlns:w16="http://schemas.microsoft.com/office/word/2018/wordml" xmlns:w16du="http://schemas.microsoft.com/office/word/2023/wordml/word16du" xmlns:w16sdtdh="http://schemas.microsoft.com/office/word/2020/wordml/sdtdatahash" xmlns:w16sdtfl="http://schemas.microsoft.com/office/word/2024/wordml/sdtformatlock" xmlns:w16se="http://schemas.microsoft.com/office/word/2015/wordml/symex" xmlns:wpg="http://schemas.microsoft.com/office/word/2010/wordprocessingGroup" xmlns:wpi="http://schemas.microsoft.com/office/word/2010/wordprocessingInk" xmlns:wne="http://schemas.microsoft.com/office/word/2006/wordml" xmlns:wps="http://schemas.microsoft.com/office/word/2010/wordprocessingShape" mc:Ignorable="w14 w15 w16se w16cid w16 w16cex w16sdtdh w16sdtfl w16du wp14">
+<w:ftr xmlns:wpc="http://schemas.microsoft.com/office/word/2010/wordprocessingCanvas" xmlns:mc="http://schemas.openxmlformats.org/markup-compatibility/2006" xmlns:o="urn:schemas-microsoft-com:office:office" xmlns:r="http://schemas.openxmlformats.org/officeDocument/2006/relationships" xmlns:m="http://schemas.openxmlformats.org/officeDocument/2006/math" xmlns:v="urn:schemas-microsoft-com:vml" xmlns:wp14="http://schemas.microsoft.com/office/word/2010/wordprocessingDrawing" xmlns:wp="http://schemas.openxmlformats.org/drawingml/2006/wordprocessingDrawing" xmlns:w10="urn:schemas-microsoft-com:office:word" xmlns:w="http://schemas.openxmlformats.org/wordprocessingml/2006/main" xmlns:w14="http://schemas.microsoft.com/office/word/2010/wordml" xmlns:wpg="http://schemas.microsoft.com/office/word/2010/wordprocessingGroup" xmlns:wpi="http://schemas.microsoft.com/office/word/2010/wordprocessingInk" xmlns:wne="http://schemas.microsoft.com/office/word/2006/wordml" xmlns:wps="http://schemas.microsoft.com/office/word/2010/wordprocessingShape" mc:Ignorable="w14 wp14">
   <w:p>
     <w:pPr>
-      <w:pStyle w:val="Footer"/>
+      <w:pStyle w:val="a4"/>
       <w:jc w:val="center"/>
     </w:pPr>
     <w:r>
@@ -12856,7 +13054,7 @@
               <wp:docPr id="1285986605" name="Text Box 4" descr="General">
                 <a:extLst xmlns:a="http://schemas.openxmlformats.org/drawingml/2006/main">
                   <a:ext uri="{5AE41FA2-C0FF-4470-9BD4-5FADCA87CBE2}">
-                    <aclsh:classification xmlns:aclsh="http://schemas.microsoft.com/office/drawing/2020/classificationShape" classificationOutcomeType="ftr"/>
+                    <aclsh:classification xmlns:aclsh="http://schemas.microsoft.com/office/drawing/2020/classificationShape" xmlns:w16se="http://schemas.microsoft.com/office/word/2015/wordml/symex" xmlns:w16sdtfl="http://schemas.microsoft.com/office/word/2024/wordml/sdtformatlock" xmlns:w16sdtdh="http://schemas.microsoft.com/office/word/2020/wordml/sdtdatahash" xmlns:w16du="http://schemas.microsoft.com/office/word/2023/wordml/word16du" xmlns:w16="http://schemas.microsoft.com/office/word/2018/wordml" xmlns:w16cid="http://schemas.microsoft.com/office/word/2016/wordml/cid" xmlns:w16cex="http://schemas.microsoft.com/office/word/2018/wordml/cex" xmlns:w15="http://schemas.microsoft.com/office/word/2012/wordml" xmlns:w="http://schemas.openxmlformats.org/wordprocessingml/2006/main" xmlns:w10="urn:schemas-microsoft-com:office:word" xmlns:v="urn:schemas-microsoft-com:vml" xmlns:oel="http://schemas.microsoft.com/office/2019/extlst" xmlns:o="urn:schemas-microsoft-com:office:office" xmlns:am3d="http://schemas.microsoft.com/office/drawing/2017/model3d" xmlns:aink="http://schemas.microsoft.com/office/drawing/2016/ink" xmlns:cx8="http://schemas.microsoft.com/office/drawing/2016/5/14/chartex" xmlns:cx7="http://schemas.microsoft.com/office/drawing/2016/5/13/chartex" xmlns:cx6="http://schemas.microsoft.com/office/drawing/2016/5/12/chartex" xmlns:cx5="http://schemas.microsoft.com/office/drawing/2016/5/11/chartex" xmlns:cx4="http://schemas.microsoft.com/office/drawing/2016/5/10/chartex" xmlns:cx3="http://schemas.microsoft.com/office/drawing/2016/5/9/chartex" xmlns:cx2="http://schemas.microsoft.com/office/drawing/2015/10/21/chartex" xmlns:cx1="http://schemas.microsoft.com/office/drawing/2015/9/8/chartex" xmlns:cx="http://schemas.microsoft.com/office/drawing/2014/chartex" xmlns="" classificationOutcomeType="ftr"/>
                   </a:ext>
                 </a:extLst>
               </wp:docPr>
@@ -12917,11 +13115,11 @@
         </mc:Choice>
         <mc:Fallback>
           <w:pict>
-            <v:shapetype w14:anchorId="143009B2" id="_x0000_t202" coordsize="21600,21600" o:spt="202" path="m,l,21600r21600,l21600,xe">
+            <v:shapetype id="_x0000_t202" coordsize="21600,21600" o:spt="202" path="m,l,21600r21600,l21600,xe">
               <v:stroke joinstyle="miter"/>
               <v:path gradientshapeok="t" o:connecttype="rect"/>
             </v:shapetype>
-            <v:shape id="Text Box 4" o:spid="_x0000_s1029" type="#_x0000_t202" alt="General" style="position:absolute;left:0;text-align:left;margin-left:0;margin-top:0;width:54.1pt;height:27.2pt;z-index:251661312;visibility:visible;mso-wrap-style:none;mso-wrap-distance-left:0;mso-wrap-distance-top:0;mso-wrap-distance-right:0;mso-wrap-distance-bottom:0;mso-position-horizontal:left;mso-position-horizontal-relative:page;mso-position-vertical:bottom;mso-position-vertical-relative:page;v-text-anchor:bottom" o:gfxdata="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" filled="f" stroked="f">
+            <v:shape id="Text Box 4" o:spid="_x0000_s1029" type="#_x0000_t202" alt="General" style="position:absolute;left:0;text-align:left;margin-left:0;margin-top:0;width:54.1pt;height:27.2pt;z-index:251661312;visibility:visible;mso-wrap-style:none;mso-wrap-distance-left:0;mso-wrap-distance-top:0;mso-wrap-distance-right:0;mso-wrap-distance-bottom:0;mso-position-horizontal:left;mso-position-horizontal-relative:page;mso-position-vertical:bottom;mso-position-vertical-relative:page;v-text-anchor:bottom" o:gfxdata="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" filled="f" stroked="f">
               <v:textbox style="mso-fit-shape-to-text:t" inset="20pt,0,0,15pt">
                 <w:txbxContent>
                   <w:p>
@@ -12957,6 +13155,7 @@
       <w:sdtPr>
         <w:id w:val="-31575663"/>
       </w:sdtPr>
+      <w:sdtEndPr/>
       <w:sdtContent>
         <w:r>
           <w:fldChar w:fldCharType="begin"/>
@@ -12972,7 +13171,7 @@
             <w:noProof/>
             <w:lang w:val="zh-CN"/>
           </w:rPr>
-          <w:t>4</w:t>
+          <w:t>2</w:t>
         </w:r>
         <w:r>
           <w:fldChar w:fldCharType="end"/>
@@ -12982,7 +13181,7 @@
   </w:p>
   <w:p>
     <w:pPr>
-      <w:pStyle w:val="Footer"/>
+      <w:pStyle w:val="a4"/>
       <w:jc w:val="right"/>
     </w:pPr>
   </w:p>
@@ -12990,7 +13189,7 @@
 </file>
 
 <file path=word/footnotes.xml><?xml version="1.0" encoding="utf-8"?>
-<w:footnotes xmlns:wpc="http://schemas.microsoft.com/office/word/2010/wordprocessingCanvas" xmlns:cx="http://schemas.microsoft.com/office/drawing/2014/chartex" xmlns:cx1="http://schemas.microsoft.com/office/drawing/2015/9/8/chartex" xmlns:cx2="http://schemas.microsoft.com/office/drawing/2015/10/21/chartex" xmlns:cx3="http://schemas.microsoft.com/office/drawing/2016/5/9/chartex" xmlns:cx4="http://schemas.microsoft.com/office/drawing/2016/5/10/chartex" xmlns:cx5="http://schemas.microsoft.com/office/drawing/2016/5/11/chartex" xmlns:cx6="http://schemas.microsoft.com/office/drawing/2016/5/12/chartex" xmlns:cx7="http://schemas.microsoft.com/office/drawing/2016/5/13/chartex" xmlns:cx8="http://schemas.microsoft.com/office/drawing/2016/5/14/chartex" xmlns:mc="http://schemas.openxmlformats.org/markup-compatibility/2006" xmlns:aink="http://schemas.microsoft.com/office/drawing/2016/ink" xmlns:am3d="http://schemas.microsoft.com/office/drawing/2017/model3d" xmlns:o="urn:schemas-microsoft-com:office:office" xmlns:oel="http://schemas.microsoft.com/office/2019/extlst" xmlns:r="http://schemas.openxmlformats.org/officeDocument/2006/relationships" xmlns:m="http://schemas.openxmlformats.org/officeDocument/2006/math" xmlns:v="urn:schemas-microsoft-com:vml" xmlns:wp14="http://schemas.microsoft.com/office/word/2010/wordprocessingDrawing" xmlns:wp="http://schemas.openxmlformats.org/drawingml/2006/wordprocessingDrawing" xmlns:w10="urn:schemas-microsoft-com:office:word" xmlns:w="http://schemas.openxmlformats.org/wordprocessingml/2006/main" xmlns:w14="http://schemas.microsoft.com/office/word/2010/wordml" xmlns:w15="http://schemas.microsoft.com/office/word/2012/wordml" xmlns:w16cex="http://schemas.microsoft.com/office/word/2018/wordml/cex" xmlns:w16cid="http://schemas.microsoft.com/office/word/2016/wordml/cid" xmlns:w16="http://schemas.microsoft.com/office/word/2018/wordml" xmlns:w16du="http://schemas.microsoft.com/office/word/2023/wordml/word16du" xmlns:w16sdtdh="http://schemas.microsoft.com/office/word/2020/wordml/sdtdatahash" xmlns:w16sdtfl="http://schemas.microsoft.com/office/word/2024/wordml/sdtformatlock" xmlns:w16se="http://schemas.microsoft.com/office/word/2015/wordml/symex" xmlns:wpg="http://schemas.microsoft.com/office/word/2010/wordprocessingGroup" xmlns:wpi="http://schemas.microsoft.com/office/word/2010/wordprocessingInk" xmlns:wne="http://schemas.microsoft.com/office/word/2006/wordml" xmlns:wps="http://schemas.microsoft.com/office/word/2010/wordprocessingShape" mc:Ignorable="w14 w15 w16se w16cid w16 w16cex w16sdtdh w16sdtfl w16du wp14">
+<w:footnotes xmlns:wpc="http://schemas.microsoft.com/office/word/2010/wordprocessingCanvas" xmlns:mc="http://schemas.openxmlformats.org/markup-compatibility/2006" xmlns:o="urn:schemas-microsoft-com:office:office" xmlns:r="http://schemas.openxmlformats.org/officeDocument/2006/relationships" xmlns:m="http://schemas.openxmlformats.org/officeDocument/2006/math" xmlns:v="urn:schemas-microsoft-com:vml" xmlns:wp14="http://schemas.microsoft.com/office/word/2010/wordprocessingDrawing" xmlns:wp="http://schemas.openxmlformats.org/drawingml/2006/wordprocessingDrawing" xmlns:w10="urn:schemas-microsoft-com:office:word" xmlns:w="http://schemas.openxmlformats.org/wordprocessingml/2006/main" xmlns:w14="http://schemas.microsoft.com/office/word/2010/wordml" xmlns:wpg="http://schemas.microsoft.com/office/word/2010/wordprocessingGroup" xmlns:wpi="http://schemas.microsoft.com/office/word/2010/wordprocessingInk" xmlns:wne="http://schemas.microsoft.com/office/word/2006/wordml" xmlns:wps="http://schemas.microsoft.com/office/word/2010/wordprocessingShape" mc:Ignorable="w14 wp14">
   <w:footnote w:type="separator" w:id="-1">
     <w:p>
       <w:r>
@@ -13009,10 +13208,10 @@
 </file>
 
 <file path=word/header1.xml><?xml version="1.0" encoding="utf-8"?>
-<w:hdr xmlns:wpc="http://schemas.microsoft.com/office/word/2010/wordprocessingCanvas" xmlns:cx="http://schemas.microsoft.com/office/drawing/2014/chartex" xmlns:cx1="http://schemas.microsoft.com/office/drawing/2015/9/8/chartex" xmlns:cx2="http://schemas.microsoft.com/office/drawing/2015/10/21/chartex" xmlns:cx3="http://schemas.microsoft.com/office/drawing/2016/5/9/chartex" xmlns:cx4="http://schemas.microsoft.com/office/drawing/2016/5/10/chartex" xmlns:cx5="http://schemas.microsoft.com/office/drawing/2016/5/11/chartex" xmlns:cx6="http://schemas.microsoft.com/office/drawing/2016/5/12/chartex" xmlns:cx7="http://schemas.microsoft.com/office/drawing/2016/5/13/chartex" xmlns:cx8="http://schemas.microsoft.com/office/drawing/2016/5/14/chartex" xmlns:mc="http://schemas.openxmlformats.org/markup-compatibility/2006" xmlns:aink="http://schemas.microsoft.com/office/drawing/2016/ink" xmlns:am3d="http://schemas.microsoft.com/office/drawing/2017/model3d" xmlns:o="urn:schemas-microsoft-com:office:office" xmlns:oel="http://schemas.microsoft.com/office/2019/extlst" xmlns:r="http://schemas.openxmlformats.org/officeDocument/2006/relationships" xmlns:m="http://schemas.openxmlformats.org/officeDocument/2006/math" xmlns:v="urn:schemas-microsoft-com:vml" xmlns:wp14="http://schemas.microsoft.com/office/word/2010/wordprocessingDrawing" xmlns:wp="http://schemas.openxmlformats.org/drawingml/2006/wordprocessingDrawing" xmlns:w10="urn:schemas-microsoft-com:office:word" xmlns:w="http://schemas.openxmlformats.org/wordprocessingml/2006/main" xmlns:w14="http://schemas.microsoft.com/office/word/2010/wordml" xmlns:w15="http://schemas.microsoft.com/office/word/2012/wordml" xmlns:w16cex="http://schemas.microsoft.com/office/word/2018/wordml/cex" xmlns:w16cid="http://schemas.microsoft.com/office/word/2016/wordml/cid" xmlns:w16="http://schemas.microsoft.com/office/word/2018/wordml" xmlns:w16du="http://schemas.microsoft.com/office/word/2023/wordml/word16du" xmlns:w16sdtdh="http://schemas.microsoft.com/office/word/2020/wordml/sdtdatahash" xmlns:w16sdtfl="http://schemas.microsoft.com/office/word/2024/wordml/sdtformatlock" xmlns:w16se="http://schemas.microsoft.com/office/word/2015/wordml/symex" xmlns:wpg="http://schemas.microsoft.com/office/word/2010/wordprocessingGroup" xmlns:wpi="http://schemas.microsoft.com/office/word/2010/wordprocessingInk" xmlns:wne="http://schemas.microsoft.com/office/word/2006/wordml" xmlns:wps="http://schemas.microsoft.com/office/word/2010/wordprocessingShape" mc:Ignorable="w14 w15 w16se w16cid w16 w16cex w16sdtdh w16sdtfl w16du wp14">
+<w:hdr xmlns:wpc="http://schemas.microsoft.com/office/word/2010/wordprocessingCanvas" xmlns:mc="http://schemas.openxmlformats.org/markup-compatibility/2006" xmlns:o="urn:schemas-microsoft-com:office:office" xmlns:r="http://schemas.openxmlformats.org/officeDocument/2006/relationships" xmlns:m="http://schemas.openxmlformats.org/officeDocument/2006/math" xmlns:v="urn:schemas-microsoft-com:vml" xmlns:wp14="http://schemas.microsoft.com/office/word/2010/wordprocessingDrawing" xmlns:wp="http://schemas.openxmlformats.org/drawingml/2006/wordprocessingDrawing" xmlns:w10="urn:schemas-microsoft-com:office:word" xmlns:w="http://schemas.openxmlformats.org/wordprocessingml/2006/main" xmlns:w14="http://schemas.microsoft.com/office/word/2010/wordml" xmlns:wpg="http://schemas.microsoft.com/office/word/2010/wordprocessingGroup" xmlns:wpi="http://schemas.microsoft.com/office/word/2010/wordprocessingInk" xmlns:wne="http://schemas.microsoft.com/office/word/2006/wordml" xmlns:wps="http://schemas.microsoft.com/office/word/2010/wordprocessingShape" mc:Ignorable="w14 wp14">
   <w:p>
     <w:pPr>
-      <w:pStyle w:val="Header"/>
+      <w:pStyle w:val="a5"/>
     </w:pPr>
     <w:r>
       <w:rPr>
@@ -13020,7 +13219,6 @@
       </w:rPr>
       <w:t>[</w:t>
     </w:r>
-    <w:proofErr w:type="gramStart"/>
     <w:r>
       <w:rPr>
         <w:rFonts w:hint="eastAsia"/>
@@ -13034,9 +13232,11 @@
       <w:t>:</w:t>
     </w:r>
     <w:r>
-      <w:t>XXXXX</w:t>
+      <w:rPr>
+        <w:rFonts w:hint="eastAsia"/>
+      </w:rPr>
+      <w:t>语言模型微调实践</w:t>
     </w:r>
-    <w:proofErr w:type="gramEnd"/>
     <w:r>
       <w:rPr>
         <w:rFonts w:hint="eastAsia"/>
@@ -13048,15 +13248,15 @@
 </file>
 
 <file path=word/numbering.xml><?xml version="1.0" encoding="utf-8"?>
-<w:numbering xmlns:wpc="http://schemas.microsoft.com/office/word/2010/wordprocessingCanvas" xmlns:cx="http://schemas.microsoft.com/office/drawing/2014/chartex" xmlns:cx1="http://schemas.microsoft.com/office/drawing/2015/9/8/chartex" xmlns:cx2="http://schemas.microsoft.com/office/drawing/2015/10/21/chartex" xmlns:cx3="http://schemas.microsoft.com/office/drawing/2016/5/9/chartex" xmlns:cx4="http://schemas.microsoft.com/office/drawing/2016/5/10/chartex" xmlns:cx5="http://schemas.microsoft.com/office/drawing/2016/5/11/chartex" xmlns:cx6="http://schemas.microsoft.com/office/drawing/2016/5/12/chartex" xmlns:cx7="http://schemas.microsoft.com/office/drawing/2016/5/13/chartex" xmlns:cx8="http://schemas.microsoft.com/office/drawing/2016/5/14/chartex" xmlns:mc="http://schemas.openxmlformats.org/markup-compatibility/2006" xmlns:aink="http://schemas.microsoft.com/office/drawing/2016/ink" xmlns:am3d="http://schemas.microsoft.com/office/drawing/2017/model3d" xmlns:o="urn:schemas-microsoft-com:office:office" xmlns:oel="http://schemas.microsoft.com/office/2019/extlst" xmlns:r="http://schemas.openxmlformats.org/officeDocument/2006/relationships" xmlns:m="http://schemas.openxmlformats.org/officeDocument/2006/math" xmlns:v="urn:schemas-microsoft-com:vml" xmlns:wp14="http://schemas.microsoft.com/office/word/2010/wordprocessingDrawing" xmlns:wp="http://schemas.openxmlformats.org/drawingml/2006/wordprocessingDrawing" xmlns:w10="urn:schemas-microsoft-com:office:word" xmlns:w="http://schemas.openxmlformats.org/wordprocessingml/2006/main" xmlns:w14="http://schemas.microsoft.com/office/word/2010/wordml" xmlns:w15="http://schemas.microsoft.com/office/word/2012/wordml" xmlns:w16cex="http://schemas.microsoft.com/office/word/2018/wordml/cex" xmlns:w16cid="http://schemas.microsoft.com/office/word/2016/wordml/cid" xmlns:w16="http://schemas.microsoft.com/office/word/2018/wordml" xmlns:w16du="http://schemas.microsoft.com/office/word/2023/wordml/word16du" xmlns:w16sdtdh="http://schemas.microsoft.com/office/word/2020/wordml/sdtdatahash" xmlns:w16sdtfl="http://schemas.microsoft.com/office/word/2024/wordml/sdtformatlock" xmlns:w16se="http://schemas.microsoft.com/office/word/2015/wordml/symex" xmlns:wpg="http://schemas.microsoft.com/office/word/2010/wordprocessingGroup" xmlns:wpi="http://schemas.microsoft.com/office/word/2010/wordprocessingInk" xmlns:wne="http://schemas.microsoft.com/office/word/2006/wordml" xmlns:wps="http://schemas.microsoft.com/office/word/2010/wordprocessingShape" mc:Ignorable="w14 w15 w16se w16cid w16 w16cex w16sdtdh w16sdtfl w16du wp14">
-  <w:abstractNum w:abstractNumId="0" w15:restartNumberingAfterBreak="0">
+<w:numbering xmlns:wpc="http://schemas.microsoft.com/office/word/2010/wordprocessingCanvas" xmlns:mc="http://schemas.openxmlformats.org/markup-compatibility/2006" xmlns:o="urn:schemas-microsoft-com:office:office" xmlns:r="http://schemas.openxmlformats.org/officeDocument/2006/relationships" xmlns:m="http://schemas.openxmlformats.org/officeDocument/2006/math" xmlns:v="urn:schemas-microsoft-com:vml" xmlns:wp14="http://schemas.microsoft.com/office/word/2010/wordprocessingDrawing" xmlns:wp="http://schemas.openxmlformats.org/drawingml/2006/wordprocessingDrawing" xmlns:w10="urn:schemas-microsoft-com:office:word" xmlns:w="http://schemas.openxmlformats.org/wordprocessingml/2006/main" xmlns:w14="http://schemas.microsoft.com/office/word/2010/wordml" xmlns:wpg="http://schemas.microsoft.com/office/word/2010/wordprocessingGroup" xmlns:wpi="http://schemas.microsoft.com/office/word/2010/wordprocessingInk" xmlns:wne="http://schemas.microsoft.com/office/word/2006/wordml" xmlns:wps="http://schemas.microsoft.com/office/word/2010/wordprocessingShape" mc:Ignorable="w14 wp14">
+  <w:abstractNum w:abstractNumId="0">
     <w:nsid w:val="FFFFFF89"/>
     <w:multiLevelType w:val="singleLevel"/>
     <w:tmpl w:val="4E7678BE"/>
     <w:lvl w:ilvl="0">
       <w:start w:val="1"/>
       <w:numFmt w:val="bullet"/>
-      <w:pStyle w:val="ListBullet"/>
+      <w:pStyle w:val="a"/>
       <w:lvlText w:val=""/>
       <w:lvlJc w:val="left"/>
       <w:pPr>
@@ -13070,7 +13270,7 @@
       </w:rPr>
     </w:lvl>
   </w:abstractNum>
-  <w:abstractNum w:abstractNumId="1" w15:restartNumberingAfterBreak="0">
+  <w:abstractNum w:abstractNumId="1">
     <w:nsid w:val="208F4D6A"/>
     <w:multiLevelType w:val="multilevel"/>
     <w:tmpl w:val="3D24E846"/>
@@ -13191,7 +13391,7 @@
       </w:rPr>
     </w:lvl>
   </w:abstractNum>
-  <w:abstractNum w:abstractNumId="2" w15:restartNumberingAfterBreak="0">
+  <w:abstractNum w:abstractNumId="2">
     <w:nsid w:val="2E2C1033"/>
     <w:multiLevelType w:val="hybridMultilevel"/>
     <w:tmpl w:val="A2B2125E"/>
@@ -13280,7 +13480,7 @@
       </w:pPr>
     </w:lvl>
   </w:abstractNum>
-  <w:abstractNum w:abstractNumId="3" w15:restartNumberingAfterBreak="0">
+  <w:abstractNum w:abstractNumId="3">
     <w:nsid w:val="3A131E8A"/>
     <w:multiLevelType w:val="multilevel"/>
     <w:tmpl w:val="D6F65D48"/>
@@ -13401,7 +13601,7 @@
       </w:rPr>
     </w:lvl>
   </w:abstractNum>
-  <w:abstractNum w:abstractNumId="4" w15:restartNumberingAfterBreak="0">
+  <w:abstractNum w:abstractNumId="4">
     <w:nsid w:val="5F7B3A54"/>
     <w:multiLevelType w:val="hybridMultilevel"/>
     <w:tmpl w:val="D4242354"/>
@@ -13414,7 +13614,7 @@
         <w:ind w:left="926" w:hanging="360"/>
       </w:pPr>
       <w:rPr>
-        <w:rFonts w:ascii="Times New Roman" w:eastAsia="SimSun" w:hAnsi="Times New Roman" w:cs="Times New Roman" w:hint="default"/>
+        <w:rFonts w:ascii="Times New Roman" w:eastAsia="宋体" w:hAnsi="Times New Roman" w:cs="Times New Roman" w:hint="default"/>
       </w:rPr>
     </w:lvl>
     <w:lvl w:ilvl="1" w:tplc="04090003" w:tentative="1">
@@ -13514,7 +13714,7 @@
       </w:rPr>
     </w:lvl>
   </w:abstractNum>
-  <w:abstractNum w:abstractNumId="5" w15:restartNumberingAfterBreak="0">
+  <w:abstractNum w:abstractNumId="5">
     <w:nsid w:val="670D19C7"/>
     <w:multiLevelType w:val="hybridMultilevel"/>
     <w:tmpl w:val="2D5A4A62"/>
@@ -13603,7 +13803,7 @@
       </w:pPr>
     </w:lvl>
   </w:abstractNum>
-  <w:abstractNum w:abstractNumId="6" w15:restartNumberingAfterBreak="0">
+  <w:abstractNum w:abstractNumId="6">
     <w:nsid w:val="6B2D69C4"/>
     <w:multiLevelType w:val="hybridMultilevel"/>
     <w:tmpl w:val="863E96C0"/>
@@ -13692,32 +13892,32 @@
       </w:pPr>
     </w:lvl>
   </w:abstractNum>
-  <w:num w:numId="1" w16cid:durableId="1572616074">
+  <w:num w:numId="1">
     <w:abstractNumId w:val="6"/>
   </w:num>
-  <w:num w:numId="2" w16cid:durableId="1909344413">
+  <w:num w:numId="2">
     <w:abstractNumId w:val="5"/>
   </w:num>
-  <w:num w:numId="3" w16cid:durableId="1052388061">
+  <w:num w:numId="3">
     <w:abstractNumId w:val="4"/>
   </w:num>
-  <w:num w:numId="4" w16cid:durableId="661548094">
+  <w:num w:numId="4">
     <w:abstractNumId w:val="2"/>
   </w:num>
-  <w:num w:numId="5" w16cid:durableId="2101825771">
+  <w:num w:numId="5">
     <w:abstractNumId w:val="3"/>
   </w:num>
-  <w:num w:numId="6" w16cid:durableId="1332609912">
+  <w:num w:numId="6">
     <w:abstractNumId w:val="1"/>
   </w:num>
-  <w:num w:numId="7" w16cid:durableId="1718579558">
+  <w:num w:numId="7">
     <w:abstractNumId w:val="0"/>
   </w:num>
 </w:numbering>
 </file>
 
 <file path=word/styles.xml><?xml version="1.0" encoding="utf-8"?>
-<w:styles xmlns:mc="http://schemas.openxmlformats.org/markup-compatibility/2006" xmlns:r="http://schemas.openxmlformats.org/officeDocument/2006/relationships" xmlns:w="http://schemas.openxmlformats.org/wordprocessingml/2006/main" xmlns:w14="http://schemas.microsoft.com/office/word/2010/wordml" xmlns:w15="http://schemas.microsoft.com/office/word/2012/wordml" xmlns:w16cex="http://schemas.microsoft.com/office/word/2018/wordml/cex" xmlns:w16cid="http://schemas.microsoft.com/office/word/2016/wordml/cid" xmlns:w16="http://schemas.microsoft.com/office/word/2018/wordml" xmlns:w16du="http://schemas.microsoft.com/office/word/2023/wordml/word16du" xmlns:w16sdtdh="http://schemas.microsoft.com/office/word/2020/wordml/sdtdatahash" xmlns:w16sdtfl="http://schemas.microsoft.com/office/word/2024/wordml/sdtformatlock" xmlns:w16se="http://schemas.microsoft.com/office/word/2015/wordml/symex" mc:Ignorable="w14 w15 w16se w16cid w16 w16cex w16sdtdh w16sdtfl w16du">
+<w:styles xmlns:mc="http://schemas.openxmlformats.org/markup-compatibility/2006" xmlns:r="http://schemas.openxmlformats.org/officeDocument/2006/relationships" xmlns:w="http://schemas.openxmlformats.org/wordprocessingml/2006/main" xmlns:w14="http://schemas.microsoft.com/office/word/2010/wordml" mc:Ignorable="w14">
   <w:docDefaults>
     <w:rPrDefault>
       <w:rPr>
@@ -13727,7 +13927,7 @@
     </w:rPrDefault>
     <w:pPrDefault/>
   </w:docDefaults>
-  <w:latentStyles w:defLockedState="0" w:defUIPriority="0" w:defSemiHidden="0" w:defUnhideWhenUsed="0" w:defQFormat="0" w:count="376">
+  <w:latentStyles w:defLockedState="0" w:defUIPriority="0" w:defSemiHidden="0" w:defUnhideWhenUsed="0" w:defQFormat="0" w:count="267">
     <w:lsdException w:name="Normal" w:qFormat="1"/>
     <w:lsdException w:name="heading 1" w:qFormat="1"/>
     <w:lsdException w:name="heading 2" w:semiHidden="1" w:unhideWhenUsed="1" w:qFormat="1"/>
@@ -13911,117 +14111,8 @@
     <w:lsdException w:name="Book Title" w:uiPriority="33" w:qFormat="1"/>
     <w:lsdException w:name="Bibliography" w:semiHidden="1" w:uiPriority="37" w:unhideWhenUsed="1"/>
     <w:lsdException w:name="TOC Heading" w:semiHidden="1" w:uiPriority="39" w:unhideWhenUsed="1" w:qFormat="1"/>
-    <w:lsdException w:name="Plain Table 1" w:uiPriority="41"/>
-    <w:lsdException w:name="Plain Table 2" w:uiPriority="42"/>
-    <w:lsdException w:name="Plain Table 3" w:uiPriority="43"/>
-    <w:lsdException w:name="Plain Table 4" w:uiPriority="44"/>
-    <w:lsdException w:name="Plain Table 5" w:uiPriority="45"/>
-    <w:lsdException w:name="Grid Table Light" w:uiPriority="40"/>
-    <w:lsdException w:name="Grid Table 1 Light" w:uiPriority="46"/>
-    <w:lsdException w:name="Grid Table 2" w:uiPriority="47"/>
-    <w:lsdException w:name="Grid Table 3" w:uiPriority="48"/>
-    <w:lsdException w:name="Grid Table 4" w:uiPriority="49"/>
-    <w:lsdException w:name="Grid Table 5 Dark" w:uiPriority="50"/>
-    <w:lsdException w:name="Grid Table 6 Colorful" w:uiPriority="51"/>
-    <w:lsdException w:name="Grid Table 7 Colorful" w:uiPriority="52"/>
-    <w:lsdException w:name="Grid Table 1 Light Accent 1" w:uiPriority="46"/>
-    <w:lsdException w:name="Grid Table 2 Accent 1" w:uiPriority="47"/>
-    <w:lsdException w:name="Grid Table 3 Accent 1" w:uiPriority="48"/>
-    <w:lsdException w:name="Grid Table 4 Accent 1" w:uiPriority="49"/>
-    <w:lsdException w:name="Grid Table 5 Dark Accent 1" w:uiPriority="50"/>
-    <w:lsdException w:name="Grid Table 6 Colorful Accent 1" w:uiPriority="51"/>
-    <w:lsdException w:name="Grid Table 7 Colorful Accent 1" w:uiPriority="52"/>
-    <w:lsdException w:name="Grid Table 1 Light Accent 2" w:uiPriority="46"/>
-    <w:lsdException w:name="Grid Table 2 Accent 2" w:uiPriority="47"/>
-    <w:lsdException w:name="Grid Table 3 Accent 2" w:uiPriority="48"/>
-    <w:lsdException w:name="Grid Table 4 Accent 2" w:uiPriority="49"/>
-    <w:lsdException w:name="Grid Table 5 Dark Accent 2" w:uiPriority="50"/>
-    <w:lsdException w:name="Grid Table 6 Colorful Accent 2" w:uiPriority="51"/>
-    <w:lsdException w:name="Grid Table 7 Colorful Accent 2" w:uiPriority="52"/>
-    <w:lsdException w:name="Grid Table 1 Light Accent 3" w:uiPriority="46"/>
-    <w:lsdException w:name="Grid Table 2 Accent 3" w:uiPriority="47"/>
-    <w:lsdException w:name="Grid Table 3 Accent 3" w:uiPriority="48"/>
-    <w:lsdException w:name="Grid Table 4 Accent 3" w:uiPriority="49"/>
-    <w:lsdException w:name="Grid Table 5 Dark Accent 3" w:uiPriority="50"/>
-    <w:lsdException w:name="Grid Table 6 Colorful Accent 3" w:uiPriority="51"/>
-    <w:lsdException w:name="Grid Table 7 Colorful Accent 3" w:uiPriority="52"/>
-    <w:lsdException w:name="Grid Table 1 Light Accent 4" w:uiPriority="46"/>
-    <w:lsdException w:name="Grid Table 2 Accent 4" w:uiPriority="47"/>
-    <w:lsdException w:name="Grid Table 3 Accent 4" w:uiPriority="48"/>
-    <w:lsdException w:name="Grid Table 4 Accent 4" w:uiPriority="49"/>
-    <w:lsdException w:name="Grid Table 5 Dark Accent 4" w:uiPriority="50"/>
-    <w:lsdException w:name="Grid Table 6 Colorful Accent 4" w:uiPriority="51"/>
-    <w:lsdException w:name="Grid Table 7 Colorful Accent 4" w:uiPriority="52"/>
-    <w:lsdException w:name="Grid Table 1 Light Accent 5" w:uiPriority="46"/>
-    <w:lsdException w:name="Grid Table 2 Accent 5" w:uiPriority="47"/>
-    <w:lsdException w:name="Grid Table 3 Accent 5" w:uiPriority="48"/>
-    <w:lsdException w:name="Grid Table 4 Accent 5" w:uiPriority="49"/>
-    <w:lsdException w:name="Grid Table 5 Dark Accent 5" w:uiPriority="50"/>
-    <w:lsdException w:name="Grid Table 6 Colorful Accent 5" w:uiPriority="51"/>
-    <w:lsdException w:name="Grid Table 7 Colorful Accent 5" w:uiPriority="52"/>
-    <w:lsdException w:name="Grid Table 1 Light Accent 6" w:uiPriority="46"/>
-    <w:lsdException w:name="Grid Table 2 Accent 6" w:uiPriority="47"/>
-    <w:lsdException w:name="Grid Table 3 Accent 6" w:uiPriority="48"/>
-    <w:lsdException w:name="Grid Table 4 Accent 6" w:uiPriority="49"/>
-    <w:lsdException w:name="Grid Table 5 Dark Accent 6" w:uiPriority="50"/>
-    <w:lsdException w:name="Grid Table 6 Colorful Accent 6" w:uiPriority="51"/>
-    <w:lsdException w:name="Grid Table 7 Colorful Accent 6" w:uiPriority="52"/>
-    <w:lsdException w:name="List Table 1 Light" w:uiPriority="46"/>
-    <w:lsdException w:name="List Table 2" w:uiPriority="47"/>
-    <w:lsdException w:name="List Table 3" w:uiPriority="48"/>
-    <w:lsdException w:name="List Table 4" w:uiPriority="49"/>
-    <w:lsdException w:name="List Table 5 Dark" w:uiPriority="50"/>
-    <w:lsdException w:name="List Table 6 Colorful" w:uiPriority="51"/>
-    <w:lsdException w:name="List Table 7 Colorful" w:uiPriority="52"/>
-    <w:lsdException w:name="List Table 1 Light Accent 1" w:uiPriority="46"/>
-    <w:lsdException w:name="List Table 2 Accent 1" w:uiPriority="47"/>
-    <w:lsdException w:name="List Table 3 Accent 1" w:uiPriority="48"/>
-    <w:lsdException w:name="List Table 4 Accent 1" w:uiPriority="49"/>
-    <w:lsdException w:name="List Table 5 Dark Accent 1" w:uiPriority="50"/>
-    <w:lsdException w:name="List Table 6 Colorful Accent 1" w:uiPriority="51"/>
-    <w:lsdException w:name="List Table 7 Colorful Accent 1" w:uiPriority="52"/>
-    <w:lsdException w:name="List Table 1 Light Accent 2" w:uiPriority="46"/>
-    <w:lsdException w:name="List Table 2 Accent 2" w:uiPriority="47"/>
-    <w:lsdException w:name="List Table 3 Accent 2" w:uiPriority="48"/>
-    <w:lsdException w:name="List Table 4 Accent 2" w:uiPriority="49"/>
-    <w:lsdException w:name="List Table 5 Dark Accent 2" w:uiPriority="50"/>
-    <w:lsdException w:name="List Table 6 Colorful Accent 2" w:uiPriority="51"/>
-    <w:lsdException w:name="List Table 7 Colorful Accent 2" w:uiPriority="52"/>
-    <w:lsdException w:name="List Table 1 Light Accent 3" w:uiPriority="46"/>
-    <w:lsdException w:name="List Table 2 Accent 3" w:uiPriority="47"/>
-    <w:lsdException w:name="List Table 3 Accent 3" w:uiPriority="48"/>
-    <w:lsdException w:name="List Table 4 Accent 3" w:uiPriority="49"/>
-    <w:lsdException w:name="List Table 5 Dark Accent 3" w:uiPriority="50"/>
-    <w:lsdException w:name="List Table 6 Colorful Accent 3" w:uiPriority="51"/>
-    <w:lsdException w:name="List Table 7 Colorful Accent 3" w:uiPriority="52"/>
-    <w:lsdException w:name="List Table 1 Light Accent 4" w:uiPriority="46"/>
-    <w:lsdException w:name="List Table 2 Accent 4" w:uiPriority="47"/>
-    <w:lsdException w:name="List Table 3 Accent 4" w:uiPriority="48"/>
-    <w:lsdException w:name="List Table 4 Accent 4" w:uiPriority="49"/>
-    <w:lsdException w:name="List Table 5 Dark Accent 4" w:uiPriority="50"/>
-    <w:lsdException w:name="List Table 6 Colorful Accent 4" w:uiPriority="51"/>
-    <w:lsdException w:name="List Table 7 Colorful Accent 4" w:uiPriority="52"/>
-    <w:lsdException w:name="List Table 1 Light Accent 5" w:uiPriority="46"/>
-    <w:lsdException w:name="List Table 2 Accent 5" w:uiPriority="47"/>
-    <w:lsdException w:name="List Table 3 Accent 5" w:uiPriority="48"/>
-    <w:lsdException w:name="List Table 4 Accent 5" w:uiPriority="49"/>
-    <w:lsdException w:name="List Table 5 Dark Accent 5" w:uiPriority="50"/>
-    <w:lsdException w:name="List Table 6 Colorful Accent 5" w:uiPriority="51"/>
-    <w:lsdException w:name="List Table 7 Colorful Accent 5" w:uiPriority="52"/>
-    <w:lsdException w:name="List Table 1 Light Accent 6" w:uiPriority="46"/>
-    <w:lsdException w:name="List Table 2 Accent 6" w:uiPriority="47"/>
-    <w:lsdException w:name="List Table 3 Accent 6" w:uiPriority="48"/>
-    <w:lsdException w:name="List Table 4 Accent 6" w:uiPriority="49"/>
-    <w:lsdException w:name="List Table 5 Dark Accent 6" w:uiPriority="50"/>
-    <w:lsdException w:name="List Table 6 Colorful Accent 6" w:uiPriority="51"/>
-    <w:lsdException w:name="List Table 7 Colorful Accent 6" w:uiPriority="52"/>
-    <w:lsdException w:name="Mention" w:semiHidden="1" w:uiPriority="99" w:unhideWhenUsed="1"/>
-    <w:lsdException w:name="Smart Hyperlink" w:semiHidden="1" w:uiPriority="99" w:unhideWhenUsed="1"/>
-    <w:lsdException w:name="Hashtag" w:semiHidden="1" w:uiPriority="99" w:unhideWhenUsed="1"/>
-    <w:lsdException w:name="Unresolved Mention" w:semiHidden="1" w:uiPriority="99" w:unhideWhenUsed="1"/>
-    <w:lsdException w:name="Smart Link" w:semiHidden="1" w:uiPriority="99" w:unhideWhenUsed="1"/>
   </w:latentStyles>
-  <w:style w:type="paragraph" w:default="1" w:styleId="Normal">
+  <w:style w:type="paragraph" w:default="1" w:styleId="a0">
     <w:name w:val="Normal"/>
     <w:qFormat/>
     <w:pPr>
@@ -14029,17 +14120,17 @@
       <w:jc w:val="both"/>
     </w:pPr>
     <w:rPr>
-      <w:rFonts w:ascii="Times New Roman" w:eastAsia="SimSun" w:hAnsi="Times New Roman" w:cs="Times New Roman"/>
+      <w:rFonts w:ascii="Times New Roman" w:eastAsia="宋体" w:hAnsi="Times New Roman" w:cs="Times New Roman"/>
       <w:kern w:val="2"/>
       <w:sz w:val="28"/>
       <w:szCs w:val="28"/>
     </w:rPr>
   </w:style>
-  <w:style w:type="paragraph" w:styleId="Heading1">
+  <w:style w:type="paragraph" w:styleId="1">
     <w:name w:val="heading 1"/>
-    <w:basedOn w:val="Normal"/>
-    <w:next w:val="Normal"/>
-    <w:link w:val="Heading1Char"/>
+    <w:basedOn w:val="a0"/>
+    <w:next w:val="a0"/>
+    <w:link w:val="1Char"/>
     <w:qFormat/>
     <w:rsid w:val="000C011A"/>
     <w:pPr>
@@ -14056,11 +14147,11 @@
       <w:szCs w:val="44"/>
     </w:rPr>
   </w:style>
-  <w:style w:type="paragraph" w:styleId="Heading2">
+  <w:style w:type="paragraph" w:styleId="2">
     <w:name w:val="heading 2"/>
-    <w:basedOn w:val="Normal"/>
-    <w:next w:val="Normal"/>
-    <w:link w:val="Heading2Char"/>
+    <w:basedOn w:val="a0"/>
+    <w:next w:val="a0"/>
+    <w:link w:val="2Char"/>
     <w:unhideWhenUsed/>
     <w:qFormat/>
     <w:rsid w:val="00F4278F"/>
@@ -14078,11 +14169,11 @@
       <w:szCs w:val="32"/>
     </w:rPr>
   </w:style>
-  <w:style w:type="paragraph" w:styleId="Heading3">
+  <w:style w:type="paragraph" w:styleId="3">
     <w:name w:val="heading 3"/>
-    <w:basedOn w:val="Normal"/>
-    <w:next w:val="Normal"/>
-    <w:link w:val="Heading3Char"/>
+    <w:basedOn w:val="a0"/>
+    <w:next w:val="a0"/>
+    <w:link w:val="3Char"/>
     <w:semiHidden/>
     <w:unhideWhenUsed/>
     <w:qFormat/>
@@ -14100,10 +14191,10 @@
       <w:szCs w:val="32"/>
     </w:rPr>
   </w:style>
-  <w:style w:type="paragraph" w:styleId="Heading4">
+  <w:style w:type="paragraph" w:styleId="4">
     <w:name w:val="heading 4"/>
-    <w:basedOn w:val="Normal"/>
-    <w:link w:val="Heading4Char"/>
+    <w:basedOn w:val="a0"/>
+    <w:link w:val="4Char"/>
     <w:uiPriority w:val="9"/>
     <w:qFormat/>
     <w:rsid w:val="00F45F98"/>
@@ -14114,7 +14205,7 @@
       <w:outlineLvl w:val="3"/>
     </w:pPr>
     <w:rPr>
-      <w:rFonts w:ascii="SimSun" w:hAnsi="SimSun" w:cs="SimSun"/>
+      <w:rFonts w:ascii="宋体" w:hAnsi="宋体" w:cs="宋体"/>
       <w:b/>
       <w:bCs/>
       <w:kern w:val="0"/>
@@ -14122,12 +14213,13 @@
       <w:szCs w:val="24"/>
     </w:rPr>
   </w:style>
-  <w:style w:type="character" w:default="1" w:styleId="DefaultParagraphFont">
+  <w:style w:type="character" w:default="1" w:styleId="a1">
     <w:name w:val="Default Paragraph Font"/>
     <w:uiPriority w:val="1"/>
+    <w:semiHidden/>
     <w:unhideWhenUsed/>
   </w:style>
-  <w:style w:type="table" w:default="1" w:styleId="TableNormal">
+  <w:style w:type="table" w:default="1" w:styleId="a2">
     <w:name w:val="Normal Table"/>
     <w:uiPriority w:val="99"/>
     <w:semiHidden/>
@@ -14142,15 +14234,15 @@
       </w:tblCellMar>
     </w:tblPr>
   </w:style>
-  <w:style w:type="numbering" w:default="1" w:styleId="NoList">
+  <w:style w:type="numbering" w:default="1" w:styleId="a3">
     <w:name w:val="No List"/>
     <w:uiPriority w:val="99"/>
     <w:semiHidden/>
     <w:unhideWhenUsed/>
   </w:style>
-  <w:style w:type="paragraph" w:styleId="Footer">
+  <w:style w:type="paragraph" w:styleId="a4">
     <w:name w:val="footer"/>
-    <w:basedOn w:val="Normal"/>
+    <w:basedOn w:val="a0"/>
     <w:uiPriority w:val="99"/>
     <w:qFormat/>
     <w:pPr>
@@ -14167,9 +14259,9 @@
       <w:szCs w:val="18"/>
     </w:rPr>
   </w:style>
-  <w:style w:type="paragraph" w:styleId="Header">
+  <w:style w:type="paragraph" w:styleId="a5">
     <w:name w:val="header"/>
-    <w:basedOn w:val="Normal"/>
+    <w:basedOn w:val="a0"/>
     <w:semiHidden/>
     <w:pPr>
       <w:pBdr>
@@ -14188,10 +14280,10 @@
       <w:szCs w:val="18"/>
     </w:rPr>
   </w:style>
-  <w:style w:type="paragraph" w:customStyle="1" w:styleId="a">
+  <w:style w:type="paragraph" w:customStyle="1" w:styleId="a6">
     <w:name w:val="普通标题"/>
-    <w:basedOn w:val="Normal"/>
-    <w:next w:val="Normal"/>
+    <w:basedOn w:val="a0"/>
+    <w:next w:val="a0"/>
     <w:qFormat/>
     <w:pPr>
       <w:spacing w:beforeLines="100" w:before="100" w:afterLines="200" w:after="200"/>
@@ -14203,45 +14295,45 @@
       <w:szCs w:val="36"/>
     </w:rPr>
   </w:style>
-  <w:style w:type="paragraph" w:styleId="BalloonText">
+  <w:style w:type="paragraph" w:styleId="a7">
     <w:name w:val="Balloon Text"/>
-    <w:basedOn w:val="Normal"/>
-    <w:link w:val="BalloonTextChar"/>
+    <w:basedOn w:val="a0"/>
+    <w:link w:val="Char"/>
     <w:rsid w:val="00D63F49"/>
     <w:rPr>
       <w:sz w:val="18"/>
       <w:szCs w:val="18"/>
     </w:rPr>
   </w:style>
-  <w:style w:type="character" w:customStyle="1" w:styleId="BalloonTextChar">
-    <w:name w:val="Balloon Text Char"/>
-    <w:basedOn w:val="DefaultParagraphFont"/>
-    <w:link w:val="BalloonText"/>
+  <w:style w:type="character" w:customStyle="1" w:styleId="Char">
+    <w:name w:val="批注框文本 Char"/>
+    <w:basedOn w:val="a1"/>
+    <w:link w:val="a7"/>
     <w:rsid w:val="00D63F49"/>
     <w:rPr>
-      <w:rFonts w:ascii="Times New Roman" w:eastAsia="SimSun" w:hAnsi="Times New Roman" w:cs="Times New Roman"/>
+      <w:rFonts w:ascii="Times New Roman" w:eastAsia="宋体" w:hAnsi="Times New Roman" w:cs="Times New Roman"/>
       <w:kern w:val="2"/>
       <w:sz w:val="18"/>
       <w:szCs w:val="18"/>
     </w:rPr>
   </w:style>
-  <w:style w:type="character" w:customStyle="1" w:styleId="Heading4Char">
-    <w:name w:val="Heading 4 Char"/>
-    <w:basedOn w:val="DefaultParagraphFont"/>
-    <w:link w:val="Heading4"/>
+  <w:style w:type="character" w:customStyle="1" w:styleId="4Char">
+    <w:name w:val="标题 4 Char"/>
+    <w:basedOn w:val="a1"/>
+    <w:link w:val="4"/>
     <w:uiPriority w:val="9"/>
     <w:rsid w:val="00F45F98"/>
     <w:rPr>
-      <w:rFonts w:ascii="SimSun" w:eastAsia="SimSun" w:hAnsi="SimSun" w:cs="SimSun"/>
+      <w:rFonts w:ascii="宋体" w:eastAsia="宋体" w:hAnsi="宋体" w:cs="宋体"/>
       <w:b/>
       <w:bCs/>
       <w:sz w:val="24"/>
       <w:szCs w:val="24"/>
     </w:rPr>
   </w:style>
-  <w:style w:type="paragraph" w:styleId="NormalWeb">
+  <w:style w:type="paragraph" w:styleId="a8">
     <w:name w:val="Normal (Web)"/>
-    <w:basedOn w:val="Normal"/>
+    <w:basedOn w:val="a0"/>
     <w:uiPriority w:val="99"/>
     <w:unhideWhenUsed/>
     <w:rsid w:val="00F45F98"/>
@@ -14251,15 +14343,15 @@
       <w:jc w:val="left"/>
     </w:pPr>
     <w:rPr>
-      <w:rFonts w:ascii="SimSun" w:hAnsi="SimSun" w:cs="SimSun"/>
+      <w:rFonts w:ascii="宋体" w:hAnsi="宋体" w:cs="宋体"/>
       <w:kern w:val="0"/>
       <w:sz w:val="24"/>
       <w:szCs w:val="24"/>
     </w:rPr>
   </w:style>
-  <w:style w:type="paragraph" w:styleId="ListParagraph">
+  <w:style w:type="paragraph" w:styleId="a9">
     <w:name w:val="List Paragraph"/>
-    <w:basedOn w:val="Normal"/>
+    <w:basedOn w:val="a0"/>
     <w:uiPriority w:val="99"/>
     <w:unhideWhenUsed/>
     <w:rsid w:val="003A1F64"/>
@@ -14267,14 +14359,14 @@
       <w:ind w:firstLineChars="200" w:firstLine="420"/>
     </w:pPr>
   </w:style>
-  <w:style w:type="character" w:customStyle="1" w:styleId="Heading3Char">
-    <w:name w:val="Heading 3 Char"/>
-    <w:basedOn w:val="DefaultParagraphFont"/>
-    <w:link w:val="Heading3"/>
+  <w:style w:type="character" w:customStyle="1" w:styleId="3Char">
+    <w:name w:val="标题 3 Char"/>
+    <w:basedOn w:val="a1"/>
+    <w:link w:val="3"/>
     <w:semiHidden/>
     <w:rsid w:val="00372AC7"/>
     <w:rPr>
-      <w:rFonts w:ascii="Times New Roman" w:eastAsia="SimSun" w:hAnsi="Times New Roman" w:cs="Times New Roman"/>
+      <w:rFonts w:ascii="Times New Roman" w:eastAsia="宋体" w:hAnsi="Times New Roman" w:cs="Times New Roman"/>
       <w:b/>
       <w:bCs/>
       <w:kern w:val="2"/>
@@ -14282,9 +14374,9 @@
       <w:szCs w:val="32"/>
     </w:rPr>
   </w:style>
-  <w:style w:type="character" w:styleId="Strong">
+  <w:style w:type="character" w:styleId="aa">
     <w:name w:val="Strong"/>
-    <w:basedOn w:val="DefaultParagraphFont"/>
+    <w:basedOn w:val="a1"/>
     <w:uiPriority w:val="22"/>
     <w:qFormat/>
     <w:rsid w:val="000C011A"/>
@@ -14293,13 +14385,13 @@
       <w:bCs/>
     </w:rPr>
   </w:style>
-  <w:style w:type="character" w:customStyle="1" w:styleId="Heading1Char">
-    <w:name w:val="Heading 1 Char"/>
-    <w:basedOn w:val="DefaultParagraphFont"/>
-    <w:link w:val="Heading1"/>
+  <w:style w:type="character" w:customStyle="1" w:styleId="1Char">
+    <w:name w:val="标题 1 Char"/>
+    <w:basedOn w:val="a1"/>
+    <w:link w:val="1"/>
     <w:rsid w:val="000C011A"/>
     <w:rPr>
-      <w:rFonts w:ascii="Times New Roman" w:eastAsia="SimSun" w:hAnsi="Times New Roman" w:cs="Times New Roman"/>
+      <w:rFonts w:ascii="Times New Roman" w:eastAsia="宋体" w:hAnsi="Times New Roman" w:cs="Times New Roman"/>
       <w:b/>
       <w:bCs/>
       <w:kern w:val="44"/>
@@ -14307,9 +14399,9 @@
       <w:szCs w:val="44"/>
     </w:rPr>
   </w:style>
-  <w:style w:type="character" w:styleId="Hyperlink">
+  <w:style w:type="character" w:styleId="ab">
     <w:name w:val="Hyperlink"/>
-    <w:basedOn w:val="DefaultParagraphFont"/>
+    <w:basedOn w:val="a1"/>
     <w:uiPriority w:val="99"/>
     <w:unhideWhenUsed/>
     <w:rsid w:val="000C011A"/>
@@ -14318,11 +14410,11 @@
       <w:u w:val="single"/>
     </w:rPr>
   </w:style>
-  <w:style w:type="paragraph" w:styleId="Title">
+  <w:style w:type="paragraph" w:styleId="ac">
     <w:name w:val="Title"/>
-    <w:basedOn w:val="Normal"/>
-    <w:next w:val="Normal"/>
-    <w:link w:val="TitleChar"/>
+    <w:basedOn w:val="a0"/>
+    <w:next w:val="a0"/>
+    <w:link w:val="Char0"/>
     <w:qFormat/>
     <w:rsid w:val="00FB4ED8"/>
     <w:pPr>
@@ -14338,13 +14430,13 @@
       <w:szCs w:val="32"/>
     </w:rPr>
   </w:style>
-  <w:style w:type="character" w:customStyle="1" w:styleId="TitleChar">
-    <w:name w:val="Title Char"/>
-    <w:basedOn w:val="DefaultParagraphFont"/>
-    <w:link w:val="Title"/>
+  <w:style w:type="character" w:customStyle="1" w:styleId="Char0">
+    <w:name w:val="标题 Char"/>
+    <w:basedOn w:val="a1"/>
+    <w:link w:val="ac"/>
     <w:rsid w:val="00FB4ED8"/>
     <w:rPr>
-      <w:rFonts w:asciiTheme="majorHAnsi" w:eastAsia="SimSun" w:hAnsiTheme="majorHAnsi" w:cstheme="majorBidi"/>
+      <w:rFonts w:asciiTheme="majorHAnsi" w:eastAsia="宋体" w:hAnsiTheme="majorHAnsi" w:cstheme="majorBidi"/>
       <w:b/>
       <w:bCs/>
       <w:kern w:val="2"/>
@@ -14352,10 +14444,10 @@
       <w:szCs w:val="32"/>
     </w:rPr>
   </w:style>
-  <w:style w:type="character" w:customStyle="1" w:styleId="Heading2Char">
-    <w:name w:val="Heading 2 Char"/>
-    <w:basedOn w:val="DefaultParagraphFont"/>
-    <w:link w:val="Heading2"/>
+  <w:style w:type="character" w:customStyle="1" w:styleId="2Char">
+    <w:name w:val="标题 2 Char"/>
+    <w:basedOn w:val="a1"/>
+    <w:link w:val="2"/>
     <w:rsid w:val="00F4278F"/>
     <w:rPr>
       <w:rFonts w:asciiTheme="majorHAnsi" w:eastAsiaTheme="majorEastAsia" w:hAnsiTheme="majorHAnsi" w:cstheme="majorBidi"/>
@@ -14366,9 +14458,9 @@
       <w:szCs w:val="32"/>
     </w:rPr>
   </w:style>
-  <w:style w:type="paragraph" w:styleId="ListBullet">
+  <w:style w:type="paragraph" w:styleId="a">
     <w:name w:val="List Bullet"/>
-    <w:basedOn w:val="Normal"/>
+    <w:basedOn w:val="a0"/>
     <w:uiPriority w:val="99"/>
     <w:unhideWhenUsed/>
     <w:rsid w:val="00D34692"/>
@@ -14389,9 +14481,9 @@
       <w:lang w:eastAsia="en-US"/>
     </w:rPr>
   </w:style>
-  <w:style w:type="table" w:styleId="TableGrid">
+  <w:style w:type="table" w:styleId="ad">
     <w:name w:val="Table Grid"/>
-    <w:basedOn w:val="TableNormal"/>
+    <w:basedOn w:val="a2"/>
     <w:uiPriority w:val="59"/>
     <w:rsid w:val="007F6DAB"/>
     <w:rPr>
@@ -14412,8 +14504,621 @@
   </w:style>
   <w:style w:type="table" w:customStyle="1" w:styleId="TableGrid1">
     <w:name w:val="Table Grid1"/>
-    <w:basedOn w:val="TableNormal"/>
-    <w:next w:val="TableGrid"/>
+    <w:basedOn w:val="a2"/>
+    <w:next w:val="ad"/>
+    <w:uiPriority w:val="59"/>
+    <w:rsid w:val="00FD4676"/>
+    <w:rPr>
+      <w:rFonts w:ascii="Cambria" w:eastAsia="MS Mincho" w:hAnsi="Cambria" w:cs="Times New Roman"/>
+      <w:sz w:val="22"/>
+      <w:szCs w:val="22"/>
+      <w:lang w:eastAsia="en-US"/>
+    </w:rPr>
+    <w:tblPr>
+      <w:tblInd w:w="0" w:type="nil"/>
+      <w:tblBorders>
+        <w:top w:val="single" w:sz="4" w:space="0" w:color="auto"/>
+        <w:left w:val="single" w:sz="4" w:space="0" w:color="auto"/>
+        <w:bottom w:val="single" w:sz="4" w:space="0" w:color="auto"/>
+        <w:right w:val="single" w:sz="4" w:space="0" w:color="auto"/>
+        <w:insideH w:val="single" w:sz="4" w:space="0" w:color="auto"/>
+        <w:insideV w:val="single" w:sz="4" w:space="0" w:color="auto"/>
+      </w:tblBorders>
+    </w:tblPr>
+  </w:style>
+</w:styles>
+</file>
+
+<file path=word/stylesWithEffects.xml><?xml version="1.0" encoding="utf-8"?>
+<w:styles xmlns:wpc="http://schemas.microsoft.com/office/word/2010/wordprocessingCanvas" xmlns:mc="http://schemas.openxmlformats.org/markup-compatibility/2006" xmlns:o="urn:schemas-microsoft-com:office:office" xmlns:r="http://schemas.openxmlformats.org/officeDocument/2006/relationships" xmlns:m="http://schemas.openxmlformats.org/officeDocument/2006/math" xmlns:v="urn:schemas-microsoft-com:vml" xmlns:wp14="http://schemas.microsoft.com/office/word/2010/wordprocessingDrawing" xmlns:wp="http://schemas.openxmlformats.org/drawingml/2006/wordprocessingDrawing" xmlns:w10="urn:schemas-microsoft-com:office:word" xmlns:w="http://schemas.openxmlformats.org/wordprocessingml/2006/main" xmlns:w14="http://schemas.microsoft.com/office/word/2010/wordml" xmlns:wpg="http://schemas.microsoft.com/office/word/2010/wordprocessingGroup" xmlns:wpi="http://schemas.microsoft.com/office/word/2010/wordprocessingInk" xmlns:wne="http://schemas.microsoft.com/office/word/2006/wordml" xmlns:wps="http://schemas.microsoft.com/office/word/2010/wordprocessingShape" mc:Ignorable="w14 wp14">
+  <w:docDefaults>
+    <w:rPrDefault>
+      <w:rPr>
+        <w:rFonts w:asciiTheme="minorHAnsi" w:eastAsiaTheme="minorEastAsia" w:hAnsiTheme="minorHAnsi" w:cstheme="minorBidi"/>
+        <w:lang w:val="en-US" w:eastAsia="zh-CN" w:bidi="ar-SA"/>
+      </w:rPr>
+    </w:rPrDefault>
+    <w:pPrDefault/>
+  </w:docDefaults>
+  <w:latentStyles w:defLockedState="0" w:defUIPriority="0" w:defSemiHidden="0" w:defUnhideWhenUsed="0" w:defQFormat="0" w:count="267">
+    <w:lsdException w:name="Normal" w:qFormat="1"/>
+    <w:lsdException w:name="heading 1" w:qFormat="1"/>
+    <w:lsdException w:name="heading 2" w:semiHidden="1" w:unhideWhenUsed="1" w:qFormat="1"/>
+    <w:lsdException w:name="heading 3" w:semiHidden="1" w:unhideWhenUsed="1" w:qFormat="1"/>
+    <w:lsdException w:name="heading 4" w:semiHidden="1" w:uiPriority="9" w:unhideWhenUsed="1" w:qFormat="1"/>
+    <w:lsdException w:name="heading 5" w:semiHidden="1" w:unhideWhenUsed="1" w:qFormat="1"/>
+    <w:lsdException w:name="heading 6" w:semiHidden="1" w:unhideWhenUsed="1" w:qFormat="1"/>
+    <w:lsdException w:name="heading 7" w:semiHidden="1" w:unhideWhenUsed="1" w:qFormat="1"/>
+    <w:lsdException w:name="heading 8" w:semiHidden="1" w:unhideWhenUsed="1" w:qFormat="1"/>
+    <w:lsdException w:name="heading 9" w:semiHidden="1" w:unhideWhenUsed="1" w:qFormat="1"/>
+    <w:lsdException w:name="header" w:semiHidden="1"/>
+    <w:lsdException w:name="footer" w:uiPriority="99" w:qFormat="1"/>
+    <w:lsdException w:name="caption" w:semiHidden="1" w:unhideWhenUsed="1" w:qFormat="1"/>
+    <w:lsdException w:name="List Bullet" w:uiPriority="99"/>
+    <w:lsdException w:name="Title" w:qFormat="1"/>
+    <w:lsdException w:name="Default Paragraph Font" w:semiHidden="1"/>
+    <w:lsdException w:name="Subtitle" w:qFormat="1"/>
+    <w:lsdException w:name="Hyperlink" w:uiPriority="99"/>
+    <w:lsdException w:name="Strong" w:uiPriority="22" w:qFormat="1"/>
+    <w:lsdException w:name="Emphasis" w:qFormat="1"/>
+    <w:lsdException w:name="HTML Top of Form" w:semiHidden="1" w:uiPriority="99" w:unhideWhenUsed="1"/>
+    <w:lsdException w:name="HTML Bottom of Form" w:semiHidden="1" w:uiPriority="99" w:unhideWhenUsed="1"/>
+    <w:lsdException w:name="Normal (Web)" w:uiPriority="99"/>
+    <w:lsdException w:name="Normal Table" w:semiHidden="1" w:unhideWhenUsed="1"/>
+    <w:lsdException w:name="No List" w:semiHidden="1" w:uiPriority="99" w:unhideWhenUsed="1"/>
+    <w:lsdException w:name="Outline List 1" w:semiHidden="1" w:uiPriority="99" w:unhideWhenUsed="1"/>
+    <w:lsdException w:name="Outline List 2" w:semiHidden="1" w:uiPriority="99" w:unhideWhenUsed="1"/>
+    <w:lsdException w:name="Outline List 3" w:semiHidden="1" w:uiPriority="99" w:unhideWhenUsed="1"/>
+    <w:lsdException w:name="Table Simple 1" w:semiHidden="1" w:unhideWhenUsed="1"/>
+    <w:lsdException w:name="Table Simple 2" w:semiHidden="1" w:unhideWhenUsed="1"/>
+    <w:lsdException w:name="Table Simple 3" w:semiHidden="1" w:unhideWhenUsed="1"/>
+    <w:lsdException w:name="Table Classic 1" w:semiHidden="1" w:unhideWhenUsed="1"/>
+    <w:lsdException w:name="Table Classic 2" w:semiHidden="1" w:unhideWhenUsed="1"/>
+    <w:lsdException w:name="Table Classic 3" w:semiHidden="1" w:unhideWhenUsed="1"/>
+    <w:lsdException w:name="Table Classic 4" w:semiHidden="1" w:unhideWhenUsed="1"/>
+    <w:lsdException w:name="Table Colorful 1" w:semiHidden="1" w:unhideWhenUsed="1"/>
+    <w:lsdException w:name="Table Colorful 2" w:semiHidden="1" w:unhideWhenUsed="1"/>
+    <w:lsdException w:name="Table Colorful 3" w:semiHidden="1" w:unhideWhenUsed="1"/>
+    <w:lsdException w:name="Table Columns 1" w:semiHidden="1" w:unhideWhenUsed="1"/>
+    <w:lsdException w:name="Table Columns 2" w:semiHidden="1" w:unhideWhenUsed="1"/>
+    <w:lsdException w:name="Table Columns 3" w:semiHidden="1" w:unhideWhenUsed="1"/>
+    <w:lsdException w:name="Table Columns 4" w:semiHidden="1" w:unhideWhenUsed="1"/>
+    <w:lsdException w:name="Table Columns 5" w:semiHidden="1" w:unhideWhenUsed="1"/>
+    <w:lsdException w:name="Table Grid 1" w:semiHidden="1" w:unhideWhenUsed="1"/>
+    <w:lsdException w:name="Table Grid 2" w:semiHidden="1" w:unhideWhenUsed="1"/>
+    <w:lsdException w:name="Table Grid 3" w:semiHidden="1" w:unhideWhenUsed="1"/>
+    <w:lsdException w:name="Table Grid 4" w:semiHidden="1" w:unhideWhenUsed="1"/>
+    <w:lsdException w:name="Table Grid 5" w:semiHidden="1" w:unhideWhenUsed="1"/>
+    <w:lsdException w:name="Table Grid 6" w:semiHidden="1" w:unhideWhenUsed="1"/>
+    <w:lsdException w:name="Table Grid 7" w:semiHidden="1" w:unhideWhenUsed="1"/>
+    <w:lsdException w:name="Table Grid 8" w:semiHidden="1" w:unhideWhenUsed="1"/>
+    <w:lsdException w:name="Table List 1" w:semiHidden="1" w:unhideWhenUsed="1"/>
+    <w:lsdException w:name="Table List 2" w:semiHidden="1" w:unhideWhenUsed="1"/>
+    <w:lsdException w:name="Table List 3" w:semiHidden="1" w:unhideWhenUsed="1"/>
+    <w:lsdException w:name="Table List 4" w:semiHidden="1" w:unhideWhenUsed="1"/>
+    <w:lsdException w:name="Table List 5" w:semiHidden="1" w:unhideWhenUsed="1"/>
+    <w:lsdException w:name="Table List 6" w:semiHidden="1" w:unhideWhenUsed="1"/>
+    <w:lsdException w:name="Table List 7" w:semiHidden="1" w:unhideWhenUsed="1"/>
+    <w:lsdException w:name="Table List 8" w:semiHidden="1" w:unhideWhenUsed="1"/>
+    <w:lsdException w:name="Table 3D effects 1" w:semiHidden="1" w:unhideWhenUsed="1"/>
+    <w:lsdException w:name="Table 3D effects 2" w:semiHidden="1" w:unhideWhenUsed="1"/>
+    <w:lsdException w:name="Table 3D effects 3" w:semiHidden="1" w:unhideWhenUsed="1"/>
+    <w:lsdException w:name="Table Contemporary" w:semiHidden="1" w:unhideWhenUsed="1"/>
+    <w:lsdException w:name="Table Elegant" w:semiHidden="1" w:unhideWhenUsed="1"/>
+    <w:lsdException w:name="Table Professional" w:semiHidden="1" w:unhideWhenUsed="1"/>
+    <w:lsdException w:name="Table Subtle 1" w:semiHidden="1" w:unhideWhenUsed="1"/>
+    <w:lsdException w:name="Table Subtle 2" w:semiHidden="1" w:unhideWhenUsed="1"/>
+    <w:lsdException w:name="Table Web 1" w:semiHidden="1" w:unhideWhenUsed="1"/>
+    <w:lsdException w:name="Table Web 2" w:semiHidden="1" w:unhideWhenUsed="1"/>
+    <w:lsdException w:name="Table Web 3" w:semiHidden="1" w:unhideWhenUsed="1"/>
+    <w:lsdException w:name="Table Grid" w:uiPriority="59"/>
+    <w:lsdException w:name="Table Theme" w:semiHidden="1" w:unhideWhenUsed="1"/>
+    <w:lsdException w:name="Placeholder Text" w:semiHidden="1" w:uiPriority="99" w:unhideWhenUsed="1"/>
+    <w:lsdException w:name="No Spacing" w:semiHidden="1" w:uiPriority="99" w:unhideWhenUsed="1"/>
+    <w:lsdException w:name="Light Shading" w:uiPriority="60"/>
+    <w:lsdException w:name="Light List" w:uiPriority="61"/>
+    <w:lsdException w:name="Light Grid" w:uiPriority="62"/>
+    <w:lsdException w:name="Medium Shading 1" w:uiPriority="63"/>
+    <w:lsdException w:name="Medium Shading 2" w:uiPriority="64"/>
+    <w:lsdException w:name="Medium List 1" w:uiPriority="65"/>
+    <w:lsdException w:name="Medium List 2" w:uiPriority="66"/>
+    <w:lsdException w:name="Medium Grid 1" w:uiPriority="67"/>
+    <w:lsdException w:name="Medium Grid 2" w:uiPriority="68"/>
+    <w:lsdException w:name="Medium Grid 3" w:uiPriority="69"/>
+    <w:lsdException w:name="Dark List" w:uiPriority="70"/>
+    <w:lsdException w:name="Colorful Shading" w:uiPriority="71"/>
+    <w:lsdException w:name="Colorful List" w:uiPriority="72"/>
+    <w:lsdException w:name="Colorful Grid" w:uiPriority="73"/>
+    <w:lsdException w:name="Light Shading Accent 1" w:uiPriority="60"/>
+    <w:lsdException w:name="Light List Accent 1" w:uiPriority="61"/>
+    <w:lsdException w:name="Light Grid Accent 1" w:uiPriority="62"/>
+    <w:lsdException w:name="Medium Shading 1 Accent 1" w:uiPriority="63"/>
+    <w:lsdException w:name="Medium Shading 2 Accent 1" w:uiPriority="64"/>
+    <w:lsdException w:name="Medium List 1 Accent 1" w:uiPriority="65"/>
+    <w:lsdException w:name="Revision" w:semiHidden="1" w:uiPriority="99" w:unhideWhenUsed="1"/>
+    <w:lsdException w:name="List Paragraph" w:semiHidden="1" w:uiPriority="99" w:unhideWhenUsed="1"/>
+    <w:lsdException w:name="Quote" w:semiHidden="1" w:uiPriority="99" w:unhideWhenUsed="1"/>
+    <w:lsdException w:name="Intense Quote" w:semiHidden="1" w:uiPriority="99" w:unhideWhenUsed="1"/>
+    <w:lsdException w:name="Medium List 2 Accent 1" w:uiPriority="66"/>
+    <w:lsdException w:name="Medium Grid 1 Accent 1" w:uiPriority="67"/>
+    <w:lsdException w:name="Medium Grid 2 Accent 1" w:uiPriority="68"/>
+    <w:lsdException w:name="Medium Grid 3 Accent 1" w:uiPriority="69"/>
+    <w:lsdException w:name="Dark List Accent 1" w:uiPriority="70"/>
+    <w:lsdException w:name="Colorful Shading Accent 1" w:uiPriority="71"/>
+    <w:lsdException w:name="Colorful List Accent 1" w:uiPriority="72"/>
+    <w:lsdException w:name="Colorful Grid Accent 1" w:uiPriority="73"/>
+    <w:lsdException w:name="Light Shading Accent 2" w:uiPriority="60"/>
+    <w:lsdException w:name="Light List Accent 2" w:uiPriority="61"/>
+    <w:lsdException w:name="Light Grid Accent 2" w:uiPriority="62"/>
+    <w:lsdException w:name="Medium Shading 1 Accent 2" w:uiPriority="63"/>
+    <w:lsdException w:name="Medium Shading 2 Accent 2" w:uiPriority="64"/>
+    <w:lsdException w:name="Medium List 1 Accent 2" w:uiPriority="65"/>
+    <w:lsdException w:name="Medium List 2 Accent 2" w:uiPriority="66"/>
+    <w:lsdException w:name="Medium Grid 1 Accent 2" w:uiPriority="67"/>
+    <w:lsdException w:name="Medium Grid 2 Accent 2" w:uiPriority="68"/>
+    <w:lsdException w:name="Medium Grid 3 Accent 2" w:uiPriority="69"/>
+    <w:lsdException w:name="Dark List Accent 2" w:uiPriority="70"/>
+    <w:lsdException w:name="Colorful Shading Accent 2" w:uiPriority="71"/>
+    <w:lsdException w:name="Colorful List Accent 2" w:uiPriority="72"/>
+    <w:lsdException w:name="Colorful Grid Accent 2" w:uiPriority="73"/>
+    <w:lsdException w:name="Light Shading Accent 3" w:uiPriority="60"/>
+    <w:lsdException w:name="Light List Accent 3" w:uiPriority="61"/>
+    <w:lsdException w:name="Light Grid Accent 3" w:uiPriority="62"/>
+    <w:lsdException w:name="Medium Shading 1 Accent 3" w:uiPriority="63"/>
+    <w:lsdException w:name="Medium Shading 2 Accent 3" w:uiPriority="64"/>
+    <w:lsdException w:name="Medium List 1 Accent 3" w:uiPriority="65"/>
+    <w:lsdException w:name="Medium List 2 Accent 3" w:uiPriority="66"/>
+    <w:lsdException w:name="Medium Grid 1 Accent 3" w:uiPriority="67"/>
+    <w:lsdException w:name="Medium Grid 2 Accent 3" w:uiPriority="68"/>
+    <w:lsdException w:name="Medium Grid 3 Accent 3" w:uiPriority="69"/>
+    <w:lsdException w:name="Dark List Accent 3" w:uiPriority="70"/>
+    <w:lsdException w:name="Colorful Shading Accent 3" w:uiPriority="71"/>
+    <w:lsdException w:name="Colorful List Accent 3" w:uiPriority="72"/>
+    <w:lsdException w:name="Colorful Grid Accent 3" w:uiPriority="73"/>
+    <w:lsdException w:name="Light Shading Accent 4" w:uiPriority="60"/>
+    <w:lsdException w:name="Light List Accent 4" w:uiPriority="61"/>
+    <w:lsdException w:name="Light Grid Accent 4" w:uiPriority="62"/>
+    <w:lsdException w:name="Medium Shading 1 Accent 4" w:uiPriority="63"/>
+    <w:lsdException w:name="Medium Shading 2 Accent 4" w:uiPriority="64"/>
+    <w:lsdException w:name="Medium List 1 Accent 4" w:uiPriority="65"/>
+    <w:lsdException w:name="Medium List 2 Accent 4" w:uiPriority="66"/>
+    <w:lsdException w:name="Medium Grid 1 Accent 4" w:uiPriority="67"/>
+    <w:lsdException w:name="Medium Grid 2 Accent 4" w:uiPriority="68"/>
+    <w:lsdException w:name="Medium Grid 3 Accent 4" w:uiPriority="69"/>
+    <w:lsdException w:name="Dark List Accent 4" w:uiPriority="70"/>
+    <w:lsdException w:name="Colorful Shading Accent 4" w:uiPriority="71"/>
+    <w:lsdException w:name="Colorful List Accent 4" w:uiPriority="72"/>
+    <w:lsdException w:name="Colorful Grid Accent 4" w:uiPriority="73"/>
+    <w:lsdException w:name="Light Shading Accent 5" w:uiPriority="60"/>
+    <w:lsdException w:name="Light List Accent 5" w:uiPriority="61"/>
+    <w:lsdException w:name="Light Grid Accent 5" w:uiPriority="62"/>
+    <w:lsdException w:name="Medium Shading 1 Accent 5" w:uiPriority="63"/>
+    <w:lsdException w:name="Medium Shading 2 Accent 5" w:uiPriority="64"/>
+    <w:lsdException w:name="Medium List 1 Accent 5" w:uiPriority="65"/>
+    <w:lsdException w:name="Medium List 2 Accent 5" w:uiPriority="66"/>
+    <w:lsdException w:name="Medium Grid 1 Accent 5" w:uiPriority="67"/>
+    <w:lsdException w:name="Medium Grid 2 Accent 5" w:uiPriority="68"/>
+    <w:lsdException w:name="Medium Grid 3 Accent 5" w:uiPriority="69"/>
+    <w:lsdException w:name="Dark List Accent 5" w:uiPriority="70"/>
+    <w:lsdException w:name="Colorful Shading Accent 5" w:uiPriority="71"/>
+    <w:lsdException w:name="Colorful List Accent 5" w:uiPriority="72"/>
+    <w:lsdException w:name="Colorful Grid Accent 5" w:uiPriority="73"/>
+    <w:lsdException w:name="Light Shading Accent 6" w:uiPriority="60"/>
+    <w:lsdException w:name="Light List Accent 6" w:uiPriority="61"/>
+    <w:lsdException w:name="Light Grid Accent 6" w:uiPriority="62"/>
+    <w:lsdException w:name="Medium Shading 1 Accent 6" w:uiPriority="63"/>
+    <w:lsdException w:name="Medium Shading 2 Accent 6" w:uiPriority="64"/>
+    <w:lsdException w:name="Medium List 1 Accent 6" w:uiPriority="65"/>
+    <w:lsdException w:name="Medium List 2 Accent 6" w:uiPriority="66"/>
+    <w:lsdException w:name="Medium Grid 1 Accent 6" w:uiPriority="67"/>
+    <w:lsdException w:name="Medium Grid 2 Accent 6" w:uiPriority="68"/>
+    <w:lsdException w:name="Medium Grid 3 Accent 6" w:uiPriority="69"/>
+    <w:lsdException w:name="Dark List Accent 6" w:uiPriority="70"/>
+    <w:lsdException w:name="Colorful Shading Accent 6" w:uiPriority="71"/>
+    <w:lsdException w:name="Colorful List Accent 6" w:uiPriority="72"/>
+    <w:lsdException w:name="Colorful Grid Accent 6" w:uiPriority="73"/>
+    <w:lsdException w:name="Subtle Emphasis" w:uiPriority="19" w:qFormat="1"/>
+    <w:lsdException w:name="Intense Emphasis" w:uiPriority="21" w:qFormat="1"/>
+    <w:lsdException w:name="Subtle Reference" w:uiPriority="31" w:qFormat="1"/>
+    <w:lsdException w:name="Intense Reference" w:uiPriority="32" w:qFormat="1"/>
+    <w:lsdException w:name="Book Title" w:uiPriority="33" w:qFormat="1"/>
+    <w:lsdException w:name="Bibliography" w:semiHidden="1" w:uiPriority="37" w:unhideWhenUsed="1"/>
+    <w:lsdException w:name="TOC Heading" w:semiHidden="1" w:uiPriority="39" w:unhideWhenUsed="1" w:qFormat="1"/>
+  </w:latentStyles>
+  <w:style w:type="paragraph" w:default="1" w:styleId="a0">
+    <w:name w:val="Normal"/>
+    <w:qFormat/>
+    <w:pPr>
+      <w:widowControl w:val="0"/>
+      <w:jc w:val="both"/>
+    </w:pPr>
+    <w:rPr>
+      <w:rFonts w:ascii="Times New Roman" w:eastAsia="宋体" w:hAnsi="Times New Roman" w:cs="Times New Roman"/>
+      <w:kern w:val="2"/>
+      <w:sz w:val="28"/>
+      <w:szCs w:val="28"/>
+    </w:rPr>
+  </w:style>
+  <w:style w:type="paragraph" w:styleId="1">
+    <w:name w:val="heading 1"/>
+    <w:basedOn w:val="a0"/>
+    <w:next w:val="a0"/>
+    <w:link w:val="1Char"/>
+    <w:qFormat/>
+    <w:rsid w:val="000C011A"/>
+    <w:pPr>
+      <w:keepNext/>
+      <w:keepLines/>
+      <w:spacing w:before="340" w:after="330" w:line="578" w:lineRule="auto"/>
+      <w:outlineLvl w:val="0"/>
+    </w:pPr>
+    <w:rPr>
+      <w:b/>
+      <w:bCs/>
+      <w:kern w:val="44"/>
+      <w:sz w:val="44"/>
+      <w:szCs w:val="44"/>
+    </w:rPr>
+  </w:style>
+  <w:style w:type="paragraph" w:styleId="2">
+    <w:name w:val="heading 2"/>
+    <w:basedOn w:val="a0"/>
+    <w:next w:val="a0"/>
+    <w:link w:val="2Char"/>
+    <w:unhideWhenUsed/>
+    <w:qFormat/>
+    <w:rsid w:val="00F4278F"/>
+    <w:pPr>
+      <w:keepNext/>
+      <w:keepLines/>
+      <w:spacing w:before="260" w:after="260" w:line="416" w:lineRule="auto"/>
+      <w:outlineLvl w:val="1"/>
+    </w:pPr>
+    <w:rPr>
+      <w:rFonts w:asciiTheme="majorHAnsi" w:eastAsiaTheme="majorEastAsia" w:hAnsiTheme="majorHAnsi" w:cstheme="majorBidi"/>
+      <w:b/>
+      <w:bCs/>
+      <w:sz w:val="32"/>
+      <w:szCs w:val="32"/>
+    </w:rPr>
+  </w:style>
+  <w:style w:type="paragraph" w:styleId="3">
+    <w:name w:val="heading 3"/>
+    <w:basedOn w:val="a0"/>
+    <w:next w:val="a0"/>
+    <w:link w:val="3Char"/>
+    <w:semiHidden/>
+    <w:unhideWhenUsed/>
+    <w:qFormat/>
+    <w:rsid w:val="00372AC7"/>
+    <w:pPr>
+      <w:keepNext/>
+      <w:keepLines/>
+      <w:spacing w:before="260" w:after="260" w:line="416" w:lineRule="auto"/>
+      <w:outlineLvl w:val="2"/>
+    </w:pPr>
+    <w:rPr>
+      <w:b/>
+      <w:bCs/>
+      <w:sz w:val="32"/>
+      <w:szCs w:val="32"/>
+    </w:rPr>
+  </w:style>
+  <w:style w:type="paragraph" w:styleId="4">
+    <w:name w:val="heading 4"/>
+    <w:basedOn w:val="a0"/>
+    <w:link w:val="4Char"/>
+    <w:uiPriority w:val="9"/>
+    <w:qFormat/>
+    <w:rsid w:val="00F45F98"/>
+    <w:pPr>
+      <w:widowControl/>
+      <w:spacing w:before="100" w:beforeAutospacing="1" w:after="100" w:afterAutospacing="1"/>
+      <w:jc w:val="left"/>
+      <w:outlineLvl w:val="3"/>
+    </w:pPr>
+    <w:rPr>
+      <w:rFonts w:ascii="宋体" w:hAnsi="宋体" w:cs="宋体"/>
+      <w:b/>
+      <w:bCs/>
+      <w:kern w:val="0"/>
+      <w:sz w:val="24"/>
+      <w:szCs w:val="24"/>
+    </w:rPr>
+  </w:style>
+  <w:style w:type="character" w:default="1" w:styleId="a1">
+    <w:name w:val="Default Paragraph Font"/>
+    <w:uiPriority w:val="1"/>
+    <w:semiHidden/>
+    <w:unhideWhenUsed/>
+  </w:style>
+  <w:style w:type="table" w:default="1" w:styleId="a2">
+    <w:name w:val="Normal Table"/>
+    <w:uiPriority w:val="99"/>
+    <w:semiHidden/>
+    <w:unhideWhenUsed/>
+    <w:tblPr>
+      <w:tblInd w:w="0" w:type="dxa"/>
+      <w:tblCellMar>
+        <w:top w:w="0" w:type="dxa"/>
+        <w:left w:w="108" w:type="dxa"/>
+        <w:bottom w:w="0" w:type="dxa"/>
+        <w:right w:w="108" w:type="dxa"/>
+      </w:tblCellMar>
+    </w:tblPr>
+  </w:style>
+  <w:style w:type="numbering" w:default="1" w:styleId="a3">
+    <w:name w:val="No List"/>
+    <w:uiPriority w:val="99"/>
+    <w:semiHidden/>
+    <w:unhideWhenUsed/>
+  </w:style>
+  <w:style w:type="paragraph" w:styleId="a4">
+    <w:name w:val="footer"/>
+    <w:basedOn w:val="a0"/>
+    <w:uiPriority w:val="99"/>
+    <w:qFormat/>
+    <w:pPr>
+      <w:tabs>
+        <w:tab w:val="center" w:pos="4153"/>
+        <w:tab w:val="right" w:pos="8306"/>
+      </w:tabs>
+      <w:snapToGrid w:val="0"/>
+      <w:spacing w:line="240" w:lineRule="atLeast"/>
+      <w:jc w:val="left"/>
+    </w:pPr>
+    <w:rPr>
+      <w:sz w:val="18"/>
+      <w:szCs w:val="18"/>
+    </w:rPr>
+  </w:style>
+  <w:style w:type="paragraph" w:styleId="a5">
+    <w:name w:val="header"/>
+    <w:basedOn w:val="a0"/>
+    <w:semiHidden/>
+    <w:pPr>
+      <w:pBdr>
+        <w:bottom w:val="single" w:sz="6" w:space="1" w:color="auto"/>
+      </w:pBdr>
+      <w:tabs>
+        <w:tab w:val="center" w:pos="4153"/>
+        <w:tab w:val="right" w:pos="8306"/>
+      </w:tabs>
+      <w:snapToGrid w:val="0"/>
+      <w:spacing w:line="240" w:lineRule="atLeast"/>
+      <w:jc w:val="center"/>
+    </w:pPr>
+    <w:rPr>
+      <w:sz w:val="18"/>
+      <w:szCs w:val="18"/>
+    </w:rPr>
+  </w:style>
+  <w:style w:type="paragraph" w:customStyle="1" w:styleId="a6">
+    <w:name w:val="普通标题"/>
+    <w:basedOn w:val="a0"/>
+    <w:next w:val="a0"/>
+    <w:qFormat/>
+    <w:pPr>
+      <w:spacing w:beforeLines="100" w:before="100" w:afterLines="200" w:after="200"/>
+      <w:jc w:val="center"/>
+    </w:pPr>
+    <w:rPr>
+      <w:b/>
+      <w:sz w:val="36"/>
+      <w:szCs w:val="36"/>
+    </w:rPr>
+  </w:style>
+  <w:style w:type="paragraph" w:styleId="a7">
+    <w:name w:val="Balloon Text"/>
+    <w:basedOn w:val="a0"/>
+    <w:link w:val="Char"/>
+    <w:rsid w:val="00D63F49"/>
+    <w:rPr>
+      <w:sz w:val="18"/>
+      <w:szCs w:val="18"/>
+    </w:rPr>
+  </w:style>
+  <w:style w:type="character" w:customStyle="1" w:styleId="Char">
+    <w:name w:val="批注框文本 Char"/>
+    <w:basedOn w:val="a1"/>
+    <w:link w:val="a7"/>
+    <w:rsid w:val="00D63F49"/>
+    <w:rPr>
+      <w:rFonts w:ascii="Times New Roman" w:eastAsia="宋体" w:hAnsi="Times New Roman" w:cs="Times New Roman"/>
+      <w:kern w:val="2"/>
+      <w:sz w:val="18"/>
+      <w:szCs w:val="18"/>
+    </w:rPr>
+  </w:style>
+  <w:style w:type="character" w:customStyle="1" w:styleId="4Char">
+    <w:name w:val="标题 4 Char"/>
+    <w:basedOn w:val="a1"/>
+    <w:link w:val="4"/>
+    <w:uiPriority w:val="9"/>
+    <w:rsid w:val="00F45F98"/>
+    <w:rPr>
+      <w:rFonts w:ascii="宋体" w:eastAsia="宋体" w:hAnsi="宋体" w:cs="宋体"/>
+      <w:b/>
+      <w:bCs/>
+      <w:sz w:val="24"/>
+      <w:szCs w:val="24"/>
+    </w:rPr>
+  </w:style>
+  <w:style w:type="paragraph" w:styleId="a8">
+    <w:name w:val="Normal (Web)"/>
+    <w:basedOn w:val="a0"/>
+    <w:uiPriority w:val="99"/>
+    <w:unhideWhenUsed/>
+    <w:rsid w:val="00F45F98"/>
+    <w:pPr>
+      <w:widowControl/>
+      <w:spacing w:before="100" w:beforeAutospacing="1" w:after="100" w:afterAutospacing="1"/>
+      <w:jc w:val="left"/>
+    </w:pPr>
+    <w:rPr>
+      <w:rFonts w:ascii="宋体" w:hAnsi="宋体" w:cs="宋体"/>
+      <w:kern w:val="0"/>
+      <w:sz w:val="24"/>
+      <w:szCs w:val="24"/>
+    </w:rPr>
+  </w:style>
+  <w:style w:type="paragraph" w:styleId="a9">
+    <w:name w:val="List Paragraph"/>
+    <w:basedOn w:val="a0"/>
+    <w:uiPriority w:val="99"/>
+    <w:unhideWhenUsed/>
+    <w:rsid w:val="003A1F64"/>
+    <w:pPr>
+      <w:ind w:firstLineChars="200" w:firstLine="420"/>
+    </w:pPr>
+  </w:style>
+  <w:style w:type="character" w:customStyle="1" w:styleId="3Char">
+    <w:name w:val="标题 3 Char"/>
+    <w:basedOn w:val="a1"/>
+    <w:link w:val="3"/>
+    <w:semiHidden/>
+    <w:rsid w:val="00372AC7"/>
+    <w:rPr>
+      <w:rFonts w:ascii="Times New Roman" w:eastAsia="宋体" w:hAnsi="Times New Roman" w:cs="Times New Roman"/>
+      <w:b/>
+      <w:bCs/>
+      <w:kern w:val="2"/>
+      <w:sz w:val="32"/>
+      <w:szCs w:val="32"/>
+    </w:rPr>
+  </w:style>
+  <w:style w:type="character" w:styleId="aa">
+    <w:name w:val="Strong"/>
+    <w:basedOn w:val="a1"/>
+    <w:uiPriority w:val="22"/>
+    <w:qFormat/>
+    <w:rsid w:val="000C011A"/>
+    <w:rPr>
+      <w:b/>
+      <w:bCs/>
+    </w:rPr>
+  </w:style>
+  <w:style w:type="character" w:customStyle="1" w:styleId="1Char">
+    <w:name w:val="标题 1 Char"/>
+    <w:basedOn w:val="a1"/>
+    <w:link w:val="1"/>
+    <w:rsid w:val="000C011A"/>
+    <w:rPr>
+      <w:rFonts w:ascii="Times New Roman" w:eastAsia="宋体" w:hAnsi="Times New Roman" w:cs="Times New Roman"/>
+      <w:b/>
+      <w:bCs/>
+      <w:kern w:val="44"/>
+      <w:sz w:val="44"/>
+      <w:szCs w:val="44"/>
+    </w:rPr>
+  </w:style>
+  <w:style w:type="character" w:styleId="ab">
+    <w:name w:val="Hyperlink"/>
+    <w:basedOn w:val="a1"/>
+    <w:uiPriority w:val="99"/>
+    <w:unhideWhenUsed/>
+    <w:rsid w:val="000C011A"/>
+    <w:rPr>
+      <w:color w:val="0000FF"/>
+      <w:u w:val="single"/>
+    </w:rPr>
+  </w:style>
+  <w:style w:type="paragraph" w:styleId="ac">
+    <w:name w:val="Title"/>
+    <w:basedOn w:val="a0"/>
+    <w:next w:val="a0"/>
+    <w:link w:val="Char0"/>
+    <w:qFormat/>
+    <w:rsid w:val="00FB4ED8"/>
+    <w:pPr>
+      <w:spacing w:before="240" w:after="60"/>
+      <w:jc w:val="center"/>
+      <w:outlineLvl w:val="0"/>
+    </w:pPr>
+    <w:rPr>
+      <w:rFonts w:asciiTheme="majorHAnsi" w:hAnsiTheme="majorHAnsi" w:cstheme="majorBidi"/>
+      <w:b/>
+      <w:bCs/>
+      <w:sz w:val="32"/>
+      <w:szCs w:val="32"/>
+    </w:rPr>
+  </w:style>
+  <w:style w:type="character" w:customStyle="1" w:styleId="Char0">
+    <w:name w:val="标题 Char"/>
+    <w:basedOn w:val="a1"/>
+    <w:link w:val="ac"/>
+    <w:rsid w:val="00FB4ED8"/>
+    <w:rPr>
+      <w:rFonts w:asciiTheme="majorHAnsi" w:eastAsia="宋体" w:hAnsiTheme="majorHAnsi" w:cstheme="majorBidi"/>
+      <w:b/>
+      <w:bCs/>
+      <w:kern w:val="2"/>
+      <w:sz w:val="32"/>
+      <w:szCs w:val="32"/>
+    </w:rPr>
+  </w:style>
+  <w:style w:type="character" w:customStyle="1" w:styleId="2Char">
+    <w:name w:val="标题 2 Char"/>
+    <w:basedOn w:val="a1"/>
+    <w:link w:val="2"/>
+    <w:rsid w:val="00F4278F"/>
+    <w:rPr>
+      <w:rFonts w:asciiTheme="majorHAnsi" w:eastAsiaTheme="majorEastAsia" w:hAnsiTheme="majorHAnsi" w:cstheme="majorBidi"/>
+      <w:b/>
+      <w:bCs/>
+      <w:kern w:val="2"/>
+      <w:sz w:val="32"/>
+      <w:szCs w:val="32"/>
+    </w:rPr>
+  </w:style>
+  <w:style w:type="paragraph" w:styleId="a">
+    <w:name w:val="List Bullet"/>
+    <w:basedOn w:val="a0"/>
+    <w:uiPriority w:val="99"/>
+    <w:unhideWhenUsed/>
+    <w:rsid w:val="00D34692"/>
+    <w:pPr>
+      <w:widowControl/>
+      <w:numPr>
+        <w:numId w:val="7"/>
+      </w:numPr>
+      <w:spacing w:after="80" w:line="360" w:lineRule="auto"/>
+      <w:contextualSpacing/>
+      <w:jc w:val="left"/>
+    </w:pPr>
+    <w:rPr>
+      <w:rFonts w:eastAsiaTheme="minorEastAsia" w:cstheme="minorBidi"/>
+      <w:kern w:val="0"/>
+      <w:sz w:val="22"/>
+      <w:szCs w:val="22"/>
+      <w:lang w:eastAsia="en-US"/>
+    </w:rPr>
+  </w:style>
+  <w:style w:type="table" w:styleId="ad">
+    <w:name w:val="Table Grid"/>
+    <w:basedOn w:val="a2"/>
+    <w:uiPriority w:val="59"/>
+    <w:rsid w:val="007F6DAB"/>
+    <w:rPr>
+      <w:sz w:val="22"/>
+      <w:szCs w:val="22"/>
+      <w:lang w:eastAsia="en-US"/>
+    </w:rPr>
+    <w:tblPr>
+      <w:tblBorders>
+        <w:top w:val="single" w:sz="4" w:space="0" w:color="auto"/>
+        <w:left w:val="single" w:sz="4" w:space="0" w:color="auto"/>
+        <w:bottom w:val="single" w:sz="4" w:space="0" w:color="auto"/>
+        <w:right w:val="single" w:sz="4" w:space="0" w:color="auto"/>
+        <w:insideH w:val="single" w:sz="4" w:space="0" w:color="auto"/>
+        <w:insideV w:val="single" w:sz="4" w:space="0" w:color="auto"/>
+      </w:tblBorders>
+    </w:tblPr>
+  </w:style>
+  <w:style w:type="table" w:customStyle="1" w:styleId="TableGrid1">
+    <w:name w:val="Table Grid1"/>
+    <w:basedOn w:val="a2"/>
+    <w:next w:val="ad"/>
     <w:uiPriority w:val="59"/>
     <w:rsid w:val="00FD4676"/>
     <w:rPr>
